--- a/docs/deliverables/00-投标文件技术标.docx
+++ b/docs/deliverables/00-投标文件技术标.docx
@@ -47341,7 +47341,6 @@
           <w:footerReference w:type="default" r:id="rId41"/>
           <w:pgSz w:w="16838" w:h="11906" w:orient="landscape"/>
           <w:pgMar w:top="850" w:right="737" w:bottom="850" w:left="737" w:header="708" w:footer="708" w:gutter="0"/>
-          <w:pgNumType w:start="1"/>
           <w:cols w:space="720"/>
           <w:docGrid w:linePitch="360"/>
         </w:sectPr>
@@ -59916,7 +59915,6 @@
       <w:footerReference w:type="default" r:id="rId43"/>
       <w:pgSz w:w="11906" w:h="16838"/>
       <w:pgMar w:top="1247" w:right="1134" w:bottom="1134" w:left="1247" w:header="708" w:footer="708" w:gutter="0"/>
-      <w:pgNumType w:start="1"/>
       <w:cols w:space="720"/>
       <w:docGrid w:linePitch="360"/>
     </w:sectPr>

--- a/docs/deliverables/00-投标文件技术标.docx
+++ b/docs/deliverables/00-投标文件技术标.docx
@@ -68,12 +68,94 @@
       </w:r>
     </w:p>
     <w:p>
+      <w:pPr>
+        <w:spacing w:line="288" w:lineRule="auto"/>
+      </w:pPr>
       <w:r>
-        <w:fldChar w:fldCharType="begin"/>
-        <w:instrText xml:space="preserve">TOC \o "1-3" \h \z \u</w:instrText>
-        <w:fldChar w:fldCharType="separate"/>
-        <w:t>请在 Word 中更新域</w:t>
-        <w:fldChar w:fldCharType="end"/>
+        <w:rPr/>
+        <w:t>第一章  投标响应总述</w:t>
+        <w:tab/>
+        <w:t>4</w:t>
+        <w:br/>
+        <w:t>第二章  需求理解</w:t>
+        <w:tab/>
+        <w:t>5</w:t>
+        <w:br/>
+        <w:t>第三章  总体技术方案</w:t>
+        <w:tab/>
+        <w:t>11</w:t>
+        <w:br/>
+        <w:t>第四章  功能实现方案</w:t>
+        <w:tab/>
+        <w:t>20</w:t>
+        <w:br/>
+        <w:t>第五章  关键技术实现方案</w:t>
+        <w:tab/>
+        <w:t>36</w:t>
+        <w:br/>
+        <w:t>第六章  开源组件与许可证合规</w:t>
+        <w:tab/>
+        <w:t>44</w:t>
+        <w:br/>
+        <w:t>第七章  非功能设计</w:t>
+        <w:tab/>
+        <w:t>46</w:t>
+        <w:br/>
+        <w:t>第八章  项目实施方案</w:t>
+        <w:tab/>
+        <w:t>49</w:t>
+        <w:br/>
+        <w:t>第九章  质量保障方案</w:t>
+        <w:tab/>
+        <w:t>54</w:t>
+        <w:br/>
+        <w:t>第十章  培训与售后服务方案</w:t>
+        <w:tab/>
+        <w:t>57</w:t>
+        <w:br/>
+        <w:t>第十一章  技术规格响应与偏离表</w:t>
+        <w:tab/>
+        <w:t>58</w:t>
+        <w:br/>
+        <w:t>第十二章  项目团队</w:t>
+        <w:tab/>
+        <w:t>80</w:t>
+        <w:br/>
+        <w:t>第十三章  类似项目业绩</w:t>
+        <w:tab/>
+        <w:t>82</w:t>
+        <w:br/>
+        <w:t>第十四章  合理化建议</w:t>
+        <w:tab/>
+        <w:t>83</w:t>
+        <w:br/>
+        <w:t>附录 A  术语和缩略语</w:t>
+        <w:tab/>
+        <w:t>84</w:t>
+        <w:br/>
+        <w:t>附录 B  接口与报文设计节选</w:t>
+        <w:tab/>
+        <w:t>85</w:t>
+        <w:br/>
+        <w:t>附录 C  条款—投标方案索引</w:t>
+        <w:tab/>
+        <w:t>87</w:t>
+        <w:br/>
+        <w:t>附录 D  核心数据字典</w:t>
+        <w:tab/>
+        <w:t>90</w:t>
+        <w:br/>
+        <w:t>附录 E  质量度量与验收用例框架</w:t>
+        <w:tab/>
+        <w:t>92</w:t>
+        <w:br/>
+        <w:t>附录 F  评分要点响应对照</w:t>
+        <w:tab/>
+        <w:t>93</w:t>
+        <w:br/>
+        <w:t>附录 G  交付物清单</w:t>
+        <w:tab/>
+        <w:t>94</w:t>
       </w:r>
     </w:p>
     <w:p>
@@ -94,7 +176,8 @@
         <w:keepLines/>
       </w:pPr>
       <w:r>
-        <w:t>本文件以真实用户需求书、冻结基线、G1-03至G1-07工作成果、facts、key_numbers和compliance_matrix为内容依据。教学参考技术标只提供章节、信息类型、图表密度和Word格式，不向本项目引入其业务、技术栈、算法、人员、业绩、指标或承诺。</w:t>
+        <w:rPr/>
+        <w:t>本技术标依据招标文件及其组成文件编制。各项响应以本文件的方案说明、技术规格响应表及实施阶段形成的验证资料为准。</w:t>
       </w:r>
     </w:p>
     <w:p>
@@ -102,7 +185,8 @@
         <w:keepLines/>
       </w:pPr>
       <w:r>
-        <w:t>文中“响应”表示方案已给出设计或管理安排，不等于现场实施和验收已经完成。接口连通、性能、安全、部署、演练和最终验收证据仍按项目计划形成，统一标记为PENDING_EVIDENCE。人员姓名、资历、类似业绩、合同编号等没有真实资料的内容标记【待人工确认】。</w:t>
+        <w:rPr/>
+        <w:t>本文件所述验证安排将在实施阶段形成可追溯的设计、测试、联调、试运行和验收资料。投标主体信息、人员履历及类似业绩等应按招标文件要求补充可核验材料。</w:t>
       </w:r>
     </w:p>
     <w:p>
@@ -4067,14 +4151,6 @@
     </w:p>
     <w:p>
       <w:pPr>
-        <w:pStyle w:val="1"/>
-      </w:pPr>
-      <w:r>
-        <w:t>第 2 部分 关键技术</w:t>
-      </w:r>
-    </w:p>
-    <w:p>
-      <w:pPr>
         <w:pStyle w:val="3"/>
       </w:pPr>
       <w:r>
@@ -14354,7 +14430,8 @@
         <w:keepLines/>
       </w:pPr>
       <w:r>
-        <w:t>测试覆盖正常路径、边界输入、重复请求、超时、依赖中断、恢复和权限拒绝。验证记录包含环境、数据、时间戳、请求与回执、结果和问题关闭证据，未取得现场条件时保持PENDING_EVIDENCE。</w:t>
+        <w:rPr/>
+        <w:t>以预案发布版本为基线，压测启动至任务受理的端到端时延；重复启动仅产生一次任务快照，并核对回滚后的待处置清单。</w:t>
       </w:r>
     </w:p>
     <w:p>
@@ -14438,7 +14515,8 @@
         <w:keepLines/>
       </w:pPr>
       <w:r>
-        <w:t>测试覆盖正常路径、边界输入、重复请求、超时、依赖中断、恢复和权限拒绝。验证记录包含环境、数据、时间戳、请求与回执、结果和问题关闭证据，未取得现场条件时保持PENDING_EVIDENCE。</w:t>
+        <w:rPr/>
+        <w:t>以通道受理、发送、到达和业务确认四类回执核对消息状态；模拟回执缺失时验证重试节奏、去重键和人工催办入口。</w:t>
       </w:r>
     </w:p>
     <w:p>
@@ -14546,7 +14624,8 @@
         <w:keepLines/>
       </w:pPr>
       <w:r>
-        <w:t>测试覆盖正常路径、边界输入、重复请求、超时、依赖中断、恢复和权限拒绝。验证记录包含环境、数据、时间戳、请求与回执、结果和问题关闭证据，未取得现场条件时保持PENDING_EVIDENCE。</w:t>
+        <w:rPr/>
+        <w:t>对并发催办、临时任务插入和关闭竞争进行状态迁移测试；核查非法迁移被拒绝且全过程保留审计轨迹。</w:t>
       </w:r>
     </w:p>
     <w:p>
@@ -14630,7 +14709,8 @@
         <w:keepLines/>
       </w:pPr>
       <w:r>
-        <w:t>测试覆盖正常路径、边界输入、重复请求、超时、依赖中断、恢复和权限拒绝。验证记录包含环境、数据、时间戳、请求与回执、结果和问题关闭证据，未取得现场条件时保持PENDING_EVIDENCE。</w:t>
+        <w:rPr/>
+        <w:t>以同一事件的时间线、地图图层和任务状态为对照，验证多源时间戳排序；地图服务不可用时保留列表态势与最后有效位置。</w:t>
       </w:r>
     </w:p>
     <w:p>
@@ -14686,7 +14766,8 @@
         <w:keepLines/>
       </w:pPr>
       <w:r>
-        <w:t>测试覆盖正常路径、边界输入、重复请求、超时、依赖中断、恢复和权限拒绝。验证记录包含环境、数据、时间戳、请求与回执、结果和问题关闭证据，未取得现场条件时保持PENDING_EVIDENCE。</w:t>
+        <w:rPr/>
+        <w:t>使用甲方提供的定位源数据测量刷新间隔、楼层映射和源精度保持；定位流中断时显示最后更新时间并停止将旧位置表述为实时位置。</w:t>
       </w:r>
     </w:p>
     <w:p>
@@ -14778,7 +14859,8 @@
         <w:keepLines/>
       </w:pPr>
       <w:r>
-        <w:t>测试覆盖正常路径、边界输入、重复请求、超时、依赖中断、恢复和权限拒绝。验证记录包含环境、数据、时间戳、请求与回执、结果和问题关闭证据，未取得现场条件时保持PENDING_EVIDENCE。</w:t>
+        <w:rPr/>
+        <w:t>以授权设备的实时调阅、历史检索和首帧时间为用例；信令或码流异常时记录失败原因、保留事件时间线并提供重新调阅入口。</w:t>
       </w:r>
     </w:p>
     <w:p>
@@ -14834,7 +14916,8 @@
         <w:keepLines/>
       </w:pPr>
       <w:r>
-        <w:t>测试覆盖正常路径、边界输入、重复请求、超时、依赖中断、恢复和权限拒绝。验证记录包含环境、数据、时间戳、请求与回执、结果和问题关闭证据，未取得现场条件时保持PENDING_EVIDENCE。</w:t>
+        <w:rPr/>
+        <w:t>在授权、二次确认和安全联锁条件下验证指令下发、回执与审计；无回执或联锁拒绝时立即告警并转入人工处置，不以界面状态替代执行结果。</w:t>
       </w:r>
     </w:p>
     <w:p>
@@ -14890,7 +14973,8 @@
         <w:keepLines/>
       </w:pPr>
       <w:r>
-        <w:t>测试覆盖正常路径、边界输入、重复请求、超时、依赖中断、恢复和权限拒绝。验证记录包含环境、数据、时间戳、请求与回执、结果和问题关闭证据，未取得现场条件时保持PENDING_EVIDENCE。</w:t>
+        <w:rPr/>
+        <w:t>对身份、组织、权限、消息和流程能力分别进行契约校验；中台能力不可用时拒绝越权操作，保存待补偿请求并提示责任人员。</w:t>
       </w:r>
     </w:p>
     <w:p>
@@ -14974,7 +15058,8 @@
         <w:keepLines/>
       </w:pPr>
       <w:r>
-        <w:t>测试覆盖正常路径、边界输入、重复请求、超时、依赖中断、恢复和权限拒绝。验证记录包含环境、数据、时间戳、请求与回执、结果和问题关闭证据，未取得现场条件时保持PENDING_EVIDENCE。</w:t>
+        <w:rPr/>
+        <w:t>在目标宿主、登录态过期、深链唤起和弱网恢复场景下验证 H5 行为；宿主桥接不可用时提供受控的 Web 访问提示，不绕过身份与权限校验。</w:t>
       </w:r>
     </w:p>
     <w:p>
@@ -15058,7 +15143,8 @@
         <w:keepLines/>
       </w:pPr>
       <w:r>
-        <w:t>测试覆盖正常路径、边界输入、重复请求、超时、依赖中断、恢复和权限拒绝。验证记录包含环境、数据、时间戳、请求与回执、结果和问题关闭证据，未取得现场条件时保持PENDING_EVIDENCE。</w:t>
+        <w:rPr/>
+        <w:t>对审批节点、时限和人员变更后的新旧版本进行运行快照核验；配置发布失败时保持已发布版本继续可用，并记录待处理差异。</w:t>
       </w:r>
     </w:p>
     <w:p>
@@ -15114,7 +15200,8 @@
         <w:keepLines/>
       </w:pPr>
       <w:r>
-        <w:t>测试覆盖正常路径、边界输入、重复请求、超时、依赖中断、恢复和权限拒绝。验证记录包含环境、数据、时间戳、请求与回执、结果和问题关闭证据，未取得现场条件时保持PENDING_EVIDENCE。</w:t>
+        <w:rPr/>
+        <w:t>按接口类别验证超时、幂等重试、熔断和限流；外部服务不可用时切换为明确的人工操作指引，并在恢复后按顺序补偿可重放请求。</w:t>
       </w:r>
     </w:p>
     <w:p>
@@ -15170,7 +15257,8 @@
         <w:keepLines/>
       </w:pPr>
       <w:r>
-        <w:t>测试覆盖正常路径、边界输入、重复请求、超时、依赖中断、恢复和权限拒绝。验证记录包含环境、数据、时间戳、请求与回执、结果和问题关闭证据，未取得现场条件时保持PENDING_EVIDENCE。</w:t>
+        <w:rPr/>
+        <w:t>在约定并发和容量边界下测量响应时间、队列积压与资源水位；达到阈值时优先保障事件、任务和告警链路，并输出压测记录与调优结论。</w:t>
       </w:r>
     </w:p>
     <w:p>
@@ -15254,7 +15342,8 @@
         <w:keepLines/>
       </w:pPr>
       <w:r>
-        <w:t>测试覆盖正常路径、边界输入、重复请求、超时、依赖中断、恢复和权限拒绝。验证记录包含环境、数据、时间戳、请求与回执、结果和问题关闭证据，未取得现场条件时保持PENDING_EVIDENCE。</w:t>
+        <w:rPr/>
+        <w:t>演练单节点故障、服务重启和备份恢复，核对恢复时间、数据点和审计连续性；恢复未完成前启用受控人工登记，恢复后按记录完成补录与核验。</w:t>
       </w:r>
     </w:p>
     <w:p>
@@ -18118,7 +18207,8 @@
         <w:keepLines/>
       </w:pPr>
       <w:r>
-        <w:t>职责关系见图 4-1。三名成员可以为同一交付物提供输入或复核，但每份正式产物只设一名主责。复核意见通过 Issue 或评审记录交回主责修改，复核人依据关闭证据确认，不维护另一套正式版本。</w:t>
+        <w:rPr/>
+        <w:t>职责关系见图 4-1。项目实行项目经理负责制，各专业岗位按职责分工协同完成设计、实施、测试、交付与质量复核。</w:t>
       </w:r>
     </w:p>
     <w:p>
@@ -18406,7 +18496,8 @@
         <w:keepLines/>
       </w:pPr>
       <w:r>
-        <w:t>5. 历史 Issue 的关闭仅表示需求解释已裁决。发生新的接口、环境、数据或验证问题时，A 新建 Issue 或变更记录，不覆盖已关闭历史。</w:t>
+        <w:rPr/>
+        <w:t>5. 已确认的需求边界作为后续实施依据。新增接口、环境、数据或验证问题按变更管理程序评估、处置并形成闭环记录。</w:t>
       </w:r>
     </w:p>
     <w:p>
@@ -18414,7 +18505,8 @@
         <w:keepLines/>
       </w:pPr>
       <w:r>
-        <w:t>6. G1-06 项目计划 v1 完成 C 的 Review 前，RR-01—RR-08、RR-10—RR-11、RR-13—RR-14、RR-16 的 WBS、阶段和资源关联须由 A 与 C 复核；本登记册不修改 G1-06。</w:t>
+        <w:rPr/>
+        <w:t>6. 对进度、阶段和资源存在关联的风险，项目组在例会和阶段评审中同步复核，并以更新后的实施计划和风险处置记录为准。</w:t>
       </w:r>
     </w:p>
     <w:p>
@@ -18422,7 +18514,8 @@
         <w:keepLines/>
       </w:pPr>
       <w:r>
-        <w:t>7. 风险关闭必须同时满足：触发条件解除或已被控制、预防/应急措施有执行证据、残余影响已评估、关联 Issue/测试/验收记录可回溯，并由相应责任人和复核人确认。无证据的风险不得标记为关闭。</w:t>
+        <w:rPr/>
+        <w:t>7. 风险关闭须同时满足：触发条件解除或已受控、预防或应急措施具有执行证据、残余影响已评估，且可回溯至相应的测试、验收或管理记录。</w:t>
       </w:r>
     </w:p>
     <w:p>
@@ -19019,7 +19112,8 @@
         <w:keepLines/>
       </w:pPr>
       <w:r>
-        <w:t>项目使用任务看板、周报、风险登记册、Issue、变更记录、评审记录和配置审计。周报至少包含完成项、下周计划、偏差、风险、接口前置和需甲方决策事项。状态必须有证据，不以主观百分比替代。</w:t>
+        <w:rPr/>
+        <w:t>项目采用周报、风险登记、变更控制、评审与配置审计等机制进行管理。周报至少说明完成事项、下周计划、偏差、风险、接口前置条件及需甲方决策事项，并以客观证据说明工作状态。</w:t>
       </w:r>
     </w:p>
     <w:p>
@@ -20396,7 +20490,8 @@
         <w:keepLines/>
       </w:pPr>
       <w:r>
-        <w:t>每周质量数据进入周报，重大偏差进入Issue或风险。重复缺陷执行根因分析并改进检查单、测试或设计规则。人工复核负责确认AI辅助内容、数字、★条款和图表，工具结果不能替代责任人结论。</w:t>
+        <w:rPr/>
+        <w:t>每周质量数据纳入周报，重大偏差进入风险或问题处置流程。重复缺陷实施根因分析，并更新检查单、测试用例或设计规则；关键数据、条款和图表均由责任人员复核确认。</w:t>
       </w:r>
     </w:p>
     <w:p>
@@ -21034,17 +21129,7 @@
       </w:r>
     </w:p>
     <w:p>
-      <w:pPr>
-        <w:sectPr>
-          <w:headerReference w:type="default" r:id="rId38"/>
-          <w:footerReference w:type="default" r:id="rId39"/>
-          <w:pgSz w:w="11906" w:h="16838"/>
-          <w:pgMar w:top="1247" w:right="1134" w:bottom="1134" w:left="1247" w:header="708" w:footer="708" w:gutter="0"/>
-          <w:pgNumType w:start="1"/>
-          <w:cols w:space="720"/>
-          <w:docGrid w:linePitch="360"/>
-        </w:sectPr>
-      </w:pPr>
+      <w:pPr/>
     </w:p>
     <w:p>
       <w:pPr>
@@ -21059,7 +21144,8 @@
         <w:keepLines/>
       </w:pPr>
       <w:r>
-        <w:t>本章以control/compliance_matrix.md的168行受控记录为唯一来源。表中设计响应说明本方案如何承接要求；验证证据是实施后应形成的证据，不表示现场已经完成。当前矩阵18行为FULLY_COMPLIANT，150行为PENDING_EVIDENCE；正偏离0、负偏离0、不适用0。</w:t>
+        <w:rPr/>
+        <w:t>本章逐项说明招标要求、方案响应、对应章节、验证安排及偏离结论。验证资料将在实施、测试、联调、试运行和验收阶段形成；本技术标各项响应均为无偏离。</w:t>
       </w:r>
     </w:p>
     <w:p>
@@ -21236,11 +21322,11 @@
             </w:pPr>
             <w:r>
               <w:rPr>
-                <w:rFonts w:ascii="宋体" w:hAnsi="宋体" w:eastAsia="宋体"/>
-                <w:b w:val="0"/>
-                <w:sz w:val="14"/>
-              </w:rPr>
-              <w:t>CM-034／REQ-DEPLOY-003</w:t>
+                <w:rFonts w:ascii="宋体" w:hAnsi="宋体"/>
+                <w:b w:val="0"/>
+                <w:sz w:val="14"/>
+              </w:rPr>
+              <w:t>REQ-DEPLOY-003</w:t>
             </w:r>
           </w:p>
         </w:tc>
@@ -21316,11 +21402,11 @@
             </w:pPr>
             <w:r>
               <w:rPr>
-                <w:rFonts w:ascii="宋体" w:hAnsi="宋体" w:eastAsia="宋体"/>
-                <w:b w:val="0"/>
-                <w:sz w:val="14"/>
-              </w:rPr>
-              <w:t>设计、测试与验收证据；成熟度：DESIGN_COVERED_EVIDENCE_PENDING；证据状态：PENDING_EVIDENCE</w:t>
+                <w:rFonts w:ascii="宋体" w:hAnsi="宋体"/>
+                <w:b w:val="0"/>
+                <w:sz w:val="14"/>
+              </w:rPr>
+              <w:t>设计、测试与验收证据；验证安排：实施阶段形成设计、测试与验收证据</w:t>
             </w:r>
           </w:p>
         </w:tc>
@@ -21358,11 +21444,11 @@
             </w:pPr>
             <w:r>
               <w:rPr>
-                <w:rFonts w:ascii="宋体" w:hAnsi="宋体" w:eastAsia="宋体"/>
-                <w:b w:val="0"/>
-                <w:sz w:val="14"/>
-              </w:rPr>
-              <w:t>CM-071／FR-01.1</w:t>
+                <w:rFonts w:ascii="宋体" w:hAnsi="宋体"/>
+                <w:b w:val="0"/>
+                <w:sz w:val="14"/>
+              </w:rPr>
+              <w:t>FR-01.1</w:t>
             </w:r>
           </w:p>
         </w:tc>
@@ -21438,11 +21524,11 @@
             </w:pPr>
             <w:r>
               <w:rPr>
-                <w:rFonts w:ascii="宋体" w:hAnsi="宋体" w:eastAsia="宋体"/>
-                <w:b w:val="0"/>
-                <w:sz w:val="14"/>
-              </w:rPr>
-              <w:t>预案层级、字段、保存、发布及版本用例；成熟度：DESIGN_COVERED_EVIDENCE_PENDING；证据状态：PENDING_EVIDENCE</w:t>
+                <w:rFonts w:ascii="宋体" w:hAnsi="宋体"/>
+                <w:b w:val="0"/>
+                <w:sz w:val="14"/>
+              </w:rPr>
+              <w:t>预案层级、字段、保存、发布及版本用例；验证安排：实施阶段形成设计、测试与验收证据</w:t>
             </w:r>
           </w:p>
         </w:tc>
@@ -21480,11 +21566,11 @@
             </w:pPr>
             <w:r>
               <w:rPr>
-                <w:rFonts w:ascii="宋体" w:hAnsi="宋体" w:eastAsia="宋体"/>
-                <w:b w:val="0"/>
-                <w:sz w:val="14"/>
-              </w:rPr>
-              <w:t>CM-072／FR-01.2</w:t>
+                <w:rFonts w:ascii="宋体" w:hAnsi="宋体"/>
+                <w:b w:val="0"/>
+                <w:sz w:val="14"/>
+              </w:rPr>
+              <w:t>FR-01.2</w:t>
             </w:r>
           </w:p>
         </w:tc>
@@ -21560,11 +21646,11 @@
             </w:pPr>
             <w:r>
               <w:rPr>
-                <w:rFonts w:ascii="宋体" w:hAnsi="宋体" w:eastAsia="宋体"/>
-                <w:b w:val="0"/>
-                <w:sz w:val="14"/>
-              </w:rPr>
-              <w:t>流程配置、发布、运行快照和审计记录；成熟度：DESIGN_COVERED_EVIDENCE_PENDING；证据状态：PENDING_EVIDENCE</w:t>
+                <w:rFonts w:ascii="宋体" w:hAnsi="宋体"/>
+                <w:b w:val="0"/>
+                <w:sz w:val="14"/>
+              </w:rPr>
+              <w:t>流程配置、发布、运行快照和审计记录；验证安排：实施阶段形成设计、测试与验收证据</w:t>
             </w:r>
           </w:p>
         </w:tc>
@@ -21602,11 +21688,11 @@
             </w:pPr>
             <w:r>
               <w:rPr>
-                <w:rFonts w:ascii="宋体" w:hAnsi="宋体" w:eastAsia="宋体"/>
-                <w:b w:val="0"/>
-                <w:sz w:val="14"/>
-              </w:rPr>
-              <w:t>CM-073／FR-01.3</w:t>
+                <w:rFonts w:ascii="宋体" w:hAnsi="宋体"/>
+                <w:b w:val="0"/>
+                <w:sz w:val="14"/>
+              </w:rPr>
+              <w:t>FR-01.3</w:t>
             </w:r>
           </w:p>
         </w:tc>
@@ -21682,11 +21768,11 @@
             </w:pPr>
             <w:r>
               <w:rPr>
-                <w:rFonts w:ascii="宋体" w:hAnsi="宋体" w:eastAsia="宋体"/>
-                <w:b w:val="0"/>
-                <w:sz w:val="14"/>
-              </w:rPr>
-              <w:t>≤3 秒计时、任务完整性、幂等与重试证据；成熟度：DESIGN_COVERED_EVIDENCE_PENDING；证据状态：PENDING_EVIDENCE</w:t>
+                <w:rFonts w:ascii="宋体" w:hAnsi="宋体"/>
+                <w:b w:val="0"/>
+                <w:sz w:val="14"/>
+              </w:rPr>
+              <w:t>≤3 秒计时、任务完整性、幂等与重试证据；验证安排：实施阶段形成设计、测试与验收证据</w:t>
             </w:r>
           </w:p>
         </w:tc>
@@ -21724,11 +21810,11 @@
             </w:pPr>
             <w:r>
               <w:rPr>
-                <w:rFonts w:ascii="宋体" w:hAnsi="宋体" w:eastAsia="宋体"/>
-                <w:b w:val="0"/>
-                <w:sz w:val="14"/>
-              </w:rPr>
-              <w:t>CM-075／FR-02.1</w:t>
+                <w:rFonts w:ascii="宋体" w:hAnsi="宋体"/>
+                <w:b w:val="0"/>
+                <w:sz w:val="14"/>
+              </w:rPr>
+              <w:t>FR-02.1</w:t>
             </w:r>
           </w:p>
         </w:tc>
@@ -21804,11 +21890,11 @@
             </w:pPr>
             <w:r>
               <w:rPr>
-                <w:rFonts w:ascii="宋体" w:hAnsi="宋体" w:eastAsia="宋体"/>
-                <w:b w:val="0"/>
-                <w:sz w:val="14"/>
-              </w:rPr>
-              <w:t>同一事件时间线及状态一致性用例；成熟度：DESIGN_COVERED_EVIDENCE_PENDING；证据状态：PENDING_EVIDENCE</w:t>
+                <w:rFonts w:ascii="宋体" w:hAnsi="宋体"/>
+                <w:b w:val="0"/>
+                <w:sz w:val="14"/>
+              </w:rPr>
+              <w:t>同一事件时间线及状态一致性用例；验证安排：实施阶段形成设计、测试与验收证据</w:t>
             </w:r>
           </w:p>
         </w:tc>
@@ -21846,11 +21932,11 @@
             </w:pPr>
             <w:r>
               <w:rPr>
-                <w:rFonts w:ascii="宋体" w:hAnsi="宋体" w:eastAsia="宋体"/>
-                <w:b w:val="0"/>
-                <w:sz w:val="14"/>
-              </w:rPr>
-              <w:t>CM-076／FR-02.2</w:t>
+                <w:rFonts w:ascii="宋体" w:hAnsi="宋体"/>
+                <w:b w:val="0"/>
+                <w:sz w:val="14"/>
+              </w:rPr>
+              <w:t>FR-02.2</w:t>
             </w:r>
           </w:p>
         </w:tc>
@@ -21926,11 +22012,11 @@
             </w:pPr>
             <w:r>
               <w:rPr>
-                <w:rFonts w:ascii="宋体" w:hAnsi="宋体" w:eastAsia="宋体"/>
-                <w:b w:val="0"/>
-                <w:sz w:val="14"/>
-              </w:rPr>
-              <w:t>≤2 秒刷新、源精度和楼层/坐标映射证据；成熟度：DESIGN_COVERED_EVIDENCE_PENDING；证据状态：PENDING_EVIDENCE</w:t>
+                <w:rFonts w:ascii="宋体" w:hAnsi="宋体"/>
+                <w:b w:val="0"/>
+                <w:sz w:val="14"/>
+              </w:rPr>
+              <w:t>≤2 秒刷新、源精度和楼层/坐标映射证据；验证安排：实施阶段形成设计、测试与验收证据</w:t>
             </w:r>
           </w:p>
         </w:tc>
@@ -21968,11 +22054,11 @@
             </w:pPr>
             <w:r>
               <w:rPr>
-                <w:rFonts w:ascii="宋体" w:hAnsi="宋体" w:eastAsia="宋体"/>
-                <w:b w:val="0"/>
-                <w:sz w:val="14"/>
-              </w:rPr>
-              <w:t>CM-077／FR-02.3</w:t>
+                <w:rFonts w:ascii="宋体" w:hAnsi="宋体"/>
+                <w:b w:val="0"/>
+                <w:sz w:val="14"/>
+              </w:rPr>
+              <w:t>FR-02.3</w:t>
             </w:r>
           </w:p>
         </w:tc>
@@ -22048,11 +22134,11 @@
             </w:pPr>
             <w:r>
               <w:rPr>
-                <w:rFonts w:ascii="宋体" w:hAnsi="宋体" w:eastAsia="宋体"/>
-                <w:b w:val="0"/>
-                <w:sz w:val="14"/>
-              </w:rPr>
-              <w:t>GB/T 28181、首帧、录像检索及跨 30 天回放记录；成熟度：DESIGN_COVERED_EVIDENCE_PENDING；证据状态：PENDING_EVIDENCE</w:t>
+                <w:rFonts w:ascii="宋体" w:hAnsi="宋体"/>
+                <w:b w:val="0"/>
+                <w:sz w:val="14"/>
+              </w:rPr>
+              <w:t>GB/T 28181、首帧、录像检索及跨 30 天回放记录；验证安排：实施阶段形成设计、测试与验收证据</w:t>
             </w:r>
           </w:p>
         </w:tc>
@@ -22090,11 +22176,11 @@
             </w:pPr>
             <w:r>
               <w:rPr>
-                <w:rFonts w:ascii="宋体" w:hAnsi="宋体" w:eastAsia="宋体"/>
-                <w:b w:val="0"/>
-                <w:sz w:val="14"/>
-              </w:rPr>
-              <w:t>CM-079／FR-03.1</w:t>
+                <w:rFonts w:ascii="宋体" w:hAnsi="宋体"/>
+                <w:b w:val="0"/>
+                <w:sz w:val="14"/>
+              </w:rPr>
+              <w:t>FR-03.1</w:t>
             </w:r>
           </w:p>
         </w:tc>
@@ -22170,11 +22256,11 @@
             </w:pPr>
             <w:r>
               <w:rPr>
-                <w:rFonts w:ascii="宋体" w:hAnsi="宋体" w:eastAsia="宋体"/>
-                <w:b w:val="0"/>
-                <w:sz w:val="14"/>
-              </w:rPr>
-              <w:t>人员权限、分组、调派与回执用例；成熟度：DESIGN_COVERED_EVIDENCE_PENDING；证据状态：PENDING_EVIDENCE</w:t>
+                <w:rFonts w:ascii="宋体" w:hAnsi="宋体"/>
+                <w:b w:val="0"/>
+                <w:sz w:val="14"/>
+              </w:rPr>
+              <w:t>人员权限、分组、调派与回执用例；验证安排：实施阶段形成设计、测试与验收证据</w:t>
             </w:r>
           </w:p>
         </w:tc>
@@ -22212,11 +22298,11 @@
             </w:pPr>
             <w:r>
               <w:rPr>
-                <w:rFonts w:ascii="宋体" w:hAnsi="宋体" w:eastAsia="宋体"/>
-                <w:b w:val="0"/>
-                <w:sz w:val="14"/>
-              </w:rPr>
-              <w:t>CM-081／FR-03.3</w:t>
+                <w:rFonts w:ascii="宋体" w:hAnsi="宋体"/>
+                <w:b w:val="0"/>
+                <w:sz w:val="14"/>
+              </w:rPr>
+              <w:t>FR-03.3</w:t>
             </w:r>
           </w:p>
         </w:tc>
@@ -22292,11 +22378,11 @@
             </w:pPr>
             <w:r>
               <w:rPr>
-                <w:rFonts w:ascii="宋体" w:hAnsi="宋体" w:eastAsia="宋体"/>
-                <w:b w:val="0"/>
-                <w:sz w:val="14"/>
-              </w:rPr>
-              <w:t>台账增改查、临期规则和提醒证据；成熟度：DESIGN_COVERED_EVIDENCE_PENDING；证据状态：PENDING_EVIDENCE</w:t>
+                <w:rFonts w:ascii="宋体" w:hAnsi="宋体"/>
+                <w:b w:val="0"/>
+                <w:sz w:val="14"/>
+              </w:rPr>
+              <w:t>台账增改查、临期规则和提醒证据；验证安排：实施阶段形成设计、测试与验收证据</w:t>
             </w:r>
           </w:p>
         </w:tc>
@@ -22334,11 +22420,11 @@
             </w:pPr>
             <w:r>
               <w:rPr>
-                <w:rFonts w:ascii="宋体" w:hAnsi="宋体" w:eastAsia="宋体"/>
-                <w:b w:val="0"/>
-                <w:sz w:val="14"/>
-              </w:rPr>
-              <w:t>CM-082／FR-03.4</w:t>
+                <w:rFonts w:ascii="宋体" w:hAnsi="宋体"/>
+                <w:b w:val="0"/>
+                <w:sz w:val="14"/>
+              </w:rPr>
+              <w:t>FR-03.4</w:t>
             </w:r>
           </w:p>
         </w:tc>
@@ -22414,11 +22500,11 @@
             </w:pPr>
             <w:r>
               <w:rPr>
-                <w:rFonts w:ascii="宋体" w:hAnsi="宋体" w:eastAsia="宋体"/>
-                <w:b w:val="0"/>
-                <w:sz w:val="14"/>
-              </w:rPr>
-              <w:t>盘点快照、差异计算、复核与更新用例；成熟度：DESIGN_COVERED_EVIDENCE_PENDING；证据状态：PENDING_EVIDENCE</w:t>
+                <w:rFonts w:ascii="宋体" w:hAnsi="宋体"/>
+                <w:b w:val="0"/>
+                <w:sz w:val="14"/>
+              </w:rPr>
+              <w:t>盘点快照、差异计算、复核与更新用例；验证安排：实施阶段形成设计、测试与验收证据</w:t>
             </w:r>
           </w:p>
         </w:tc>
@@ -22456,11 +22542,11 @@
             </w:pPr>
             <w:r>
               <w:rPr>
-                <w:rFonts w:ascii="宋体" w:hAnsi="宋体" w:eastAsia="宋体"/>
-                <w:b w:val="0"/>
-                <w:sz w:val="14"/>
-              </w:rPr>
-              <w:t>CM-083／FR-04.1</w:t>
+                <w:rFonts w:ascii="宋体" w:hAnsi="宋体"/>
+                <w:b w:val="0"/>
+                <w:sz w:val="14"/>
+              </w:rPr>
+              <w:t>FR-04.1</w:t>
             </w:r>
           </w:p>
         </w:tc>
@@ -22536,11 +22622,11 @@
             </w:pPr>
             <w:r>
               <w:rPr>
-                <w:rFonts w:ascii="宋体" w:hAnsi="宋体" w:eastAsia="宋体"/>
-                <w:b w:val="0"/>
-                <w:sz w:val="14"/>
-              </w:rPr>
-              <w:t>周期计划和频次规则用例；成熟度：DESIGN_COVERED_EVIDENCE_PENDING；证据状态：PENDING_EVIDENCE</w:t>
+                <w:rFonts w:ascii="宋体" w:hAnsi="宋体"/>
+                <w:b w:val="0"/>
+                <w:sz w:val="14"/>
+              </w:rPr>
+              <w:t>周期计划和频次规则用例；验证安排：实施阶段形成设计、测试与验收证据</w:t>
             </w:r>
           </w:p>
         </w:tc>
@@ -22578,11 +22664,11 @@
             </w:pPr>
             <w:r>
               <w:rPr>
-                <w:rFonts w:ascii="宋体" w:hAnsi="宋体" w:eastAsia="宋体"/>
-                <w:b w:val="0"/>
-                <w:sz w:val="14"/>
-              </w:rPr>
-              <w:t>CM-084／FR-04.2</w:t>
+                <w:rFonts w:ascii="宋体" w:hAnsi="宋体"/>
+                <w:b w:val="0"/>
+                <w:sz w:val="14"/>
+              </w:rPr>
+              <w:t>FR-04.2</w:t>
             </w:r>
           </w:p>
         </w:tc>
@@ -22658,11 +22744,11 @@
             </w:pPr>
             <w:r>
               <w:rPr>
-                <w:rFonts w:ascii="宋体" w:hAnsi="宋体" w:eastAsia="宋体"/>
-                <w:b w:val="0"/>
-                <w:sz w:val="14"/>
-              </w:rPr>
-              <w:t>定时触发、任务生成、消息及审计证据；成熟度：DESIGN_COVERED_EVIDENCE_PENDING；证据状态：PENDING_EVIDENCE</w:t>
+                <w:rFonts w:ascii="宋体" w:hAnsi="宋体"/>
+                <w:b w:val="0"/>
+                <w:sz w:val="14"/>
+              </w:rPr>
+              <w:t>定时触发、任务生成、消息及审计证据；验证安排：实施阶段形成设计、测试与验收证据</w:t>
             </w:r>
           </w:p>
         </w:tc>
@@ -22700,11 +22786,11 @@
             </w:pPr>
             <w:r>
               <w:rPr>
-                <w:rFonts w:ascii="宋体" w:hAnsi="宋体" w:eastAsia="宋体"/>
-                <w:b w:val="0"/>
-                <w:sz w:val="14"/>
-              </w:rPr>
-              <w:t>CM-085／FR-04.3</w:t>
+                <w:rFonts w:ascii="宋体" w:hAnsi="宋体"/>
+                <w:b w:val="0"/>
+                <w:sz w:val="14"/>
+              </w:rPr>
+              <w:t>FR-04.3</w:t>
             </w:r>
           </w:p>
         </w:tc>
@@ -22780,11 +22866,11 @@
             </w:pPr>
             <w:r>
               <w:rPr>
-                <w:rFonts w:ascii="宋体" w:hAnsi="宋体" w:eastAsia="宋体"/>
-                <w:b w:val="0"/>
-                <w:sz w:val="14"/>
-              </w:rPr>
-              <w:t>演练过程、评估、报告和改进闭环用例；成熟度：DESIGN_COVERED_EVIDENCE_PENDING；证据状态：PENDING_EVIDENCE</w:t>
+                <w:rFonts w:ascii="宋体" w:hAnsi="宋体"/>
+                <w:b w:val="0"/>
+                <w:sz w:val="14"/>
+              </w:rPr>
+              <w:t>演练过程、评估、报告和改进闭环用例；验证安排：实施阶段形成设计、测试与验收证据</w:t>
             </w:r>
           </w:p>
         </w:tc>
@@ -22822,11 +22908,11 @@
             </w:pPr>
             <w:r>
               <w:rPr>
-                <w:rFonts w:ascii="宋体" w:hAnsi="宋体" w:eastAsia="宋体"/>
-                <w:b w:val="0"/>
-                <w:sz w:val="14"/>
-              </w:rPr>
-              <w:t>CM-086／FR-05.1</w:t>
+                <w:rFonts w:ascii="宋体" w:hAnsi="宋体"/>
+                <w:b w:val="0"/>
+                <w:sz w:val="14"/>
+              </w:rPr>
+              <w:t>FR-05.1</w:t>
             </w:r>
           </w:p>
         </w:tc>
@@ -22902,11 +22988,11 @@
             </w:pPr>
             <w:r>
               <w:rPr>
-                <w:rFonts w:ascii="宋体" w:hAnsi="宋体" w:eastAsia="宋体"/>
-                <w:b w:val="0"/>
-                <w:sz w:val="14"/>
-              </w:rPr>
-              <w:t>双端上报、字段校验、查询和权限用例；成熟度：DESIGN_COVERED_EVIDENCE_PENDING；证据状态：PENDING_EVIDENCE</w:t>
+                <w:rFonts w:ascii="宋体" w:hAnsi="宋体"/>
+                <w:b w:val="0"/>
+                <w:sz w:val="14"/>
+              </w:rPr>
+              <w:t>双端上报、字段校验、查询和权限用例；验证安排：实施阶段形成设计、测试与验收证据</w:t>
             </w:r>
           </w:p>
         </w:tc>
@@ -22944,11 +23030,11 @@
             </w:pPr>
             <w:r>
               <w:rPr>
-                <w:rFonts w:ascii="宋体" w:hAnsi="宋体" w:eastAsia="宋体"/>
-                <w:b w:val="0"/>
-                <w:sz w:val="14"/>
-              </w:rPr>
-              <w:t>CM-087／FR-05.2</w:t>
+                <w:rFonts w:ascii="宋体" w:hAnsi="宋体"/>
+                <w:b w:val="0"/>
+                <w:sz w:val="14"/>
+              </w:rPr>
+              <w:t>FR-05.2</w:t>
             </w:r>
           </w:p>
         </w:tc>
@@ -23024,11 +23110,11 @@
             </w:pPr>
             <w:r>
               <w:rPr>
-                <w:rFonts w:ascii="宋体" w:hAnsi="宋体" w:eastAsia="宋体"/>
-                <w:b w:val="0"/>
-                <w:sz w:val="14"/>
-              </w:rPr>
-              <w:t>≤2 秒接入、≤3 分钟下达及状态迁移记录；成熟度：DESIGN_COVERED_EVIDENCE_PENDING；证据状态：PENDING_EVIDENCE</w:t>
+                <w:rFonts w:ascii="宋体" w:hAnsi="宋体"/>
+                <w:b w:val="0"/>
+                <w:sz w:val="14"/>
+              </w:rPr>
+              <w:t>≤2 秒接入、≤3 分钟下达及状态迁移记录；验证安排：实施阶段形成设计、测试与验收证据</w:t>
             </w:r>
           </w:p>
         </w:tc>
@@ -23066,11 +23152,11 @@
             </w:pPr>
             <w:r>
               <w:rPr>
-                <w:rFonts w:ascii="宋体" w:hAnsi="宋体" w:eastAsia="宋体"/>
-                <w:b w:val="0"/>
-                <w:sz w:val="14"/>
-              </w:rPr>
-              <w:t>CM-088／FR-05.3</w:t>
+                <w:rFonts w:ascii="宋体" w:hAnsi="宋体"/>
+                <w:b w:val="0"/>
+                <w:sz w:val="14"/>
+              </w:rPr>
+              <w:t>FR-05.3</w:t>
             </w:r>
           </w:p>
         </w:tc>
@@ -23146,11 +23232,11 @@
             </w:pPr>
             <w:r>
               <w:rPr>
-                <w:rFonts w:ascii="宋体" w:hAnsi="宋体" w:eastAsia="宋体"/>
-                <w:b w:val="0"/>
-                <w:sz w:val="14"/>
-              </w:rPr>
-              <w:t>下发、回执、催办、临时任务和失败恢复用例；成熟度：DESIGN_COVERED_EVIDENCE_PENDING；证据状态：PENDING_EVIDENCE</w:t>
+                <w:rFonts w:ascii="宋体" w:hAnsi="宋体"/>
+                <w:b w:val="0"/>
+                <w:sz w:val="14"/>
+              </w:rPr>
+              <w:t>下发、回执、催办、临时任务和失败恢复用例；验证安排：实施阶段形成设计、测试与验收证据</w:t>
             </w:r>
           </w:p>
         </w:tc>
@@ -23188,11 +23274,11 @@
             </w:pPr>
             <w:r>
               <w:rPr>
-                <w:rFonts w:ascii="宋体" w:hAnsi="宋体" w:eastAsia="宋体"/>
-                <w:b w:val="0"/>
-                <w:sz w:val="14"/>
-              </w:rPr>
-              <w:t>CM-089／FR-05.4</w:t>
+                <w:rFonts w:ascii="宋体" w:hAnsi="宋体"/>
+                <w:b w:val="0"/>
+                <w:sz w:val="14"/>
+              </w:rPr>
+              <w:t>FR-05.4</w:t>
             </w:r>
           </w:p>
         </w:tc>
@@ -23268,11 +23354,11 @@
             </w:pPr>
             <w:r>
               <w:rPr>
-                <w:rFonts w:ascii="宋体" w:hAnsi="宋体" w:eastAsia="宋体"/>
-                <w:b w:val="0"/>
-                <w:sz w:val="14"/>
-              </w:rPr>
-              <w:t>关闭前校验、评估报告和知识关联用例；成熟度：DESIGN_COVERED_EVIDENCE_PENDING；证据状态：PENDING_EVIDENCE</w:t>
+                <w:rFonts w:ascii="宋体" w:hAnsi="宋体"/>
+                <w:b w:val="0"/>
+                <w:sz w:val="14"/>
+              </w:rPr>
+              <w:t>关闭前校验、评估报告和知识关联用例；验证安排：实施阶段形成设计、测试与验收证据</w:t>
             </w:r>
           </w:p>
         </w:tc>
@@ -23310,11 +23396,11 @@
             </w:pPr>
             <w:r>
               <w:rPr>
-                <w:rFonts w:ascii="宋体" w:hAnsi="宋体" w:eastAsia="宋体"/>
-                <w:b w:val="0"/>
-                <w:sz w:val="14"/>
-              </w:rPr>
-              <w:t>CM-090／FR-06.1</w:t>
+                <w:rFonts w:ascii="宋体" w:hAnsi="宋体"/>
+                <w:b w:val="0"/>
+                <w:sz w:val="14"/>
+              </w:rPr>
+              <w:t>FR-06.1</w:t>
             </w:r>
           </w:p>
         </w:tc>
@@ -23390,11 +23476,11 @@
             </w:pPr>
             <w:r>
               <w:rPr>
-                <w:rFonts w:ascii="宋体" w:hAnsi="宋体" w:eastAsia="宋体"/>
-                <w:b w:val="0"/>
-                <w:sz w:val="14"/>
-              </w:rPr>
-              <w:t>小组任务、时间窗、代执行授权和审计记录；成熟度：DESIGN_COVERED_EVIDENCE_PENDING；证据状态：PENDING_EVIDENCE</w:t>
+                <w:rFonts w:ascii="宋体" w:hAnsi="宋体"/>
+                <w:b w:val="0"/>
+                <w:sz w:val="14"/>
+              </w:rPr>
+              <w:t>小组任务、时间窗、代执行授权和审计记录；验证安排：实施阶段形成设计、测试与验收证据</w:t>
             </w:r>
           </w:p>
         </w:tc>
@@ -23432,11 +23518,11 @@
             </w:pPr>
             <w:r>
               <w:rPr>
-                <w:rFonts w:ascii="宋体" w:hAnsi="宋体" w:eastAsia="宋体"/>
-                <w:b w:val="0"/>
-                <w:sz w:val="14"/>
-              </w:rPr>
-              <w:t>CM-091／FR-06.2</w:t>
+                <w:rFonts w:ascii="宋体" w:hAnsi="宋体"/>
+                <w:b w:val="0"/>
+                <w:sz w:val="14"/>
+              </w:rPr>
+              <w:t>FR-06.2</w:t>
             </w:r>
           </w:p>
         </w:tc>
@@ -23512,11 +23598,11 @@
             </w:pPr>
             <w:r>
               <w:rPr>
-                <w:rFonts w:ascii="宋体" w:hAnsi="宋体" w:eastAsia="宋体"/>
-                <w:b w:val="0"/>
-                <w:sz w:val="14"/>
-              </w:rPr>
-              <w:t>点位配置、签名二维码和围栏校验用例；成熟度：DESIGN_COVERED_EVIDENCE_PENDING；证据状态：PENDING_EVIDENCE</w:t>
+                <w:rFonts w:ascii="宋体" w:hAnsi="宋体"/>
+                <w:b w:val="0"/>
+                <w:sz w:val="14"/>
+              </w:rPr>
+              <w:t>点位配置、签名二维码和围栏校验用例；验证安排：实施阶段形成设计、测试与验收证据</w:t>
             </w:r>
           </w:p>
         </w:tc>
@@ -23554,11 +23640,11 @@
             </w:pPr>
             <w:r>
               <w:rPr>
-                <w:rFonts w:ascii="宋体" w:hAnsi="宋体" w:eastAsia="宋体"/>
-                <w:b w:val="0"/>
-                <w:sz w:val="14"/>
-              </w:rPr>
-              <w:t>CM-092／FR-06.3</w:t>
+                <w:rFonts w:ascii="宋体" w:hAnsi="宋体"/>
+                <w:b w:val="0"/>
+                <w:sz w:val="14"/>
+              </w:rPr>
+              <w:t>FR-06.3</w:t>
             </w:r>
           </w:p>
         </w:tc>
@@ -23634,11 +23720,11 @@
             </w:pPr>
             <w:r>
               <w:rPr>
-                <w:rFonts w:ascii="宋体" w:hAnsi="宋体" w:eastAsia="宋体"/>
-                <w:b w:val="0"/>
-                <w:sz w:val="14"/>
-              </w:rPr>
-              <w:t>三维度统计、明细对账及导出审计；成熟度：DESIGN_COVERED_EVIDENCE_PENDING；证据状态：PENDING_EVIDENCE</w:t>
+                <w:rFonts w:ascii="宋体" w:hAnsi="宋体"/>
+                <w:b w:val="0"/>
+                <w:sz w:val="14"/>
+              </w:rPr>
+              <w:t>三维度统计、明细对账及导出审计；验证安排：实施阶段形成设计、测试与验收证据</w:t>
             </w:r>
           </w:p>
         </w:tc>
@@ -23676,11 +23762,11 @@
             </w:pPr>
             <w:r>
               <w:rPr>
-                <w:rFonts w:ascii="宋体" w:hAnsi="宋体" w:eastAsia="宋体"/>
-                <w:b w:val="0"/>
-                <w:sz w:val="14"/>
-              </w:rPr>
-              <w:t>CM-093／FR-06.4</w:t>
+                <w:rFonts w:ascii="宋体" w:hAnsi="宋体"/>
+                <w:b w:val="0"/>
+                <w:sz w:val="14"/>
+              </w:rPr>
+              <w:t>FR-06.4</w:t>
             </w:r>
           </w:p>
         </w:tc>
@@ -23756,11 +23842,11 @@
             </w:pPr>
             <w:r>
               <w:rPr>
-                <w:rFonts w:ascii="宋体" w:hAnsi="宋体" w:eastAsia="宋体"/>
-                <w:b w:val="0"/>
-                <w:sz w:val="14"/>
-              </w:rPr>
-              <w:t>告警规则、≥20 路、≥99% 和回执证据；成熟度：DESIGN_COVERED_EVIDENCE_PENDING；证据状态：PENDING_EVIDENCE</w:t>
+                <w:rFonts w:ascii="宋体" w:hAnsi="宋体"/>
+                <w:b w:val="0"/>
+                <w:sz w:val="14"/>
+              </w:rPr>
+              <w:t>告警规则、≥20 路、≥99% 和回执证据；验证安排：实施阶段形成设计、测试与验收证据</w:t>
             </w:r>
           </w:p>
         </w:tc>
@@ -23798,11 +23884,11 @@
             </w:pPr>
             <w:r>
               <w:rPr>
-                <w:rFonts w:ascii="宋体" w:hAnsi="宋体" w:eastAsia="宋体"/>
-                <w:b w:val="0"/>
-                <w:sz w:val="14"/>
-              </w:rPr>
-              <w:t>CM-095／FR-07.2</w:t>
+                <w:rFonts w:ascii="宋体" w:hAnsi="宋体"/>
+                <w:b w:val="0"/>
+                <w:sz w:val="14"/>
+              </w:rPr>
+              <w:t>FR-07.2</w:t>
             </w:r>
           </w:p>
         </w:tc>
@@ -23878,11 +23964,11 @@
             </w:pPr>
             <w:r>
               <w:rPr>
-                <w:rFonts w:ascii="宋体" w:hAnsi="宋体" w:eastAsia="宋体"/>
-                <w:b w:val="0"/>
-                <w:sz w:val="14"/>
-              </w:rPr>
-              <w:t>类型配置、停用和事件引用用例；成熟度：DESIGN_COVERED_EVIDENCE_PENDING；证据状态：PENDING_EVIDENCE</w:t>
+                <w:rFonts w:ascii="宋体" w:hAnsi="宋体"/>
+                <w:b w:val="0"/>
+                <w:sz w:val="14"/>
+              </w:rPr>
+              <w:t>类型配置、停用和事件引用用例；验证安排：实施阶段形成设计、测试与验收证据</w:t>
             </w:r>
           </w:p>
         </w:tc>
@@ -23920,11 +24006,11 @@
             </w:pPr>
             <w:r>
               <w:rPr>
-                <w:rFonts w:ascii="宋体" w:hAnsi="宋体" w:eastAsia="宋体"/>
-                <w:b w:val="0"/>
-                <w:sz w:val="14"/>
-              </w:rPr>
-              <w:t>CM-096／FR-07.3</w:t>
+                <w:rFonts w:ascii="宋体" w:hAnsi="宋体"/>
+                <w:b w:val="0"/>
+                <w:sz w:val="14"/>
+              </w:rPr>
+              <w:t>FR-07.3</w:t>
             </w:r>
           </w:p>
         </w:tc>
@@ -24000,11 +24086,11 @@
             </w:pPr>
             <w:r>
               <w:rPr>
-                <w:rFonts w:ascii="宋体" w:hAnsi="宋体" w:eastAsia="宋体"/>
-                <w:b w:val="0"/>
-                <w:sz w:val="14"/>
-              </w:rPr>
-              <w:t>站点、坐标拾取和图层展示用例；成熟度：DESIGN_COVERED_EVIDENCE_PENDING；证据状态：PENDING_EVIDENCE</w:t>
+                <w:rFonts w:ascii="宋体" w:hAnsi="宋体"/>
+                <w:b w:val="0"/>
+                <w:sz w:val="14"/>
+              </w:rPr>
+              <w:t>站点、坐标拾取和图层展示用例；验证安排：实施阶段形成设计、测试与验收证据</w:t>
             </w:r>
           </w:p>
         </w:tc>
@@ -24042,11 +24128,11 @@
             </w:pPr>
             <w:r>
               <w:rPr>
-                <w:rFonts w:ascii="宋体" w:hAnsi="宋体" w:eastAsia="宋体"/>
-                <w:b w:val="0"/>
-                <w:sz w:val="14"/>
-              </w:rPr>
-              <w:t>CM-097／FR-07.4</w:t>
+                <w:rFonts w:ascii="宋体" w:hAnsi="宋体"/>
+                <w:b w:val="0"/>
+                <w:sz w:val="14"/>
+              </w:rPr>
+              <w:t>FR-07.4</w:t>
             </w:r>
           </w:p>
         </w:tc>
@@ -24122,11 +24208,11 @@
             </w:pPr>
             <w:r>
               <w:rPr>
-                <w:rFonts w:ascii="宋体" w:hAnsi="宋体" w:eastAsia="宋体"/>
-                <w:b w:val="0"/>
-                <w:sz w:val="14"/>
-              </w:rPr>
-              <w:t>模板配置、复用、版本和报告引用用例；成熟度：DESIGN_COVERED_EVIDENCE_PENDING；证据状态：PENDING_EVIDENCE</w:t>
+                <w:rFonts w:ascii="宋体" w:hAnsi="宋体"/>
+                <w:b w:val="0"/>
+                <w:sz w:val="14"/>
+              </w:rPr>
+              <w:t>模板配置、复用、版本和报告引用用例；验证安排：实施阶段形成设计、测试与验收证据</w:t>
             </w:r>
           </w:p>
         </w:tc>
@@ -24164,11 +24250,11 @@
             </w:pPr>
             <w:r>
               <w:rPr>
-                <w:rFonts w:ascii="宋体" w:hAnsi="宋体" w:eastAsia="宋体"/>
-                <w:b w:val="0"/>
-                <w:sz w:val="14"/>
-              </w:rPr>
-              <w:t>CM-098／FR-07.5</w:t>
+                <w:rFonts w:ascii="宋体" w:hAnsi="宋体"/>
+                <w:b w:val="0"/>
+                <w:sz w:val="14"/>
+              </w:rPr>
+              <w:t>FR-07.5</w:t>
             </w:r>
           </w:p>
         </w:tc>
@@ -24244,11 +24330,11 @@
             </w:pPr>
             <w:r>
               <w:rPr>
-                <w:rFonts w:ascii="宋体" w:hAnsi="宋体" w:eastAsia="宋体"/>
-                <w:b w:val="0"/>
-                <w:sz w:val="14"/>
-              </w:rPr>
-              <w:t>节点、人员、时限、调整留痕和实例快照；成熟度：DESIGN_COVERED_EVIDENCE_PENDING；证据状态：PENDING_EVIDENCE</w:t>
+                <w:rFonts w:ascii="宋体" w:hAnsi="宋体"/>
+                <w:b w:val="0"/>
+                <w:sz w:val="14"/>
+              </w:rPr>
+              <w:t>节点、人员、时限、调整留痕和实例快照；验证安排：实施阶段形成设计、测试与验收证据</w:t>
             </w:r>
           </w:p>
         </w:tc>
@@ -24286,11 +24372,11 @@
             </w:pPr>
             <w:r>
               <w:rPr>
-                <w:rFonts w:ascii="宋体" w:hAnsi="宋体" w:eastAsia="宋体"/>
-                <w:b w:val="0"/>
-                <w:sz w:val="14"/>
-              </w:rPr>
-              <w:t>CM-099／FR-08.1</w:t>
+                <w:rFonts w:ascii="宋体" w:hAnsi="宋体"/>
+                <w:b w:val="0"/>
+                <w:sz w:val="14"/>
+              </w:rPr>
+              <w:t>FR-08.1</w:t>
             </w:r>
           </w:p>
         </w:tc>
@@ -24366,11 +24452,11 @@
             </w:pPr>
             <w:r>
               <w:rPr>
-                <w:rFonts w:ascii="宋体" w:hAnsi="宋体" w:eastAsia="宋体"/>
-                <w:b w:val="0"/>
-                <w:sz w:val="14"/>
-              </w:rPr>
-              <w:t>宿主登录、拍照上传、事件查询与权限用例；成熟度：DESIGN_COVERED_EVIDENCE_PENDING；证据状态：PENDING_EVIDENCE</w:t>
+                <w:rFonts w:ascii="宋体" w:hAnsi="宋体"/>
+                <w:b w:val="0"/>
+                <w:sz w:val="14"/>
+              </w:rPr>
+              <w:t>宿主登录、拍照上传、事件查询与权限用例；验证安排：实施阶段形成设计、测试与验收证据</w:t>
             </w:r>
           </w:p>
         </w:tc>
@@ -24408,11 +24494,11 @@
             </w:pPr>
             <w:r>
               <w:rPr>
-                <w:rFonts w:ascii="宋体" w:hAnsi="宋体" w:eastAsia="宋体"/>
-                <w:b w:val="0"/>
-                <w:sz w:val="14"/>
-              </w:rPr>
-              <w:t>CM-100／FR-08.2</w:t>
+                <w:rFonts w:ascii="宋体" w:hAnsi="宋体"/>
+                <w:b w:val="0"/>
+                <w:sz w:val="14"/>
+              </w:rPr>
+              <w:t>FR-08.2</w:t>
             </w:r>
           </w:p>
         </w:tc>
@@ -24488,11 +24574,11 @@
             </w:pPr>
             <w:r>
               <w:rPr>
-                <w:rFonts w:ascii="宋体" w:hAnsi="宋体" w:eastAsia="宋体"/>
-                <w:b w:val="0"/>
-                <w:sz w:val="14"/>
-              </w:rPr>
-              <w:t>消息跳转、任务闭环、附件和回执用例；成熟度：DESIGN_COVERED_EVIDENCE_PENDING；证据状态：PENDING_EVIDENCE</w:t>
+                <w:rFonts w:ascii="宋体" w:hAnsi="宋体"/>
+                <w:b w:val="0"/>
+                <w:sz w:val="14"/>
+              </w:rPr>
+              <w:t>消息跳转、任务闭环、附件和回执用例；验证安排：实施阶段形成设计、测试与验收证据</w:t>
             </w:r>
           </w:p>
         </w:tc>
@@ -24530,11 +24616,11 @@
             </w:pPr>
             <w:r>
               <w:rPr>
-                <w:rFonts w:ascii="宋体" w:hAnsi="宋体" w:eastAsia="宋体"/>
-                <w:b w:val="0"/>
-                <w:sz w:val="14"/>
-              </w:rPr>
-              <w:t>CM-102／FR-08.4</w:t>
+                <w:rFonts w:ascii="宋体" w:hAnsi="宋体"/>
+                <w:b w:val="0"/>
+                <w:sz w:val="14"/>
+              </w:rPr>
+              <w:t>FR-08.4</w:t>
             </w:r>
           </w:p>
         </w:tc>
@@ -24610,11 +24696,11 @@
             </w:pPr>
             <w:r>
               <w:rPr>
-                <w:rFonts w:ascii="宋体" w:hAnsi="宋体" w:eastAsia="宋体"/>
-                <w:b w:val="0"/>
-                <w:sz w:val="14"/>
-              </w:rPr>
-              <w:t>演练标识、任务执行、结果上传与审计；成熟度：DESIGN_COVERED_EVIDENCE_PENDING；证据状态：PENDING_EVIDENCE</w:t>
+                <w:rFonts w:ascii="宋体" w:hAnsi="宋体"/>
+                <w:b w:val="0"/>
+                <w:sz w:val="14"/>
+              </w:rPr>
+              <w:t>演练标识、任务执行、结果上传与审计；验证安排：实施阶段形成设计、测试与验收证据</w:t>
             </w:r>
           </w:p>
         </w:tc>
@@ -24652,11 +24738,11 @@
             </w:pPr>
             <w:r>
               <w:rPr>
-                <w:rFonts w:ascii="宋体" w:hAnsi="宋体" w:eastAsia="宋体"/>
-                <w:b w:val="0"/>
-                <w:sz w:val="14"/>
-              </w:rPr>
-              <w:t>CM-103／FR-08.5</w:t>
+                <w:rFonts w:ascii="宋体" w:hAnsi="宋体"/>
+                <w:b w:val="0"/>
+                <w:sz w:val="14"/>
+              </w:rPr>
+              <w:t>FR-08.5</w:t>
             </w:r>
           </w:p>
         </w:tc>
@@ -24732,11 +24818,11 @@
             </w:pPr>
             <w:r>
               <w:rPr>
-                <w:rFonts w:ascii="宋体" w:hAnsi="宋体" w:eastAsia="宋体"/>
-                <w:b w:val="0"/>
-                <w:sz w:val="14"/>
-              </w:rPr>
-              <w:t>≤1 秒、身份、时间窗、二维码和围栏证据；成熟度：DESIGN_COVERED_EVIDENCE_PENDING；证据状态：PENDING_EVIDENCE</w:t>
+                <w:rFonts w:ascii="宋体" w:hAnsi="宋体"/>
+                <w:b w:val="0"/>
+                <w:sz w:val="14"/>
+              </w:rPr>
+              <w:t>≤1 秒、身份、时间窗、二维码和围栏证据；验证安排：实施阶段形成设计、测试与验收证据</w:t>
             </w:r>
           </w:p>
         </w:tc>
@@ -24774,11 +24860,11 @@
             </w:pPr>
             <w:r>
               <w:rPr>
-                <w:rFonts w:ascii="宋体" w:hAnsi="宋体" w:eastAsia="宋体"/>
-                <w:b w:val="0"/>
-                <w:sz w:val="14"/>
-              </w:rPr>
-              <w:t>CM-104／FR-08.6</w:t>
+                <w:rFonts w:ascii="宋体" w:hAnsi="宋体"/>
+                <w:b w:val="0"/>
+                <w:sz w:val="14"/>
+              </w:rPr>
+              <w:t>FR-08.6</w:t>
             </w:r>
           </w:p>
         </w:tc>
@@ -24854,11 +24940,11 @@
             </w:pPr>
             <w:r>
               <w:rPr>
-                <w:rFonts w:ascii="宋体" w:hAnsi="宋体" w:eastAsia="宋体"/>
-                <w:b w:val="0"/>
-                <w:sz w:val="14"/>
-              </w:rPr>
-              <w:t>盘点快照、差异确认、数量更新与追溯；成熟度：DESIGN_COVERED_EVIDENCE_PENDING；证据状态：PENDING_EVIDENCE</w:t>
+                <w:rFonts w:ascii="宋体" w:hAnsi="宋体"/>
+                <w:b w:val="0"/>
+                <w:sz w:val="14"/>
+              </w:rPr>
+              <w:t>盘点快照、差异确认、数量更新与追溯；验证安排：实施阶段形成设计、测试与验收证据</w:t>
             </w:r>
           </w:p>
         </w:tc>
@@ -24896,11 +24982,11 @@
             </w:pPr>
             <w:r>
               <w:rPr>
-                <w:rFonts w:ascii="宋体" w:hAnsi="宋体" w:eastAsia="宋体"/>
-                <w:b w:val="0"/>
-                <w:sz w:val="14"/>
-              </w:rPr>
-              <w:t>CM-105／FR-09.1</w:t>
+                <w:rFonts w:ascii="宋体" w:hAnsi="宋体"/>
+                <w:b w:val="0"/>
+                <w:sz w:val="14"/>
+              </w:rPr>
+              <w:t>FR-09.1</w:t>
             </w:r>
           </w:p>
         </w:tc>
@@ -24976,11 +25062,11 @@
             </w:pPr>
             <w:r>
               <w:rPr>
-                <w:rFonts w:ascii="宋体" w:hAnsi="宋体" w:eastAsia="宋体"/>
-                <w:b w:val="0"/>
-                <w:sz w:val="14"/>
-              </w:rPr>
-              <w:t>默认 ≤60 秒刷新、筛选、钻取和报表证据；成熟度：DESIGN_COVERED_EVIDENCE_PENDING；证据状态：PENDING_EVIDENCE</w:t>
+                <w:rFonts w:ascii="宋体" w:hAnsi="宋体"/>
+                <w:b w:val="0"/>
+                <w:sz w:val="14"/>
+              </w:rPr>
+              <w:t>默认 ≤60 秒刷新、筛选、钻取和报表证据；验证安排：实施阶段形成设计、测试与验收证据</w:t>
             </w:r>
           </w:p>
         </w:tc>
@@ -25018,11 +25104,11 @@
             </w:pPr>
             <w:r>
               <w:rPr>
-                <w:rFonts w:ascii="宋体" w:hAnsi="宋体" w:eastAsia="宋体"/>
-                <w:b w:val="0"/>
-                <w:sz w:val="14"/>
-              </w:rPr>
-              <w:t>CM-106／FR-10.1</w:t>
+                <w:rFonts w:ascii="宋体" w:hAnsi="宋体"/>
+                <w:b w:val="0"/>
+                <w:sz w:val="14"/>
+              </w:rPr>
+              <w:t>FR-10.1</w:t>
             </w:r>
           </w:p>
         </w:tc>
@@ -25098,11 +25184,11 @@
             </w:pPr>
             <w:r>
               <w:rPr>
-                <w:rFonts w:ascii="宋体" w:hAnsi="宋体" w:eastAsia="宋体"/>
-                <w:b w:val="0"/>
-                <w:sz w:val="14"/>
-              </w:rPr>
-              <w:t>≤30 秒刷新、定位及跨系统跳转证据；成熟度：DESIGN_COVERED_EVIDENCE_PENDING；证据状态：PENDING_EVIDENCE</w:t>
+                <w:rFonts w:ascii="宋体" w:hAnsi="宋体"/>
+                <w:b w:val="0"/>
+                <w:sz w:val="14"/>
+              </w:rPr>
+              <w:t>≤30 秒刷新、定位及跨系统跳转证据；验证安排：实施阶段形成设计、测试与验收证据</w:t>
             </w:r>
           </w:p>
         </w:tc>
@@ -25140,11 +25226,11 @@
             </w:pPr>
             <w:r>
               <w:rPr>
-                <w:rFonts w:ascii="宋体" w:hAnsi="宋体" w:eastAsia="宋体"/>
-                <w:b w:val="0"/>
-                <w:sz w:val="14"/>
-              </w:rPr>
-              <w:t>CM-107／FR-11.1</w:t>
+                <w:rFonts w:ascii="宋体" w:hAnsi="宋体"/>
+                <w:b w:val="0"/>
+                <w:sz w:val="14"/>
+              </w:rPr>
+              <w:t>FR-11.1</w:t>
             </w:r>
           </w:p>
         </w:tc>
@@ -25220,11 +25306,11 @@
             </w:pPr>
             <w:r>
               <w:rPr>
-                <w:rFonts w:ascii="宋体" w:hAnsi="宋体" w:eastAsia="宋体"/>
-                <w:b w:val="0"/>
-                <w:sz w:val="14"/>
-              </w:rPr>
-              <w:t>契约、去重、补传、转事件和恢复用例；成熟度：DESIGN_COVERED_EVIDENCE_PENDING；证据状态：PENDING_EVIDENCE</w:t>
+                <w:rFonts w:ascii="宋体" w:hAnsi="宋体"/>
+                <w:b w:val="0"/>
+                <w:sz w:val="14"/>
+              </w:rPr>
+              <w:t>契约、去重、补传、转事件和恢复用例；验证安排：实施阶段形成设计、测试与验收证据</w:t>
             </w:r>
           </w:p>
         </w:tc>
@@ -25262,11 +25348,11 @@
             </w:pPr>
             <w:r>
               <w:rPr>
-                <w:rFonts w:ascii="宋体" w:hAnsi="宋体" w:eastAsia="宋体"/>
-                <w:b w:val="0"/>
-                <w:sz w:val="14"/>
-              </w:rPr>
-              <w:t>CM-108／FR-11.2</w:t>
+                <w:rFonts w:ascii="宋体" w:hAnsi="宋体"/>
+                <w:b w:val="0"/>
+                <w:sz w:val="14"/>
+              </w:rPr>
+              <w:t>FR-11.2</w:t>
             </w:r>
           </w:p>
         </w:tc>
@@ -25342,11 +25428,11 @@
             </w:pPr>
             <w:r>
               <w:rPr>
-                <w:rFonts w:ascii="宋体" w:hAnsi="宋体" w:eastAsia="宋体"/>
-                <w:b w:val="0"/>
-                <w:sz w:val="14"/>
-              </w:rPr>
-              <w:t>八类接口映射、鉴权、异常和降级证据；成熟度：DESIGN_COVERED_EVIDENCE_PENDING；证据状态：PENDING_EVIDENCE</w:t>
+                <w:rFonts w:ascii="宋体" w:hAnsi="宋体"/>
+                <w:b w:val="0"/>
+                <w:sz w:val="14"/>
+              </w:rPr>
+              <w:t>八类接口映射、鉴权、异常和降级证据；验证安排：实施阶段形成设计、测试与验收证据</w:t>
             </w:r>
           </w:p>
         </w:tc>
@@ -25384,11 +25470,11 @@
             </w:pPr>
             <w:r>
               <w:rPr>
-                <w:rFonts w:ascii="宋体" w:hAnsi="宋体" w:eastAsia="宋体"/>
-                <w:b w:val="0"/>
-                <w:sz w:val="14"/>
-              </w:rPr>
-              <w:t>CM-109／FR-11.3</w:t>
+                <w:rFonts w:ascii="宋体" w:hAnsi="宋体"/>
+                <w:b w:val="0"/>
+                <w:sz w:val="14"/>
+              </w:rPr>
+              <w:t>FR-11.3</w:t>
             </w:r>
           </w:p>
         </w:tc>
@@ -25464,11 +25550,11 @@
             </w:pPr>
             <w:r>
               <w:rPr>
-                <w:rFonts w:ascii="宋体" w:hAnsi="宋体" w:eastAsia="宋体"/>
-                <w:b w:val="0"/>
-                <w:sz w:val="14"/>
-              </w:rPr>
-              <w:t>视频、发布、门禁授权/联锁/回执/降级证据；成熟度：DESIGN_COVERED_EVIDENCE_PENDING；证据状态：PENDING_EVIDENCE</w:t>
+                <w:rFonts w:ascii="宋体" w:hAnsi="宋体"/>
+                <w:b w:val="0"/>
+                <w:sz w:val="14"/>
+              </w:rPr>
+              <w:t>视频、发布、门禁授权/联锁/回执/降级证据；验证安排：实施阶段形成设计、测试与验收证据</w:t>
             </w:r>
           </w:p>
         </w:tc>
@@ -25506,11 +25592,11 @@
             </w:pPr>
             <w:r>
               <w:rPr>
-                <w:rFonts w:ascii="宋体" w:hAnsi="宋体" w:eastAsia="宋体"/>
-                <w:b w:val="0"/>
-                <w:sz w:val="14"/>
-              </w:rPr>
-              <w:t>CM-121／NFR-REL-001</w:t>
+                <w:rFonts w:ascii="宋体" w:hAnsi="宋体"/>
+                <w:b w:val="0"/>
+                <w:sz w:val="14"/>
+              </w:rPr>
+              <w:t>NFR-REL-001</w:t>
             </w:r>
           </w:p>
         </w:tc>
@@ -25586,11 +25672,11 @@
             </w:pPr>
             <w:r>
               <w:rPr>
-                <w:rFonts w:ascii="宋体" w:hAnsi="宋体" w:eastAsia="宋体"/>
-                <w:b w:val="0"/>
-                <w:sz w:val="14"/>
-              </w:rPr>
-              <w:t>专项测试报告、日志、截图/录屏、统计与复测记录；成熟度：DESIGN_COVERED_EVIDENCE_PENDING；证据状态：PENDING_EVIDENCE</w:t>
+                <w:rFonts w:ascii="宋体" w:hAnsi="宋体"/>
+                <w:b w:val="0"/>
+                <w:sz w:val="14"/>
+              </w:rPr>
+              <w:t>专项测试报告、日志、截图/录屏、统计与复测记录；验证安排：实施阶段形成设计、测试与验收证据</w:t>
             </w:r>
           </w:p>
         </w:tc>
@@ -25628,11 +25714,11 @@
             </w:pPr>
             <w:r>
               <w:rPr>
-                <w:rFonts w:ascii="宋体" w:hAnsi="宋体" w:eastAsia="宋体"/>
-                <w:b w:val="0"/>
-                <w:sz w:val="14"/>
-              </w:rPr>
-              <w:t>CM-123／NFR-SEC-001</w:t>
+                <w:rFonts w:ascii="宋体" w:hAnsi="宋体"/>
+                <w:b w:val="0"/>
+                <w:sz w:val="14"/>
+              </w:rPr>
+              <w:t>NFR-SEC-001</w:t>
             </w:r>
           </w:p>
         </w:tc>
@@ -25708,11 +25794,11 @@
             </w:pPr>
             <w:r>
               <w:rPr>
-                <w:rFonts w:ascii="宋体" w:hAnsi="宋体" w:eastAsia="宋体"/>
-                <w:b w:val="0"/>
-                <w:sz w:val="14"/>
-              </w:rPr>
-              <w:t>专项测试报告、日志、截图/录屏、统计与复测记录；成熟度：DESIGN_COVERED_EVIDENCE_PENDING；证据状态：PENDING_EVIDENCE</w:t>
+                <w:rFonts w:ascii="宋体" w:hAnsi="宋体"/>
+                <w:b w:val="0"/>
+                <w:sz w:val="14"/>
+              </w:rPr>
+              <w:t>专项测试报告、日志、截图/录屏、统计与复测记录；验证安排：实施阶段形成设计、测试与验收证据</w:t>
             </w:r>
           </w:p>
         </w:tc>
@@ -25750,11 +25836,11 @@
             </w:pPr>
             <w:r>
               <w:rPr>
-                <w:rFonts w:ascii="宋体" w:hAnsi="宋体" w:eastAsia="宋体"/>
-                <w:b w:val="0"/>
-                <w:sz w:val="14"/>
-              </w:rPr>
-              <w:t>CM-124／NFR-SEC-002</w:t>
+                <w:rFonts w:ascii="宋体" w:hAnsi="宋体"/>
+                <w:b w:val="0"/>
+                <w:sz w:val="14"/>
+              </w:rPr>
+              <w:t>NFR-SEC-002</w:t>
             </w:r>
           </w:p>
         </w:tc>
@@ -25830,11 +25916,11 @@
             </w:pPr>
             <w:r>
               <w:rPr>
-                <w:rFonts w:ascii="宋体" w:hAnsi="宋体" w:eastAsia="宋体"/>
-                <w:b w:val="0"/>
-                <w:sz w:val="14"/>
-              </w:rPr>
-              <w:t>专项测试报告、日志、截图/录屏、统计与复测记录；成熟度：DESIGN_COVERED_EVIDENCE_PENDING；证据状态：PENDING_EVIDENCE</w:t>
+                <w:rFonts w:ascii="宋体" w:hAnsi="宋体"/>
+                <w:b w:val="0"/>
+                <w:sz w:val="14"/>
+              </w:rPr>
+              <w:t>专项测试报告、日志、截图/录屏、统计与复测记录；验证安排：实施阶段形成设计、测试与验收证据</w:t>
             </w:r>
           </w:p>
         </w:tc>
@@ -25872,11 +25958,11 @@
             </w:pPr>
             <w:r>
               <w:rPr>
-                <w:rFonts w:ascii="宋体" w:hAnsi="宋体" w:eastAsia="宋体"/>
-                <w:b w:val="0"/>
-                <w:sz w:val="14"/>
-              </w:rPr>
-              <w:t>CM-127／NFR-PORT-001</w:t>
+                <w:rFonts w:ascii="宋体" w:hAnsi="宋体"/>
+                <w:b w:val="0"/>
+                <w:sz w:val="14"/>
+              </w:rPr>
+              <w:t>NFR-PORT-001</w:t>
             </w:r>
           </w:p>
         </w:tc>
@@ -25952,11 +26038,11 @@
             </w:pPr>
             <w:r>
               <w:rPr>
-                <w:rFonts w:ascii="宋体" w:hAnsi="宋体" w:eastAsia="宋体"/>
-                <w:b w:val="0"/>
-                <w:sz w:val="14"/>
-              </w:rPr>
-              <w:t>专项测试报告、日志、截图/录屏、统计与复测记录；成熟度：DESIGN_COVERED_EVIDENCE_PENDING；证据状态：PENDING_EVIDENCE</w:t>
+                <w:rFonts w:ascii="宋体" w:hAnsi="宋体"/>
+                <w:b w:val="0"/>
+                <w:sz w:val="14"/>
+              </w:rPr>
+              <w:t>专项测试报告、日志、截图/录屏、统计与复测记录；验证安排：实施阶段形成设计、测试与验收证据</w:t>
             </w:r>
           </w:p>
         </w:tc>
@@ -26161,11 +26247,11 @@
             </w:pPr>
             <w:r>
               <w:rPr>
-                <w:rFonts w:ascii="宋体" w:hAnsi="宋体" w:eastAsia="宋体"/>
-                <w:b w:val="0"/>
-                <w:sz w:val="14"/>
-              </w:rPr>
-              <w:t>CM-071／FR-01.1</w:t>
+                <w:rFonts w:ascii="宋体" w:hAnsi="宋体"/>
+                <w:b w:val="0"/>
+                <w:sz w:val="14"/>
+              </w:rPr>
+              <w:t>FR-01.1</w:t>
             </w:r>
           </w:p>
         </w:tc>
@@ -26241,11 +26327,11 @@
             </w:pPr>
             <w:r>
               <w:rPr>
-                <w:rFonts w:ascii="宋体" w:hAnsi="宋体" w:eastAsia="宋体"/>
-                <w:b w:val="0"/>
-                <w:sz w:val="14"/>
-              </w:rPr>
-              <w:t>预案层级、字段、保存、发布及版本用例；成熟度：DESIGN_COVERED_EVIDENCE_PENDING；证据状态：PENDING_EVIDENCE</w:t>
+                <w:rFonts w:ascii="宋体" w:hAnsi="宋体"/>
+                <w:b w:val="0"/>
+                <w:sz w:val="14"/>
+              </w:rPr>
+              <w:t>预案层级、字段、保存、发布及版本用例；验证安排：实施阶段形成设计、测试与验收证据</w:t>
             </w:r>
           </w:p>
         </w:tc>
@@ -26283,11 +26369,11 @@
             </w:pPr>
             <w:r>
               <w:rPr>
-                <w:rFonts w:ascii="宋体" w:hAnsi="宋体" w:eastAsia="宋体"/>
-                <w:b w:val="0"/>
-                <w:sz w:val="14"/>
-              </w:rPr>
-              <w:t>CM-072／FR-01.2</w:t>
+                <w:rFonts w:ascii="宋体" w:hAnsi="宋体"/>
+                <w:b w:val="0"/>
+                <w:sz w:val="14"/>
+              </w:rPr>
+              <w:t>FR-01.2</w:t>
             </w:r>
           </w:p>
         </w:tc>
@@ -26363,11 +26449,11 @@
             </w:pPr>
             <w:r>
               <w:rPr>
-                <w:rFonts w:ascii="宋体" w:hAnsi="宋体" w:eastAsia="宋体"/>
-                <w:b w:val="0"/>
-                <w:sz w:val="14"/>
-              </w:rPr>
-              <w:t>流程配置、发布、运行快照和审计记录；成熟度：DESIGN_COVERED_EVIDENCE_PENDING；证据状态：PENDING_EVIDENCE</w:t>
+                <w:rFonts w:ascii="宋体" w:hAnsi="宋体"/>
+                <w:b w:val="0"/>
+                <w:sz w:val="14"/>
+              </w:rPr>
+              <w:t>流程配置、发布、运行快照和审计记录；验证安排：实施阶段形成设计、测试与验收证据</w:t>
             </w:r>
           </w:p>
         </w:tc>
@@ -26405,11 +26491,11 @@
             </w:pPr>
             <w:r>
               <w:rPr>
-                <w:rFonts w:ascii="宋体" w:hAnsi="宋体" w:eastAsia="宋体"/>
-                <w:b w:val="0"/>
-                <w:sz w:val="14"/>
-              </w:rPr>
-              <w:t>CM-073／FR-01.3</w:t>
+                <w:rFonts w:ascii="宋体" w:hAnsi="宋体"/>
+                <w:b w:val="0"/>
+                <w:sz w:val="14"/>
+              </w:rPr>
+              <w:t>FR-01.3</w:t>
             </w:r>
           </w:p>
         </w:tc>
@@ -26485,11 +26571,11 @@
             </w:pPr>
             <w:r>
               <w:rPr>
-                <w:rFonts w:ascii="宋体" w:hAnsi="宋体" w:eastAsia="宋体"/>
-                <w:b w:val="0"/>
-                <w:sz w:val="14"/>
-              </w:rPr>
-              <w:t>≤3 秒计时、任务完整性、幂等与重试证据；成熟度：DESIGN_COVERED_EVIDENCE_PENDING；证据状态：PENDING_EVIDENCE</w:t>
+                <w:rFonts w:ascii="宋体" w:hAnsi="宋体"/>
+                <w:b w:val="0"/>
+                <w:sz w:val="14"/>
+              </w:rPr>
+              <w:t>≤3 秒计时、任务完整性、幂等与重试证据；验证安排：实施阶段形成设计、测试与验收证据</w:t>
             </w:r>
           </w:p>
         </w:tc>
@@ -26527,11 +26613,11 @@
             </w:pPr>
             <w:r>
               <w:rPr>
-                <w:rFonts w:ascii="宋体" w:hAnsi="宋体" w:eastAsia="宋体"/>
-                <w:b w:val="0"/>
-                <w:sz w:val="14"/>
-              </w:rPr>
-              <w:t>CM-074／FR-01.4</w:t>
+                <w:rFonts w:ascii="宋体" w:hAnsi="宋体"/>
+                <w:b w:val="0"/>
+                <w:sz w:val="14"/>
+              </w:rPr>
+              <w:t>FR-01.4</w:t>
             </w:r>
           </w:p>
         </w:tc>
@@ -26607,11 +26693,11 @@
             </w:pPr>
             <w:r>
               <w:rPr>
-                <w:rFonts w:ascii="宋体" w:hAnsi="宋体" w:eastAsia="宋体"/>
-                <w:b w:val="0"/>
-                <w:sz w:val="14"/>
-              </w:rPr>
-              <w:t>附件权限、检索和多版本回溯用例；成熟度：DESIGN_COVERED_EVIDENCE_PENDING；证据状态：PENDING_EVIDENCE</w:t>
+                <w:rFonts w:ascii="宋体" w:hAnsi="宋体"/>
+                <w:b w:val="0"/>
+                <w:sz w:val="14"/>
+              </w:rPr>
+              <w:t>附件权限、检索和多版本回溯用例；验证安排：实施阶段形成设计、测试与验收证据</w:t>
             </w:r>
           </w:p>
         </w:tc>
@@ -26649,11 +26735,11 @@
             </w:pPr>
             <w:r>
               <w:rPr>
-                <w:rFonts w:ascii="宋体" w:hAnsi="宋体" w:eastAsia="宋体"/>
-                <w:b w:val="0"/>
-                <w:sz w:val="14"/>
-              </w:rPr>
-              <w:t>CM-075／FR-02.1</w:t>
+                <w:rFonts w:ascii="宋体" w:hAnsi="宋体"/>
+                <w:b w:val="0"/>
+                <w:sz w:val="14"/>
+              </w:rPr>
+              <w:t>FR-02.1</w:t>
             </w:r>
           </w:p>
         </w:tc>
@@ -26729,11 +26815,11 @@
             </w:pPr>
             <w:r>
               <w:rPr>
-                <w:rFonts w:ascii="宋体" w:hAnsi="宋体" w:eastAsia="宋体"/>
-                <w:b w:val="0"/>
-                <w:sz w:val="14"/>
-              </w:rPr>
-              <w:t>同一事件时间线及状态一致性用例；成熟度：DESIGN_COVERED_EVIDENCE_PENDING；证据状态：PENDING_EVIDENCE</w:t>
+                <w:rFonts w:ascii="宋体" w:hAnsi="宋体"/>
+                <w:b w:val="0"/>
+                <w:sz w:val="14"/>
+              </w:rPr>
+              <w:t>同一事件时间线及状态一致性用例；验证安排：实施阶段形成设计、测试与验收证据</w:t>
             </w:r>
           </w:p>
         </w:tc>
@@ -26771,11 +26857,11 @@
             </w:pPr>
             <w:r>
               <w:rPr>
-                <w:rFonts w:ascii="宋体" w:hAnsi="宋体" w:eastAsia="宋体"/>
-                <w:b w:val="0"/>
-                <w:sz w:val="14"/>
-              </w:rPr>
-              <w:t>CM-076／FR-02.2</w:t>
+                <w:rFonts w:ascii="宋体" w:hAnsi="宋体"/>
+                <w:b w:val="0"/>
+                <w:sz w:val="14"/>
+              </w:rPr>
+              <w:t>FR-02.2</w:t>
             </w:r>
           </w:p>
         </w:tc>
@@ -26851,11 +26937,11 @@
             </w:pPr>
             <w:r>
               <w:rPr>
-                <w:rFonts w:ascii="宋体" w:hAnsi="宋体" w:eastAsia="宋体"/>
-                <w:b w:val="0"/>
-                <w:sz w:val="14"/>
-              </w:rPr>
-              <w:t>≤2 秒刷新、源精度和楼层/坐标映射证据；成熟度：DESIGN_COVERED_EVIDENCE_PENDING；证据状态：PENDING_EVIDENCE</w:t>
+                <w:rFonts w:ascii="宋体" w:hAnsi="宋体"/>
+                <w:b w:val="0"/>
+                <w:sz w:val="14"/>
+              </w:rPr>
+              <w:t>≤2 秒刷新、源精度和楼层/坐标映射证据；验证安排：实施阶段形成设计、测试与验收证据</w:t>
             </w:r>
           </w:p>
         </w:tc>
@@ -26893,11 +26979,11 @@
             </w:pPr>
             <w:r>
               <w:rPr>
-                <w:rFonts w:ascii="宋体" w:hAnsi="宋体" w:eastAsia="宋体"/>
-                <w:b w:val="0"/>
-                <w:sz w:val="14"/>
-              </w:rPr>
-              <w:t>CM-077／FR-02.3</w:t>
+                <w:rFonts w:ascii="宋体" w:hAnsi="宋体"/>
+                <w:b w:val="0"/>
+                <w:sz w:val="14"/>
+              </w:rPr>
+              <w:t>FR-02.3</w:t>
             </w:r>
           </w:p>
         </w:tc>
@@ -26973,11 +27059,11 @@
             </w:pPr>
             <w:r>
               <w:rPr>
-                <w:rFonts w:ascii="宋体" w:hAnsi="宋体" w:eastAsia="宋体"/>
-                <w:b w:val="0"/>
-                <w:sz w:val="14"/>
-              </w:rPr>
-              <w:t>GB/T 28181、首帧、录像检索及跨 30 天回放记录；成熟度：DESIGN_COVERED_EVIDENCE_PENDING；证据状态：PENDING_EVIDENCE</w:t>
+                <w:rFonts w:ascii="宋体" w:hAnsi="宋体"/>
+                <w:b w:val="0"/>
+                <w:sz w:val="14"/>
+              </w:rPr>
+              <w:t>GB/T 28181、首帧、录像检索及跨 30 天回放记录；验证安排：实施阶段形成设计、测试与验收证据</w:t>
             </w:r>
           </w:p>
         </w:tc>
@@ -27015,11 +27101,11 @@
             </w:pPr>
             <w:r>
               <w:rPr>
-                <w:rFonts w:ascii="宋体" w:hAnsi="宋体" w:eastAsia="宋体"/>
-                <w:b w:val="0"/>
-                <w:sz w:val="14"/>
-              </w:rPr>
-              <w:t>CM-078／FR-02.4</w:t>
+                <w:rFonts w:ascii="宋体" w:hAnsi="宋体"/>
+                <w:b w:val="0"/>
+                <w:sz w:val="14"/>
+              </w:rPr>
+              <w:t>FR-02.4</w:t>
             </w:r>
           </w:p>
         </w:tc>
@@ -27095,11 +27181,11 @@
             </w:pPr>
             <w:r>
               <w:rPr>
-                <w:rFonts w:ascii="宋体" w:hAnsi="宋体" w:eastAsia="宋体"/>
-                <w:b w:val="0"/>
-                <w:sz w:val="14"/>
-              </w:rPr>
-              <w:t>站点图层、钻取和台账一致性用例；成熟度：DESIGN_COVERED_EVIDENCE_PENDING；证据状态：PENDING_EVIDENCE</w:t>
+                <w:rFonts w:ascii="宋体" w:hAnsi="宋体"/>
+                <w:b w:val="0"/>
+                <w:sz w:val="14"/>
+              </w:rPr>
+              <w:t>站点图层、钻取和台账一致性用例；验证安排：实施阶段形成设计、测试与验收证据</w:t>
             </w:r>
           </w:p>
         </w:tc>
@@ -27137,11 +27223,11 @@
             </w:pPr>
             <w:r>
               <w:rPr>
-                <w:rFonts w:ascii="宋体" w:hAnsi="宋体" w:eastAsia="宋体"/>
-                <w:b w:val="0"/>
-                <w:sz w:val="14"/>
-              </w:rPr>
-              <w:t>CM-079／FR-03.1</w:t>
+                <w:rFonts w:ascii="宋体" w:hAnsi="宋体"/>
+                <w:b w:val="0"/>
+                <w:sz w:val="14"/>
+              </w:rPr>
+              <w:t>FR-03.1</w:t>
             </w:r>
           </w:p>
         </w:tc>
@@ -27217,11 +27303,11 @@
             </w:pPr>
             <w:r>
               <w:rPr>
-                <w:rFonts w:ascii="宋体" w:hAnsi="宋体" w:eastAsia="宋体"/>
-                <w:b w:val="0"/>
-                <w:sz w:val="14"/>
-              </w:rPr>
-              <w:t>人员权限、分组、调派与回执用例；成熟度：DESIGN_COVERED_EVIDENCE_PENDING；证据状态：PENDING_EVIDENCE</w:t>
+                <w:rFonts w:ascii="宋体" w:hAnsi="宋体"/>
+                <w:b w:val="0"/>
+                <w:sz w:val="14"/>
+              </w:rPr>
+              <w:t>人员权限、分组、调派与回执用例；验证安排：实施阶段形成设计、测试与验收证据</w:t>
             </w:r>
           </w:p>
         </w:tc>
@@ -27259,11 +27345,11 @@
             </w:pPr>
             <w:r>
               <w:rPr>
-                <w:rFonts w:ascii="宋体" w:hAnsi="宋体" w:eastAsia="宋体"/>
-                <w:b w:val="0"/>
-                <w:sz w:val="14"/>
-              </w:rPr>
-              <w:t>CM-080／FR-03.2</w:t>
+                <w:rFonts w:ascii="宋体" w:hAnsi="宋体"/>
+                <w:b w:val="0"/>
+                <w:sz w:val="14"/>
+              </w:rPr>
+              <w:t>FR-03.2</w:t>
             </w:r>
           </w:p>
         </w:tc>
@@ -27339,11 +27425,11 @@
             </w:pPr>
             <w:r>
               <w:rPr>
-                <w:rFonts w:ascii="宋体" w:hAnsi="宋体" w:eastAsia="宋体"/>
-                <w:b w:val="0"/>
-                <w:sz w:val="14"/>
-              </w:rPr>
-              <w:t>排班调整、任务生成和历史留痕用例；成熟度：DESIGN_COVERED_EVIDENCE_PENDING；证据状态：PENDING_EVIDENCE</w:t>
+                <w:rFonts w:ascii="宋体" w:hAnsi="宋体"/>
+                <w:b w:val="0"/>
+                <w:sz w:val="14"/>
+              </w:rPr>
+              <w:t>排班调整、任务生成和历史留痕用例；验证安排：实施阶段形成设计、测试与验收证据</w:t>
             </w:r>
           </w:p>
         </w:tc>
@@ -27381,11 +27467,11 @@
             </w:pPr>
             <w:r>
               <w:rPr>
-                <w:rFonts w:ascii="宋体" w:hAnsi="宋体" w:eastAsia="宋体"/>
-                <w:b w:val="0"/>
-                <w:sz w:val="14"/>
-              </w:rPr>
-              <w:t>CM-081／FR-03.3</w:t>
+                <w:rFonts w:ascii="宋体" w:hAnsi="宋体"/>
+                <w:b w:val="0"/>
+                <w:sz w:val="14"/>
+              </w:rPr>
+              <w:t>FR-03.3</w:t>
             </w:r>
           </w:p>
         </w:tc>
@@ -27461,11 +27547,11 @@
             </w:pPr>
             <w:r>
               <w:rPr>
-                <w:rFonts w:ascii="宋体" w:hAnsi="宋体" w:eastAsia="宋体"/>
-                <w:b w:val="0"/>
-                <w:sz w:val="14"/>
-              </w:rPr>
-              <w:t>台账增改查、临期规则和提醒证据；成熟度：DESIGN_COVERED_EVIDENCE_PENDING；证据状态：PENDING_EVIDENCE</w:t>
+                <w:rFonts w:ascii="宋体" w:hAnsi="宋体"/>
+                <w:b w:val="0"/>
+                <w:sz w:val="14"/>
+              </w:rPr>
+              <w:t>台账增改查、临期规则和提醒证据；验证安排：实施阶段形成设计、测试与验收证据</w:t>
             </w:r>
           </w:p>
         </w:tc>
@@ -27503,11 +27589,11 @@
             </w:pPr>
             <w:r>
               <w:rPr>
-                <w:rFonts w:ascii="宋体" w:hAnsi="宋体" w:eastAsia="宋体"/>
-                <w:b w:val="0"/>
-                <w:sz w:val="14"/>
-              </w:rPr>
-              <w:t>CM-082／FR-03.4</w:t>
+                <w:rFonts w:ascii="宋体" w:hAnsi="宋体"/>
+                <w:b w:val="0"/>
+                <w:sz w:val="14"/>
+              </w:rPr>
+              <w:t>FR-03.4</w:t>
             </w:r>
           </w:p>
         </w:tc>
@@ -27583,11 +27669,11 @@
             </w:pPr>
             <w:r>
               <w:rPr>
-                <w:rFonts w:ascii="宋体" w:hAnsi="宋体" w:eastAsia="宋体"/>
-                <w:b w:val="0"/>
-                <w:sz w:val="14"/>
-              </w:rPr>
-              <w:t>盘点快照、差异计算、复核与更新用例；成熟度：DESIGN_COVERED_EVIDENCE_PENDING；证据状态：PENDING_EVIDENCE</w:t>
+                <w:rFonts w:ascii="宋体" w:hAnsi="宋体"/>
+                <w:b w:val="0"/>
+                <w:sz w:val="14"/>
+              </w:rPr>
+              <w:t>盘点快照、差异计算、复核与更新用例；验证安排：实施阶段形成设计、测试与验收证据</w:t>
             </w:r>
           </w:p>
         </w:tc>
@@ -27625,11 +27711,11 @@
             </w:pPr>
             <w:r>
               <w:rPr>
-                <w:rFonts w:ascii="宋体" w:hAnsi="宋体" w:eastAsia="宋体"/>
-                <w:b w:val="0"/>
-                <w:sz w:val="14"/>
-              </w:rPr>
-              <w:t>CM-083／FR-04.1</w:t>
+                <w:rFonts w:ascii="宋体" w:hAnsi="宋体"/>
+                <w:b w:val="0"/>
+                <w:sz w:val="14"/>
+              </w:rPr>
+              <w:t>FR-04.1</w:t>
             </w:r>
           </w:p>
         </w:tc>
@@ -27705,11 +27791,11 @@
             </w:pPr>
             <w:r>
               <w:rPr>
-                <w:rFonts w:ascii="宋体" w:hAnsi="宋体" w:eastAsia="宋体"/>
-                <w:b w:val="0"/>
-                <w:sz w:val="14"/>
-              </w:rPr>
-              <w:t>周期计划和频次规则用例；成熟度：DESIGN_COVERED_EVIDENCE_PENDING；证据状态：PENDING_EVIDENCE</w:t>
+                <w:rFonts w:ascii="宋体" w:hAnsi="宋体"/>
+                <w:b w:val="0"/>
+                <w:sz w:val="14"/>
+              </w:rPr>
+              <w:t>周期计划和频次规则用例；验证安排：实施阶段形成设计、测试与验收证据</w:t>
             </w:r>
           </w:p>
         </w:tc>
@@ -27747,11 +27833,11 @@
             </w:pPr>
             <w:r>
               <w:rPr>
-                <w:rFonts w:ascii="宋体" w:hAnsi="宋体" w:eastAsia="宋体"/>
-                <w:b w:val="0"/>
-                <w:sz w:val="14"/>
-              </w:rPr>
-              <w:t>CM-084／FR-04.2</w:t>
+                <w:rFonts w:ascii="宋体" w:hAnsi="宋体"/>
+                <w:b w:val="0"/>
+                <w:sz w:val="14"/>
+              </w:rPr>
+              <w:t>FR-04.2</w:t>
             </w:r>
           </w:p>
         </w:tc>
@@ -27827,11 +27913,11 @@
             </w:pPr>
             <w:r>
               <w:rPr>
-                <w:rFonts w:ascii="宋体" w:hAnsi="宋体" w:eastAsia="宋体"/>
-                <w:b w:val="0"/>
-                <w:sz w:val="14"/>
-              </w:rPr>
-              <w:t>定时触发、任务生成、消息及审计证据；成熟度：DESIGN_COVERED_EVIDENCE_PENDING；证据状态：PENDING_EVIDENCE</w:t>
+                <w:rFonts w:ascii="宋体" w:hAnsi="宋体"/>
+                <w:b w:val="0"/>
+                <w:sz w:val="14"/>
+              </w:rPr>
+              <w:t>定时触发、任务生成、消息及审计证据；验证安排：实施阶段形成设计、测试与验收证据</w:t>
             </w:r>
           </w:p>
         </w:tc>
@@ -27869,11 +27955,11 @@
             </w:pPr>
             <w:r>
               <w:rPr>
-                <w:rFonts w:ascii="宋体" w:hAnsi="宋体" w:eastAsia="宋体"/>
-                <w:b w:val="0"/>
-                <w:sz w:val="14"/>
-              </w:rPr>
-              <w:t>CM-085／FR-04.3</w:t>
+                <w:rFonts w:ascii="宋体" w:hAnsi="宋体"/>
+                <w:b w:val="0"/>
+                <w:sz w:val="14"/>
+              </w:rPr>
+              <w:t>FR-04.3</w:t>
             </w:r>
           </w:p>
         </w:tc>
@@ -27949,11 +28035,11 @@
             </w:pPr>
             <w:r>
               <w:rPr>
-                <w:rFonts w:ascii="宋体" w:hAnsi="宋体" w:eastAsia="宋体"/>
-                <w:b w:val="0"/>
-                <w:sz w:val="14"/>
-              </w:rPr>
-              <w:t>演练过程、评估、报告和改进闭环用例；成熟度：DESIGN_COVERED_EVIDENCE_PENDING；证据状态：PENDING_EVIDENCE</w:t>
+                <w:rFonts w:ascii="宋体" w:hAnsi="宋体"/>
+                <w:b w:val="0"/>
+                <w:sz w:val="14"/>
+              </w:rPr>
+              <w:t>演练过程、评估、报告和改进闭环用例；验证安排：实施阶段形成设计、测试与验收证据</w:t>
             </w:r>
           </w:p>
         </w:tc>
@@ -27991,11 +28077,11 @@
             </w:pPr>
             <w:r>
               <w:rPr>
-                <w:rFonts w:ascii="宋体" w:hAnsi="宋体" w:eastAsia="宋体"/>
-                <w:b w:val="0"/>
-                <w:sz w:val="14"/>
-              </w:rPr>
-              <w:t>CM-086／FR-05.1</w:t>
+                <w:rFonts w:ascii="宋体" w:hAnsi="宋体"/>
+                <w:b w:val="0"/>
+                <w:sz w:val="14"/>
+              </w:rPr>
+              <w:t>FR-05.1</w:t>
             </w:r>
           </w:p>
         </w:tc>
@@ -28071,11 +28157,11 @@
             </w:pPr>
             <w:r>
               <w:rPr>
-                <w:rFonts w:ascii="宋体" w:hAnsi="宋体" w:eastAsia="宋体"/>
-                <w:b w:val="0"/>
-                <w:sz w:val="14"/>
-              </w:rPr>
-              <w:t>双端上报、字段校验、查询和权限用例；成熟度：DESIGN_COVERED_EVIDENCE_PENDING；证据状态：PENDING_EVIDENCE</w:t>
+                <w:rFonts w:ascii="宋体" w:hAnsi="宋体"/>
+                <w:b w:val="0"/>
+                <w:sz w:val="14"/>
+              </w:rPr>
+              <w:t>双端上报、字段校验、查询和权限用例；验证安排：实施阶段形成设计、测试与验收证据</w:t>
             </w:r>
           </w:p>
         </w:tc>
@@ -28113,11 +28199,11 @@
             </w:pPr>
             <w:r>
               <w:rPr>
-                <w:rFonts w:ascii="宋体" w:hAnsi="宋体" w:eastAsia="宋体"/>
-                <w:b w:val="0"/>
-                <w:sz w:val="14"/>
-              </w:rPr>
-              <w:t>CM-087／FR-05.2</w:t>
+                <w:rFonts w:ascii="宋体" w:hAnsi="宋体"/>
+                <w:b w:val="0"/>
+                <w:sz w:val="14"/>
+              </w:rPr>
+              <w:t>FR-05.2</w:t>
             </w:r>
           </w:p>
         </w:tc>
@@ -28193,11 +28279,11 @@
             </w:pPr>
             <w:r>
               <w:rPr>
-                <w:rFonts w:ascii="宋体" w:hAnsi="宋体" w:eastAsia="宋体"/>
-                <w:b w:val="0"/>
-                <w:sz w:val="14"/>
-              </w:rPr>
-              <w:t>≤2 秒接入、≤3 分钟下达及状态迁移记录；成熟度：DESIGN_COVERED_EVIDENCE_PENDING；证据状态：PENDING_EVIDENCE</w:t>
+                <w:rFonts w:ascii="宋体" w:hAnsi="宋体"/>
+                <w:b w:val="0"/>
+                <w:sz w:val="14"/>
+              </w:rPr>
+              <w:t>≤2 秒接入、≤3 分钟下达及状态迁移记录；验证安排：实施阶段形成设计、测试与验收证据</w:t>
             </w:r>
           </w:p>
         </w:tc>
@@ -28235,11 +28321,11 @@
             </w:pPr>
             <w:r>
               <w:rPr>
-                <w:rFonts w:ascii="宋体" w:hAnsi="宋体" w:eastAsia="宋体"/>
-                <w:b w:val="0"/>
-                <w:sz w:val="14"/>
-              </w:rPr>
-              <w:t>CM-088／FR-05.3</w:t>
+                <w:rFonts w:ascii="宋体" w:hAnsi="宋体"/>
+                <w:b w:val="0"/>
+                <w:sz w:val="14"/>
+              </w:rPr>
+              <w:t>FR-05.3</w:t>
             </w:r>
           </w:p>
         </w:tc>
@@ -28315,11 +28401,11 @@
             </w:pPr>
             <w:r>
               <w:rPr>
-                <w:rFonts w:ascii="宋体" w:hAnsi="宋体" w:eastAsia="宋体"/>
-                <w:b w:val="0"/>
-                <w:sz w:val="14"/>
-              </w:rPr>
-              <w:t>下发、回执、催办、临时任务和失败恢复用例；成熟度：DESIGN_COVERED_EVIDENCE_PENDING；证据状态：PENDING_EVIDENCE</w:t>
+                <w:rFonts w:ascii="宋体" w:hAnsi="宋体"/>
+                <w:b w:val="0"/>
+                <w:sz w:val="14"/>
+              </w:rPr>
+              <w:t>下发、回执、催办、临时任务和失败恢复用例；验证安排：实施阶段形成设计、测试与验收证据</w:t>
             </w:r>
           </w:p>
         </w:tc>
@@ -28357,11 +28443,11 @@
             </w:pPr>
             <w:r>
               <w:rPr>
-                <w:rFonts w:ascii="宋体" w:hAnsi="宋体" w:eastAsia="宋体"/>
-                <w:b w:val="0"/>
-                <w:sz w:val="14"/>
-              </w:rPr>
-              <w:t>CM-089／FR-05.4</w:t>
+                <w:rFonts w:ascii="宋体" w:hAnsi="宋体"/>
+                <w:b w:val="0"/>
+                <w:sz w:val="14"/>
+              </w:rPr>
+              <w:t>FR-05.4</w:t>
             </w:r>
           </w:p>
         </w:tc>
@@ -28437,11 +28523,11 @@
             </w:pPr>
             <w:r>
               <w:rPr>
-                <w:rFonts w:ascii="宋体" w:hAnsi="宋体" w:eastAsia="宋体"/>
-                <w:b w:val="0"/>
-                <w:sz w:val="14"/>
-              </w:rPr>
-              <w:t>关闭前校验、评估报告和知识关联用例；成熟度：DESIGN_COVERED_EVIDENCE_PENDING；证据状态：PENDING_EVIDENCE</w:t>
+                <w:rFonts w:ascii="宋体" w:hAnsi="宋体"/>
+                <w:b w:val="0"/>
+                <w:sz w:val="14"/>
+              </w:rPr>
+              <w:t>关闭前校验、评估报告和知识关联用例；验证安排：实施阶段形成设计、测试与验收证据</w:t>
             </w:r>
           </w:p>
         </w:tc>
@@ -28479,11 +28565,11 @@
             </w:pPr>
             <w:r>
               <w:rPr>
-                <w:rFonts w:ascii="宋体" w:hAnsi="宋体" w:eastAsia="宋体"/>
-                <w:b w:val="0"/>
-                <w:sz w:val="14"/>
-              </w:rPr>
-              <w:t>CM-090／FR-06.1</w:t>
+                <w:rFonts w:ascii="宋体" w:hAnsi="宋体"/>
+                <w:b w:val="0"/>
+                <w:sz w:val="14"/>
+              </w:rPr>
+              <w:t>FR-06.1</w:t>
             </w:r>
           </w:p>
         </w:tc>
@@ -28559,11 +28645,11 @@
             </w:pPr>
             <w:r>
               <w:rPr>
-                <w:rFonts w:ascii="宋体" w:hAnsi="宋体" w:eastAsia="宋体"/>
-                <w:b w:val="0"/>
-                <w:sz w:val="14"/>
-              </w:rPr>
-              <w:t>小组任务、时间窗、代执行授权和审计记录；成熟度：DESIGN_COVERED_EVIDENCE_PENDING；证据状态：PENDING_EVIDENCE</w:t>
+                <w:rFonts w:ascii="宋体" w:hAnsi="宋体"/>
+                <w:b w:val="0"/>
+                <w:sz w:val="14"/>
+              </w:rPr>
+              <w:t>小组任务、时间窗、代执行授权和审计记录；验证安排：实施阶段形成设计、测试与验收证据</w:t>
             </w:r>
           </w:p>
         </w:tc>
@@ -28601,11 +28687,11 @@
             </w:pPr>
             <w:r>
               <w:rPr>
-                <w:rFonts w:ascii="宋体" w:hAnsi="宋体" w:eastAsia="宋体"/>
-                <w:b w:val="0"/>
-                <w:sz w:val="14"/>
-              </w:rPr>
-              <w:t>CM-091／FR-06.2</w:t>
+                <w:rFonts w:ascii="宋体" w:hAnsi="宋体"/>
+                <w:b w:val="0"/>
+                <w:sz w:val="14"/>
+              </w:rPr>
+              <w:t>FR-06.2</w:t>
             </w:r>
           </w:p>
         </w:tc>
@@ -28681,11 +28767,11 @@
             </w:pPr>
             <w:r>
               <w:rPr>
-                <w:rFonts w:ascii="宋体" w:hAnsi="宋体" w:eastAsia="宋体"/>
-                <w:b w:val="0"/>
-                <w:sz w:val="14"/>
-              </w:rPr>
-              <w:t>点位配置、签名二维码和围栏校验用例；成熟度：DESIGN_COVERED_EVIDENCE_PENDING；证据状态：PENDING_EVIDENCE</w:t>
+                <w:rFonts w:ascii="宋体" w:hAnsi="宋体"/>
+                <w:b w:val="0"/>
+                <w:sz w:val="14"/>
+              </w:rPr>
+              <w:t>点位配置、签名二维码和围栏校验用例；验证安排：实施阶段形成设计、测试与验收证据</w:t>
             </w:r>
           </w:p>
         </w:tc>
@@ -28723,11 +28809,11 @@
             </w:pPr>
             <w:r>
               <w:rPr>
-                <w:rFonts w:ascii="宋体" w:hAnsi="宋体" w:eastAsia="宋体"/>
-                <w:b w:val="0"/>
-                <w:sz w:val="14"/>
-              </w:rPr>
-              <w:t>CM-092／FR-06.3</w:t>
+                <w:rFonts w:ascii="宋体" w:hAnsi="宋体"/>
+                <w:b w:val="0"/>
+                <w:sz w:val="14"/>
+              </w:rPr>
+              <w:t>FR-06.3</w:t>
             </w:r>
           </w:p>
         </w:tc>
@@ -28803,11 +28889,11 @@
             </w:pPr>
             <w:r>
               <w:rPr>
-                <w:rFonts w:ascii="宋体" w:hAnsi="宋体" w:eastAsia="宋体"/>
-                <w:b w:val="0"/>
-                <w:sz w:val="14"/>
-              </w:rPr>
-              <w:t>三维度统计、明细对账及导出审计；成熟度：DESIGN_COVERED_EVIDENCE_PENDING；证据状态：PENDING_EVIDENCE</w:t>
+                <w:rFonts w:ascii="宋体" w:hAnsi="宋体"/>
+                <w:b w:val="0"/>
+                <w:sz w:val="14"/>
+              </w:rPr>
+              <w:t>三维度统计、明细对账及导出审计；验证安排：实施阶段形成设计、测试与验收证据</w:t>
             </w:r>
           </w:p>
         </w:tc>
@@ -28845,11 +28931,11 @@
             </w:pPr>
             <w:r>
               <w:rPr>
-                <w:rFonts w:ascii="宋体" w:hAnsi="宋体" w:eastAsia="宋体"/>
-                <w:b w:val="0"/>
-                <w:sz w:val="14"/>
-              </w:rPr>
-              <w:t>CM-093／FR-06.4</w:t>
+                <w:rFonts w:ascii="宋体" w:hAnsi="宋体"/>
+                <w:b w:val="0"/>
+                <w:sz w:val="14"/>
+              </w:rPr>
+              <w:t>FR-06.4</w:t>
             </w:r>
           </w:p>
         </w:tc>
@@ -28925,11 +29011,11 @@
             </w:pPr>
             <w:r>
               <w:rPr>
-                <w:rFonts w:ascii="宋体" w:hAnsi="宋体" w:eastAsia="宋体"/>
-                <w:b w:val="0"/>
-                <w:sz w:val="14"/>
-              </w:rPr>
-              <w:t>告警规则、≥20 路、≥99% 和回执证据；成熟度：DESIGN_COVERED_EVIDENCE_PENDING；证据状态：PENDING_EVIDENCE</w:t>
+                <w:rFonts w:ascii="宋体" w:hAnsi="宋体"/>
+                <w:b w:val="0"/>
+                <w:sz w:val="14"/>
+              </w:rPr>
+              <w:t>告警规则、≥20 路、≥99% 和回执证据；验证安排：实施阶段形成设计、测试与验收证据</w:t>
             </w:r>
           </w:p>
         </w:tc>
@@ -28967,11 +29053,11 @@
             </w:pPr>
             <w:r>
               <w:rPr>
-                <w:rFonts w:ascii="宋体" w:hAnsi="宋体" w:eastAsia="宋体"/>
-                <w:b w:val="0"/>
-                <w:sz w:val="14"/>
-              </w:rPr>
-              <w:t>CM-094／FR-07.1</w:t>
+                <w:rFonts w:ascii="宋体" w:hAnsi="宋体"/>
+                <w:b w:val="0"/>
+                <w:sz w:val="14"/>
+              </w:rPr>
+              <w:t>FR-07.1</w:t>
             </w:r>
           </w:p>
         </w:tc>
@@ -29047,11 +29133,11 @@
             </w:pPr>
             <w:r>
               <w:rPr>
-                <w:rFonts w:ascii="宋体" w:hAnsi="宋体" w:eastAsia="宋体"/>
-                <w:b w:val="0"/>
-                <w:sz w:val="14"/>
-              </w:rPr>
-              <w:t>类型生命周期与引用保护用例；成熟度：DESIGN_COVERED_EVIDENCE_PENDING；证据状态：PENDING_EVIDENCE</w:t>
+                <w:rFonts w:ascii="宋体" w:hAnsi="宋体"/>
+                <w:b w:val="0"/>
+                <w:sz w:val="14"/>
+              </w:rPr>
+              <w:t>类型生命周期与引用保护用例；验证安排：实施阶段形成设计、测试与验收证据</w:t>
             </w:r>
           </w:p>
         </w:tc>
@@ -29089,11 +29175,11 @@
             </w:pPr>
             <w:r>
               <w:rPr>
-                <w:rFonts w:ascii="宋体" w:hAnsi="宋体" w:eastAsia="宋体"/>
-                <w:b w:val="0"/>
-                <w:sz w:val="14"/>
-              </w:rPr>
-              <w:t>CM-095／FR-07.2</w:t>
+                <w:rFonts w:ascii="宋体" w:hAnsi="宋体"/>
+                <w:b w:val="0"/>
+                <w:sz w:val="14"/>
+              </w:rPr>
+              <w:t>FR-07.2</w:t>
             </w:r>
           </w:p>
         </w:tc>
@@ -29169,11 +29255,11 @@
             </w:pPr>
             <w:r>
               <w:rPr>
-                <w:rFonts w:ascii="宋体" w:hAnsi="宋体" w:eastAsia="宋体"/>
-                <w:b w:val="0"/>
-                <w:sz w:val="14"/>
-              </w:rPr>
-              <w:t>类型配置、停用和事件引用用例；成熟度：DESIGN_COVERED_EVIDENCE_PENDING；证据状态：PENDING_EVIDENCE</w:t>
+                <w:rFonts w:ascii="宋体" w:hAnsi="宋体"/>
+                <w:b w:val="0"/>
+                <w:sz w:val="14"/>
+              </w:rPr>
+              <w:t>类型配置、停用和事件引用用例；验证安排：实施阶段形成设计、测试与验收证据</w:t>
             </w:r>
           </w:p>
         </w:tc>
@@ -29211,11 +29297,11 @@
             </w:pPr>
             <w:r>
               <w:rPr>
-                <w:rFonts w:ascii="宋体" w:hAnsi="宋体" w:eastAsia="宋体"/>
-                <w:b w:val="0"/>
-                <w:sz w:val="14"/>
-              </w:rPr>
-              <w:t>CM-096／FR-07.3</w:t>
+                <w:rFonts w:ascii="宋体" w:hAnsi="宋体"/>
+                <w:b w:val="0"/>
+                <w:sz w:val="14"/>
+              </w:rPr>
+              <w:t>FR-07.3</w:t>
             </w:r>
           </w:p>
         </w:tc>
@@ -29291,11 +29377,11 @@
             </w:pPr>
             <w:r>
               <w:rPr>
-                <w:rFonts w:ascii="宋体" w:hAnsi="宋体" w:eastAsia="宋体"/>
-                <w:b w:val="0"/>
-                <w:sz w:val="14"/>
-              </w:rPr>
-              <w:t>站点、坐标拾取和图层展示用例；成熟度：DESIGN_COVERED_EVIDENCE_PENDING；证据状态：PENDING_EVIDENCE</w:t>
+                <w:rFonts w:ascii="宋体" w:hAnsi="宋体"/>
+                <w:b w:val="0"/>
+                <w:sz w:val="14"/>
+              </w:rPr>
+              <w:t>站点、坐标拾取和图层展示用例；验证安排：实施阶段形成设计、测试与验收证据</w:t>
             </w:r>
           </w:p>
         </w:tc>
@@ -29333,11 +29419,11 @@
             </w:pPr>
             <w:r>
               <w:rPr>
-                <w:rFonts w:ascii="宋体" w:hAnsi="宋体" w:eastAsia="宋体"/>
-                <w:b w:val="0"/>
-                <w:sz w:val="14"/>
-              </w:rPr>
-              <w:t>CM-097／FR-07.4</w:t>
+                <w:rFonts w:ascii="宋体" w:hAnsi="宋体"/>
+                <w:b w:val="0"/>
+                <w:sz w:val="14"/>
+              </w:rPr>
+              <w:t>FR-07.4</w:t>
             </w:r>
           </w:p>
         </w:tc>
@@ -29413,11 +29499,11 @@
             </w:pPr>
             <w:r>
               <w:rPr>
-                <w:rFonts w:ascii="宋体" w:hAnsi="宋体" w:eastAsia="宋体"/>
-                <w:b w:val="0"/>
-                <w:sz w:val="14"/>
-              </w:rPr>
-              <w:t>模板配置、复用、版本和报告引用用例；成熟度：DESIGN_COVERED_EVIDENCE_PENDING；证据状态：PENDING_EVIDENCE</w:t>
+                <w:rFonts w:ascii="宋体" w:hAnsi="宋体"/>
+                <w:b w:val="0"/>
+                <w:sz w:val="14"/>
+              </w:rPr>
+              <w:t>模板配置、复用、版本和报告引用用例；验证安排：实施阶段形成设计、测试与验收证据</w:t>
             </w:r>
           </w:p>
         </w:tc>
@@ -29455,11 +29541,11 @@
             </w:pPr>
             <w:r>
               <w:rPr>
-                <w:rFonts w:ascii="宋体" w:hAnsi="宋体" w:eastAsia="宋体"/>
-                <w:b w:val="0"/>
-                <w:sz w:val="14"/>
-              </w:rPr>
-              <w:t>CM-098／FR-07.5</w:t>
+                <w:rFonts w:ascii="宋体" w:hAnsi="宋体"/>
+                <w:b w:val="0"/>
+                <w:sz w:val="14"/>
+              </w:rPr>
+              <w:t>FR-07.5</w:t>
             </w:r>
           </w:p>
         </w:tc>
@@ -29535,11 +29621,11 @@
             </w:pPr>
             <w:r>
               <w:rPr>
-                <w:rFonts w:ascii="宋体" w:hAnsi="宋体" w:eastAsia="宋体"/>
-                <w:b w:val="0"/>
-                <w:sz w:val="14"/>
-              </w:rPr>
-              <w:t>节点、人员、时限、调整留痕和实例快照；成熟度：DESIGN_COVERED_EVIDENCE_PENDING；证据状态：PENDING_EVIDENCE</w:t>
+                <w:rFonts w:ascii="宋体" w:hAnsi="宋体"/>
+                <w:b w:val="0"/>
+                <w:sz w:val="14"/>
+              </w:rPr>
+              <w:t>节点、人员、时限、调整留痕和实例快照；验证安排：实施阶段形成设计、测试与验收证据</w:t>
             </w:r>
           </w:p>
         </w:tc>
@@ -29577,11 +29663,11 @@
             </w:pPr>
             <w:r>
               <w:rPr>
-                <w:rFonts w:ascii="宋体" w:hAnsi="宋体" w:eastAsia="宋体"/>
-                <w:b w:val="0"/>
-                <w:sz w:val="14"/>
-              </w:rPr>
-              <w:t>CM-099／FR-08.1</w:t>
+                <w:rFonts w:ascii="宋体" w:hAnsi="宋体"/>
+                <w:b w:val="0"/>
+                <w:sz w:val="14"/>
+              </w:rPr>
+              <w:t>FR-08.1</w:t>
             </w:r>
           </w:p>
         </w:tc>
@@ -29657,11 +29743,11 @@
             </w:pPr>
             <w:r>
               <w:rPr>
-                <w:rFonts w:ascii="宋体" w:hAnsi="宋体" w:eastAsia="宋体"/>
-                <w:b w:val="0"/>
-                <w:sz w:val="14"/>
-              </w:rPr>
-              <w:t>宿主登录、拍照上传、事件查询与权限用例；成熟度：DESIGN_COVERED_EVIDENCE_PENDING；证据状态：PENDING_EVIDENCE</w:t>
+                <w:rFonts w:ascii="宋体" w:hAnsi="宋体"/>
+                <w:b w:val="0"/>
+                <w:sz w:val="14"/>
+              </w:rPr>
+              <w:t>宿主登录、拍照上传、事件查询与权限用例；验证安排：实施阶段形成设计、测试与验收证据</w:t>
             </w:r>
           </w:p>
         </w:tc>
@@ -29699,11 +29785,11 @@
             </w:pPr>
             <w:r>
               <w:rPr>
-                <w:rFonts w:ascii="宋体" w:hAnsi="宋体" w:eastAsia="宋体"/>
-                <w:b w:val="0"/>
-                <w:sz w:val="14"/>
-              </w:rPr>
-              <w:t>CM-100／FR-08.2</w:t>
+                <w:rFonts w:ascii="宋体" w:hAnsi="宋体"/>
+                <w:b w:val="0"/>
+                <w:sz w:val="14"/>
+              </w:rPr>
+              <w:t>FR-08.2</w:t>
             </w:r>
           </w:p>
         </w:tc>
@@ -29779,11 +29865,11 @@
             </w:pPr>
             <w:r>
               <w:rPr>
-                <w:rFonts w:ascii="宋体" w:hAnsi="宋体" w:eastAsia="宋体"/>
-                <w:b w:val="0"/>
-                <w:sz w:val="14"/>
-              </w:rPr>
-              <w:t>消息跳转、任务闭环、附件和回执用例；成熟度：DESIGN_COVERED_EVIDENCE_PENDING；证据状态：PENDING_EVIDENCE</w:t>
+                <w:rFonts w:ascii="宋体" w:hAnsi="宋体"/>
+                <w:b w:val="0"/>
+                <w:sz w:val="14"/>
+              </w:rPr>
+              <w:t>消息跳转、任务闭环、附件和回执用例；验证安排：实施阶段形成设计、测试与验收证据</w:t>
             </w:r>
           </w:p>
         </w:tc>
@@ -29821,11 +29907,11 @@
             </w:pPr>
             <w:r>
               <w:rPr>
-                <w:rFonts w:ascii="宋体" w:hAnsi="宋体" w:eastAsia="宋体"/>
-                <w:b w:val="0"/>
-                <w:sz w:val="14"/>
-              </w:rPr>
-              <w:t>CM-101／FR-08.3</w:t>
+                <w:rFonts w:ascii="宋体" w:hAnsi="宋体"/>
+                <w:b w:val="0"/>
+                <w:sz w:val="14"/>
+              </w:rPr>
+              <w:t>FR-08.3</w:t>
             </w:r>
           </w:p>
         </w:tc>
@@ -29901,11 +29987,11 @@
             </w:pPr>
             <w:r>
               <w:rPr>
-                <w:rFonts w:ascii="宋体" w:hAnsi="宋体" w:eastAsia="宋体"/>
-                <w:b w:val="0"/>
-                <w:sz w:val="14"/>
-              </w:rPr>
-              <w:t>分类、关键字、权限和结果正确性用例；成熟度：DESIGN_COVERED_EVIDENCE_PENDING；证据状态：PENDING_EVIDENCE</w:t>
+                <w:rFonts w:ascii="宋体" w:hAnsi="宋体"/>
+                <w:b w:val="0"/>
+                <w:sz w:val="14"/>
+              </w:rPr>
+              <w:t>分类、关键字、权限和结果正确性用例；验证安排：实施阶段形成设计、测试与验收证据</w:t>
             </w:r>
           </w:p>
         </w:tc>
@@ -29943,11 +30029,11 @@
             </w:pPr>
             <w:r>
               <w:rPr>
-                <w:rFonts w:ascii="宋体" w:hAnsi="宋体" w:eastAsia="宋体"/>
-                <w:b w:val="0"/>
-                <w:sz w:val="14"/>
-              </w:rPr>
-              <w:t>CM-102／FR-08.4</w:t>
+                <w:rFonts w:ascii="宋体" w:hAnsi="宋体"/>
+                <w:b w:val="0"/>
+                <w:sz w:val="14"/>
+              </w:rPr>
+              <w:t>FR-08.4</w:t>
             </w:r>
           </w:p>
         </w:tc>
@@ -30023,11 +30109,11 @@
             </w:pPr>
             <w:r>
               <w:rPr>
-                <w:rFonts w:ascii="宋体" w:hAnsi="宋体" w:eastAsia="宋体"/>
-                <w:b w:val="0"/>
-                <w:sz w:val="14"/>
-              </w:rPr>
-              <w:t>演练标识、任务执行、结果上传与审计；成熟度：DESIGN_COVERED_EVIDENCE_PENDING；证据状态：PENDING_EVIDENCE</w:t>
+                <w:rFonts w:ascii="宋体" w:hAnsi="宋体"/>
+                <w:b w:val="0"/>
+                <w:sz w:val="14"/>
+              </w:rPr>
+              <w:t>演练标识、任务执行、结果上传与审计；验证安排：实施阶段形成设计、测试与验收证据</w:t>
             </w:r>
           </w:p>
         </w:tc>
@@ -30065,11 +30151,11 @@
             </w:pPr>
             <w:r>
               <w:rPr>
-                <w:rFonts w:ascii="宋体" w:hAnsi="宋体" w:eastAsia="宋体"/>
-                <w:b w:val="0"/>
-                <w:sz w:val="14"/>
-              </w:rPr>
-              <w:t>CM-103／FR-08.5</w:t>
+                <w:rFonts w:ascii="宋体" w:hAnsi="宋体"/>
+                <w:b w:val="0"/>
+                <w:sz w:val="14"/>
+              </w:rPr>
+              <w:t>FR-08.5</w:t>
             </w:r>
           </w:p>
         </w:tc>
@@ -30145,11 +30231,11 @@
             </w:pPr>
             <w:r>
               <w:rPr>
-                <w:rFonts w:ascii="宋体" w:hAnsi="宋体" w:eastAsia="宋体"/>
-                <w:b w:val="0"/>
-                <w:sz w:val="14"/>
-              </w:rPr>
-              <w:t>≤1 秒、身份、时间窗、二维码和围栏证据；成熟度：DESIGN_COVERED_EVIDENCE_PENDING；证据状态：PENDING_EVIDENCE</w:t>
+                <w:rFonts w:ascii="宋体" w:hAnsi="宋体"/>
+                <w:b w:val="0"/>
+                <w:sz w:val="14"/>
+              </w:rPr>
+              <w:t>≤1 秒、身份、时间窗、二维码和围栏证据；验证安排：实施阶段形成设计、测试与验收证据</w:t>
             </w:r>
           </w:p>
         </w:tc>
@@ -30187,11 +30273,11 @@
             </w:pPr>
             <w:r>
               <w:rPr>
-                <w:rFonts w:ascii="宋体" w:hAnsi="宋体" w:eastAsia="宋体"/>
-                <w:b w:val="0"/>
-                <w:sz w:val="14"/>
-              </w:rPr>
-              <w:t>CM-104／FR-08.6</w:t>
+                <w:rFonts w:ascii="宋体" w:hAnsi="宋体"/>
+                <w:b w:val="0"/>
+                <w:sz w:val="14"/>
+              </w:rPr>
+              <w:t>FR-08.6</w:t>
             </w:r>
           </w:p>
         </w:tc>
@@ -30267,11 +30353,11 @@
             </w:pPr>
             <w:r>
               <w:rPr>
-                <w:rFonts w:ascii="宋体" w:hAnsi="宋体" w:eastAsia="宋体"/>
-                <w:b w:val="0"/>
-                <w:sz w:val="14"/>
-              </w:rPr>
-              <w:t>盘点快照、差异确认、数量更新与追溯；成熟度：DESIGN_COVERED_EVIDENCE_PENDING；证据状态：PENDING_EVIDENCE</w:t>
+                <w:rFonts w:ascii="宋体" w:hAnsi="宋体"/>
+                <w:b w:val="0"/>
+                <w:sz w:val="14"/>
+              </w:rPr>
+              <w:t>盘点快照、差异确认、数量更新与追溯；验证安排：实施阶段形成设计、测试与验收证据</w:t>
             </w:r>
           </w:p>
         </w:tc>
@@ -30309,11 +30395,11 @@
             </w:pPr>
             <w:r>
               <w:rPr>
-                <w:rFonts w:ascii="宋体" w:hAnsi="宋体" w:eastAsia="宋体"/>
-                <w:b w:val="0"/>
-                <w:sz w:val="14"/>
-              </w:rPr>
-              <w:t>CM-105／FR-09.1</w:t>
+                <w:rFonts w:ascii="宋体" w:hAnsi="宋体"/>
+                <w:b w:val="0"/>
+                <w:sz w:val="14"/>
+              </w:rPr>
+              <w:t>FR-09.1</w:t>
             </w:r>
           </w:p>
         </w:tc>
@@ -30389,11 +30475,11 @@
             </w:pPr>
             <w:r>
               <w:rPr>
-                <w:rFonts w:ascii="宋体" w:hAnsi="宋体" w:eastAsia="宋体"/>
-                <w:b w:val="0"/>
-                <w:sz w:val="14"/>
-              </w:rPr>
-              <w:t>默认 ≤60 秒刷新、筛选、钻取和报表证据；成熟度：DESIGN_COVERED_EVIDENCE_PENDING；证据状态：PENDING_EVIDENCE</w:t>
+                <w:rFonts w:ascii="宋体" w:hAnsi="宋体"/>
+                <w:b w:val="0"/>
+                <w:sz w:val="14"/>
+              </w:rPr>
+              <w:t>默认 ≤60 秒刷新、筛选、钻取和报表证据；验证安排：实施阶段形成设计、测试与验收证据</w:t>
             </w:r>
           </w:p>
         </w:tc>
@@ -30431,11 +30517,11 @@
             </w:pPr>
             <w:r>
               <w:rPr>
-                <w:rFonts w:ascii="宋体" w:hAnsi="宋体" w:eastAsia="宋体"/>
-                <w:b w:val="0"/>
-                <w:sz w:val="14"/>
-              </w:rPr>
-              <w:t>CM-106／FR-10.1</w:t>
+                <w:rFonts w:ascii="宋体" w:hAnsi="宋体"/>
+                <w:b w:val="0"/>
+                <w:sz w:val="14"/>
+              </w:rPr>
+              <w:t>FR-10.1</w:t>
             </w:r>
           </w:p>
         </w:tc>
@@ -30511,11 +30597,11 @@
             </w:pPr>
             <w:r>
               <w:rPr>
-                <w:rFonts w:ascii="宋体" w:hAnsi="宋体" w:eastAsia="宋体"/>
-                <w:b w:val="0"/>
-                <w:sz w:val="14"/>
-              </w:rPr>
-              <w:t>≤30 秒刷新、定位及跨系统跳转证据；成熟度：DESIGN_COVERED_EVIDENCE_PENDING；证据状态：PENDING_EVIDENCE</w:t>
+                <w:rFonts w:ascii="宋体" w:hAnsi="宋体"/>
+                <w:b w:val="0"/>
+                <w:sz w:val="14"/>
+              </w:rPr>
+              <w:t>≤30 秒刷新、定位及跨系统跳转证据；验证安排：实施阶段形成设计、测试与验收证据</w:t>
             </w:r>
           </w:p>
         </w:tc>
@@ -30553,11 +30639,11 @@
             </w:pPr>
             <w:r>
               <w:rPr>
-                <w:rFonts w:ascii="宋体" w:hAnsi="宋体" w:eastAsia="宋体"/>
-                <w:b w:val="0"/>
-                <w:sz w:val="14"/>
-              </w:rPr>
-              <w:t>CM-107／FR-11.1</w:t>
+                <w:rFonts w:ascii="宋体" w:hAnsi="宋体"/>
+                <w:b w:val="0"/>
+                <w:sz w:val="14"/>
+              </w:rPr>
+              <w:t>FR-11.1</w:t>
             </w:r>
           </w:p>
         </w:tc>
@@ -30633,11 +30719,11 @@
             </w:pPr>
             <w:r>
               <w:rPr>
-                <w:rFonts w:ascii="宋体" w:hAnsi="宋体" w:eastAsia="宋体"/>
-                <w:b w:val="0"/>
-                <w:sz w:val="14"/>
-              </w:rPr>
-              <w:t>契约、去重、补传、转事件和恢复用例；成熟度：DESIGN_COVERED_EVIDENCE_PENDING；证据状态：PENDING_EVIDENCE</w:t>
+                <w:rFonts w:ascii="宋体" w:hAnsi="宋体"/>
+                <w:b w:val="0"/>
+                <w:sz w:val="14"/>
+              </w:rPr>
+              <w:t>契约、去重、补传、转事件和恢复用例；验证安排：实施阶段形成设计、测试与验收证据</w:t>
             </w:r>
           </w:p>
         </w:tc>
@@ -30675,11 +30761,11 @@
             </w:pPr>
             <w:r>
               <w:rPr>
-                <w:rFonts w:ascii="宋体" w:hAnsi="宋体" w:eastAsia="宋体"/>
-                <w:b w:val="0"/>
-                <w:sz w:val="14"/>
-              </w:rPr>
-              <w:t>CM-108／FR-11.2</w:t>
+                <w:rFonts w:ascii="宋体" w:hAnsi="宋体"/>
+                <w:b w:val="0"/>
+                <w:sz w:val="14"/>
+              </w:rPr>
+              <w:t>FR-11.2</w:t>
             </w:r>
           </w:p>
         </w:tc>
@@ -30755,11 +30841,11 @@
             </w:pPr>
             <w:r>
               <w:rPr>
-                <w:rFonts w:ascii="宋体" w:hAnsi="宋体" w:eastAsia="宋体"/>
-                <w:b w:val="0"/>
-                <w:sz w:val="14"/>
-              </w:rPr>
-              <w:t>八类接口映射、鉴权、异常和降级证据；成熟度：DESIGN_COVERED_EVIDENCE_PENDING；证据状态：PENDING_EVIDENCE</w:t>
+                <w:rFonts w:ascii="宋体" w:hAnsi="宋体"/>
+                <w:b w:val="0"/>
+                <w:sz w:val="14"/>
+              </w:rPr>
+              <w:t>八类接口映射、鉴权、异常和降级证据；验证安排：实施阶段形成设计、测试与验收证据</w:t>
             </w:r>
           </w:p>
         </w:tc>
@@ -30797,11 +30883,11 @@
             </w:pPr>
             <w:r>
               <w:rPr>
-                <w:rFonts w:ascii="宋体" w:hAnsi="宋体" w:eastAsia="宋体"/>
-                <w:b w:val="0"/>
-                <w:sz w:val="14"/>
-              </w:rPr>
-              <w:t>CM-109／FR-11.3</w:t>
+                <w:rFonts w:ascii="宋体" w:hAnsi="宋体"/>
+                <w:b w:val="0"/>
+                <w:sz w:val="14"/>
+              </w:rPr>
+              <w:t>FR-11.3</w:t>
             </w:r>
           </w:p>
         </w:tc>
@@ -30877,11 +30963,11 @@
             </w:pPr>
             <w:r>
               <w:rPr>
-                <w:rFonts w:ascii="宋体" w:hAnsi="宋体" w:eastAsia="宋体"/>
-                <w:b w:val="0"/>
-                <w:sz w:val="14"/>
-              </w:rPr>
-              <w:t>视频、发布、门禁授权/联锁/回执/降级证据；成熟度：DESIGN_COVERED_EVIDENCE_PENDING；证据状态：PENDING_EVIDENCE</w:t>
+                <w:rFonts w:ascii="宋体" w:hAnsi="宋体"/>
+                <w:b w:val="0"/>
+                <w:sz w:val="14"/>
+              </w:rPr>
+              <w:t>视频、发布、门禁授权/联锁/回执/降级证据；验证安排：实施阶段形成设计、测试与验收证据</w:t>
             </w:r>
           </w:p>
         </w:tc>
@@ -31086,11 +31172,11 @@
             </w:pPr>
             <w:r>
               <w:rPr>
-                <w:rFonts w:ascii="宋体" w:hAnsi="宋体" w:eastAsia="宋体"/>
-                <w:b w:val="0"/>
-                <w:sz w:val="14"/>
-              </w:rPr>
-              <w:t>CM-117／NFR-FUNC-001—003</w:t>
+                <w:rFonts w:ascii="宋体" w:hAnsi="宋体"/>
+                <w:b w:val="0"/>
+                <w:sz w:val="14"/>
+              </w:rPr>
+              <w:t>NFR-FUNC-001—003</w:t>
             </w:r>
           </w:p>
         </w:tc>
@@ -31166,11 +31252,11 @@
             </w:pPr>
             <w:r>
               <w:rPr>
-                <w:rFonts w:ascii="宋体" w:hAnsi="宋体" w:eastAsia="宋体"/>
-                <w:b w:val="0"/>
-                <w:sz w:val="14"/>
-              </w:rPr>
-              <w:t>专项测试报告、日志、截图/录屏、统计与复测记录；成熟度：DESIGN_COVERED_EVIDENCE_PENDING；证据状态：PENDING_EVIDENCE</w:t>
+                <w:rFonts w:ascii="宋体" w:hAnsi="宋体"/>
+                <w:b w:val="0"/>
+                <w:sz w:val="14"/>
+              </w:rPr>
+              <w:t>专项测试报告、日志、截图/录屏、统计与复测记录；验证安排：实施阶段形成设计、测试与验收证据</w:t>
             </w:r>
           </w:p>
         </w:tc>
@@ -31208,11 +31294,11 @@
             </w:pPr>
             <w:r>
               <w:rPr>
-                <w:rFonts w:ascii="宋体" w:hAnsi="宋体" w:eastAsia="宋体"/>
-                <w:b w:val="0"/>
-                <w:sz w:val="14"/>
-              </w:rPr>
-              <w:t>CM-118／PE-01—PE-12</w:t>
+                <w:rFonts w:ascii="宋体" w:hAnsi="宋体"/>
+                <w:b w:val="0"/>
+                <w:sz w:val="14"/>
+              </w:rPr>
+              <w:t>PE-01—PE-12</w:t>
             </w:r>
           </w:p>
         </w:tc>
@@ -31288,11 +31374,11 @@
             </w:pPr>
             <w:r>
               <w:rPr>
-                <w:rFonts w:ascii="宋体" w:hAnsi="宋体" w:eastAsia="宋体"/>
-                <w:b w:val="0"/>
-                <w:sz w:val="14"/>
-              </w:rPr>
-              <w:t>专项测试报告、日志、截图/录屏、统计与复测记录；成熟度：DESIGN_COVERED_EVIDENCE_PENDING；证据状态：PENDING_EVIDENCE</w:t>
+                <w:rFonts w:ascii="宋体" w:hAnsi="宋体"/>
+                <w:b w:val="0"/>
+                <w:sz w:val="14"/>
+              </w:rPr>
+              <w:t>专项测试报告、日志、截图/录屏、统计与复测记录；验证安排：实施阶段形成设计、测试与验收证据</w:t>
             </w:r>
           </w:p>
         </w:tc>
@@ -31330,11 +31416,11 @@
             </w:pPr>
             <w:r>
               <w:rPr>
-                <w:rFonts w:ascii="宋体" w:hAnsi="宋体" w:eastAsia="宋体"/>
-                <w:b w:val="0"/>
-                <w:sz w:val="14"/>
-              </w:rPr>
-              <w:t>CM-119／NFR-COMP-001—004</w:t>
+                <w:rFonts w:ascii="宋体" w:hAnsi="宋体"/>
+                <w:b w:val="0"/>
+                <w:sz w:val="14"/>
+              </w:rPr>
+              <w:t>NFR-COMP-001—004</w:t>
             </w:r>
           </w:p>
         </w:tc>
@@ -31410,11 +31496,11 @@
             </w:pPr>
             <w:r>
               <w:rPr>
-                <w:rFonts w:ascii="宋体" w:hAnsi="宋体" w:eastAsia="宋体"/>
-                <w:b w:val="0"/>
-                <w:sz w:val="14"/>
-              </w:rPr>
-              <w:t>专项测试报告、日志、截图/录屏、统计与复测记录；成熟度：DESIGN_COVERED_EVIDENCE_PENDING；证据状态：PENDING_EVIDENCE</w:t>
+                <w:rFonts w:ascii="宋体" w:hAnsi="宋体"/>
+                <w:b w:val="0"/>
+                <w:sz w:val="14"/>
+              </w:rPr>
+              <w:t>专项测试报告、日志、截图/录屏、统计与复测记录；验证安排：实施阶段形成设计、测试与验收证据</w:t>
             </w:r>
           </w:p>
         </w:tc>
@@ -31452,11 +31538,11 @@
             </w:pPr>
             <w:r>
               <w:rPr>
-                <w:rFonts w:ascii="宋体" w:hAnsi="宋体" w:eastAsia="宋体"/>
-                <w:b w:val="0"/>
-                <w:sz w:val="14"/>
-              </w:rPr>
-              <w:t>CM-120／NFR-USE-001—004</w:t>
+                <w:rFonts w:ascii="宋体" w:hAnsi="宋体"/>
+                <w:b w:val="0"/>
+                <w:sz w:val="14"/>
+              </w:rPr>
+              <w:t>NFR-USE-001—004</w:t>
             </w:r>
           </w:p>
         </w:tc>
@@ -31532,11 +31618,11 @@
             </w:pPr>
             <w:r>
               <w:rPr>
-                <w:rFonts w:ascii="宋体" w:hAnsi="宋体" w:eastAsia="宋体"/>
-                <w:b w:val="0"/>
-                <w:sz w:val="14"/>
-              </w:rPr>
-              <w:t>专项测试报告、日志、截图/录屏、统计与复测记录；成熟度：DESIGN_COVERED_EVIDENCE_PENDING；证据状态：PENDING_EVIDENCE</w:t>
+                <w:rFonts w:ascii="宋体" w:hAnsi="宋体"/>
+                <w:b w:val="0"/>
+                <w:sz w:val="14"/>
+              </w:rPr>
+              <w:t>专项测试报告、日志、截图/录屏、统计与复测记录；验证安排：实施阶段形成设计、测试与验收证据</w:t>
             </w:r>
           </w:p>
         </w:tc>
@@ -31574,11 +31660,11 @@
             </w:pPr>
             <w:r>
               <w:rPr>
-                <w:rFonts w:ascii="宋体" w:hAnsi="宋体" w:eastAsia="宋体"/>
-                <w:b w:val="0"/>
-                <w:sz w:val="14"/>
-              </w:rPr>
-              <w:t>CM-121／NFR-REL-001</w:t>
+                <w:rFonts w:ascii="宋体" w:hAnsi="宋体"/>
+                <w:b w:val="0"/>
+                <w:sz w:val="14"/>
+              </w:rPr>
+              <w:t>NFR-REL-001</w:t>
             </w:r>
           </w:p>
         </w:tc>
@@ -31654,11 +31740,11 @@
             </w:pPr>
             <w:r>
               <w:rPr>
-                <w:rFonts w:ascii="宋体" w:hAnsi="宋体" w:eastAsia="宋体"/>
-                <w:b w:val="0"/>
-                <w:sz w:val="14"/>
-              </w:rPr>
-              <w:t>专项测试报告、日志、截图/录屏、统计与复测记录；成熟度：DESIGN_COVERED_EVIDENCE_PENDING；证据状态：PENDING_EVIDENCE</w:t>
+                <w:rFonts w:ascii="宋体" w:hAnsi="宋体"/>
+                <w:b w:val="0"/>
+                <w:sz w:val="14"/>
+              </w:rPr>
+              <w:t>专项测试报告、日志、截图/录屏、统计与复测记录；验证安排：实施阶段形成设计、测试与验收证据</w:t>
             </w:r>
           </w:p>
         </w:tc>
@@ -31696,11 +31782,11 @@
             </w:pPr>
             <w:r>
               <w:rPr>
-                <w:rFonts w:ascii="宋体" w:hAnsi="宋体" w:eastAsia="宋体"/>
-                <w:b w:val="0"/>
-                <w:sz w:val="14"/>
-              </w:rPr>
-              <w:t>CM-122／NFR-REL-002—004</w:t>
+                <w:rFonts w:ascii="宋体" w:hAnsi="宋体"/>
+                <w:b w:val="0"/>
+                <w:sz w:val="14"/>
+              </w:rPr>
+              <w:t>NFR-REL-002—004</w:t>
             </w:r>
           </w:p>
         </w:tc>
@@ -31776,11 +31862,11 @@
             </w:pPr>
             <w:r>
               <w:rPr>
-                <w:rFonts w:ascii="宋体" w:hAnsi="宋体" w:eastAsia="宋体"/>
-                <w:b w:val="0"/>
-                <w:sz w:val="14"/>
-              </w:rPr>
-              <w:t>专项测试报告、日志、截图/录屏、统计与复测记录；成熟度：DESIGN_COVERED_EVIDENCE_PENDING；证据状态：PENDING_EVIDENCE</w:t>
+                <w:rFonts w:ascii="宋体" w:hAnsi="宋体"/>
+                <w:b w:val="0"/>
+                <w:sz w:val="14"/>
+              </w:rPr>
+              <w:t>专项测试报告、日志、截图/录屏、统计与复测记录；验证安排：实施阶段形成设计、测试与验收证据</w:t>
             </w:r>
           </w:p>
         </w:tc>
@@ -31818,11 +31904,11 @@
             </w:pPr>
             <w:r>
               <w:rPr>
-                <w:rFonts w:ascii="宋体" w:hAnsi="宋体" w:eastAsia="宋体"/>
-                <w:b w:val="0"/>
-                <w:sz w:val="14"/>
-              </w:rPr>
-              <w:t>CM-123／NFR-SEC-001</w:t>
+                <w:rFonts w:ascii="宋体" w:hAnsi="宋体"/>
+                <w:b w:val="0"/>
+                <w:sz w:val="14"/>
+              </w:rPr>
+              <w:t>NFR-SEC-001</w:t>
             </w:r>
           </w:p>
         </w:tc>
@@ -31898,11 +31984,11 @@
             </w:pPr>
             <w:r>
               <w:rPr>
-                <w:rFonts w:ascii="宋体" w:hAnsi="宋体" w:eastAsia="宋体"/>
-                <w:b w:val="0"/>
-                <w:sz w:val="14"/>
-              </w:rPr>
-              <w:t>专项测试报告、日志、截图/录屏、统计与复测记录；成熟度：DESIGN_COVERED_EVIDENCE_PENDING；证据状态：PENDING_EVIDENCE</w:t>
+                <w:rFonts w:ascii="宋体" w:hAnsi="宋体"/>
+                <w:b w:val="0"/>
+                <w:sz w:val="14"/>
+              </w:rPr>
+              <w:t>专项测试报告、日志、截图/录屏、统计与复测记录；验证安排：实施阶段形成设计、测试与验收证据</w:t>
             </w:r>
           </w:p>
         </w:tc>
@@ -31940,11 +32026,11 @@
             </w:pPr>
             <w:r>
               <w:rPr>
-                <w:rFonts w:ascii="宋体" w:hAnsi="宋体" w:eastAsia="宋体"/>
-                <w:b w:val="0"/>
-                <w:sz w:val="14"/>
-              </w:rPr>
-              <w:t>CM-124／NFR-SEC-002</w:t>
+                <w:rFonts w:ascii="宋体" w:hAnsi="宋体"/>
+                <w:b w:val="0"/>
+                <w:sz w:val="14"/>
+              </w:rPr>
+              <w:t>NFR-SEC-002</w:t>
             </w:r>
           </w:p>
         </w:tc>
@@ -32020,11 +32106,11 @@
             </w:pPr>
             <w:r>
               <w:rPr>
-                <w:rFonts w:ascii="宋体" w:hAnsi="宋体" w:eastAsia="宋体"/>
-                <w:b w:val="0"/>
-                <w:sz w:val="14"/>
-              </w:rPr>
-              <w:t>专项测试报告、日志、截图/录屏、统计与复测记录；成熟度：DESIGN_COVERED_EVIDENCE_PENDING；证据状态：PENDING_EVIDENCE</w:t>
+                <w:rFonts w:ascii="宋体" w:hAnsi="宋体"/>
+                <w:b w:val="0"/>
+                <w:sz w:val="14"/>
+              </w:rPr>
+              <w:t>专项测试报告、日志、截图/录屏、统计与复测记录；验证安排：实施阶段形成设计、测试与验收证据</w:t>
             </w:r>
           </w:p>
         </w:tc>
@@ -32062,11 +32148,11 @@
             </w:pPr>
             <w:r>
               <w:rPr>
-                <w:rFonts w:ascii="宋体" w:hAnsi="宋体" w:eastAsia="宋体"/>
-                <w:b w:val="0"/>
-                <w:sz w:val="14"/>
-              </w:rPr>
-              <w:t>CM-125／NFR-SEC-003—004</w:t>
+                <w:rFonts w:ascii="宋体" w:hAnsi="宋体"/>
+                <w:b w:val="0"/>
+                <w:sz w:val="14"/>
+              </w:rPr>
+              <w:t>NFR-SEC-003—004</w:t>
             </w:r>
           </w:p>
         </w:tc>
@@ -32142,11 +32228,11 @@
             </w:pPr>
             <w:r>
               <w:rPr>
-                <w:rFonts w:ascii="宋体" w:hAnsi="宋体" w:eastAsia="宋体"/>
-                <w:b w:val="0"/>
-                <w:sz w:val="14"/>
-              </w:rPr>
-              <w:t>专项测试报告、日志、截图/录屏、统计与复测记录；成熟度：DESIGN_COVERED_EVIDENCE_PENDING；证据状态：PENDING_EVIDENCE</w:t>
+                <w:rFonts w:ascii="宋体" w:hAnsi="宋体"/>
+                <w:b w:val="0"/>
+                <w:sz w:val="14"/>
+              </w:rPr>
+              <w:t>专项测试报告、日志、截图/录屏、统计与复测记录；验证安排：实施阶段形成设计、测试与验收证据</w:t>
             </w:r>
           </w:p>
         </w:tc>
@@ -32184,11 +32270,11 @@
             </w:pPr>
             <w:r>
               <w:rPr>
-                <w:rFonts w:ascii="宋体" w:hAnsi="宋体" w:eastAsia="宋体"/>
-                <w:b w:val="0"/>
-                <w:sz w:val="14"/>
-              </w:rPr>
-              <w:t>CM-126／NFR-MAINT-001—003</w:t>
+                <w:rFonts w:ascii="宋体" w:hAnsi="宋体"/>
+                <w:b w:val="0"/>
+                <w:sz w:val="14"/>
+              </w:rPr>
+              <w:t>NFR-MAINT-001—003</w:t>
             </w:r>
           </w:p>
         </w:tc>
@@ -32264,11 +32350,11 @@
             </w:pPr>
             <w:r>
               <w:rPr>
-                <w:rFonts w:ascii="宋体" w:hAnsi="宋体" w:eastAsia="宋体"/>
-                <w:b w:val="0"/>
-                <w:sz w:val="14"/>
-              </w:rPr>
-              <w:t>专项测试报告、日志、截图/录屏、统计与复测记录；成熟度：DESIGN_COVERED_EVIDENCE_PENDING；证据状态：PENDING_EVIDENCE</w:t>
+                <w:rFonts w:ascii="宋体" w:hAnsi="宋体"/>
+                <w:b w:val="0"/>
+                <w:sz w:val="14"/>
+              </w:rPr>
+              <w:t>专项测试报告、日志、截图/录屏、统计与复测记录；验证安排：实施阶段形成设计、测试与验收证据</w:t>
             </w:r>
           </w:p>
         </w:tc>
@@ -32306,11 +32392,11 @@
             </w:pPr>
             <w:r>
               <w:rPr>
-                <w:rFonts w:ascii="宋体" w:hAnsi="宋体" w:eastAsia="宋体"/>
-                <w:b w:val="0"/>
-                <w:sz w:val="14"/>
-              </w:rPr>
-              <w:t>CM-127／NFR-PORT-001</w:t>
+                <w:rFonts w:ascii="宋体" w:hAnsi="宋体"/>
+                <w:b w:val="0"/>
+                <w:sz w:val="14"/>
+              </w:rPr>
+              <w:t>NFR-PORT-001</w:t>
             </w:r>
           </w:p>
         </w:tc>
@@ -32386,11 +32472,11 @@
             </w:pPr>
             <w:r>
               <w:rPr>
-                <w:rFonts w:ascii="宋体" w:hAnsi="宋体" w:eastAsia="宋体"/>
-                <w:b w:val="0"/>
-                <w:sz w:val="14"/>
-              </w:rPr>
-              <w:t>专项测试报告、日志、截图/录屏、统计与复测记录；成熟度：DESIGN_COVERED_EVIDENCE_PENDING；证据状态：PENDING_EVIDENCE</w:t>
+                <w:rFonts w:ascii="宋体" w:hAnsi="宋体"/>
+                <w:b w:val="0"/>
+                <w:sz w:val="14"/>
+              </w:rPr>
+              <w:t>专项测试报告、日志、截图/录屏、统计与复测记录；验证安排：实施阶段形成设计、测试与验收证据</w:t>
             </w:r>
           </w:p>
         </w:tc>
@@ -32428,11 +32514,11 @@
             </w:pPr>
             <w:r>
               <w:rPr>
-                <w:rFonts w:ascii="宋体" w:hAnsi="宋体" w:eastAsia="宋体"/>
-                <w:b w:val="0"/>
-                <w:sz w:val="14"/>
-              </w:rPr>
-              <w:t>CM-128／NFR-PORT-002—003</w:t>
+                <w:rFonts w:ascii="宋体" w:hAnsi="宋体"/>
+                <w:b w:val="0"/>
+                <w:sz w:val="14"/>
+              </w:rPr>
+              <w:t>NFR-PORT-002—003</w:t>
             </w:r>
           </w:p>
         </w:tc>
@@ -32508,11 +32594,11 @@
             </w:pPr>
             <w:r>
               <w:rPr>
-                <w:rFonts w:ascii="宋体" w:hAnsi="宋体" w:eastAsia="宋体"/>
-                <w:b w:val="0"/>
-                <w:sz w:val="14"/>
-              </w:rPr>
-              <w:t>专项测试报告、日志、截图/录屏、统计与复测记录；成熟度：DESIGN_COVERED_EVIDENCE_PENDING；证据状态：PENDING_EVIDENCE</w:t>
+                <w:rFonts w:ascii="宋体" w:hAnsi="宋体"/>
+                <w:b w:val="0"/>
+                <w:sz w:val="14"/>
+              </w:rPr>
+              <w:t>专项测试报告、日志、截图/录屏、统计与复测记录；验证安排：实施阶段形成设计、测试与验收证据</w:t>
             </w:r>
           </w:p>
         </w:tc>
@@ -32717,11 +32803,11 @@
             </w:pPr>
             <w:r>
               <w:rPr>
-                <w:rFonts w:ascii="宋体" w:hAnsi="宋体" w:eastAsia="宋体"/>
-                <w:b w:val="0"/>
-                <w:sz w:val="14"/>
-              </w:rPr>
-              <w:t>CM-001／REQ-PROJ-001</w:t>
+                <w:rFonts w:ascii="宋体" w:hAnsi="宋体"/>
+                <w:b w:val="0"/>
+                <w:sz w:val="14"/>
+              </w:rPr>
+              <w:t>REQ-PROJ-001</w:t>
             </w:r>
           </w:p>
         </w:tc>
@@ -32797,11 +32883,11 @@
             </w:pPr>
             <w:r>
               <w:rPr>
-                <w:rFonts w:ascii="宋体" w:hAnsi="宋体" w:eastAsia="宋体"/>
-                <w:b w:val="0"/>
-                <w:sz w:val="14"/>
-              </w:rPr>
-              <w:t>冻结基线、评审记录、范围/责任清单；成熟度：FROZEN_AND_DOCUMENTED；证据状态：FULLY_COMPLIANT</w:t>
+                <w:rFonts w:ascii="宋体" w:hAnsi="宋体"/>
+                <w:b w:val="0"/>
+                <w:sz w:val="14"/>
+              </w:rPr>
+              <w:t>冻结基线、评审记录、范围/责任清单；验证安排：形成需求确认与方案评审资料</w:t>
             </w:r>
           </w:p>
         </w:tc>
@@ -32839,11 +32925,11 @@
             </w:pPr>
             <w:r>
               <w:rPr>
-                <w:rFonts w:ascii="宋体" w:hAnsi="宋体" w:eastAsia="宋体"/>
-                <w:b w:val="0"/>
-                <w:sz w:val="14"/>
-              </w:rPr>
-              <w:t>CM-002／REQ-PROJ-002</w:t>
+                <w:rFonts w:ascii="宋体" w:hAnsi="宋体"/>
+                <w:b w:val="0"/>
+                <w:sz w:val="14"/>
+              </w:rPr>
+              <w:t>REQ-PROJ-002</w:t>
             </w:r>
           </w:p>
         </w:tc>
@@ -32919,11 +33005,11 @@
             </w:pPr>
             <w:r>
               <w:rPr>
-                <w:rFonts w:ascii="宋体" w:hAnsi="宋体" w:eastAsia="宋体"/>
-                <w:b w:val="0"/>
-                <w:sz w:val="14"/>
-              </w:rPr>
-              <w:t>冻结基线、评审记录、范围/责任清单；成熟度：FROZEN_AND_DOCUMENTED；证据状态：FULLY_COMPLIANT</w:t>
+                <w:rFonts w:ascii="宋体" w:hAnsi="宋体"/>
+                <w:b w:val="0"/>
+                <w:sz w:val="14"/>
+              </w:rPr>
+              <w:t>冻结基线、评审记录、范围/责任清单；验证安排：形成需求确认与方案评审资料</w:t>
             </w:r>
           </w:p>
         </w:tc>
@@ -32961,11 +33047,11 @@
             </w:pPr>
             <w:r>
               <w:rPr>
-                <w:rFonts w:ascii="宋体" w:hAnsi="宋体" w:eastAsia="宋体"/>
-                <w:b w:val="0"/>
-                <w:sz w:val="14"/>
-              </w:rPr>
-              <w:t>CM-003／REQ-PROJ-003</w:t>
+                <w:rFonts w:ascii="宋体" w:hAnsi="宋体"/>
+                <w:b w:val="0"/>
+                <w:sz w:val="14"/>
+              </w:rPr>
+              <w:t>REQ-PROJ-003</w:t>
             </w:r>
           </w:p>
         </w:tc>
@@ -33041,11 +33127,11 @@
             </w:pPr>
             <w:r>
               <w:rPr>
-                <w:rFonts w:ascii="宋体" w:hAnsi="宋体" w:eastAsia="宋体"/>
-                <w:b w:val="0"/>
-                <w:sz w:val="14"/>
-              </w:rPr>
-              <w:t>冻结基线、评审记录、范围/责任清单；成熟度：FROZEN_AND_DOCUMENTED；证据状态：FULLY_COMPLIANT</w:t>
+                <w:rFonts w:ascii="宋体" w:hAnsi="宋体"/>
+                <w:b w:val="0"/>
+                <w:sz w:val="14"/>
+              </w:rPr>
+              <w:t>冻结基线、评审记录、范围/责任清单；验证安排：形成需求确认与方案评审资料</w:t>
             </w:r>
           </w:p>
         </w:tc>
@@ -33083,11 +33169,11 @@
             </w:pPr>
             <w:r>
               <w:rPr>
-                <w:rFonts w:ascii="宋体" w:hAnsi="宋体" w:eastAsia="宋体"/>
-                <w:b w:val="0"/>
-                <w:sz w:val="14"/>
-              </w:rPr>
-              <w:t>CM-004／REQ-PROJ-004</w:t>
+                <w:rFonts w:ascii="宋体" w:hAnsi="宋体"/>
+                <w:b w:val="0"/>
+                <w:sz w:val="14"/>
+              </w:rPr>
+              <w:t>REQ-PROJ-004</w:t>
             </w:r>
           </w:p>
         </w:tc>
@@ -33163,11 +33249,11 @@
             </w:pPr>
             <w:r>
               <w:rPr>
-                <w:rFonts w:ascii="宋体" w:hAnsi="宋体" w:eastAsia="宋体"/>
-                <w:b w:val="0"/>
-                <w:sz w:val="14"/>
-              </w:rPr>
-              <w:t>冻结基线、评审记录、范围/责任清单；成熟度：FROZEN_AND_DOCUMENTED；证据状态：FULLY_COMPLIANT</w:t>
+                <w:rFonts w:ascii="宋体" w:hAnsi="宋体"/>
+                <w:b w:val="0"/>
+                <w:sz w:val="14"/>
+              </w:rPr>
+              <w:t>冻结基线、评审记录、范围/责任清单；验证安排：形成需求确认与方案评审资料</w:t>
             </w:r>
           </w:p>
         </w:tc>
@@ -33205,11 +33291,11 @@
             </w:pPr>
             <w:r>
               <w:rPr>
-                <w:rFonts w:ascii="宋体" w:hAnsi="宋体" w:eastAsia="宋体"/>
-                <w:b w:val="0"/>
-                <w:sz w:val="14"/>
-              </w:rPr>
-              <w:t>CM-005／REQ-GOAL-001</w:t>
+                <w:rFonts w:ascii="宋体" w:hAnsi="宋体"/>
+                <w:b w:val="0"/>
+                <w:sz w:val="14"/>
+              </w:rPr>
+              <w:t>REQ-GOAL-001</w:t>
             </w:r>
           </w:p>
         </w:tc>
@@ -33285,11 +33371,11 @@
             </w:pPr>
             <w:r>
               <w:rPr>
-                <w:rFonts w:ascii="宋体" w:hAnsi="宋体" w:eastAsia="宋体"/>
-                <w:b w:val="0"/>
-                <w:sz w:val="14"/>
-              </w:rPr>
-              <w:t>冻结基线、评审记录、范围/责任清单；成熟度：FROZEN_AND_DOCUMENTED；证据状态：FULLY_COMPLIANT</w:t>
+                <w:rFonts w:ascii="宋体" w:hAnsi="宋体"/>
+                <w:b w:val="0"/>
+                <w:sz w:val="14"/>
+              </w:rPr>
+              <w:t>冻结基线、评审记录、范围/责任清单；验证安排：形成需求确认与方案评审资料</w:t>
             </w:r>
           </w:p>
         </w:tc>
@@ -33327,11 +33413,11 @@
             </w:pPr>
             <w:r>
               <w:rPr>
-                <w:rFonts w:ascii="宋体" w:hAnsi="宋体" w:eastAsia="宋体"/>
-                <w:b w:val="0"/>
-                <w:sz w:val="14"/>
-              </w:rPr>
-              <w:t>CM-006／REQ-GOAL-002</w:t>
+                <w:rFonts w:ascii="宋体" w:hAnsi="宋体"/>
+                <w:b w:val="0"/>
+                <w:sz w:val="14"/>
+              </w:rPr>
+              <w:t>REQ-GOAL-002</w:t>
             </w:r>
           </w:p>
         </w:tc>
@@ -33407,11 +33493,11 @@
             </w:pPr>
             <w:r>
               <w:rPr>
-                <w:rFonts w:ascii="宋体" w:hAnsi="宋体" w:eastAsia="宋体"/>
-                <w:b w:val="0"/>
-                <w:sz w:val="14"/>
-              </w:rPr>
-              <w:t>冻结基线、评审记录、范围/责任清单；成熟度：FROZEN_AND_DOCUMENTED；证据状态：FULLY_COMPLIANT</w:t>
+                <w:rFonts w:ascii="宋体" w:hAnsi="宋体"/>
+                <w:b w:val="0"/>
+                <w:sz w:val="14"/>
+              </w:rPr>
+              <w:t>冻结基线、评审记录、范围/责任清单；验证安排：形成需求确认与方案评审资料</w:t>
             </w:r>
           </w:p>
         </w:tc>
@@ -33449,11 +33535,11 @@
             </w:pPr>
             <w:r>
               <w:rPr>
-                <w:rFonts w:ascii="宋体" w:hAnsi="宋体" w:eastAsia="宋体"/>
-                <w:b w:val="0"/>
-                <w:sz w:val="14"/>
-              </w:rPr>
-              <w:t>CM-007／REQ-PRINCIPLE-001</w:t>
+                <w:rFonts w:ascii="宋体" w:hAnsi="宋体"/>
+                <w:b w:val="0"/>
+                <w:sz w:val="14"/>
+              </w:rPr>
+              <w:t>REQ-PRINCIPLE-001</w:t>
             </w:r>
           </w:p>
         </w:tc>
@@ -33529,11 +33615,11 @@
             </w:pPr>
             <w:r>
               <w:rPr>
-                <w:rFonts w:ascii="宋体" w:hAnsi="宋体" w:eastAsia="宋体"/>
-                <w:b w:val="0"/>
-                <w:sz w:val="14"/>
-              </w:rPr>
-              <w:t>冻结基线、评审记录、范围/责任清单；成熟度：FROZEN_AND_DOCUMENTED；证据状态：FULLY_COMPLIANT</w:t>
+                <w:rFonts w:ascii="宋体" w:hAnsi="宋体"/>
+                <w:b w:val="0"/>
+                <w:sz w:val="14"/>
+              </w:rPr>
+              <w:t>冻结基线、评审记录、范围/责任清单；验证安排：形成需求确认与方案评审资料</w:t>
             </w:r>
           </w:p>
         </w:tc>
@@ -33571,11 +33657,11 @@
             </w:pPr>
             <w:r>
               <w:rPr>
-                <w:rFonts w:ascii="宋体" w:hAnsi="宋体" w:eastAsia="宋体"/>
-                <w:b w:val="0"/>
-                <w:sz w:val="14"/>
-              </w:rPr>
-              <w:t>CM-008／REQ-PRINCIPLE-002</w:t>
+                <w:rFonts w:ascii="宋体" w:hAnsi="宋体"/>
+                <w:b w:val="0"/>
+                <w:sz w:val="14"/>
+              </w:rPr>
+              <w:t>REQ-PRINCIPLE-002</w:t>
             </w:r>
           </w:p>
         </w:tc>
@@ -33651,11 +33737,11 @@
             </w:pPr>
             <w:r>
               <w:rPr>
-                <w:rFonts w:ascii="宋体" w:hAnsi="宋体" w:eastAsia="宋体"/>
-                <w:b w:val="0"/>
-                <w:sz w:val="14"/>
-              </w:rPr>
-              <w:t>冻结基线、评审记录、范围/责任清单；成熟度：FROZEN_AND_DOCUMENTED；证据状态：FULLY_COMPLIANT</w:t>
+                <w:rFonts w:ascii="宋体" w:hAnsi="宋体"/>
+                <w:b w:val="0"/>
+                <w:sz w:val="14"/>
+              </w:rPr>
+              <w:t>冻结基线、评审记录、范围/责任清单；验证安排：形成需求确认与方案评审资料</w:t>
             </w:r>
           </w:p>
         </w:tc>
@@ -33693,11 +33779,11 @@
             </w:pPr>
             <w:r>
               <w:rPr>
-                <w:rFonts w:ascii="宋体" w:hAnsi="宋体" w:eastAsia="宋体"/>
-                <w:b w:val="0"/>
-                <w:sz w:val="14"/>
-              </w:rPr>
-              <w:t>CM-009／REQ-PRINCIPLE-003</w:t>
+                <w:rFonts w:ascii="宋体" w:hAnsi="宋体"/>
+                <w:b w:val="0"/>
+                <w:sz w:val="14"/>
+              </w:rPr>
+              <w:t>REQ-PRINCIPLE-003</w:t>
             </w:r>
           </w:p>
         </w:tc>
@@ -33773,11 +33859,11 @@
             </w:pPr>
             <w:r>
               <w:rPr>
-                <w:rFonts w:ascii="宋体" w:hAnsi="宋体" w:eastAsia="宋体"/>
-                <w:b w:val="0"/>
-                <w:sz w:val="14"/>
-              </w:rPr>
-              <w:t>冻结基线、评审记录、范围/责任清单；成熟度：FROZEN_AND_DOCUMENTED；证据状态：FULLY_COMPLIANT</w:t>
+                <w:rFonts w:ascii="宋体" w:hAnsi="宋体"/>
+                <w:b w:val="0"/>
+                <w:sz w:val="14"/>
+              </w:rPr>
+              <w:t>冻结基线、评审记录、范围/责任清单；验证安排：形成需求确认与方案评审资料</w:t>
             </w:r>
           </w:p>
         </w:tc>
@@ -33815,11 +33901,11 @@
             </w:pPr>
             <w:r>
               <w:rPr>
-                <w:rFonts w:ascii="宋体" w:hAnsi="宋体" w:eastAsia="宋体"/>
-                <w:b w:val="0"/>
-                <w:sz w:val="14"/>
-              </w:rPr>
-              <w:t>CM-010／REQ-PRINCIPLE-004</w:t>
+                <w:rFonts w:ascii="宋体" w:hAnsi="宋体"/>
+                <w:b w:val="0"/>
+                <w:sz w:val="14"/>
+              </w:rPr>
+              <w:t>REQ-PRINCIPLE-004</w:t>
             </w:r>
           </w:p>
         </w:tc>
@@ -33895,11 +33981,11 @@
             </w:pPr>
             <w:r>
               <w:rPr>
-                <w:rFonts w:ascii="宋体" w:hAnsi="宋体" w:eastAsia="宋体"/>
-                <w:b w:val="0"/>
-                <w:sz w:val="14"/>
-              </w:rPr>
-              <w:t>冻结基线、评审记录、范围/责任清单；成熟度：FROZEN_AND_DOCUMENTED；证据状态：FULLY_COMPLIANT</w:t>
+                <w:rFonts w:ascii="宋体" w:hAnsi="宋体"/>
+                <w:b w:val="0"/>
+                <w:sz w:val="14"/>
+              </w:rPr>
+              <w:t>冻结基线、评审记录、范围/责任清单；验证安排：形成需求确认与方案评审资料</w:t>
             </w:r>
           </w:p>
         </w:tc>
@@ -33937,11 +34023,11 @@
             </w:pPr>
             <w:r>
               <w:rPr>
-                <w:rFonts w:ascii="宋体" w:hAnsi="宋体" w:eastAsia="宋体"/>
-                <w:b w:val="0"/>
-                <w:sz w:val="14"/>
-              </w:rPr>
-              <w:t>CM-011／REQ-PRINCIPLE-005</w:t>
+                <w:rFonts w:ascii="宋体" w:hAnsi="宋体"/>
+                <w:b w:val="0"/>
+                <w:sz w:val="14"/>
+              </w:rPr>
+              <w:t>REQ-PRINCIPLE-005</w:t>
             </w:r>
           </w:p>
         </w:tc>
@@ -34017,11 +34103,11 @@
             </w:pPr>
             <w:r>
               <w:rPr>
-                <w:rFonts w:ascii="宋体" w:hAnsi="宋体" w:eastAsia="宋体"/>
-                <w:b w:val="0"/>
-                <w:sz w:val="14"/>
-              </w:rPr>
-              <w:t>冻结基线、评审记录、范围/责任清单；成熟度：FROZEN_AND_DOCUMENTED；证据状态：FULLY_COMPLIANT</w:t>
+                <w:rFonts w:ascii="宋体" w:hAnsi="宋体"/>
+                <w:b w:val="0"/>
+                <w:sz w:val="14"/>
+              </w:rPr>
+              <w:t>冻结基线、评审记录、范围/责任清单；验证安排：形成需求确认与方案评审资料</w:t>
             </w:r>
           </w:p>
         </w:tc>
@@ -34059,11 +34145,11 @@
             </w:pPr>
             <w:r>
               <w:rPr>
-                <w:rFonts w:ascii="宋体" w:hAnsi="宋体" w:eastAsia="宋体"/>
-                <w:b w:val="0"/>
-                <w:sz w:val="14"/>
-              </w:rPr>
-              <w:t>CM-012／REQ-PRINCIPLE-006</w:t>
+                <w:rFonts w:ascii="宋体" w:hAnsi="宋体"/>
+                <w:b w:val="0"/>
+                <w:sz w:val="14"/>
+              </w:rPr>
+              <w:t>REQ-PRINCIPLE-006</w:t>
             </w:r>
           </w:p>
         </w:tc>
@@ -34139,11 +34225,11 @@
             </w:pPr>
             <w:r>
               <w:rPr>
-                <w:rFonts w:ascii="宋体" w:hAnsi="宋体" w:eastAsia="宋体"/>
-                <w:b w:val="0"/>
-                <w:sz w:val="14"/>
-              </w:rPr>
-              <w:t>冻结基线、评审记录、范围/责任清单；成熟度：FROZEN_AND_DOCUMENTED；证据状态：FULLY_COMPLIANT</w:t>
+                <w:rFonts w:ascii="宋体" w:hAnsi="宋体"/>
+                <w:b w:val="0"/>
+                <w:sz w:val="14"/>
+              </w:rPr>
+              <w:t>冻结基线、评审记录、范围/责任清单；验证安排：形成需求确认与方案评审资料</w:t>
             </w:r>
           </w:p>
         </w:tc>
@@ -34181,11 +34267,11 @@
             </w:pPr>
             <w:r>
               <w:rPr>
-                <w:rFonts w:ascii="宋体" w:hAnsi="宋体" w:eastAsia="宋体"/>
-                <w:b w:val="0"/>
-                <w:sz w:val="14"/>
-              </w:rPr>
-              <w:t>CM-013／REQ-ROLE-001</w:t>
+                <w:rFonts w:ascii="宋体" w:hAnsi="宋体"/>
+                <w:b w:val="0"/>
+                <w:sz w:val="14"/>
+              </w:rPr>
+              <w:t>REQ-ROLE-001</w:t>
             </w:r>
           </w:p>
         </w:tc>
@@ -34261,11 +34347,11 @@
             </w:pPr>
             <w:r>
               <w:rPr>
-                <w:rFonts w:ascii="宋体" w:hAnsi="宋体" w:eastAsia="宋体"/>
-                <w:b w:val="0"/>
-                <w:sz w:val="14"/>
-              </w:rPr>
-              <w:t>冻结基线、评审记录、范围/责任清单；成熟度：FROZEN_AND_DOCUMENTED；证据状态：FULLY_COMPLIANT</w:t>
+                <w:rFonts w:ascii="宋体" w:hAnsi="宋体"/>
+                <w:b w:val="0"/>
+                <w:sz w:val="14"/>
+              </w:rPr>
+              <w:t>冻结基线、评审记录、范围/责任清单；验证安排：形成需求确认与方案评审资料</w:t>
             </w:r>
           </w:p>
         </w:tc>
@@ -34303,11 +34389,11 @@
             </w:pPr>
             <w:r>
               <w:rPr>
-                <w:rFonts w:ascii="宋体" w:hAnsi="宋体" w:eastAsia="宋体"/>
-                <w:b w:val="0"/>
-                <w:sz w:val="14"/>
-              </w:rPr>
-              <w:t>CM-014／REQ-SCOPE-001</w:t>
+                <w:rFonts w:ascii="宋体" w:hAnsi="宋体"/>
+                <w:b w:val="0"/>
+                <w:sz w:val="14"/>
+              </w:rPr>
+              <w:t>REQ-SCOPE-001</w:t>
             </w:r>
           </w:p>
         </w:tc>
@@ -34383,11 +34469,11 @@
             </w:pPr>
             <w:r>
               <w:rPr>
-                <w:rFonts w:ascii="宋体" w:hAnsi="宋体" w:eastAsia="宋体"/>
-                <w:b w:val="0"/>
-                <w:sz w:val="14"/>
-              </w:rPr>
-              <w:t>冻结基线、评审记录、范围/责任清单；成熟度：FROZEN_AND_DOCUMENTED；证据状态：FULLY_COMPLIANT</w:t>
+                <w:rFonts w:ascii="宋体" w:hAnsi="宋体"/>
+                <w:b w:val="0"/>
+                <w:sz w:val="14"/>
+              </w:rPr>
+              <w:t>冻结基线、评审记录、范围/责任清单；验证安排：形成需求确认与方案评审资料</w:t>
             </w:r>
           </w:p>
         </w:tc>
@@ -34425,11 +34511,11 @@
             </w:pPr>
             <w:r>
               <w:rPr>
-                <w:rFonts w:ascii="宋体" w:hAnsi="宋体" w:eastAsia="宋体"/>
-                <w:b w:val="0"/>
-                <w:sz w:val="14"/>
-              </w:rPr>
-              <w:t>CM-015／REQ-OOS-001</w:t>
+                <w:rFonts w:ascii="宋体" w:hAnsi="宋体"/>
+                <w:b w:val="0"/>
+                <w:sz w:val="14"/>
+              </w:rPr>
+              <w:t>REQ-OOS-001</w:t>
             </w:r>
           </w:p>
         </w:tc>
@@ -34505,11 +34591,11 @@
             </w:pPr>
             <w:r>
               <w:rPr>
-                <w:rFonts w:ascii="宋体" w:hAnsi="宋体" w:eastAsia="宋体"/>
-                <w:b w:val="0"/>
-                <w:sz w:val="14"/>
-              </w:rPr>
-              <w:t>冻结基线、评审记录、范围/责任清单；成熟度：FROZEN_AND_DOCUMENTED；证据状态：FULLY_COMPLIANT</w:t>
+                <w:rFonts w:ascii="宋体" w:hAnsi="宋体"/>
+                <w:b w:val="0"/>
+                <w:sz w:val="14"/>
+              </w:rPr>
+              <w:t>冻结基线、评审记录、范围/责任清单；验证安排：形成需求确认与方案评审资料</w:t>
             </w:r>
           </w:p>
         </w:tc>
@@ -34547,11 +34633,11 @@
             </w:pPr>
             <w:r>
               <w:rPr>
-                <w:rFonts w:ascii="宋体" w:hAnsi="宋体" w:eastAsia="宋体"/>
-                <w:b w:val="0"/>
-                <w:sz w:val="14"/>
-              </w:rPr>
-              <w:t>CM-016／REQ-OOS-002</w:t>
+                <w:rFonts w:ascii="宋体" w:hAnsi="宋体"/>
+                <w:b w:val="0"/>
+                <w:sz w:val="14"/>
+              </w:rPr>
+              <w:t>REQ-OOS-002</w:t>
             </w:r>
           </w:p>
         </w:tc>
@@ -34627,11 +34713,11 @@
             </w:pPr>
             <w:r>
               <w:rPr>
-                <w:rFonts w:ascii="宋体" w:hAnsi="宋体" w:eastAsia="宋体"/>
-                <w:b w:val="0"/>
-                <w:sz w:val="14"/>
-              </w:rPr>
-              <w:t>冻结基线、评审记录、范围/责任清单；成熟度：FROZEN_AND_DOCUMENTED；证据状态：FULLY_COMPLIANT</w:t>
+                <w:rFonts w:ascii="宋体" w:hAnsi="宋体"/>
+                <w:b w:val="0"/>
+                <w:sz w:val="14"/>
+              </w:rPr>
+              <w:t>冻结基线、评审记录、范围/责任清单；验证安排：形成需求确认与方案评审资料</w:t>
             </w:r>
           </w:p>
         </w:tc>
@@ -34669,11 +34755,11 @@
             </w:pPr>
             <w:r>
               <w:rPr>
-                <w:rFonts w:ascii="宋体" w:hAnsi="宋体" w:eastAsia="宋体"/>
-                <w:b w:val="0"/>
-                <w:sz w:val="14"/>
-              </w:rPr>
-              <w:t>CM-017／REQ-OOS-003</w:t>
+                <w:rFonts w:ascii="宋体" w:hAnsi="宋体"/>
+                <w:b w:val="0"/>
+                <w:sz w:val="14"/>
+              </w:rPr>
+              <w:t>REQ-OOS-003</w:t>
             </w:r>
           </w:p>
         </w:tc>
@@ -34749,11 +34835,11 @@
             </w:pPr>
             <w:r>
               <w:rPr>
-                <w:rFonts w:ascii="宋体" w:hAnsi="宋体" w:eastAsia="宋体"/>
-                <w:b w:val="0"/>
-                <w:sz w:val="14"/>
-              </w:rPr>
-              <w:t>冻结基线、评审记录、范围/责任清单；成熟度：FROZEN_AND_DOCUMENTED；证据状态：FULLY_COMPLIANT</w:t>
+                <w:rFonts w:ascii="宋体" w:hAnsi="宋体"/>
+                <w:b w:val="0"/>
+                <w:sz w:val="14"/>
+              </w:rPr>
+              <w:t>冻结基线、评审记录、范围/责任清单；验证安排：形成需求确认与方案评审资料</w:t>
             </w:r>
           </w:p>
         </w:tc>
@@ -34791,11 +34877,11 @@
             </w:pPr>
             <w:r>
               <w:rPr>
-                <w:rFonts w:ascii="宋体" w:hAnsi="宋体" w:eastAsia="宋体"/>
-                <w:b w:val="0"/>
-                <w:sz w:val="14"/>
-              </w:rPr>
-              <w:t>CM-018／REQ-OOS-004</w:t>
+                <w:rFonts w:ascii="宋体" w:hAnsi="宋体"/>
+                <w:b w:val="0"/>
+                <w:sz w:val="14"/>
+              </w:rPr>
+              <w:t>REQ-OOS-004</w:t>
             </w:r>
           </w:p>
         </w:tc>
@@ -34871,11 +34957,11 @@
             </w:pPr>
             <w:r>
               <w:rPr>
-                <w:rFonts w:ascii="宋体" w:hAnsi="宋体" w:eastAsia="宋体"/>
-                <w:b w:val="0"/>
-                <w:sz w:val="14"/>
-              </w:rPr>
-              <w:t>冻结基线、评审记录、范围/责任清单；成熟度：FROZEN_AND_DOCUMENTED；证据状态：FULLY_COMPLIANT</w:t>
+                <w:rFonts w:ascii="宋体" w:hAnsi="宋体"/>
+                <w:b w:val="0"/>
+                <w:sz w:val="14"/>
+              </w:rPr>
+              <w:t>冻结基线、评审记录、范围/责任清单；验证安排：形成需求确认与方案评审资料</w:t>
             </w:r>
           </w:p>
         </w:tc>
@@ -34913,11 +34999,11 @@
             </w:pPr>
             <w:r>
               <w:rPr>
-                <w:rFonts w:ascii="宋体" w:hAnsi="宋体" w:eastAsia="宋体"/>
-                <w:b w:val="0"/>
-                <w:sz w:val="14"/>
-              </w:rPr>
-              <w:t>CM-019／REQ-REL-001</w:t>
+                <w:rFonts w:ascii="宋体" w:hAnsi="宋体"/>
+                <w:b w:val="0"/>
+                <w:sz w:val="14"/>
+              </w:rPr>
+              <w:t>REQ-REL-001</w:t>
             </w:r>
           </w:p>
         </w:tc>
@@ -34993,11 +35079,11 @@
             </w:pPr>
             <w:r>
               <w:rPr>
-                <w:rFonts w:ascii="宋体" w:hAnsi="宋体" w:eastAsia="宋体"/>
-                <w:b w:val="0"/>
-                <w:sz w:val="14"/>
-              </w:rPr>
-              <w:t>接口契约、请求/回执日志、联调报告、异常和降级记录；成熟度：DESIGN_COVERED_EVIDENCE_PENDING；证据状态：PENDING_EVIDENCE</w:t>
+                <w:rFonts w:ascii="宋体" w:hAnsi="宋体"/>
+                <w:b w:val="0"/>
+                <w:sz w:val="14"/>
+              </w:rPr>
+              <w:t>接口契约、请求/回执日志、联调报告、异常和降级记录；验证安排：实施阶段形成设计、测试与验收证据</w:t>
             </w:r>
           </w:p>
         </w:tc>
@@ -35035,11 +35121,11 @@
             </w:pPr>
             <w:r>
               <w:rPr>
-                <w:rFonts w:ascii="宋体" w:hAnsi="宋体" w:eastAsia="宋体"/>
-                <w:b w:val="0"/>
-                <w:sz w:val="14"/>
-              </w:rPr>
-              <w:t>CM-020／REQ-REL-002</w:t>
+                <w:rFonts w:ascii="宋体" w:hAnsi="宋体"/>
+                <w:b w:val="0"/>
+                <w:sz w:val="14"/>
+              </w:rPr>
+              <w:t>REQ-REL-002</w:t>
             </w:r>
           </w:p>
         </w:tc>
@@ -35115,11 +35201,11 @@
             </w:pPr>
             <w:r>
               <w:rPr>
-                <w:rFonts w:ascii="宋体" w:hAnsi="宋体" w:eastAsia="宋体"/>
-                <w:b w:val="0"/>
-                <w:sz w:val="14"/>
-              </w:rPr>
-              <w:t>接口契约、请求/回执日志、联调报告、异常和降级记录；成熟度：DESIGN_COVERED_EVIDENCE_PENDING；证据状态：PENDING_EVIDENCE</w:t>
+                <w:rFonts w:ascii="宋体" w:hAnsi="宋体"/>
+                <w:b w:val="0"/>
+                <w:sz w:val="14"/>
+              </w:rPr>
+              <w:t>接口契约、请求/回执日志、联调报告、异常和降级记录；验证安排：实施阶段形成设计、测试与验收证据</w:t>
             </w:r>
           </w:p>
         </w:tc>
@@ -35157,11 +35243,11 @@
             </w:pPr>
             <w:r>
               <w:rPr>
-                <w:rFonts w:ascii="宋体" w:hAnsi="宋体" w:eastAsia="宋体"/>
-                <w:b w:val="0"/>
-                <w:sz w:val="14"/>
-              </w:rPr>
-              <w:t>CM-021／REQ-REL-003</w:t>
+                <w:rFonts w:ascii="宋体" w:hAnsi="宋体"/>
+                <w:b w:val="0"/>
+                <w:sz w:val="14"/>
+              </w:rPr>
+              <w:t>REQ-REL-003</w:t>
             </w:r>
           </w:p>
         </w:tc>
@@ -35237,11 +35323,11 @@
             </w:pPr>
             <w:r>
               <w:rPr>
-                <w:rFonts w:ascii="宋体" w:hAnsi="宋体" w:eastAsia="宋体"/>
-                <w:b w:val="0"/>
-                <w:sz w:val="14"/>
-              </w:rPr>
-              <w:t>接口契约、请求/回执日志、联调报告、异常和降级记录；成熟度：DESIGN_COVERED_EVIDENCE_PENDING；证据状态：PENDING_EVIDENCE</w:t>
+                <w:rFonts w:ascii="宋体" w:hAnsi="宋体"/>
+                <w:b w:val="0"/>
+                <w:sz w:val="14"/>
+              </w:rPr>
+              <w:t>接口契约、请求/回执日志、联调报告、异常和降级记录；验证安排：实施阶段形成设计、测试与验收证据</w:t>
             </w:r>
           </w:p>
         </w:tc>
@@ -35279,11 +35365,11 @@
             </w:pPr>
             <w:r>
               <w:rPr>
-                <w:rFonts w:ascii="宋体" w:hAnsi="宋体" w:eastAsia="宋体"/>
-                <w:b w:val="0"/>
-                <w:sz w:val="14"/>
-              </w:rPr>
-              <w:t>CM-022／REQ-REL-004</w:t>
+                <w:rFonts w:ascii="宋体" w:hAnsi="宋体"/>
+                <w:b w:val="0"/>
+                <w:sz w:val="14"/>
+              </w:rPr>
+              <w:t>REQ-REL-004</w:t>
             </w:r>
           </w:p>
         </w:tc>
@@ -35359,11 +35445,11 @@
             </w:pPr>
             <w:r>
               <w:rPr>
-                <w:rFonts w:ascii="宋体" w:hAnsi="宋体" w:eastAsia="宋体"/>
-                <w:b w:val="0"/>
-                <w:sz w:val="14"/>
-              </w:rPr>
-              <w:t>接口契约、请求/回执日志、联调报告、异常和降级记录；成熟度：DESIGN_COVERED_EVIDENCE_PENDING；证据状态：PENDING_EVIDENCE</w:t>
+                <w:rFonts w:ascii="宋体" w:hAnsi="宋体"/>
+                <w:b w:val="0"/>
+                <w:sz w:val="14"/>
+              </w:rPr>
+              <w:t>接口契约、请求/回执日志、联调报告、异常和降级记录；验证安排：实施阶段形成设计、测试与验收证据</w:t>
             </w:r>
           </w:p>
         </w:tc>
@@ -35401,11 +35487,11 @@
             </w:pPr>
             <w:r>
               <w:rPr>
-                <w:rFonts w:ascii="宋体" w:hAnsi="宋体" w:eastAsia="宋体"/>
-                <w:b w:val="0"/>
-                <w:sz w:val="14"/>
-              </w:rPr>
-              <w:t>CM-023／REQ-REL-005</w:t>
+                <w:rFonts w:ascii="宋体" w:hAnsi="宋体"/>
+                <w:b w:val="0"/>
+                <w:sz w:val="14"/>
+              </w:rPr>
+              <w:t>REQ-REL-005</w:t>
             </w:r>
           </w:p>
         </w:tc>
@@ -35481,11 +35567,11 @@
             </w:pPr>
             <w:r>
               <w:rPr>
-                <w:rFonts w:ascii="宋体" w:hAnsi="宋体" w:eastAsia="宋体"/>
-                <w:b w:val="0"/>
-                <w:sz w:val="14"/>
-              </w:rPr>
-              <w:t>接口契约、请求/回执日志、联调报告、异常和降级记录；成熟度：DESIGN_COVERED_EVIDENCE_PENDING；证据状态：PENDING_EVIDENCE</w:t>
+                <w:rFonts w:ascii="宋体" w:hAnsi="宋体"/>
+                <w:b w:val="0"/>
+                <w:sz w:val="14"/>
+              </w:rPr>
+              <w:t>接口契约、请求/回执日志、联调报告、异常和降级记录；验证安排：实施阶段形成设计、测试与验收证据</w:t>
             </w:r>
           </w:p>
         </w:tc>
@@ -35523,11 +35609,11 @@
             </w:pPr>
             <w:r>
               <w:rPr>
-                <w:rFonts w:ascii="宋体" w:hAnsi="宋体" w:eastAsia="宋体"/>
-                <w:b w:val="0"/>
-                <w:sz w:val="14"/>
-              </w:rPr>
-              <w:t>CM-024／REQ-REL-006</w:t>
+                <w:rFonts w:ascii="宋体" w:hAnsi="宋体"/>
+                <w:b w:val="0"/>
+                <w:sz w:val="14"/>
+              </w:rPr>
+              <w:t>REQ-REL-006</w:t>
             </w:r>
           </w:p>
         </w:tc>
@@ -35603,11 +35689,11 @@
             </w:pPr>
             <w:r>
               <w:rPr>
-                <w:rFonts w:ascii="宋体" w:hAnsi="宋体" w:eastAsia="宋体"/>
-                <w:b w:val="0"/>
-                <w:sz w:val="14"/>
-              </w:rPr>
-              <w:t>接口契约、请求/回执日志、联调报告、异常和降级记录；成熟度：DESIGN_COVERED_EVIDENCE_PENDING；证据状态：PENDING_EVIDENCE</w:t>
+                <w:rFonts w:ascii="宋体" w:hAnsi="宋体"/>
+                <w:b w:val="0"/>
+                <w:sz w:val="14"/>
+              </w:rPr>
+              <w:t>接口契约、请求/回执日志、联调报告、异常和降级记录；验证安排：实施阶段形成设计、测试与验收证据</w:t>
             </w:r>
           </w:p>
         </w:tc>
@@ -35645,11 +35731,11 @@
             </w:pPr>
             <w:r>
               <w:rPr>
-                <w:rFonts w:ascii="宋体" w:hAnsi="宋体" w:eastAsia="宋体"/>
-                <w:b w:val="0"/>
-                <w:sz w:val="14"/>
-              </w:rPr>
-              <w:t>CM-025／REQ-FLOW-001</w:t>
+                <w:rFonts w:ascii="宋体" w:hAnsi="宋体"/>
+                <w:b w:val="0"/>
+                <w:sz w:val="14"/>
+              </w:rPr>
+              <w:t>REQ-FLOW-001</w:t>
             </w:r>
           </w:p>
         </w:tc>
@@ -35725,11 +35811,11 @@
             </w:pPr>
             <w:r>
               <w:rPr>
-                <w:rFonts w:ascii="宋体" w:hAnsi="宋体" w:eastAsia="宋体"/>
-                <w:b w:val="0"/>
-                <w:sz w:val="14"/>
-              </w:rPr>
-              <w:t>设计、测试与验收证据；成熟度：DESIGN_COVERED_EVIDENCE_PENDING；证据状态：PENDING_EVIDENCE</w:t>
+                <w:rFonts w:ascii="宋体" w:hAnsi="宋体"/>
+                <w:b w:val="0"/>
+                <w:sz w:val="14"/>
+              </w:rPr>
+              <w:t>设计、测试与验收证据；验证安排：实施阶段形成设计、测试与验收证据</w:t>
             </w:r>
           </w:p>
         </w:tc>
@@ -35767,11 +35853,11 @@
             </w:pPr>
             <w:r>
               <w:rPr>
-                <w:rFonts w:ascii="宋体" w:hAnsi="宋体" w:eastAsia="宋体"/>
-                <w:b w:val="0"/>
-                <w:sz w:val="14"/>
-              </w:rPr>
-              <w:t>CM-026／REQ-FLOW-002</w:t>
+                <w:rFonts w:ascii="宋体" w:hAnsi="宋体"/>
+                <w:b w:val="0"/>
+                <w:sz w:val="14"/>
+              </w:rPr>
+              <w:t>REQ-FLOW-002</w:t>
             </w:r>
           </w:p>
         </w:tc>
@@ -35847,11 +35933,11 @@
             </w:pPr>
             <w:r>
               <w:rPr>
-                <w:rFonts w:ascii="宋体" w:hAnsi="宋体" w:eastAsia="宋体"/>
-                <w:b w:val="0"/>
-                <w:sz w:val="14"/>
-              </w:rPr>
-              <w:t>设计、测试与验收证据；成熟度：DESIGN_COVERED_EVIDENCE_PENDING；证据状态：PENDING_EVIDENCE</w:t>
+                <w:rFonts w:ascii="宋体" w:hAnsi="宋体"/>
+                <w:b w:val="0"/>
+                <w:sz w:val="14"/>
+              </w:rPr>
+              <w:t>设计、测试与验收证据；验证安排：实施阶段形成设计、测试与验收证据</w:t>
             </w:r>
           </w:p>
         </w:tc>
@@ -35889,11 +35975,11 @@
             </w:pPr>
             <w:r>
               <w:rPr>
-                <w:rFonts w:ascii="宋体" w:hAnsi="宋体" w:eastAsia="宋体"/>
-                <w:b w:val="0"/>
-                <w:sz w:val="14"/>
-              </w:rPr>
-              <w:t>CM-027／REQ-FLOW-003</w:t>
+                <w:rFonts w:ascii="宋体" w:hAnsi="宋体"/>
+                <w:b w:val="0"/>
+                <w:sz w:val="14"/>
+              </w:rPr>
+              <w:t>REQ-FLOW-003</w:t>
             </w:r>
           </w:p>
         </w:tc>
@@ -35969,11 +36055,11 @@
             </w:pPr>
             <w:r>
               <w:rPr>
-                <w:rFonts w:ascii="宋体" w:hAnsi="宋体" w:eastAsia="宋体"/>
-                <w:b w:val="0"/>
-                <w:sz w:val="14"/>
-              </w:rPr>
-              <w:t>设计、测试与验收证据；成熟度：DESIGN_COVERED_EVIDENCE_PENDING；证据状态：PENDING_EVIDENCE</w:t>
+                <w:rFonts w:ascii="宋体" w:hAnsi="宋体"/>
+                <w:b w:val="0"/>
+                <w:sz w:val="14"/>
+              </w:rPr>
+              <w:t>设计、测试与验收证据；验证安排：实施阶段形成设计、测试与验收证据</w:t>
             </w:r>
           </w:p>
         </w:tc>
@@ -36011,11 +36097,11 @@
             </w:pPr>
             <w:r>
               <w:rPr>
-                <w:rFonts w:ascii="宋体" w:hAnsi="宋体" w:eastAsia="宋体"/>
-                <w:b w:val="0"/>
-                <w:sz w:val="14"/>
-              </w:rPr>
-              <w:t>CM-028／REQ-FLOW-004</w:t>
+                <w:rFonts w:ascii="宋体" w:hAnsi="宋体"/>
+                <w:b w:val="0"/>
+                <w:sz w:val="14"/>
+              </w:rPr>
+              <w:t>REQ-FLOW-004</w:t>
             </w:r>
           </w:p>
         </w:tc>
@@ -36091,11 +36177,11 @@
             </w:pPr>
             <w:r>
               <w:rPr>
-                <w:rFonts w:ascii="宋体" w:hAnsi="宋体" w:eastAsia="宋体"/>
-                <w:b w:val="0"/>
-                <w:sz w:val="14"/>
-              </w:rPr>
-              <w:t>设计、测试与验收证据；成熟度：DESIGN_COVERED_EVIDENCE_PENDING；证据状态：PENDING_EVIDENCE</w:t>
+                <w:rFonts w:ascii="宋体" w:hAnsi="宋体"/>
+                <w:b w:val="0"/>
+                <w:sz w:val="14"/>
+              </w:rPr>
+              <w:t>设计、测试与验收证据；验证安排：实施阶段形成设计、测试与验收证据</w:t>
             </w:r>
           </w:p>
         </w:tc>
@@ -36133,11 +36219,11 @@
             </w:pPr>
             <w:r>
               <w:rPr>
-                <w:rFonts w:ascii="宋体" w:hAnsi="宋体" w:eastAsia="宋体"/>
-                <w:b w:val="0"/>
-                <w:sz w:val="14"/>
-              </w:rPr>
-              <w:t>CM-029／REQ-FLOW-005</w:t>
+                <w:rFonts w:ascii="宋体" w:hAnsi="宋体"/>
+                <w:b w:val="0"/>
+                <w:sz w:val="14"/>
+              </w:rPr>
+              <w:t>REQ-FLOW-005</w:t>
             </w:r>
           </w:p>
         </w:tc>
@@ -36213,11 +36299,11 @@
             </w:pPr>
             <w:r>
               <w:rPr>
-                <w:rFonts w:ascii="宋体" w:hAnsi="宋体" w:eastAsia="宋体"/>
-                <w:b w:val="0"/>
-                <w:sz w:val="14"/>
-              </w:rPr>
-              <w:t>设计、测试与验收证据；成熟度：DESIGN_COVERED_EVIDENCE_PENDING；证据状态：PENDING_EVIDENCE</w:t>
+                <w:rFonts w:ascii="宋体" w:hAnsi="宋体"/>
+                <w:b w:val="0"/>
+                <w:sz w:val="14"/>
+              </w:rPr>
+              <w:t>设计、测试与验收证据；验证安排：实施阶段形成设计、测试与验收证据</w:t>
             </w:r>
           </w:p>
         </w:tc>
@@ -36255,11 +36341,11 @@
             </w:pPr>
             <w:r>
               <w:rPr>
-                <w:rFonts w:ascii="宋体" w:hAnsi="宋体" w:eastAsia="宋体"/>
-                <w:b w:val="0"/>
-                <w:sz w:val="14"/>
-              </w:rPr>
-              <w:t>CM-030／REQ-ARCH-001</w:t>
+                <w:rFonts w:ascii="宋体" w:hAnsi="宋体"/>
+                <w:b w:val="0"/>
+                <w:sz w:val="14"/>
+              </w:rPr>
+              <w:t>REQ-ARCH-001</w:t>
             </w:r>
           </w:p>
         </w:tc>
@@ -36335,11 +36421,11 @@
             </w:pPr>
             <w:r>
               <w:rPr>
-                <w:rFonts w:ascii="宋体" w:hAnsi="宋体" w:eastAsia="宋体"/>
-                <w:b w:val="0"/>
-                <w:sz w:val="14"/>
-              </w:rPr>
-              <w:t>设计、测试与验收证据；成熟度：DESIGN_COVERED_EVIDENCE_PENDING；证据状态：PENDING_EVIDENCE</w:t>
+                <w:rFonts w:ascii="宋体" w:hAnsi="宋体"/>
+                <w:b w:val="0"/>
+                <w:sz w:val="14"/>
+              </w:rPr>
+              <w:t>设计、测试与验收证据；验证安排：实施阶段形成设计、测试与验收证据</w:t>
             </w:r>
           </w:p>
         </w:tc>
@@ -36377,11 +36463,11 @@
             </w:pPr>
             <w:r>
               <w:rPr>
-                <w:rFonts w:ascii="宋体" w:hAnsi="宋体" w:eastAsia="宋体"/>
-                <w:b w:val="0"/>
-                <w:sz w:val="14"/>
-              </w:rPr>
-              <w:t>CM-031／REQ-ARCH-002</w:t>
+                <w:rFonts w:ascii="宋体" w:hAnsi="宋体"/>
+                <w:b w:val="0"/>
+                <w:sz w:val="14"/>
+              </w:rPr>
+              <w:t>REQ-ARCH-002</w:t>
             </w:r>
           </w:p>
         </w:tc>
@@ -36457,11 +36543,11 @@
             </w:pPr>
             <w:r>
               <w:rPr>
-                <w:rFonts w:ascii="宋体" w:hAnsi="宋体" w:eastAsia="宋体"/>
-                <w:b w:val="0"/>
-                <w:sz w:val="14"/>
-              </w:rPr>
-              <w:t>设计、测试与验收证据；成熟度：DESIGN_COVERED_EVIDENCE_PENDING；证据状态：PENDING_EVIDENCE</w:t>
+                <w:rFonts w:ascii="宋体" w:hAnsi="宋体"/>
+                <w:b w:val="0"/>
+                <w:sz w:val="14"/>
+              </w:rPr>
+              <w:t>设计、测试与验收证据；验证安排：实施阶段形成设计、测试与验收证据</w:t>
             </w:r>
           </w:p>
         </w:tc>
@@ -36499,11 +36585,11 @@
             </w:pPr>
             <w:r>
               <w:rPr>
-                <w:rFonts w:ascii="宋体" w:hAnsi="宋体" w:eastAsia="宋体"/>
-                <w:b w:val="0"/>
-                <w:sz w:val="14"/>
-              </w:rPr>
-              <w:t>CM-032／REQ-DEPLOY-001</w:t>
+                <w:rFonts w:ascii="宋体" w:hAnsi="宋体"/>
+                <w:b w:val="0"/>
+                <w:sz w:val="14"/>
+              </w:rPr>
+              <w:t>REQ-DEPLOY-001</w:t>
             </w:r>
           </w:p>
         </w:tc>
@@ -36579,11 +36665,11 @@
             </w:pPr>
             <w:r>
               <w:rPr>
-                <w:rFonts w:ascii="宋体" w:hAnsi="宋体" w:eastAsia="宋体"/>
-                <w:b w:val="0"/>
-                <w:sz w:val="14"/>
-              </w:rPr>
-              <w:t>设计、测试与验收证据；成熟度：DESIGN_COVERED_EVIDENCE_PENDING；证据状态：PENDING_EVIDENCE</w:t>
+                <w:rFonts w:ascii="宋体" w:hAnsi="宋体"/>
+                <w:b w:val="0"/>
+                <w:sz w:val="14"/>
+              </w:rPr>
+              <w:t>设计、测试与验收证据；验证安排：实施阶段形成设计、测试与验收证据</w:t>
             </w:r>
           </w:p>
         </w:tc>
@@ -36621,11 +36707,11 @@
             </w:pPr>
             <w:r>
               <w:rPr>
-                <w:rFonts w:ascii="宋体" w:hAnsi="宋体" w:eastAsia="宋体"/>
-                <w:b w:val="0"/>
-                <w:sz w:val="14"/>
-              </w:rPr>
-              <w:t>CM-033／REQ-DEPLOY-002</w:t>
+                <w:rFonts w:ascii="宋体" w:hAnsi="宋体"/>
+                <w:b w:val="0"/>
+                <w:sz w:val="14"/>
+              </w:rPr>
+              <w:t>REQ-DEPLOY-002</w:t>
             </w:r>
           </w:p>
         </w:tc>
@@ -36701,11 +36787,11 @@
             </w:pPr>
             <w:r>
               <w:rPr>
-                <w:rFonts w:ascii="宋体" w:hAnsi="宋体" w:eastAsia="宋体"/>
-                <w:b w:val="0"/>
-                <w:sz w:val="14"/>
-              </w:rPr>
-              <w:t>设计、测试与验收证据；成熟度：DESIGN_COVERED_EVIDENCE_PENDING；证据状态：PENDING_EVIDENCE</w:t>
+                <w:rFonts w:ascii="宋体" w:hAnsi="宋体"/>
+                <w:b w:val="0"/>
+                <w:sz w:val="14"/>
+              </w:rPr>
+              <w:t>设计、测试与验收证据；验证安排：实施阶段形成设计、测试与验收证据</w:t>
             </w:r>
           </w:p>
         </w:tc>
@@ -36743,11 +36829,11 @@
             </w:pPr>
             <w:r>
               <w:rPr>
-                <w:rFonts w:ascii="宋体" w:hAnsi="宋体" w:eastAsia="宋体"/>
-                <w:b w:val="0"/>
-                <w:sz w:val="14"/>
-              </w:rPr>
-              <w:t>CM-034／REQ-DEPLOY-003</w:t>
+                <w:rFonts w:ascii="宋体" w:hAnsi="宋体"/>
+                <w:b w:val="0"/>
+                <w:sz w:val="14"/>
+              </w:rPr>
+              <w:t>REQ-DEPLOY-003</w:t>
             </w:r>
           </w:p>
         </w:tc>
@@ -36823,11 +36909,11 @@
             </w:pPr>
             <w:r>
               <w:rPr>
-                <w:rFonts w:ascii="宋体" w:hAnsi="宋体" w:eastAsia="宋体"/>
-                <w:b w:val="0"/>
-                <w:sz w:val="14"/>
-              </w:rPr>
-              <w:t>设计、测试与验收证据；成熟度：DESIGN_COVERED_EVIDENCE_PENDING；证据状态：PENDING_EVIDENCE</w:t>
+                <w:rFonts w:ascii="宋体" w:hAnsi="宋体"/>
+                <w:b w:val="0"/>
+                <w:sz w:val="14"/>
+              </w:rPr>
+              <w:t>设计、测试与验收证据；验证安排：实施阶段形成设计、测试与验收证据</w:t>
             </w:r>
           </w:p>
         </w:tc>
@@ -36865,11 +36951,11 @@
             </w:pPr>
             <w:r>
               <w:rPr>
-                <w:rFonts w:ascii="宋体" w:hAnsi="宋体" w:eastAsia="宋体"/>
-                <w:b w:val="0"/>
-                <w:sz w:val="14"/>
-              </w:rPr>
-              <w:t>CM-035／REQ-DEPLOY-004</w:t>
+                <w:rFonts w:ascii="宋体" w:hAnsi="宋体"/>
+                <w:b w:val="0"/>
+                <w:sz w:val="14"/>
+              </w:rPr>
+              <w:t>REQ-DEPLOY-004</w:t>
             </w:r>
           </w:p>
         </w:tc>
@@ -36945,11 +37031,11 @@
             </w:pPr>
             <w:r>
               <w:rPr>
-                <w:rFonts w:ascii="宋体" w:hAnsi="宋体" w:eastAsia="宋体"/>
-                <w:b w:val="0"/>
-                <w:sz w:val="14"/>
-              </w:rPr>
-              <w:t>设计、测试与验收证据；成熟度：DESIGN_COVERED_EVIDENCE_PENDING；证据状态：PENDING_EVIDENCE</w:t>
+                <w:rFonts w:ascii="宋体" w:hAnsi="宋体"/>
+                <w:b w:val="0"/>
+                <w:sz w:val="14"/>
+              </w:rPr>
+              <w:t>设计、测试与验收证据；验证安排：实施阶段形成设计、测试与验收证据</w:t>
             </w:r>
           </w:p>
         </w:tc>
@@ -36987,11 +37073,11 @@
             </w:pPr>
             <w:r>
               <w:rPr>
-                <w:rFonts w:ascii="宋体" w:hAnsi="宋体" w:eastAsia="宋体"/>
-                <w:b w:val="0"/>
-                <w:sz w:val="14"/>
-              </w:rPr>
-              <w:t>CM-036／REQ-TECH-001</w:t>
+                <w:rFonts w:ascii="宋体" w:hAnsi="宋体"/>
+                <w:b w:val="0"/>
+                <w:sz w:val="14"/>
+              </w:rPr>
+              <w:t>REQ-TECH-001</w:t>
             </w:r>
           </w:p>
         </w:tc>
@@ -37067,11 +37153,11 @@
             </w:pPr>
             <w:r>
               <w:rPr>
-                <w:rFonts w:ascii="宋体" w:hAnsi="宋体" w:eastAsia="宋体"/>
-                <w:b w:val="0"/>
-                <w:sz w:val="14"/>
-              </w:rPr>
-              <w:t>设计、测试与验收证据；成熟度：DESIGN_COVERED_EVIDENCE_PENDING；证据状态：PENDING_EVIDENCE</w:t>
+                <w:rFonts w:ascii="宋体" w:hAnsi="宋体"/>
+                <w:b w:val="0"/>
+                <w:sz w:val="14"/>
+              </w:rPr>
+              <w:t>设计、测试与验收证据；验证安排：实施阶段形成设计、测试与验收证据</w:t>
             </w:r>
           </w:p>
         </w:tc>
@@ -37109,11 +37195,11 @@
             </w:pPr>
             <w:r>
               <w:rPr>
-                <w:rFonts w:ascii="宋体" w:hAnsi="宋体" w:eastAsia="宋体"/>
-                <w:b w:val="0"/>
-                <w:sz w:val="14"/>
-              </w:rPr>
-              <w:t>CM-037／REQ-TECH-002</w:t>
+                <w:rFonts w:ascii="宋体" w:hAnsi="宋体"/>
+                <w:b w:val="0"/>
+                <w:sz w:val="14"/>
+              </w:rPr>
+              <w:t>REQ-TECH-002</w:t>
             </w:r>
           </w:p>
         </w:tc>
@@ -37189,11 +37275,11 @@
             </w:pPr>
             <w:r>
               <w:rPr>
-                <w:rFonts w:ascii="宋体" w:hAnsi="宋体" w:eastAsia="宋体"/>
-                <w:b w:val="0"/>
-                <w:sz w:val="14"/>
-              </w:rPr>
-              <w:t>设计、测试与验收证据；成熟度：DESIGN_COVERED_EVIDENCE_PENDING；证据状态：PENDING_EVIDENCE</w:t>
+                <w:rFonts w:ascii="宋体" w:hAnsi="宋体"/>
+                <w:b w:val="0"/>
+                <w:sz w:val="14"/>
+              </w:rPr>
+              <w:t>设计、测试与验收证据；验证安排：实施阶段形成设计、测试与验收证据</w:t>
             </w:r>
           </w:p>
         </w:tc>
@@ -37231,11 +37317,11 @@
             </w:pPr>
             <w:r>
               <w:rPr>
-                <w:rFonts w:ascii="宋体" w:hAnsi="宋体" w:eastAsia="宋体"/>
-                <w:b w:val="0"/>
-                <w:sz w:val="14"/>
-              </w:rPr>
-              <w:t>CM-038／REQ-TECH-003</w:t>
+                <w:rFonts w:ascii="宋体" w:hAnsi="宋体"/>
+                <w:b w:val="0"/>
+                <w:sz w:val="14"/>
+              </w:rPr>
+              <w:t>REQ-TECH-003</w:t>
             </w:r>
           </w:p>
         </w:tc>
@@ -37311,11 +37397,11 @@
             </w:pPr>
             <w:r>
               <w:rPr>
-                <w:rFonts w:ascii="宋体" w:hAnsi="宋体" w:eastAsia="宋体"/>
-                <w:b w:val="0"/>
-                <w:sz w:val="14"/>
-              </w:rPr>
-              <w:t>设计、测试与验收证据；成熟度：DESIGN_COVERED_EVIDENCE_PENDING；证据状态：PENDING_EVIDENCE</w:t>
+                <w:rFonts w:ascii="宋体" w:hAnsi="宋体"/>
+                <w:b w:val="0"/>
+                <w:sz w:val="14"/>
+              </w:rPr>
+              <w:t>设计、测试与验收证据；验证安排：实施阶段形成设计、测试与验收证据</w:t>
             </w:r>
           </w:p>
         </w:tc>
@@ -37353,11 +37439,11 @@
             </w:pPr>
             <w:r>
               <w:rPr>
-                <w:rFonts w:ascii="宋体" w:hAnsi="宋体" w:eastAsia="宋体"/>
-                <w:b w:val="0"/>
-                <w:sz w:val="14"/>
-              </w:rPr>
-              <w:t>CM-039／REQ-TECH-004</w:t>
+                <w:rFonts w:ascii="宋体" w:hAnsi="宋体"/>
+                <w:b w:val="0"/>
+                <w:sz w:val="14"/>
+              </w:rPr>
+              <w:t>REQ-TECH-004</w:t>
             </w:r>
           </w:p>
         </w:tc>
@@ -37433,11 +37519,11 @@
             </w:pPr>
             <w:r>
               <w:rPr>
-                <w:rFonts w:ascii="宋体" w:hAnsi="宋体" w:eastAsia="宋体"/>
-                <w:b w:val="0"/>
-                <w:sz w:val="14"/>
-              </w:rPr>
-              <w:t>设计、测试与验收证据；成熟度：DESIGN_COVERED_EVIDENCE_PENDING；证据状态：PENDING_EVIDENCE</w:t>
+                <w:rFonts w:ascii="宋体" w:hAnsi="宋体"/>
+                <w:b w:val="0"/>
+                <w:sz w:val="14"/>
+              </w:rPr>
+              <w:t>设计、测试与验收证据；验证安排：实施阶段形成设计、测试与验收证据</w:t>
             </w:r>
           </w:p>
         </w:tc>
@@ -37475,11 +37561,11 @@
             </w:pPr>
             <w:r>
               <w:rPr>
-                <w:rFonts w:ascii="宋体" w:hAnsi="宋体" w:eastAsia="宋体"/>
-                <w:b w:val="0"/>
-                <w:sz w:val="14"/>
-              </w:rPr>
-              <w:t>CM-040／REQ-TECH-005</w:t>
+                <w:rFonts w:ascii="宋体" w:hAnsi="宋体"/>
+                <w:b w:val="0"/>
+                <w:sz w:val="14"/>
+              </w:rPr>
+              <w:t>REQ-TECH-005</w:t>
             </w:r>
           </w:p>
         </w:tc>
@@ -37555,11 +37641,11 @@
             </w:pPr>
             <w:r>
               <w:rPr>
-                <w:rFonts w:ascii="宋体" w:hAnsi="宋体" w:eastAsia="宋体"/>
-                <w:b w:val="0"/>
-                <w:sz w:val="14"/>
-              </w:rPr>
-              <w:t>设计、测试与验收证据；成熟度：DESIGN_COVERED_EVIDENCE_PENDING；证据状态：PENDING_EVIDENCE</w:t>
+                <w:rFonts w:ascii="宋体" w:hAnsi="宋体"/>
+                <w:b w:val="0"/>
+                <w:sz w:val="14"/>
+              </w:rPr>
+              <w:t>设计、测试与验收证据；验证安排：实施阶段形成设计、测试与验收证据</w:t>
             </w:r>
           </w:p>
         </w:tc>
@@ -37597,11 +37683,11 @@
             </w:pPr>
             <w:r>
               <w:rPr>
-                <w:rFonts w:ascii="宋体" w:hAnsi="宋体" w:eastAsia="宋体"/>
-                <w:b w:val="0"/>
-                <w:sz w:val="14"/>
-              </w:rPr>
-              <w:t>CM-041／REQ-TECH-006</w:t>
+                <w:rFonts w:ascii="宋体" w:hAnsi="宋体"/>
+                <w:b w:val="0"/>
+                <w:sz w:val="14"/>
+              </w:rPr>
+              <w:t>REQ-TECH-006</w:t>
             </w:r>
           </w:p>
         </w:tc>
@@ -37677,11 +37763,11 @@
             </w:pPr>
             <w:r>
               <w:rPr>
-                <w:rFonts w:ascii="宋体" w:hAnsi="宋体" w:eastAsia="宋体"/>
-                <w:b w:val="0"/>
-                <w:sz w:val="14"/>
-              </w:rPr>
-              <w:t>设计、测试与验收证据；成熟度：DESIGN_COVERED_EVIDENCE_PENDING；证据状态：PENDING_EVIDENCE</w:t>
+                <w:rFonts w:ascii="宋体" w:hAnsi="宋体"/>
+                <w:b w:val="0"/>
+                <w:sz w:val="14"/>
+              </w:rPr>
+              <w:t>设计、测试与验收证据；验证安排：实施阶段形成设计、测试与验收证据</w:t>
             </w:r>
           </w:p>
         </w:tc>
@@ -37719,11 +37805,11 @@
             </w:pPr>
             <w:r>
               <w:rPr>
-                <w:rFonts w:ascii="宋体" w:hAnsi="宋体" w:eastAsia="宋体"/>
-                <w:b w:val="0"/>
-                <w:sz w:val="14"/>
-              </w:rPr>
-              <w:t>CM-042／REQ-KEYTECH-001</w:t>
+                <w:rFonts w:ascii="宋体" w:hAnsi="宋体"/>
+                <w:b w:val="0"/>
+                <w:sz w:val="14"/>
+              </w:rPr>
+              <w:t>REQ-KEYTECH-001</w:t>
             </w:r>
           </w:p>
         </w:tc>
@@ -37799,11 +37885,11 @@
             </w:pPr>
             <w:r>
               <w:rPr>
-                <w:rFonts w:ascii="宋体" w:hAnsi="宋体" w:eastAsia="宋体"/>
-                <w:b w:val="0"/>
-                <w:sz w:val="14"/>
-              </w:rPr>
-              <w:t>设计、测试与验收证据；成熟度：DESIGN_COVERED_EVIDENCE_PENDING；证据状态：PENDING_EVIDENCE</w:t>
+                <w:rFonts w:ascii="宋体" w:hAnsi="宋体"/>
+                <w:b w:val="0"/>
+                <w:sz w:val="14"/>
+              </w:rPr>
+              <w:t>设计、测试与验收证据；验证安排：实施阶段形成设计、测试与验收证据</w:t>
             </w:r>
           </w:p>
         </w:tc>
@@ -37841,11 +37927,11 @@
             </w:pPr>
             <w:r>
               <w:rPr>
-                <w:rFonts w:ascii="宋体" w:hAnsi="宋体" w:eastAsia="宋体"/>
-                <w:b w:val="0"/>
-                <w:sz w:val="14"/>
-              </w:rPr>
-              <w:t>CM-043／REQ-KEYTECH-002</w:t>
+                <w:rFonts w:ascii="宋体" w:hAnsi="宋体"/>
+                <w:b w:val="0"/>
+                <w:sz w:val="14"/>
+              </w:rPr>
+              <w:t>REQ-KEYTECH-002</w:t>
             </w:r>
           </w:p>
         </w:tc>
@@ -37921,11 +38007,11 @@
             </w:pPr>
             <w:r>
               <w:rPr>
-                <w:rFonts w:ascii="宋体" w:hAnsi="宋体" w:eastAsia="宋体"/>
-                <w:b w:val="0"/>
-                <w:sz w:val="14"/>
-              </w:rPr>
-              <w:t>设计、测试与验收证据；成熟度：DESIGN_COVERED_EVIDENCE_PENDING；证据状态：PENDING_EVIDENCE</w:t>
+                <w:rFonts w:ascii="宋体" w:hAnsi="宋体"/>
+                <w:b w:val="0"/>
+                <w:sz w:val="14"/>
+              </w:rPr>
+              <w:t>设计、测试与验收证据；验证安排：实施阶段形成设计、测试与验收证据</w:t>
             </w:r>
           </w:p>
         </w:tc>
@@ -37963,11 +38049,11 @@
             </w:pPr>
             <w:r>
               <w:rPr>
-                <w:rFonts w:ascii="宋体" w:hAnsi="宋体" w:eastAsia="宋体"/>
-                <w:b w:val="0"/>
-                <w:sz w:val="14"/>
-              </w:rPr>
-              <w:t>CM-044／REQ-KEYTECH-003</w:t>
+                <w:rFonts w:ascii="宋体" w:hAnsi="宋体"/>
+                <w:b w:val="0"/>
+                <w:sz w:val="14"/>
+              </w:rPr>
+              <w:t>REQ-KEYTECH-003</w:t>
             </w:r>
           </w:p>
         </w:tc>
@@ -38043,11 +38129,11 @@
             </w:pPr>
             <w:r>
               <w:rPr>
-                <w:rFonts w:ascii="宋体" w:hAnsi="宋体" w:eastAsia="宋体"/>
-                <w:b w:val="0"/>
-                <w:sz w:val="14"/>
-              </w:rPr>
-              <w:t>设计、测试与验收证据；成熟度：DESIGN_COVERED_EVIDENCE_PENDING；证据状态：PENDING_EVIDENCE</w:t>
+                <w:rFonts w:ascii="宋体" w:hAnsi="宋体"/>
+                <w:b w:val="0"/>
+                <w:sz w:val="14"/>
+              </w:rPr>
+              <w:t>设计、测试与验收证据；验证安排：实施阶段形成设计、测试与验收证据</w:t>
             </w:r>
           </w:p>
         </w:tc>
@@ -38085,11 +38171,11 @@
             </w:pPr>
             <w:r>
               <w:rPr>
-                <w:rFonts w:ascii="宋体" w:hAnsi="宋体" w:eastAsia="宋体"/>
-                <w:b w:val="0"/>
-                <w:sz w:val="14"/>
-              </w:rPr>
-              <w:t>CM-045／REQ-KEYTECH-004</w:t>
+                <w:rFonts w:ascii="宋体" w:hAnsi="宋体"/>
+                <w:b w:val="0"/>
+                <w:sz w:val="14"/>
+              </w:rPr>
+              <w:t>REQ-KEYTECH-004</w:t>
             </w:r>
           </w:p>
         </w:tc>
@@ -38165,11 +38251,11 @@
             </w:pPr>
             <w:r>
               <w:rPr>
-                <w:rFonts w:ascii="宋体" w:hAnsi="宋体" w:eastAsia="宋体"/>
-                <w:b w:val="0"/>
-                <w:sz w:val="14"/>
-              </w:rPr>
-              <w:t>设计、测试与验收证据；成熟度：DESIGN_COVERED_EVIDENCE_PENDING；证据状态：PENDING_EVIDENCE</w:t>
+                <w:rFonts w:ascii="宋体" w:hAnsi="宋体"/>
+                <w:b w:val="0"/>
+                <w:sz w:val="14"/>
+              </w:rPr>
+              <w:t>设计、测试与验收证据；验证安排：实施阶段形成设计、测试与验收证据</w:t>
             </w:r>
           </w:p>
         </w:tc>
@@ -38207,11 +38293,11 @@
             </w:pPr>
             <w:r>
               <w:rPr>
-                <w:rFonts w:ascii="宋体" w:hAnsi="宋体" w:eastAsia="宋体"/>
-                <w:b w:val="0"/>
-                <w:sz w:val="14"/>
-              </w:rPr>
-              <w:t>CM-046／REQ-KEYTECH-005</w:t>
+                <w:rFonts w:ascii="宋体" w:hAnsi="宋体"/>
+                <w:b w:val="0"/>
+                <w:sz w:val="14"/>
+              </w:rPr>
+              <w:t>REQ-KEYTECH-005</w:t>
             </w:r>
           </w:p>
         </w:tc>
@@ -38287,11 +38373,11 @@
             </w:pPr>
             <w:r>
               <w:rPr>
-                <w:rFonts w:ascii="宋体" w:hAnsi="宋体" w:eastAsia="宋体"/>
-                <w:b w:val="0"/>
-                <w:sz w:val="14"/>
-              </w:rPr>
-              <w:t>设计、测试与验收证据；成熟度：DESIGN_COVERED_EVIDENCE_PENDING；证据状态：PENDING_EVIDENCE</w:t>
+                <w:rFonts w:ascii="宋体" w:hAnsi="宋体"/>
+                <w:b w:val="0"/>
+                <w:sz w:val="14"/>
+              </w:rPr>
+              <w:t>设计、测试与验收证据；验证安排：实施阶段形成设计、测试与验收证据</w:t>
             </w:r>
           </w:p>
         </w:tc>
@@ -38329,11 +38415,11 @@
             </w:pPr>
             <w:r>
               <w:rPr>
-                <w:rFonts w:ascii="宋体" w:hAnsi="宋体" w:eastAsia="宋体"/>
-                <w:b w:val="0"/>
-                <w:sz w:val="14"/>
-              </w:rPr>
-              <w:t>CM-047／REQ-KEYTECH-006</w:t>
+                <w:rFonts w:ascii="宋体" w:hAnsi="宋体"/>
+                <w:b w:val="0"/>
+                <w:sz w:val="14"/>
+              </w:rPr>
+              <w:t>REQ-KEYTECH-006</w:t>
             </w:r>
           </w:p>
         </w:tc>
@@ -38409,11 +38495,11 @@
             </w:pPr>
             <w:r>
               <w:rPr>
-                <w:rFonts w:ascii="宋体" w:hAnsi="宋体" w:eastAsia="宋体"/>
-                <w:b w:val="0"/>
-                <w:sz w:val="14"/>
-              </w:rPr>
-              <w:t>设计、测试与验收证据；成熟度：DESIGN_COVERED_EVIDENCE_PENDING；证据状态：PENDING_EVIDENCE</w:t>
+                <w:rFonts w:ascii="宋体" w:hAnsi="宋体"/>
+                <w:b w:val="0"/>
+                <w:sz w:val="14"/>
+              </w:rPr>
+              <w:t>设计、测试与验收证据；验证安排：实施阶段形成设计、测试与验收证据</w:t>
             </w:r>
           </w:p>
         </w:tc>
@@ -38451,11 +38537,11 @@
             </w:pPr>
             <w:r>
               <w:rPr>
-                <w:rFonts w:ascii="宋体" w:hAnsi="宋体" w:eastAsia="宋体"/>
-                <w:b w:val="0"/>
-                <w:sz w:val="14"/>
-              </w:rPr>
-              <w:t>CM-048／STD-001</w:t>
+                <w:rFonts w:ascii="宋体" w:hAnsi="宋体"/>
+                <w:b w:val="0"/>
+                <w:sz w:val="14"/>
+              </w:rPr>
+              <w:t>STD-001</w:t>
             </w:r>
           </w:p>
         </w:tc>
@@ -38531,11 +38617,11 @@
             </w:pPr>
             <w:r>
               <w:rPr>
-                <w:rFonts w:ascii="宋体" w:hAnsi="宋体" w:eastAsia="宋体"/>
-                <w:b w:val="0"/>
-                <w:sz w:val="14"/>
-              </w:rPr>
-              <w:t>场景用例、流程配置、演练记录、验收报告；成熟度：DESIGN_COVERED_EVIDENCE_PENDING；证据状态：PENDING_EVIDENCE</w:t>
+                <w:rFonts w:ascii="宋体" w:hAnsi="宋体"/>
+                <w:b w:val="0"/>
+                <w:sz w:val="14"/>
+              </w:rPr>
+              <w:t>场景用例、流程配置、演练记录、验收报告；验证安排：实施阶段形成设计、测试与验收证据</w:t>
             </w:r>
           </w:p>
         </w:tc>
@@ -38573,11 +38659,11 @@
             </w:pPr>
             <w:r>
               <w:rPr>
-                <w:rFonts w:ascii="宋体" w:hAnsi="宋体" w:eastAsia="宋体"/>
-                <w:b w:val="0"/>
-                <w:sz w:val="14"/>
-              </w:rPr>
-              <w:t>CM-049／STD-002</w:t>
+                <w:rFonts w:ascii="宋体" w:hAnsi="宋体"/>
+                <w:b w:val="0"/>
+                <w:sz w:val="14"/>
+              </w:rPr>
+              <w:t>STD-002</w:t>
             </w:r>
           </w:p>
         </w:tc>
@@ -38653,11 +38739,11 @@
             </w:pPr>
             <w:r>
               <w:rPr>
-                <w:rFonts w:ascii="宋体" w:hAnsi="宋体" w:eastAsia="宋体"/>
-                <w:b w:val="0"/>
-                <w:sz w:val="14"/>
-              </w:rPr>
-              <w:t>预案样例、模板清单、审批及版本记录；成熟度：DESIGN_COVERED_EVIDENCE_PENDING；证据状态：PENDING_EVIDENCE</w:t>
+                <w:rFonts w:ascii="宋体" w:hAnsi="宋体"/>
+                <w:b w:val="0"/>
+                <w:sz w:val="14"/>
+              </w:rPr>
+              <w:t>预案样例、模板清单、审批及版本记录；验证安排：实施阶段形成设计、测试与验收证据</w:t>
             </w:r>
           </w:p>
         </w:tc>
@@ -38695,11 +38781,11 @@
             </w:pPr>
             <w:r>
               <w:rPr>
-                <w:rFonts w:ascii="宋体" w:hAnsi="宋体" w:eastAsia="宋体"/>
-                <w:b w:val="0"/>
-                <w:sz w:val="14"/>
-              </w:rPr>
-              <w:t>CM-050／STD-003</w:t>
+                <w:rFonts w:ascii="宋体" w:hAnsi="宋体"/>
+                <w:b w:val="0"/>
+                <w:sz w:val="14"/>
+              </w:rPr>
+              <w:t>STD-003</w:t>
             </w:r>
           </w:p>
         </w:tc>
@@ -38775,11 +38861,11 @@
             </w:pPr>
             <w:r>
               <w:rPr>
-                <w:rFonts w:ascii="宋体" w:hAnsi="宋体" w:eastAsia="宋体"/>
-                <w:b w:val="0"/>
-                <w:sz w:val="14"/>
-              </w:rPr>
-              <w:t>演练计划、执行记录、任务回执、改进项；成熟度：DESIGN_COVERED_EVIDENCE_PENDING；证据状态：PENDING_EVIDENCE</w:t>
+                <w:rFonts w:ascii="宋体" w:hAnsi="宋体"/>
+                <w:b w:val="0"/>
+                <w:sz w:val="14"/>
+              </w:rPr>
+              <w:t>演练计划、执行记录、任务回执、改进项；验证安排：实施阶段形成设计、测试与验收证据</w:t>
             </w:r>
           </w:p>
         </w:tc>
@@ -38817,11 +38903,11 @@
             </w:pPr>
             <w:r>
               <w:rPr>
-                <w:rFonts w:ascii="宋体" w:hAnsi="宋体" w:eastAsia="宋体"/>
-                <w:b w:val="0"/>
-                <w:sz w:val="14"/>
-              </w:rPr>
-              <w:t>CM-051／STD-004</w:t>
+                <w:rFonts w:ascii="宋体" w:hAnsi="宋体"/>
+                <w:b w:val="0"/>
+                <w:sz w:val="14"/>
+              </w:rPr>
+              <w:t>STD-004</w:t>
             </w:r>
           </w:p>
         </w:tc>
@@ -38897,11 +38983,11 @@
             </w:pPr>
             <w:r>
               <w:rPr>
-                <w:rFonts w:ascii="宋体" w:hAnsi="宋体" w:eastAsia="宋体"/>
-                <w:b w:val="0"/>
-                <w:sz w:val="14"/>
-              </w:rPr>
-              <w:t>评估模板、评分记录、评估报告、整改记录；成熟度：DESIGN_COVERED_EVIDENCE_PENDING；证据状态：PENDING_EVIDENCE</w:t>
+                <w:rFonts w:ascii="宋体" w:hAnsi="宋体"/>
+                <w:b w:val="0"/>
+                <w:sz w:val="14"/>
+              </w:rPr>
+              <w:t>评估模板、评分记录、评估报告、整改记录；验证安排：实施阶段形成设计、测试与验收证据</w:t>
             </w:r>
           </w:p>
         </w:tc>
@@ -38939,11 +39025,11 @@
             </w:pPr>
             <w:r>
               <w:rPr>
-                <w:rFonts w:ascii="宋体" w:hAnsi="宋体" w:eastAsia="宋体"/>
-                <w:b w:val="0"/>
-                <w:sz w:val="14"/>
-              </w:rPr>
-              <w:t>CM-052／STD-005</w:t>
+                <w:rFonts w:ascii="宋体" w:hAnsi="宋体"/>
+                <w:b w:val="0"/>
+                <w:sz w:val="14"/>
+              </w:rPr>
+              <w:t>STD-005</w:t>
             </w:r>
           </w:p>
         </w:tc>
@@ -39019,11 +39105,11 @@
             </w:pPr>
             <w:r>
               <w:rPr>
-                <w:rFonts w:ascii="宋体" w:hAnsi="宋体" w:eastAsia="宋体"/>
-                <w:b w:val="0"/>
-                <w:sz w:val="14"/>
-              </w:rPr>
-              <w:t>架构图、接口清单、联调报告、降级记录；成熟度：DESIGN_COVERED_EVIDENCE_PENDING；证据状态：PENDING_EVIDENCE</w:t>
+                <w:rFonts w:ascii="宋体" w:hAnsi="宋体"/>
+                <w:b w:val="0"/>
+                <w:sz w:val="14"/>
+              </w:rPr>
+              <w:t>架构图、接口清单、联调报告、降级记录；验证安排：实施阶段形成设计、测试与验收证据</w:t>
             </w:r>
           </w:p>
         </w:tc>
@@ -39061,11 +39147,11 @@
             </w:pPr>
             <w:r>
               <w:rPr>
-                <w:rFonts w:ascii="宋体" w:hAnsi="宋体" w:eastAsia="宋体"/>
-                <w:b w:val="0"/>
-                <w:sz w:val="14"/>
-              </w:rPr>
-              <w:t>CM-053／STD-006</w:t>
+                <w:rFonts w:ascii="宋体" w:hAnsi="宋体"/>
+                <w:b w:val="0"/>
+                <w:sz w:val="14"/>
+              </w:rPr>
+              <w:t>STD-006</w:t>
             </w:r>
           </w:p>
         </w:tc>
@@ -39141,11 +39227,11 @@
             </w:pPr>
             <w:r>
               <w:rPr>
-                <w:rFonts w:ascii="宋体" w:hAnsi="宋体" w:eastAsia="宋体"/>
-                <w:b w:val="0"/>
-                <w:sz w:val="14"/>
-              </w:rPr>
-              <w:t>风险区清单、点位图层、权限矩阵、配置记录；成熟度：DESIGN_COVERED_EVIDENCE_PENDING；证据状态：PENDING_EVIDENCE</w:t>
+                <w:rFonts w:ascii="宋体" w:hAnsi="宋体"/>
+                <w:b w:val="0"/>
+                <w:sz w:val="14"/>
+              </w:rPr>
+              <w:t>风险区清单、点位图层、权限矩阵、配置记录；验证安排：实施阶段形成设计、测试与验收证据</w:t>
             </w:r>
           </w:p>
         </w:tc>
@@ -39183,11 +39269,11 @@
             </w:pPr>
             <w:r>
               <w:rPr>
-                <w:rFonts w:ascii="宋体" w:hAnsi="宋体" w:eastAsia="宋体"/>
-                <w:b w:val="0"/>
-                <w:sz w:val="14"/>
-              </w:rPr>
-              <w:t>CM-054／STD-007</w:t>
+                <w:rFonts w:ascii="宋体" w:hAnsi="宋体"/>
+                <w:b w:val="0"/>
+                <w:sz w:val="14"/>
+              </w:rPr>
+              <w:t>STD-007</w:t>
             </w:r>
           </w:p>
         </w:tc>
@@ -39263,11 +39349,11 @@
             </w:pPr>
             <w:r>
               <w:rPr>
-                <w:rFonts w:ascii="宋体" w:hAnsi="宋体" w:eastAsia="宋体"/>
-                <w:b w:val="0"/>
-                <w:sz w:val="14"/>
-              </w:rPr>
-              <w:t>接口契约、视频记录、联动日志、降级记录；成熟度：DESIGN_COVERED_EVIDENCE_PENDING；证据状态：PENDING_EVIDENCE</w:t>
+                <w:rFonts w:ascii="宋体" w:hAnsi="宋体"/>
+                <w:b w:val="0"/>
+                <w:sz w:val="14"/>
+              </w:rPr>
+              <w:t>接口契约、视频记录、联动日志、降级记录；验证安排：实施阶段形成设计、测试与验收证据</w:t>
             </w:r>
           </w:p>
         </w:tc>
@@ -39305,11 +39391,11 @@
             </w:pPr>
             <w:r>
               <w:rPr>
-                <w:rFonts w:ascii="宋体" w:hAnsi="宋体" w:eastAsia="宋体"/>
-                <w:b w:val="0"/>
-                <w:sz w:val="14"/>
-              </w:rPr>
-              <w:t>CM-055／STD-008</w:t>
+                <w:rFonts w:ascii="宋体" w:hAnsi="宋体"/>
+                <w:b w:val="0"/>
+                <w:sz w:val="14"/>
+              </w:rPr>
+              <w:t>STD-008</w:t>
             </w:r>
           </w:p>
         </w:tc>
@@ -39385,11 +39471,11 @@
             </w:pPr>
             <w:r>
               <w:rPr>
-                <w:rFonts w:ascii="宋体" w:hAnsi="宋体" w:eastAsia="宋体"/>
-                <w:b w:val="0"/>
-                <w:sz w:val="14"/>
-              </w:rPr>
-              <w:t>版本确认单、目录查询、取流及回放测试记录；成熟度：DESIGN_COVERED_EVIDENCE_PENDING；证据状态：PENDING_EVIDENCE</w:t>
+                <w:rFonts w:ascii="宋体" w:hAnsi="宋体"/>
+                <w:b w:val="0"/>
+                <w:sz w:val="14"/>
+              </w:rPr>
+              <w:t>版本确认单、目录查询、取流及回放测试记录；验证安排：实施阶段形成设计、测试与验收证据</w:t>
             </w:r>
           </w:p>
         </w:tc>
@@ -39427,11 +39513,11 @@
             </w:pPr>
             <w:r>
               <w:rPr>
-                <w:rFonts w:ascii="宋体" w:hAnsi="宋体" w:eastAsia="宋体"/>
-                <w:b w:val="0"/>
-                <w:sz w:val="14"/>
-              </w:rPr>
-              <w:t>CM-056／STD-009</w:t>
+                <w:rFonts w:ascii="宋体" w:hAnsi="宋体"/>
+                <w:b w:val="0"/>
+                <w:sz w:val="14"/>
+              </w:rPr>
+              <w:t>STD-009</w:t>
             </w:r>
           </w:p>
         </w:tc>
@@ -39507,11 +39593,11 @@
             </w:pPr>
             <w:r>
               <w:rPr>
-                <w:rFonts w:ascii="宋体" w:hAnsi="宋体" w:eastAsia="宋体"/>
-                <w:b w:val="0"/>
-                <w:sz w:val="14"/>
-              </w:rPr>
-              <w:t>安全核查表、SCA/扫描/渗透及复测报告；成熟度：DESIGN_COVERED_EVIDENCE_PENDING；证据状态：PENDING_EVIDENCE</w:t>
+                <w:rFonts w:ascii="宋体" w:hAnsi="宋体"/>
+                <w:b w:val="0"/>
+                <w:sz w:val="14"/>
+              </w:rPr>
+              <w:t>安全核查表、SCA/扫描/渗透及复测报告；验证安排：实施阶段形成设计、测试与验收证据</w:t>
             </w:r>
           </w:p>
         </w:tc>
@@ -39549,11 +39635,11 @@
             </w:pPr>
             <w:r>
               <w:rPr>
-                <w:rFonts w:ascii="宋体" w:hAnsi="宋体" w:eastAsia="宋体"/>
-                <w:b w:val="0"/>
-                <w:sz w:val="14"/>
-              </w:rPr>
-              <w:t>CM-057／STD-010</w:t>
+                <w:rFonts w:ascii="宋体" w:hAnsi="宋体"/>
+                <w:b w:val="0"/>
+                <w:sz w:val="14"/>
+              </w:rPr>
+              <w:t>STD-010</w:t>
             </w:r>
           </w:p>
         </w:tc>
@@ -39629,11 +39715,11 @@
             </w:pPr>
             <w:r>
               <w:rPr>
-                <w:rFonts w:ascii="宋体" w:hAnsi="宋体" w:eastAsia="宋体"/>
-                <w:b w:val="0"/>
-                <w:sz w:val="14"/>
-              </w:rPr>
-              <w:t>质量模型映射、非功能用例、测试报告；成熟度：DESIGN_COVERED_EVIDENCE_PENDING；证据状态：PENDING_EVIDENCE</w:t>
+                <w:rFonts w:ascii="宋体" w:hAnsi="宋体"/>
+                <w:b w:val="0"/>
+                <w:sz w:val="14"/>
+              </w:rPr>
+              <w:t>质量模型映射、非功能用例、测试报告；验证安排：实施阶段形成设计、测试与验收证据</w:t>
             </w:r>
           </w:p>
         </w:tc>
@@ -39671,11 +39757,11 @@
             </w:pPr>
             <w:r>
               <w:rPr>
-                <w:rFonts w:ascii="宋体" w:hAnsi="宋体" w:eastAsia="宋体"/>
-                <w:b w:val="0"/>
-                <w:sz w:val="14"/>
-              </w:rPr>
-              <w:t>CM-058／STD-011</w:t>
+                <w:rFonts w:ascii="宋体" w:hAnsi="宋体"/>
+                <w:b w:val="0"/>
+                <w:sz w:val="14"/>
+              </w:rPr>
+              <w:t>STD-011</w:t>
             </w:r>
           </w:p>
         </w:tc>
@@ -39751,11 +39837,11 @@
             </w:pPr>
             <w:r>
               <w:rPr>
-                <w:rFonts w:ascii="宋体" w:hAnsi="宋体" w:eastAsia="宋体"/>
-                <w:b w:val="0"/>
-                <w:sz w:val="14"/>
-              </w:rPr>
-              <w:t>测试计划、测试说明、结果记录、验收报告；成熟度：DESIGN_COVERED_EVIDENCE_PENDING；证据状态：PENDING_EVIDENCE</w:t>
+                <w:rFonts w:ascii="宋体" w:hAnsi="宋体"/>
+                <w:b w:val="0"/>
+                <w:sz w:val="14"/>
+              </w:rPr>
+              <w:t>测试计划、测试说明、结果记录、验收报告；验证安排：实施阶段形成设计、测试与验收证据</w:t>
             </w:r>
           </w:p>
         </w:tc>
@@ -39793,11 +39879,11 @@
             </w:pPr>
             <w:r>
               <w:rPr>
-                <w:rFonts w:ascii="宋体" w:hAnsi="宋体" w:eastAsia="宋体"/>
-                <w:b w:val="0"/>
-                <w:sz w:val="14"/>
-              </w:rPr>
-              <w:t>CM-059／STD-012</w:t>
+                <w:rFonts w:ascii="宋体" w:hAnsi="宋体"/>
+                <w:b w:val="0"/>
+                <w:sz w:val="14"/>
+              </w:rPr>
+              <w:t>STD-012</w:t>
             </w:r>
           </w:p>
         </w:tc>
@@ -39873,11 +39959,11 @@
             </w:pPr>
             <w:r>
               <w:rPr>
-                <w:rFonts w:ascii="宋体" w:hAnsi="宋体" w:eastAsia="宋体"/>
-                <w:b w:val="0"/>
-                <w:sz w:val="14"/>
-              </w:rPr>
-              <w:t>文档清单、版本记录、部署及运维手册；成熟度：DESIGN_COVERED_EVIDENCE_PENDING；证据状态：PENDING_EVIDENCE</w:t>
+                <w:rFonts w:ascii="宋体" w:hAnsi="宋体"/>
+                <w:b w:val="0"/>
+                <w:sz w:val="14"/>
+              </w:rPr>
+              <w:t>文档清单、版本记录、部署及运维手册；验证安排：实施阶段形成设计、测试与验收证据</w:t>
             </w:r>
           </w:p>
         </w:tc>
@@ -39915,11 +40001,11 @@
             </w:pPr>
             <w:r>
               <w:rPr>
-                <w:rFonts w:ascii="宋体" w:hAnsi="宋体" w:eastAsia="宋体"/>
-                <w:b w:val="0"/>
-                <w:sz w:val="14"/>
-              </w:rPr>
-              <w:t>CM-060／STD-013</w:t>
+                <w:rFonts w:ascii="宋体" w:hAnsi="宋体"/>
+                <w:b w:val="0"/>
+                <w:sz w:val="14"/>
+              </w:rPr>
+              <w:t>STD-013</w:t>
             </w:r>
           </w:p>
         </w:tc>
@@ -39995,11 +40081,11 @@
             </w:pPr>
             <w:r>
               <w:rPr>
-                <w:rFonts w:ascii="宋体" w:hAnsi="宋体" w:eastAsia="宋体"/>
-                <w:b w:val="0"/>
-                <w:sz w:val="14"/>
-              </w:rPr>
-              <w:t>需求规格、追踪矩阵、覆盖检查记录；成熟度：DESIGN_COVERED_EVIDENCE_PENDING；证据状态：PENDING_EVIDENCE</w:t>
+                <w:rFonts w:ascii="宋体" w:hAnsi="宋体"/>
+                <w:b w:val="0"/>
+                <w:sz w:val="14"/>
+              </w:rPr>
+              <w:t>需求规格、追踪矩阵、覆盖检查记录；验证安排：实施阶段形成设计、测试与验收证据</w:t>
             </w:r>
           </w:p>
         </w:tc>
@@ -40037,11 +40123,11 @@
             </w:pPr>
             <w:r>
               <w:rPr>
-                <w:rFonts w:ascii="宋体" w:hAnsi="宋体" w:eastAsia="宋体"/>
-                <w:b w:val="0"/>
-                <w:sz w:val="14"/>
-              </w:rPr>
-              <w:t>CM-061／STD-014</w:t>
+                <w:rFonts w:ascii="宋体" w:hAnsi="宋体"/>
+                <w:b w:val="0"/>
+                <w:sz w:val="14"/>
+              </w:rPr>
+              <w:t>STD-014</w:t>
             </w:r>
           </w:p>
         </w:tc>
@@ -40117,11 +40203,11 @@
             </w:pPr>
             <w:r>
               <w:rPr>
-                <w:rFonts w:ascii="宋体" w:hAnsi="宋体" w:eastAsia="宋体"/>
-                <w:b w:val="0"/>
-                <w:sz w:val="14"/>
-              </w:rPr>
-              <w:t>测试计划、用例、执行记录、缺陷闭环、报告；成熟度：DESIGN_COVERED_EVIDENCE_PENDING；证据状态：PENDING_EVIDENCE</w:t>
+                <w:rFonts w:ascii="宋体" w:hAnsi="宋体"/>
+                <w:b w:val="0"/>
+                <w:sz w:val="14"/>
+              </w:rPr>
+              <w:t>测试计划、用例、执行记录、缺陷闭环、报告；验证安排：实施阶段形成设计、测试与验收证据</w:t>
             </w:r>
           </w:p>
         </w:tc>
@@ -40159,11 +40245,11 @@
             </w:pPr>
             <w:r>
               <w:rPr>
-                <w:rFonts w:ascii="宋体" w:hAnsi="宋体" w:eastAsia="宋体"/>
-                <w:b w:val="0"/>
-                <w:sz w:val="14"/>
-              </w:rPr>
-              <w:t>CM-062／STD-015</w:t>
+                <w:rFonts w:ascii="宋体" w:hAnsi="宋体"/>
+                <w:b w:val="0"/>
+                <w:sz w:val="14"/>
+              </w:rPr>
+              <w:t>STD-015</w:t>
             </w:r>
           </w:p>
         </w:tc>
@@ -40239,11 +40325,11 @@
             </w:pPr>
             <w:r>
               <w:rPr>
-                <w:rFonts w:ascii="宋体" w:hAnsi="宋体" w:eastAsia="宋体"/>
-                <w:b w:val="0"/>
-                <w:sz w:val="14"/>
-              </w:rPr>
-              <w:t>术语表、文档评审记录、修订记录；成熟度：DESIGN_COVERED_EVIDENCE_PENDING；证据状态：PENDING_EVIDENCE</w:t>
+                <w:rFonts w:ascii="宋体" w:hAnsi="宋体"/>
+                <w:b w:val="0"/>
+                <w:sz w:val="14"/>
+              </w:rPr>
+              <w:t>术语表、文档评审记录、修订记录；验证安排：实施阶段形成设计、测试与验收证据</w:t>
             </w:r>
           </w:p>
         </w:tc>
@@ -40281,11 +40367,11 @@
             </w:pPr>
             <w:r>
               <w:rPr>
-                <w:rFonts w:ascii="宋体" w:hAnsi="宋体" w:eastAsia="宋体"/>
-                <w:b w:val="0"/>
-                <w:sz w:val="14"/>
-              </w:rPr>
-              <w:t>CM-063／STD-016</w:t>
+                <w:rFonts w:ascii="宋体" w:hAnsi="宋体"/>
+                <w:b w:val="0"/>
+                <w:sz w:val="14"/>
+              </w:rPr>
+              <w:t>STD-016</w:t>
             </w:r>
           </w:p>
         </w:tc>
@@ -40361,11 +40447,11 @@
             </w:pPr>
             <w:r>
               <w:rPr>
-                <w:rFonts w:ascii="宋体" w:hAnsi="宋体" w:eastAsia="宋体"/>
-                <w:b w:val="0"/>
-                <w:sz w:val="14"/>
-              </w:rPr>
-              <w:t>适用性核查表、场景用例、处置与审计记录；成熟度：DESIGN_COVERED_EVIDENCE_PENDING；证据状态：PENDING_EVIDENCE</w:t>
+                <w:rFonts w:ascii="宋体" w:hAnsi="宋体"/>
+                <w:b w:val="0"/>
+                <w:sz w:val="14"/>
+              </w:rPr>
+              <w:t>适用性核查表、场景用例、处置与审计记录；验证安排：实施阶段形成设计、测试与验收证据</w:t>
             </w:r>
           </w:p>
         </w:tc>
@@ -40403,11 +40489,11 @@
             </w:pPr>
             <w:r>
               <w:rPr>
-                <w:rFonts w:ascii="宋体" w:hAnsi="宋体" w:eastAsia="宋体"/>
-                <w:b w:val="0"/>
-                <w:sz w:val="14"/>
-              </w:rPr>
-              <w:t>CM-064／STD-017</w:t>
+                <w:rFonts w:ascii="宋体" w:hAnsi="宋体"/>
+                <w:b w:val="0"/>
+                <w:sz w:val="14"/>
+              </w:rPr>
+              <w:t>STD-017</w:t>
             </w:r>
           </w:p>
         </w:tc>
@@ -40483,11 +40569,11 @@
             </w:pPr>
             <w:r>
               <w:rPr>
-                <w:rFonts w:ascii="宋体" w:hAnsi="宋体" w:eastAsia="宋体"/>
-                <w:b w:val="0"/>
-                <w:sz w:val="14"/>
-              </w:rPr>
-              <w:t>预案台账、审批发布记录、版本及演练关联记录；成熟度：DESIGN_COVERED_EVIDENCE_PENDING；证据状态：PENDING_EVIDENCE</w:t>
+                <w:rFonts w:ascii="宋体" w:hAnsi="宋体"/>
+                <w:b w:val="0"/>
+                <w:sz w:val="14"/>
+              </w:rPr>
+              <w:t>预案台账、审批发布记录、版本及演练关联记录；验证安排：实施阶段形成设计、测试与验收证据</w:t>
             </w:r>
           </w:p>
         </w:tc>
@@ -40525,11 +40611,11 @@
             </w:pPr>
             <w:r>
               <w:rPr>
-                <w:rFonts w:ascii="宋体" w:hAnsi="宋体" w:eastAsia="宋体"/>
-                <w:b w:val="0"/>
-                <w:sz w:val="14"/>
-              </w:rPr>
-              <w:t>CM-065／STD-018</w:t>
+                <w:rFonts w:ascii="宋体" w:hAnsi="宋体"/>
+                <w:b w:val="0"/>
+                <w:sz w:val="14"/>
+              </w:rPr>
+              <w:t>STD-018</w:t>
             </w:r>
           </w:p>
         </w:tc>
@@ -40605,11 +40691,11 @@
             </w:pPr>
             <w:r>
               <w:rPr>
-                <w:rFonts w:ascii="宋体" w:hAnsi="宋体" w:eastAsia="宋体"/>
-                <w:b w:val="0"/>
-                <w:sz w:val="14"/>
-              </w:rPr>
-              <w:t>演练方案、过程记录、评估报告、改进清单；成熟度：DESIGN_COVERED_EVIDENCE_PENDING；证据状态：PENDING_EVIDENCE</w:t>
+                <w:rFonts w:ascii="宋体" w:hAnsi="宋体"/>
+                <w:b w:val="0"/>
+                <w:sz w:val="14"/>
+              </w:rPr>
+              <w:t>演练方案、过程记录、评估报告、改进清单；验证安排：实施阶段形成设计、测试与验收证据</w:t>
             </w:r>
           </w:p>
         </w:tc>
@@ -40647,11 +40733,11 @@
             </w:pPr>
             <w:r>
               <w:rPr>
-                <w:rFonts w:ascii="宋体" w:hAnsi="宋体" w:eastAsia="宋体"/>
-                <w:b w:val="0"/>
-                <w:sz w:val="14"/>
-              </w:rPr>
-              <w:t>CM-066／STD-019</w:t>
+                <w:rFonts w:ascii="宋体" w:hAnsi="宋体"/>
+                <w:b w:val="0"/>
+                <w:sz w:val="14"/>
+              </w:rPr>
+              <w:t>STD-019</w:t>
             </w:r>
           </w:p>
         </w:tc>
@@ -40727,11 +40813,11 @@
             </w:pPr>
             <w:r>
               <w:rPr>
-                <w:rFonts w:ascii="宋体" w:hAnsi="宋体" w:eastAsia="宋体"/>
-                <w:b w:val="0"/>
-                <w:sz w:val="14"/>
-              </w:rPr>
-              <w:t>角色权限表、值班记录、巡查及报警处置记录；成熟度：DESIGN_COVERED_EVIDENCE_PENDING；证据状态：PENDING_EVIDENCE</w:t>
+                <w:rFonts w:ascii="宋体" w:hAnsi="宋体"/>
+                <w:b w:val="0"/>
+                <w:sz w:val="14"/>
+              </w:rPr>
+              <w:t>角色权限表、值班记录、巡查及报警处置记录；验证安排：实施阶段形成设计、测试与验收证据</w:t>
             </w:r>
           </w:p>
         </w:tc>
@@ -40769,11 +40855,11 @@
             </w:pPr>
             <w:r>
               <w:rPr>
-                <w:rFonts w:ascii="宋体" w:hAnsi="宋体" w:eastAsia="宋体"/>
-                <w:b w:val="0"/>
-                <w:sz w:val="14"/>
-              </w:rPr>
-              <w:t>CM-067／STD-020</w:t>
+                <w:rFonts w:ascii="宋体" w:hAnsi="宋体"/>
+                <w:b w:val="0"/>
+                <w:sz w:val="14"/>
+              </w:rPr>
+              <w:t>STD-020</w:t>
             </w:r>
           </w:p>
         </w:tc>
@@ -40849,11 +40935,11 @@
             </w:pPr>
             <w:r>
               <w:rPr>
-                <w:rFonts w:ascii="宋体" w:hAnsi="宋体" w:eastAsia="宋体"/>
-                <w:b w:val="0"/>
-                <w:sz w:val="14"/>
-              </w:rPr>
-              <w:t>责任矩阵、处置记录、联动报告、安全检查记录；成熟度：DESIGN_COVERED_EVIDENCE_PENDING；证据状态：PENDING_EVIDENCE</w:t>
+                <w:rFonts w:ascii="宋体" w:hAnsi="宋体"/>
+                <w:b w:val="0"/>
+                <w:sz w:val="14"/>
+              </w:rPr>
+              <w:t>责任矩阵、处置记录、联动报告、安全检查记录；验证安排：实施阶段形成设计、测试与验收证据</w:t>
             </w:r>
           </w:p>
         </w:tc>
@@ -40891,11 +40977,11 @@
             </w:pPr>
             <w:r>
               <w:rPr>
-                <w:rFonts w:ascii="宋体" w:hAnsi="宋体" w:eastAsia="宋体"/>
-                <w:b w:val="0"/>
-                <w:sz w:val="14"/>
-              </w:rPr>
-              <w:t>CM-068／STD-RULE-001</w:t>
+                <w:rFonts w:ascii="宋体" w:hAnsi="宋体"/>
+                <w:b w:val="0"/>
+                <w:sz w:val="14"/>
+              </w:rPr>
+              <w:t>STD-RULE-001</w:t>
             </w:r>
           </w:p>
         </w:tc>
@@ -40971,11 +41057,11 @@
             </w:pPr>
             <w:r>
               <w:rPr>
-                <w:rFonts w:ascii="宋体" w:hAnsi="宋体" w:eastAsia="宋体"/>
-                <w:b w:val="0"/>
-                <w:sz w:val="14"/>
-              </w:rPr>
-              <w:t>标准版本清单、确认单、变更评审记录；成熟度：DESIGN_COVERED_EVIDENCE_PENDING；证据状态：PENDING_EVIDENCE</w:t>
+                <w:rFonts w:ascii="宋体" w:hAnsi="宋体"/>
+                <w:b w:val="0"/>
+                <w:sz w:val="14"/>
+              </w:rPr>
+              <w:t>标准版本清单、确认单、变更评审记录；验证安排：实施阶段形成设计、测试与验收证据</w:t>
             </w:r>
           </w:p>
         </w:tc>
@@ -41013,11 +41099,11 @@
             </w:pPr>
             <w:r>
               <w:rPr>
-                <w:rFonts w:ascii="宋体" w:hAnsi="宋体" w:eastAsia="宋体"/>
-                <w:b w:val="0"/>
-                <w:sz w:val="14"/>
-              </w:rPr>
-              <w:t>CM-069／STD-RULE-002</w:t>
+                <w:rFonts w:ascii="宋体" w:hAnsi="宋体"/>
+                <w:b w:val="0"/>
+                <w:sz w:val="14"/>
+              </w:rPr>
+              <w:t>STD-RULE-002</w:t>
             </w:r>
           </w:p>
         </w:tc>
@@ -41093,11 +41179,11 @@
             </w:pPr>
             <w:r>
               <w:rPr>
-                <w:rFonts w:ascii="宋体" w:hAnsi="宋体" w:eastAsia="宋体"/>
-                <w:b w:val="0"/>
-                <w:sz w:val="14"/>
-              </w:rPr>
-              <w:t>★检查记录、强度核对表、偏离检查结果；成熟度：DESIGN_COVERED_EVIDENCE_PENDING；证据状态：PENDING_EVIDENCE</w:t>
+                <w:rFonts w:ascii="宋体" w:hAnsi="宋体"/>
+                <w:b w:val="0"/>
+                <w:sz w:val="14"/>
+              </w:rPr>
+              <w:t>★检查记录、强度核对表、偏离检查结果；验证安排：实施阶段形成设计、测试与验收证据</w:t>
             </w:r>
           </w:p>
         </w:tc>
@@ -41135,11 +41221,11 @@
             </w:pPr>
             <w:r>
               <w:rPr>
-                <w:rFonts w:ascii="宋体" w:hAnsi="宋体" w:eastAsia="宋体"/>
-                <w:b w:val="0"/>
-                <w:sz w:val="14"/>
-              </w:rPr>
-              <w:t>CM-070／STD-RULE-003</w:t>
+                <w:rFonts w:ascii="宋体" w:hAnsi="宋体"/>
+                <w:b w:val="0"/>
+                <w:sz w:val="14"/>
+              </w:rPr>
+              <w:t>STD-RULE-003</w:t>
             </w:r>
           </w:p>
         </w:tc>
@@ -41215,11 +41301,11 @@
             </w:pPr>
             <w:r>
               <w:rPr>
-                <w:rFonts w:ascii="宋体" w:hAnsi="宋体" w:eastAsia="宋体"/>
-                <w:b w:val="0"/>
-                <w:sz w:val="14"/>
-              </w:rPr>
-              <w:t>Issue 台账、澄清记录、变更记录、冻结基线；成熟度：DESIGN_COVERED_EVIDENCE_PENDING；证据状态：PENDING_EVIDENCE</w:t>
+                <w:rFonts w:ascii="宋体" w:hAnsi="宋体"/>
+                <w:b w:val="0"/>
+                <w:sz w:val="14"/>
+              </w:rPr>
+              <w:t>问题 台账、澄清记录、变更记录、冻结基线；验证安排：实施阶段形成设计、测试与验收证据</w:t>
             </w:r>
           </w:p>
         </w:tc>
@@ -41257,11 +41343,11 @@
             </w:pPr>
             <w:r>
               <w:rPr>
-                <w:rFonts w:ascii="宋体" w:hAnsi="宋体" w:eastAsia="宋体"/>
-                <w:b w:val="0"/>
-                <w:sz w:val="14"/>
-              </w:rPr>
-              <w:t>CM-110／DATA-FMT-001—009</w:t>
+                <w:rFonts w:ascii="宋体" w:hAnsi="宋体"/>
+                <w:b w:val="0"/>
+                <w:sz w:val="14"/>
+              </w:rPr>
+              <w:t>DATA-FMT-001—009</w:t>
             </w:r>
           </w:p>
         </w:tc>
@@ -41337,11 +41423,11 @@
             </w:pPr>
             <w:r>
               <w:rPr>
-                <w:rFonts w:ascii="宋体" w:hAnsi="宋体" w:eastAsia="宋体"/>
-                <w:b w:val="0"/>
-                <w:sz w:val="14"/>
-              </w:rPr>
-              <w:t>数据字典、容量报告、导入对账、备份恢复和审计记录；成熟度：DESIGN_COVERED_EVIDENCE_PENDING；证据状态：PENDING_EVIDENCE</w:t>
+                <w:rFonts w:ascii="宋体" w:hAnsi="宋体"/>
+                <w:b w:val="0"/>
+                <w:sz w:val="14"/>
+              </w:rPr>
+              <w:t>数据字典、容量报告、导入对账、备份恢复和审计记录；验证安排：实施阶段形成设计、测试与验收证据</w:t>
             </w:r>
           </w:p>
         </w:tc>
@@ -41379,11 +41465,11 @@
             </w:pPr>
             <w:r>
               <w:rPr>
-                <w:rFonts w:ascii="宋体" w:hAnsi="宋体" w:eastAsia="宋体"/>
-                <w:b w:val="0"/>
-                <w:sz w:val="14"/>
-              </w:rPr>
-              <w:t>CM-111／DATA-SCALE-001</w:t>
+                <w:rFonts w:ascii="宋体" w:hAnsi="宋体"/>
+                <w:b w:val="0"/>
+                <w:sz w:val="14"/>
+              </w:rPr>
+              <w:t>DATA-SCALE-001</w:t>
             </w:r>
           </w:p>
         </w:tc>
@@ -41459,11 +41545,11 @@
             </w:pPr>
             <w:r>
               <w:rPr>
-                <w:rFonts w:ascii="宋体" w:hAnsi="宋体" w:eastAsia="宋体"/>
-                <w:b w:val="0"/>
-                <w:sz w:val="14"/>
-              </w:rPr>
-              <w:t>数据字典、容量报告、导入对账、备份恢复和审计记录；成熟度：DESIGN_COVERED_EVIDENCE_PENDING；证据状态：PENDING_EVIDENCE</w:t>
+                <w:rFonts w:ascii="宋体" w:hAnsi="宋体"/>
+                <w:b w:val="0"/>
+                <w:sz w:val="14"/>
+              </w:rPr>
+              <w:t>数据字典、容量报告、导入对账、备份恢复和审计记录；验证安排：实施阶段形成设计、测试与验收证据</w:t>
             </w:r>
           </w:p>
         </w:tc>
@@ -41501,11 +41587,11 @@
             </w:pPr>
             <w:r>
               <w:rPr>
-                <w:rFonts w:ascii="宋体" w:hAnsi="宋体" w:eastAsia="宋体"/>
-                <w:b w:val="0"/>
-                <w:sz w:val="14"/>
-              </w:rPr>
-              <w:t>CM-112／DATA-SCALE-002</w:t>
+                <w:rFonts w:ascii="宋体" w:hAnsi="宋体"/>
+                <w:b w:val="0"/>
+                <w:sz w:val="14"/>
+              </w:rPr>
+              <w:t>DATA-SCALE-002</w:t>
             </w:r>
           </w:p>
         </w:tc>
@@ -41581,11 +41667,11 @@
             </w:pPr>
             <w:r>
               <w:rPr>
-                <w:rFonts w:ascii="宋体" w:hAnsi="宋体" w:eastAsia="宋体"/>
-                <w:b w:val="0"/>
-                <w:sz w:val="14"/>
-              </w:rPr>
-              <w:t>数据字典、容量报告、导入对账、备份恢复和审计记录；成熟度：DESIGN_COVERED_EVIDENCE_PENDING；证据状态：PENDING_EVIDENCE</w:t>
+                <w:rFonts w:ascii="宋体" w:hAnsi="宋体"/>
+                <w:b w:val="0"/>
+                <w:sz w:val="14"/>
+              </w:rPr>
+              <w:t>数据字典、容量报告、导入对账、备份恢复和审计记录；验证安排：实施阶段形成设计、测试与验收证据</w:t>
             </w:r>
           </w:p>
         </w:tc>
@@ -41623,11 +41709,11 @@
             </w:pPr>
             <w:r>
               <w:rPr>
-                <w:rFonts w:ascii="宋体" w:hAnsi="宋体" w:eastAsia="宋体"/>
-                <w:b w:val="0"/>
-                <w:sz w:val="14"/>
-              </w:rPr>
-              <w:t>CM-113／DATA-SCALE-003</w:t>
+                <w:rFonts w:ascii="宋体" w:hAnsi="宋体"/>
+                <w:b w:val="0"/>
+                <w:sz w:val="14"/>
+              </w:rPr>
+              <w:t>DATA-SCALE-003</w:t>
             </w:r>
           </w:p>
         </w:tc>
@@ -41703,11 +41789,11 @@
             </w:pPr>
             <w:r>
               <w:rPr>
-                <w:rFonts w:ascii="宋体" w:hAnsi="宋体" w:eastAsia="宋体"/>
-                <w:b w:val="0"/>
-                <w:sz w:val="14"/>
-              </w:rPr>
-              <w:t>数据字典、容量报告、导入对账、备份恢复和审计记录；成熟度：DESIGN_COVERED_EVIDENCE_PENDING；证据状态：PENDING_EVIDENCE</w:t>
+                <w:rFonts w:ascii="宋体" w:hAnsi="宋体"/>
+                <w:b w:val="0"/>
+                <w:sz w:val="14"/>
+              </w:rPr>
+              <w:t>数据字典、容量报告、导入对账、备份恢复和审计记录；验证安排：实施阶段形成设计、测试与验收证据</w:t>
             </w:r>
           </w:p>
         </w:tc>
@@ -41745,11 +41831,11 @@
             </w:pPr>
             <w:r>
               <w:rPr>
-                <w:rFonts w:ascii="宋体" w:hAnsi="宋体" w:eastAsia="宋体"/>
-                <w:b w:val="0"/>
-                <w:sz w:val="14"/>
-              </w:rPr>
-              <w:t>CM-114／DATA-SCALE-004</w:t>
+                <w:rFonts w:ascii="宋体" w:hAnsi="宋体"/>
+                <w:b w:val="0"/>
+                <w:sz w:val="14"/>
+              </w:rPr>
+              <w:t>DATA-SCALE-004</w:t>
             </w:r>
           </w:p>
         </w:tc>
@@ -41825,11 +41911,11 @@
             </w:pPr>
             <w:r>
               <w:rPr>
-                <w:rFonts w:ascii="宋体" w:hAnsi="宋体" w:eastAsia="宋体"/>
-                <w:b w:val="0"/>
-                <w:sz w:val="14"/>
-              </w:rPr>
-              <w:t>数据字典、容量报告、导入对账、备份恢复和审计记录；成熟度：DESIGN_COVERED_EVIDENCE_PENDING；证据状态：PENDING_EVIDENCE</w:t>
+                <w:rFonts w:ascii="宋体" w:hAnsi="宋体"/>
+                <w:b w:val="0"/>
+                <w:sz w:val="14"/>
+              </w:rPr>
+              <w:t>数据字典、容量报告、导入对账、备份恢复和审计记录；验证安排：实施阶段形成设计、测试与验收证据</w:t>
             </w:r>
           </w:p>
         </w:tc>
@@ -41867,11 +41953,11 @@
             </w:pPr>
             <w:r>
               <w:rPr>
-                <w:rFonts w:ascii="宋体" w:hAnsi="宋体" w:eastAsia="宋体"/>
-                <w:b w:val="0"/>
-                <w:sz w:val="14"/>
-              </w:rPr>
-              <w:t>CM-115／DATA-SCALE-005</w:t>
+                <w:rFonts w:ascii="宋体" w:hAnsi="宋体"/>
+                <w:b w:val="0"/>
+                <w:sz w:val="14"/>
+              </w:rPr>
+              <w:t>DATA-SCALE-005</w:t>
             </w:r>
           </w:p>
         </w:tc>
@@ -41947,11 +42033,11 @@
             </w:pPr>
             <w:r>
               <w:rPr>
-                <w:rFonts w:ascii="宋体" w:hAnsi="宋体" w:eastAsia="宋体"/>
-                <w:b w:val="0"/>
-                <w:sz w:val="14"/>
-              </w:rPr>
-              <w:t>数据字典、容量报告、导入对账、备份恢复和审计记录；成熟度：DESIGN_COVERED_EVIDENCE_PENDING；证据状态：PENDING_EVIDENCE</w:t>
+                <w:rFonts w:ascii="宋体" w:hAnsi="宋体"/>
+                <w:b w:val="0"/>
+                <w:sz w:val="14"/>
+              </w:rPr>
+              <w:t>数据字典、容量报告、导入对账、备份恢复和审计记录；验证安排：实施阶段形成设计、测试与验收证据</w:t>
             </w:r>
           </w:p>
         </w:tc>
@@ -41989,11 +42075,11 @@
             </w:pPr>
             <w:r>
               <w:rPr>
-                <w:rFonts w:ascii="宋体" w:hAnsi="宋体" w:eastAsia="宋体"/>
-                <w:b w:val="0"/>
-                <w:sz w:val="14"/>
-              </w:rPr>
-              <w:t>CM-116／DATA-SEC-001—005</w:t>
+                <w:rFonts w:ascii="宋体" w:hAnsi="宋体"/>
+                <w:b w:val="0"/>
+                <w:sz w:val="14"/>
+              </w:rPr>
+              <w:t>DATA-SEC-001—005</w:t>
             </w:r>
           </w:p>
         </w:tc>
@@ -42069,11 +42155,11 @@
             </w:pPr>
             <w:r>
               <w:rPr>
-                <w:rFonts w:ascii="宋体" w:hAnsi="宋体" w:eastAsia="宋体"/>
-                <w:b w:val="0"/>
-                <w:sz w:val="14"/>
-              </w:rPr>
-              <w:t>数据字典、容量报告、导入对账、备份恢复和审计记录；成熟度：DESIGN_COVERED_EVIDENCE_PENDING；证据状态：PENDING_EVIDENCE</w:t>
+                <w:rFonts w:ascii="宋体" w:hAnsi="宋体"/>
+                <w:b w:val="0"/>
+                <w:sz w:val="14"/>
+              </w:rPr>
+              <w:t>数据字典、容量报告、导入对账、备份恢复和审计记录；验证安排：实施阶段形成设计、测试与验收证据</w:t>
             </w:r>
           </w:p>
         </w:tc>
@@ -42111,11 +42197,11 @@
             </w:pPr>
             <w:r>
               <w:rPr>
-                <w:rFonts w:ascii="宋体" w:hAnsi="宋体" w:eastAsia="宋体"/>
-                <w:b w:val="0"/>
-                <w:sz w:val="14"/>
-              </w:rPr>
-              <w:t>CM-129／INT-EXT-001</w:t>
+                <w:rFonts w:ascii="宋体" w:hAnsi="宋体"/>
+                <w:b w:val="0"/>
+                <w:sz w:val="14"/>
+              </w:rPr>
+              <w:t>INT-EXT-001</w:t>
             </w:r>
           </w:p>
         </w:tc>
@@ -42191,11 +42277,11 @@
             </w:pPr>
             <w:r>
               <w:rPr>
-                <w:rFonts w:ascii="宋体" w:hAnsi="宋体" w:eastAsia="宋体"/>
-                <w:b w:val="0"/>
-                <w:sz w:val="14"/>
-              </w:rPr>
-              <w:t>接口契约、请求/回执日志、联调报告、异常和降级记录；成熟度：DESIGN_COVERED_EVIDENCE_PENDING；证据状态：PENDING_EVIDENCE</w:t>
+                <w:rFonts w:ascii="宋体" w:hAnsi="宋体"/>
+                <w:b w:val="0"/>
+                <w:sz w:val="14"/>
+              </w:rPr>
+              <w:t>接口契约、请求/回执日志、联调报告、异常和降级记录；验证安排：实施阶段形成设计、测试与验收证据</w:t>
             </w:r>
           </w:p>
         </w:tc>
@@ -42233,11 +42319,11 @@
             </w:pPr>
             <w:r>
               <w:rPr>
-                <w:rFonts w:ascii="宋体" w:hAnsi="宋体" w:eastAsia="宋体"/>
-                <w:b w:val="0"/>
-                <w:sz w:val="14"/>
-              </w:rPr>
-              <w:t>CM-130／INT-EXT-002</w:t>
+                <w:rFonts w:ascii="宋体" w:hAnsi="宋体"/>
+                <w:b w:val="0"/>
+                <w:sz w:val="14"/>
+              </w:rPr>
+              <w:t>INT-EXT-002</w:t>
             </w:r>
           </w:p>
         </w:tc>
@@ -42313,11 +42399,11 @@
             </w:pPr>
             <w:r>
               <w:rPr>
-                <w:rFonts w:ascii="宋体" w:hAnsi="宋体" w:eastAsia="宋体"/>
-                <w:b w:val="0"/>
-                <w:sz w:val="14"/>
-              </w:rPr>
-              <w:t>接口契约、请求/回执日志、联调报告、异常和降级记录；成熟度：DESIGN_COVERED_EVIDENCE_PENDING；证据状态：PENDING_EVIDENCE</w:t>
+                <w:rFonts w:ascii="宋体" w:hAnsi="宋体"/>
+                <w:b w:val="0"/>
+                <w:sz w:val="14"/>
+              </w:rPr>
+              <w:t>接口契约、请求/回执日志、联调报告、异常和降级记录；验证安排：实施阶段形成设计、测试与验收证据</w:t>
             </w:r>
           </w:p>
         </w:tc>
@@ -42355,11 +42441,11 @@
             </w:pPr>
             <w:r>
               <w:rPr>
-                <w:rFonts w:ascii="宋体" w:hAnsi="宋体" w:eastAsia="宋体"/>
-                <w:b w:val="0"/>
-                <w:sz w:val="14"/>
-              </w:rPr>
-              <w:t>CM-131／INT-EXT-003</w:t>
+                <w:rFonts w:ascii="宋体" w:hAnsi="宋体"/>
+                <w:b w:val="0"/>
+                <w:sz w:val="14"/>
+              </w:rPr>
+              <w:t>INT-EXT-003</w:t>
             </w:r>
           </w:p>
         </w:tc>
@@ -42435,11 +42521,11 @@
             </w:pPr>
             <w:r>
               <w:rPr>
-                <w:rFonts w:ascii="宋体" w:hAnsi="宋体" w:eastAsia="宋体"/>
-                <w:b w:val="0"/>
-                <w:sz w:val="14"/>
-              </w:rPr>
-              <w:t>接口契约、请求/回执日志、联调报告、异常和降级记录；成熟度：DESIGN_COVERED_EVIDENCE_PENDING；证据状态：PENDING_EVIDENCE</w:t>
+                <w:rFonts w:ascii="宋体" w:hAnsi="宋体"/>
+                <w:b w:val="0"/>
+                <w:sz w:val="14"/>
+              </w:rPr>
+              <w:t>接口契约、请求/回执日志、联调报告、异常和降级记录；验证安排：实施阶段形成设计、测试与验收证据</w:t>
             </w:r>
           </w:p>
         </w:tc>
@@ -42477,11 +42563,11 @@
             </w:pPr>
             <w:r>
               <w:rPr>
-                <w:rFonts w:ascii="宋体" w:hAnsi="宋体" w:eastAsia="宋体"/>
-                <w:b w:val="0"/>
-                <w:sz w:val="14"/>
-              </w:rPr>
-              <w:t>CM-132／INT-EXT-004</w:t>
+                <w:rFonts w:ascii="宋体" w:hAnsi="宋体"/>
+                <w:b w:val="0"/>
+                <w:sz w:val="14"/>
+              </w:rPr>
+              <w:t>INT-EXT-004</w:t>
             </w:r>
           </w:p>
         </w:tc>
@@ -42557,11 +42643,11 @@
             </w:pPr>
             <w:r>
               <w:rPr>
-                <w:rFonts w:ascii="宋体" w:hAnsi="宋体" w:eastAsia="宋体"/>
-                <w:b w:val="0"/>
-                <w:sz w:val="14"/>
-              </w:rPr>
-              <w:t>接口契约、请求/回执日志、联调报告、异常和降级记录；成熟度：DESIGN_COVERED_EVIDENCE_PENDING；证据状态：PENDING_EVIDENCE</w:t>
+                <w:rFonts w:ascii="宋体" w:hAnsi="宋体"/>
+                <w:b w:val="0"/>
+                <w:sz w:val="14"/>
+              </w:rPr>
+              <w:t>接口契约、请求/回执日志、联调报告、异常和降级记录；验证安排：实施阶段形成设计、测试与验收证据</w:t>
             </w:r>
           </w:p>
         </w:tc>
@@ -42599,11 +42685,11 @@
             </w:pPr>
             <w:r>
               <w:rPr>
-                <w:rFonts w:ascii="宋体" w:hAnsi="宋体" w:eastAsia="宋体"/>
-                <w:b w:val="0"/>
-                <w:sz w:val="14"/>
-              </w:rPr>
-              <w:t>CM-133／INT-IN-001—003</w:t>
+                <w:rFonts w:ascii="宋体" w:hAnsi="宋体"/>
+                <w:b w:val="0"/>
+                <w:sz w:val="14"/>
+              </w:rPr>
+              <w:t>INT-IN-001—003</w:t>
             </w:r>
           </w:p>
         </w:tc>
@@ -42679,11 +42765,11 @@
             </w:pPr>
             <w:r>
               <w:rPr>
-                <w:rFonts w:ascii="宋体" w:hAnsi="宋体" w:eastAsia="宋体"/>
-                <w:b w:val="0"/>
-                <w:sz w:val="14"/>
-              </w:rPr>
-              <w:t>接口契约、请求/回执日志、联调报告、异常和降级记录；成熟度：DESIGN_COVERED_EVIDENCE_PENDING；证据状态：PENDING_EVIDENCE</w:t>
+                <w:rFonts w:ascii="宋体" w:hAnsi="宋体"/>
+                <w:b w:val="0"/>
+                <w:sz w:val="14"/>
+              </w:rPr>
+              <w:t>接口契约、请求/回执日志、联调报告、异常和降级记录；验证安排：实施阶段形成设计、测试与验收证据</w:t>
             </w:r>
           </w:p>
         </w:tc>
@@ -42721,11 +42807,11 @@
             </w:pPr>
             <w:r>
               <w:rPr>
-                <w:rFonts w:ascii="宋体" w:hAnsi="宋体" w:eastAsia="宋体"/>
-                <w:b w:val="0"/>
-                <w:sz w:val="14"/>
-              </w:rPr>
-              <w:t>CM-134／INT-OPEN-001</w:t>
+                <w:rFonts w:ascii="宋体" w:hAnsi="宋体"/>
+                <w:b w:val="0"/>
+                <w:sz w:val="14"/>
+              </w:rPr>
+              <w:t>INT-OPEN-001</w:t>
             </w:r>
           </w:p>
         </w:tc>
@@ -42801,11 +42887,11 @@
             </w:pPr>
             <w:r>
               <w:rPr>
-                <w:rFonts w:ascii="宋体" w:hAnsi="宋体" w:eastAsia="宋体"/>
-                <w:b w:val="0"/>
-                <w:sz w:val="14"/>
-              </w:rPr>
-              <w:t>接口契约、请求/回执日志、联调报告、异常和降级记录；成熟度：DESIGN_COVERED_EVIDENCE_PENDING；证据状态：PENDING_EVIDENCE</w:t>
+                <w:rFonts w:ascii="宋体" w:hAnsi="宋体"/>
+                <w:b w:val="0"/>
+                <w:sz w:val="14"/>
+              </w:rPr>
+              <w:t>接口契约、请求/回执日志、联调报告、异常和降级记录；验证安排：实施阶段形成设计、测试与验收证据</w:t>
             </w:r>
           </w:p>
         </w:tc>
@@ -43010,11 +43096,11 @@
             </w:pPr>
             <w:r>
               <w:rPr>
-                <w:rFonts w:ascii="宋体" w:hAnsi="宋体" w:eastAsia="宋体"/>
-                <w:b w:val="0"/>
-                <w:sz w:val="14"/>
-              </w:rPr>
-              <w:t>CM-135／IMPL-M1—M5</w:t>
+                <w:rFonts w:ascii="宋体" w:hAnsi="宋体"/>
+                <w:b w:val="0"/>
+                <w:sz w:val="14"/>
+              </w:rPr>
+              <w:t>IMPL-M1—M5</w:t>
             </w:r>
           </w:p>
         </w:tc>
@@ -43090,11 +43176,11 @@
             </w:pPr>
             <w:r>
               <w:rPr>
-                <w:rFonts w:ascii="宋体" w:hAnsi="宋体" w:eastAsia="宋体"/>
-                <w:b w:val="0"/>
-                <w:sz w:val="14"/>
-              </w:rPr>
-              <w:t>计划、会议/周报、签到考核、工单、风险登记与关闭证据；成熟度：DESIGN_COVERED_EVIDENCE_PENDING；证据状态：PENDING_EVIDENCE</w:t>
+                <w:rFonts w:ascii="宋体" w:hAnsi="宋体"/>
+                <w:b w:val="0"/>
+                <w:sz w:val="14"/>
+              </w:rPr>
+              <w:t>计划、会议/周报、签到考核、工单、风险登记与关闭证据；验证安排：实施阶段形成设计、测试与验收证据</w:t>
             </w:r>
           </w:p>
         </w:tc>
@@ -43132,11 +43218,11 @@
             </w:pPr>
             <w:r>
               <w:rPr>
-                <w:rFonts w:ascii="宋体" w:hAnsi="宋体" w:eastAsia="宋体"/>
-                <w:b w:val="0"/>
-                <w:sz w:val="14"/>
-              </w:rPr>
-              <w:t>CM-136／PM-001—004</w:t>
+                <w:rFonts w:ascii="宋体" w:hAnsi="宋体"/>
+                <w:b w:val="0"/>
+                <w:sz w:val="14"/>
+              </w:rPr>
+              <w:t>PM-001—004</w:t>
             </w:r>
           </w:p>
         </w:tc>
@@ -43212,11 +43298,11 @@
             </w:pPr>
             <w:r>
               <w:rPr>
-                <w:rFonts w:ascii="宋体" w:hAnsi="宋体" w:eastAsia="宋体"/>
-                <w:b w:val="0"/>
-                <w:sz w:val="14"/>
-              </w:rPr>
-              <w:t>计划、会议/周报、签到考核、工单、风险登记与关闭证据；成熟度：PLANNED_INTEGRATION_EVIDENCE_PENDING；证据状态：PENDING_EVIDENCE</w:t>
+                <w:rFonts w:ascii="宋体" w:hAnsi="宋体"/>
+                <w:b w:val="0"/>
+                <w:sz w:val="14"/>
+              </w:rPr>
+              <w:t>计划、会议/周报、签到考核、工单、风险登记与关闭证据；验证安排：实施阶段形成管理、联调与验收证据</w:t>
             </w:r>
           </w:p>
         </w:tc>
@@ -43254,11 +43340,11 @@
             </w:pPr>
             <w:r>
               <w:rPr>
-                <w:rFonts w:ascii="宋体" w:hAnsi="宋体" w:eastAsia="宋体"/>
-                <w:b w:val="0"/>
-                <w:sz w:val="14"/>
-              </w:rPr>
-              <w:t>CM-137／TRAIN-001—003</w:t>
+                <w:rFonts w:ascii="宋体" w:hAnsi="宋体"/>
+                <w:b w:val="0"/>
+                <w:sz w:val="14"/>
+              </w:rPr>
+              <w:t>TRAIN-001—003</w:t>
             </w:r>
           </w:p>
         </w:tc>
@@ -43334,11 +43420,11 @@
             </w:pPr>
             <w:r>
               <w:rPr>
-                <w:rFonts w:ascii="宋体" w:hAnsi="宋体" w:eastAsia="宋体"/>
-                <w:b w:val="0"/>
-                <w:sz w:val="14"/>
-              </w:rPr>
-              <w:t>计划、会议/周报、签到考核、工单、风险登记与关闭证据；成熟度：PLANNED_INTEGRATION_EVIDENCE_PENDING；证据状态：PENDING_EVIDENCE</w:t>
+                <w:rFonts w:ascii="宋体" w:hAnsi="宋体"/>
+                <w:b w:val="0"/>
+                <w:sz w:val="14"/>
+              </w:rPr>
+              <w:t>计划、会议/周报、签到考核、工单、风险登记与关闭证据；验证安排：实施阶段形成管理、联调与验收证据</w:t>
             </w:r>
           </w:p>
         </w:tc>
@@ -43376,11 +43462,11 @@
             </w:pPr>
             <w:r>
               <w:rPr>
-                <w:rFonts w:ascii="宋体" w:hAnsi="宋体" w:eastAsia="宋体"/>
-                <w:b w:val="0"/>
-                <w:sz w:val="14"/>
-              </w:rPr>
-              <w:t>CM-138／SLA-001</w:t>
+                <w:rFonts w:ascii="宋体" w:hAnsi="宋体"/>
+                <w:b w:val="0"/>
+                <w:sz w:val="14"/>
+              </w:rPr>
+              <w:t>SLA-001</w:t>
             </w:r>
           </w:p>
         </w:tc>
@@ -43456,11 +43542,11 @@
             </w:pPr>
             <w:r>
               <w:rPr>
-                <w:rFonts w:ascii="宋体" w:hAnsi="宋体" w:eastAsia="宋体"/>
-                <w:b w:val="0"/>
-                <w:sz w:val="14"/>
-              </w:rPr>
-              <w:t>计划、会议/周报、签到考核、工单、风险登记与关闭证据；成熟度：PLANNED_INTEGRATION_EVIDENCE_PENDING；证据状态：PENDING_EVIDENCE</w:t>
+                <w:rFonts w:ascii="宋体" w:hAnsi="宋体"/>
+                <w:b w:val="0"/>
+                <w:sz w:val="14"/>
+              </w:rPr>
+              <w:t>计划、会议/周报、签到考核、工单、风险登记与关闭证据；验证安排：实施阶段形成管理、联调与验收证据</w:t>
             </w:r>
           </w:p>
         </w:tc>
@@ -43498,11 +43584,11 @@
             </w:pPr>
             <w:r>
               <w:rPr>
-                <w:rFonts w:ascii="宋体" w:hAnsi="宋体" w:eastAsia="宋体"/>
-                <w:b w:val="0"/>
-                <w:sz w:val="14"/>
-              </w:rPr>
-              <w:t>CM-139／SLA-002</w:t>
+                <w:rFonts w:ascii="宋体" w:hAnsi="宋体"/>
+                <w:b w:val="0"/>
+                <w:sz w:val="14"/>
+              </w:rPr>
+              <w:t>SLA-002</w:t>
             </w:r>
           </w:p>
         </w:tc>
@@ -43578,11 +43664,11 @@
             </w:pPr>
             <w:r>
               <w:rPr>
-                <w:rFonts w:ascii="宋体" w:hAnsi="宋体" w:eastAsia="宋体"/>
-                <w:b w:val="0"/>
-                <w:sz w:val="14"/>
-              </w:rPr>
-              <w:t>计划、会议/周报、签到考核、工单、风险登记与关闭证据；成熟度：PLANNED_INTEGRATION_EVIDENCE_PENDING；证据状态：PENDING_EVIDENCE</w:t>
+                <w:rFonts w:ascii="宋体" w:hAnsi="宋体"/>
+                <w:b w:val="0"/>
+                <w:sz w:val="14"/>
+              </w:rPr>
+              <w:t>计划、会议/周报、签到考核、工单、风险登记与关闭证据；验证安排：实施阶段形成管理、联调与验收证据</w:t>
             </w:r>
           </w:p>
         </w:tc>
@@ -43620,11 +43706,11 @@
             </w:pPr>
             <w:r>
               <w:rPr>
-                <w:rFonts w:ascii="宋体" w:hAnsi="宋体" w:eastAsia="宋体"/>
-                <w:b w:val="0"/>
-                <w:sz w:val="14"/>
-              </w:rPr>
-              <w:t>CM-140／SLA-003</w:t>
+                <w:rFonts w:ascii="宋体" w:hAnsi="宋体"/>
+                <w:b w:val="0"/>
+                <w:sz w:val="14"/>
+              </w:rPr>
+              <w:t>SLA-003</w:t>
             </w:r>
           </w:p>
         </w:tc>
@@ -43700,11 +43786,11 @@
             </w:pPr>
             <w:r>
               <w:rPr>
-                <w:rFonts w:ascii="宋体" w:hAnsi="宋体" w:eastAsia="宋体"/>
-                <w:b w:val="0"/>
-                <w:sz w:val="14"/>
-              </w:rPr>
-              <w:t>计划、会议/周报、签到考核、工单、风险登记与关闭证据；成熟度：PLANNED_INTEGRATION_EVIDENCE_PENDING；证据状态：PENDING_EVIDENCE</w:t>
+                <w:rFonts w:ascii="宋体" w:hAnsi="宋体"/>
+                <w:b w:val="0"/>
+                <w:sz w:val="14"/>
+              </w:rPr>
+              <w:t>计划、会议/周报、签到考核、工单、风险登记与关闭证据；验证安排：实施阶段形成管理、联调与验收证据</w:t>
             </w:r>
           </w:p>
         </w:tc>
@@ -43742,11 +43828,11 @@
             </w:pPr>
             <w:r>
               <w:rPr>
-                <w:rFonts w:ascii="宋体" w:hAnsi="宋体" w:eastAsia="宋体"/>
-                <w:b w:val="0"/>
-                <w:sz w:val="14"/>
-              </w:rPr>
-              <w:t>CM-141／RISK-001—003</w:t>
+                <w:rFonts w:ascii="宋体" w:hAnsi="宋体"/>
+                <w:b w:val="0"/>
+                <w:sz w:val="14"/>
+              </w:rPr>
+              <w:t>RISK-001—003</w:t>
             </w:r>
           </w:p>
         </w:tc>
@@ -43822,11 +43908,11 @@
             </w:pPr>
             <w:r>
               <w:rPr>
-                <w:rFonts w:ascii="宋体" w:hAnsi="宋体" w:eastAsia="宋体"/>
-                <w:b w:val="0"/>
-                <w:sz w:val="14"/>
-              </w:rPr>
-              <w:t>计划、会议/周报、签到考核、工单、风险登记与关闭证据；成熟度：DESIGN_COVERED_EVIDENCE_PENDING；证据状态：PENDING_EVIDENCE</w:t>
+                <w:rFonts w:ascii="宋体" w:hAnsi="宋体"/>
+                <w:b w:val="0"/>
+                <w:sz w:val="14"/>
+              </w:rPr>
+              <w:t>计划、会议/周报、签到考核、工单、风险登记与关闭证据；验证安排：实施阶段形成设计、测试与验收证据</w:t>
             </w:r>
           </w:p>
         </w:tc>
@@ -43864,11 +43950,11 @@
             </w:pPr>
             <w:r>
               <w:rPr>
-                <w:rFonts w:ascii="宋体" w:hAnsi="宋体" w:eastAsia="宋体"/>
-                <w:b w:val="0"/>
-                <w:sz w:val="14"/>
-              </w:rPr>
-              <w:t>CM-142／ACC-ORG-001</w:t>
+                <w:rFonts w:ascii="宋体" w:hAnsi="宋体"/>
+                <w:b w:val="0"/>
+                <w:sz w:val="14"/>
+              </w:rPr>
+              <w:t>ACC-ORG-001</w:t>
             </w:r>
           </w:p>
         </w:tc>
@@ -43944,11 +44030,11 @@
             </w:pPr>
             <w:r>
               <w:rPr>
-                <w:rFonts w:ascii="宋体" w:hAnsi="宋体" w:eastAsia="宋体"/>
-                <w:b w:val="0"/>
-                <w:sz w:val="14"/>
-              </w:rPr>
-              <w:t>验收方案、用例结果、联动演练、缺陷闭环和签认记录；成熟度：DESIGN_COVERED_EVIDENCE_PENDING；证据状态：PENDING_EVIDENCE</w:t>
+                <w:rFonts w:ascii="宋体" w:hAnsi="宋体"/>
+                <w:b w:val="0"/>
+                <w:sz w:val="14"/>
+              </w:rPr>
+              <w:t>验收方案、用例结果、联动演练、缺陷闭环和签认记录；验证安排：实施阶段形成设计、测试与验收证据</w:t>
             </w:r>
           </w:p>
         </w:tc>
@@ -43986,11 +44072,11 @@
             </w:pPr>
             <w:r>
               <w:rPr>
-                <w:rFonts w:ascii="宋体" w:hAnsi="宋体" w:eastAsia="宋体"/>
-                <w:b w:val="0"/>
-                <w:sz w:val="14"/>
-              </w:rPr>
-              <w:t>CM-143／ACC-ORG-002</w:t>
+                <w:rFonts w:ascii="宋体" w:hAnsi="宋体"/>
+                <w:b w:val="0"/>
+                <w:sz w:val="14"/>
+              </w:rPr>
+              <w:t>ACC-ORG-002</w:t>
             </w:r>
           </w:p>
         </w:tc>
@@ -44066,11 +44152,11 @@
             </w:pPr>
             <w:r>
               <w:rPr>
-                <w:rFonts w:ascii="宋体" w:hAnsi="宋体" w:eastAsia="宋体"/>
-                <w:b w:val="0"/>
-                <w:sz w:val="14"/>
-              </w:rPr>
-              <w:t>验收方案、用例结果、联动演练、缺陷闭环和签认记录；成熟度：DESIGN_COVERED_EVIDENCE_PENDING；证据状态：PENDING_EVIDENCE</w:t>
+                <w:rFonts w:ascii="宋体" w:hAnsi="宋体"/>
+                <w:b w:val="0"/>
+                <w:sz w:val="14"/>
+              </w:rPr>
+              <w:t>验收方案、用例结果、联动演练、缺陷闭环和签认记录；验证安排：实施阶段形成设计、测试与验收证据</w:t>
             </w:r>
           </w:p>
         </w:tc>
@@ -44108,11 +44194,11 @@
             </w:pPr>
             <w:r>
               <w:rPr>
-                <w:rFonts w:ascii="宋体" w:hAnsi="宋体" w:eastAsia="宋体"/>
-                <w:b w:val="0"/>
-                <w:sz w:val="14"/>
-              </w:rPr>
-              <w:t>CM-144／ACC-FUNC-001</w:t>
+                <w:rFonts w:ascii="宋体" w:hAnsi="宋体"/>
+                <w:b w:val="0"/>
+                <w:sz w:val="14"/>
+              </w:rPr>
+              <w:t>ACC-FUNC-001</w:t>
             </w:r>
           </w:p>
         </w:tc>
@@ -44188,11 +44274,11 @@
             </w:pPr>
             <w:r>
               <w:rPr>
-                <w:rFonts w:ascii="宋体" w:hAnsi="宋体" w:eastAsia="宋体"/>
-                <w:b w:val="0"/>
-                <w:sz w:val="14"/>
-              </w:rPr>
-              <w:t>验收方案、用例结果、联动演练、缺陷闭环和签认记录；成熟度：DESIGN_COVERED_EVIDENCE_PENDING；证据状态：PENDING_EVIDENCE</w:t>
+                <w:rFonts w:ascii="宋体" w:hAnsi="宋体"/>
+                <w:b w:val="0"/>
+                <w:sz w:val="14"/>
+              </w:rPr>
+              <w:t>验收方案、用例结果、联动演练、缺陷闭环和签认记录；验证安排：实施阶段形成设计、测试与验收证据</w:t>
             </w:r>
           </w:p>
         </w:tc>
@@ -44230,11 +44316,11 @@
             </w:pPr>
             <w:r>
               <w:rPr>
-                <w:rFonts w:ascii="宋体" w:hAnsi="宋体" w:eastAsia="宋体"/>
-                <w:b w:val="0"/>
-                <w:sz w:val="14"/>
-              </w:rPr>
-              <w:t>CM-145／ACC-PERF-001</w:t>
+                <w:rFonts w:ascii="宋体" w:hAnsi="宋体"/>
+                <w:b w:val="0"/>
+                <w:sz w:val="14"/>
+              </w:rPr>
+              <w:t>ACC-PERF-001</w:t>
             </w:r>
           </w:p>
         </w:tc>
@@ -44310,11 +44396,11 @@
             </w:pPr>
             <w:r>
               <w:rPr>
-                <w:rFonts w:ascii="宋体" w:hAnsi="宋体" w:eastAsia="宋体"/>
-                <w:b w:val="0"/>
-                <w:sz w:val="14"/>
-              </w:rPr>
-              <w:t>验收方案、用例结果、联动演练、缺陷闭环和签认记录；成熟度：DESIGN_COVERED_EVIDENCE_PENDING；证据状态：PENDING_EVIDENCE</w:t>
+                <w:rFonts w:ascii="宋体" w:hAnsi="宋体"/>
+                <w:b w:val="0"/>
+                <w:sz w:val="14"/>
+              </w:rPr>
+              <w:t>验收方案、用例结果、联动演练、缺陷闭环和签认记录；验证安排：实施阶段形成设计、测试与验收证据</w:t>
             </w:r>
           </w:p>
         </w:tc>
@@ -44352,11 +44438,11 @@
             </w:pPr>
             <w:r>
               <w:rPr>
-                <w:rFonts w:ascii="宋体" w:hAnsi="宋体" w:eastAsia="宋体"/>
-                <w:b w:val="0"/>
-                <w:sz w:val="14"/>
-              </w:rPr>
-              <w:t>CM-146／ACC-INT-001</w:t>
+                <w:rFonts w:ascii="宋体" w:hAnsi="宋体"/>
+                <w:b w:val="0"/>
+                <w:sz w:val="14"/>
+              </w:rPr>
+              <w:t>ACC-INT-001</w:t>
             </w:r>
           </w:p>
         </w:tc>
@@ -44432,11 +44518,11 @@
             </w:pPr>
             <w:r>
               <w:rPr>
-                <w:rFonts w:ascii="宋体" w:hAnsi="宋体" w:eastAsia="宋体"/>
-                <w:b w:val="0"/>
-                <w:sz w:val="14"/>
-              </w:rPr>
-              <w:t>验收方案、用例结果、联动演练、缺陷闭环和签认记录；成熟度：DESIGN_COVERED_EVIDENCE_PENDING；证据状态：PENDING_EVIDENCE</w:t>
+                <w:rFonts w:ascii="宋体" w:hAnsi="宋体"/>
+                <w:b w:val="0"/>
+                <w:sz w:val="14"/>
+              </w:rPr>
+              <w:t>验收方案、用例结果、联动演练、缺陷闭环和签认记录；验证安排：实施阶段形成设计、测试与验收证据</w:t>
             </w:r>
           </w:p>
         </w:tc>
@@ -44474,11 +44560,11 @@
             </w:pPr>
             <w:r>
               <w:rPr>
-                <w:rFonts w:ascii="宋体" w:hAnsi="宋体" w:eastAsia="宋体"/>
-                <w:b w:val="0"/>
-                <w:sz w:val="14"/>
-              </w:rPr>
-              <w:t>CM-147／ACC-SEC-001</w:t>
+                <w:rFonts w:ascii="宋体" w:hAnsi="宋体"/>
+                <w:b w:val="0"/>
+                <w:sz w:val="14"/>
+              </w:rPr>
+              <w:t>ACC-SEC-001</w:t>
             </w:r>
           </w:p>
         </w:tc>
@@ -44554,11 +44640,11 @@
             </w:pPr>
             <w:r>
               <w:rPr>
-                <w:rFonts w:ascii="宋体" w:hAnsi="宋体" w:eastAsia="宋体"/>
-                <w:b w:val="0"/>
-                <w:sz w:val="14"/>
-              </w:rPr>
-              <w:t>验收方案、用例结果、联动演练、缺陷闭环和签认记录；成熟度：DESIGN_COVERED_EVIDENCE_PENDING；证据状态：PENDING_EVIDENCE</w:t>
+                <w:rFonts w:ascii="宋体" w:hAnsi="宋体"/>
+                <w:b w:val="0"/>
+                <w:sz w:val="14"/>
+              </w:rPr>
+              <w:t>验收方案、用例结果、联动演练、缺陷闭环和签认记录；验证安排：实施阶段形成设计、测试与验收证据</w:t>
             </w:r>
           </w:p>
         </w:tc>
@@ -44596,11 +44682,11 @@
             </w:pPr>
             <w:r>
               <w:rPr>
-                <w:rFonts w:ascii="宋体" w:hAnsi="宋体" w:eastAsia="宋体"/>
-                <w:b w:val="0"/>
-                <w:sz w:val="14"/>
-              </w:rPr>
-              <w:t>CM-148／ACC-PORT-001</w:t>
+                <w:rFonts w:ascii="宋体" w:hAnsi="宋体"/>
+                <w:b w:val="0"/>
+                <w:sz w:val="14"/>
+              </w:rPr>
+              <w:t>ACC-PORT-001</w:t>
             </w:r>
           </w:p>
         </w:tc>
@@ -44676,11 +44762,11 @@
             </w:pPr>
             <w:r>
               <w:rPr>
-                <w:rFonts w:ascii="宋体" w:hAnsi="宋体" w:eastAsia="宋体"/>
-                <w:b w:val="0"/>
-                <w:sz w:val="14"/>
-              </w:rPr>
-              <w:t>验收方案、用例结果、联动演练、缺陷闭环和签认记录；成熟度：DESIGN_COVERED_EVIDENCE_PENDING；证据状态：PENDING_EVIDENCE</w:t>
+                <w:rFonts w:ascii="宋体" w:hAnsi="宋体"/>
+                <w:b w:val="0"/>
+                <w:sz w:val="14"/>
+              </w:rPr>
+              <w:t>验收方案、用例结果、联动演练、缺陷闭环和签认记录；验证安排：实施阶段形成设计、测试与验收证据</w:t>
             </w:r>
           </w:p>
         </w:tc>
@@ -44718,11 +44804,11 @@
             </w:pPr>
             <w:r>
               <w:rPr>
-                <w:rFonts w:ascii="宋体" w:hAnsi="宋体" w:eastAsia="宋体"/>
-                <w:b w:val="0"/>
-                <w:sz w:val="14"/>
-              </w:rPr>
-              <w:t>CM-149／DEL-SW-001</w:t>
+                <w:rFonts w:ascii="宋体" w:hAnsi="宋体"/>
+                <w:b w:val="0"/>
+                <w:sz w:val="14"/>
+              </w:rPr>
+              <w:t>DEL-SW-001</w:t>
             </w:r>
           </w:p>
         </w:tc>
@@ -44798,11 +44884,11 @@
             </w:pPr>
             <w:r>
               <w:rPr>
-                <w:rFonts w:ascii="宋体" w:hAnsi="宋体" w:eastAsia="宋体"/>
-                <w:b w:val="0"/>
-                <w:sz w:val="14"/>
-              </w:rPr>
-              <w:t>交付清单、源文件/PDF、版本标签、点验与签收记录；成熟度：DESIGN_COVERED_EVIDENCE_PENDING；证据状态：PENDING_EVIDENCE</w:t>
+                <w:rFonts w:ascii="宋体" w:hAnsi="宋体"/>
+                <w:b w:val="0"/>
+                <w:sz w:val="14"/>
+              </w:rPr>
+              <w:t>交付清单、源文件/PDF、版本标签、点验与签收记录；验证安排：实施阶段形成设计、测试与验收证据</w:t>
             </w:r>
           </w:p>
         </w:tc>
@@ -44840,11 +44926,11 @@
             </w:pPr>
             <w:r>
               <w:rPr>
-                <w:rFonts w:ascii="宋体" w:hAnsi="宋体" w:eastAsia="宋体"/>
-                <w:b w:val="0"/>
-                <w:sz w:val="14"/>
-              </w:rPr>
-              <w:t>CM-150／DEL-DOC-001</w:t>
+                <w:rFonts w:ascii="宋体" w:hAnsi="宋体"/>
+                <w:b w:val="0"/>
+                <w:sz w:val="14"/>
+              </w:rPr>
+              <w:t>DEL-DOC-001</w:t>
             </w:r>
           </w:p>
         </w:tc>
@@ -44920,11 +45006,11 @@
             </w:pPr>
             <w:r>
               <w:rPr>
-                <w:rFonts w:ascii="宋体" w:hAnsi="宋体" w:eastAsia="宋体"/>
-                <w:b w:val="0"/>
-                <w:sz w:val="14"/>
-              </w:rPr>
-              <w:t>交付清单、源文件/PDF、版本标签、点验与签收记录；成熟度：PLANNED_INTEGRATION_EVIDENCE_PENDING；证据状态：PENDING_EVIDENCE</w:t>
+                <w:rFonts w:ascii="宋体" w:hAnsi="宋体"/>
+                <w:b w:val="0"/>
+                <w:sz w:val="14"/>
+              </w:rPr>
+              <w:t>交付清单、源文件/PDF、版本标签、点验与签收记录；验证安排：实施阶段形成管理、联调与验收证据</w:t>
             </w:r>
           </w:p>
         </w:tc>
@@ -44962,11 +45048,11 @@
             </w:pPr>
             <w:r>
               <w:rPr>
-                <w:rFonts w:ascii="宋体" w:hAnsi="宋体" w:eastAsia="宋体"/>
-                <w:b w:val="0"/>
-                <w:sz w:val="14"/>
-              </w:rPr>
-              <w:t>CM-151／DEL-DOC-002</w:t>
+                <w:rFonts w:ascii="宋体" w:hAnsi="宋体"/>
+                <w:b w:val="0"/>
+                <w:sz w:val="14"/>
+              </w:rPr>
+              <w:t>DEL-DOC-002</w:t>
             </w:r>
           </w:p>
         </w:tc>
@@ -45042,11 +45128,11 @@
             </w:pPr>
             <w:r>
               <w:rPr>
-                <w:rFonts w:ascii="宋体" w:hAnsi="宋体" w:eastAsia="宋体"/>
-                <w:b w:val="0"/>
-                <w:sz w:val="14"/>
-              </w:rPr>
-              <w:t>交付清单、源文件/PDF、版本标签、点验与签收记录；成熟度：PLANNED_INTEGRATION_EVIDENCE_PENDING；证据状态：PENDING_EVIDENCE</w:t>
+                <w:rFonts w:ascii="宋体" w:hAnsi="宋体"/>
+                <w:b w:val="0"/>
+                <w:sz w:val="14"/>
+              </w:rPr>
+              <w:t>交付清单、源文件/PDF、版本标签、点验与签收记录；验证安排：实施阶段形成管理、联调与验收证据</w:t>
             </w:r>
           </w:p>
         </w:tc>
@@ -45084,11 +45170,11 @@
             </w:pPr>
             <w:r>
               <w:rPr>
-                <w:rFonts w:ascii="宋体" w:hAnsi="宋体" w:eastAsia="宋体"/>
-                <w:b w:val="0"/>
-                <w:sz w:val="14"/>
-              </w:rPr>
-              <w:t>CM-152／DEL-DOC-003</w:t>
+                <w:rFonts w:ascii="宋体" w:hAnsi="宋体"/>
+                <w:b w:val="0"/>
+                <w:sz w:val="14"/>
+              </w:rPr>
+              <w:t>DEL-DOC-003</w:t>
             </w:r>
           </w:p>
         </w:tc>
@@ -45164,11 +45250,11 @@
             </w:pPr>
             <w:r>
               <w:rPr>
-                <w:rFonts w:ascii="宋体" w:hAnsi="宋体" w:eastAsia="宋体"/>
-                <w:b w:val="0"/>
-                <w:sz w:val="14"/>
-              </w:rPr>
-              <w:t>交付清单、源文件/PDF、版本标签、点验与签收记录；成熟度：PLANNED_INTEGRATION_EVIDENCE_PENDING；证据状态：PENDING_EVIDENCE</w:t>
+                <w:rFonts w:ascii="宋体" w:hAnsi="宋体"/>
+                <w:b w:val="0"/>
+                <w:sz w:val="14"/>
+              </w:rPr>
+              <w:t>交付清单、源文件/PDF、版本标签、点验与签收记录；验证安排：实施阶段形成管理、联调与验收证据</w:t>
             </w:r>
           </w:p>
         </w:tc>
@@ -45206,11 +45292,11 @@
             </w:pPr>
             <w:r>
               <w:rPr>
-                <w:rFonts w:ascii="宋体" w:hAnsi="宋体" w:eastAsia="宋体"/>
-                <w:b w:val="0"/>
-                <w:sz w:val="14"/>
-              </w:rPr>
-              <w:t>CM-153／DEL-DOC-004</w:t>
+                <w:rFonts w:ascii="宋体" w:hAnsi="宋体"/>
+                <w:b w:val="0"/>
+                <w:sz w:val="14"/>
+              </w:rPr>
+              <w:t>DEL-DOC-004</w:t>
             </w:r>
           </w:p>
         </w:tc>
@@ -45286,11 +45372,11 @@
             </w:pPr>
             <w:r>
               <w:rPr>
-                <w:rFonts w:ascii="宋体" w:hAnsi="宋体" w:eastAsia="宋体"/>
-                <w:b w:val="0"/>
-                <w:sz w:val="14"/>
-              </w:rPr>
-              <w:t>交付清单、源文件/PDF、版本标签、点验与签收记录；成熟度：PLANNED_INTEGRATION_EVIDENCE_PENDING；证据状态：PENDING_EVIDENCE</w:t>
+                <w:rFonts w:ascii="宋体" w:hAnsi="宋体"/>
+                <w:b w:val="0"/>
+                <w:sz w:val="14"/>
+              </w:rPr>
+              <w:t>交付清单、源文件/PDF、版本标签、点验与签收记录；验证安排：实施阶段形成管理、联调与验收证据</w:t>
             </w:r>
           </w:p>
         </w:tc>
@@ -45328,11 +45414,11 @@
             </w:pPr>
             <w:r>
               <w:rPr>
-                <w:rFonts w:ascii="宋体" w:hAnsi="宋体" w:eastAsia="宋体"/>
-                <w:b w:val="0"/>
-                <w:sz w:val="14"/>
-              </w:rPr>
-              <w:t>CM-154／DEL-DATA-001</w:t>
+                <w:rFonts w:ascii="宋体" w:hAnsi="宋体"/>
+                <w:b w:val="0"/>
+                <w:sz w:val="14"/>
+              </w:rPr>
+              <w:t>DEL-DATA-001</w:t>
             </w:r>
           </w:p>
         </w:tc>
@@ -45408,11 +45494,11 @@
             </w:pPr>
             <w:r>
               <w:rPr>
-                <w:rFonts w:ascii="宋体" w:hAnsi="宋体" w:eastAsia="宋体"/>
-                <w:b w:val="0"/>
-                <w:sz w:val="14"/>
-              </w:rPr>
-              <w:t>交付清单、源文件/PDF、版本标签、点验与签收记录；成熟度：PLANNED_INTEGRATION_EVIDENCE_PENDING；证据状态：PENDING_EVIDENCE</w:t>
+                <w:rFonts w:ascii="宋体" w:hAnsi="宋体"/>
+                <w:b w:val="0"/>
+                <w:sz w:val="14"/>
+              </w:rPr>
+              <w:t>交付清单、源文件/PDF、版本标签、点验与签收记录；验证安排：实施阶段形成管理、联调与验收证据</w:t>
             </w:r>
           </w:p>
         </w:tc>
@@ -45450,11 +45536,11 @@
             </w:pPr>
             <w:r>
               <w:rPr>
-                <w:rFonts w:ascii="宋体" w:hAnsi="宋体" w:eastAsia="宋体"/>
-                <w:b w:val="0"/>
-                <w:sz w:val="14"/>
-              </w:rPr>
-              <w:t>CM-155／DEL-OTHER-001</w:t>
+                <w:rFonts w:ascii="宋体" w:hAnsi="宋体"/>
+                <w:b w:val="0"/>
+                <w:sz w:val="14"/>
+              </w:rPr>
+              <w:t>DEL-OTHER-001</w:t>
             </w:r>
           </w:p>
         </w:tc>
@@ -45530,11 +45616,11 @@
             </w:pPr>
             <w:r>
               <w:rPr>
-                <w:rFonts w:ascii="宋体" w:hAnsi="宋体" w:eastAsia="宋体"/>
-                <w:b w:val="0"/>
-                <w:sz w:val="14"/>
-              </w:rPr>
-              <w:t>交付清单、源文件/PDF、版本标签、点验与签收记录；成熟度：PLANNED_INTEGRATION_EVIDENCE_PENDING；证据状态：PENDING_EVIDENCE</w:t>
+                <w:rFonts w:ascii="宋体" w:hAnsi="宋体"/>
+                <w:b w:val="0"/>
+                <w:sz w:val="14"/>
+              </w:rPr>
+              <w:t>交付清单、源文件/PDF、版本标签、点验与签收记录；验证安排：实施阶段形成管理、联调与验收证据</w:t>
             </w:r>
           </w:p>
         </w:tc>
@@ -45572,11 +45658,11 @@
             </w:pPr>
             <w:r>
               <w:rPr>
-                <w:rFonts w:ascii="宋体" w:hAnsi="宋体" w:eastAsia="宋体"/>
-                <w:b w:val="0"/>
-                <w:sz w:val="14"/>
-              </w:rPr>
-              <w:t>CM-156／DOC-QA-001—004</w:t>
+                <w:rFonts w:ascii="宋体" w:hAnsi="宋体"/>
+                <w:b w:val="0"/>
+                <w:sz w:val="14"/>
+              </w:rPr>
+              <w:t>DOC-QA-001—004</w:t>
             </w:r>
           </w:p>
         </w:tc>
@@ -45652,11 +45738,11 @@
             </w:pPr>
             <w:r>
               <w:rPr>
-                <w:rFonts w:ascii="宋体" w:hAnsi="宋体" w:eastAsia="宋体"/>
-                <w:b w:val="0"/>
-                <w:sz w:val="14"/>
-              </w:rPr>
-              <w:t>交付清单、源文件/PDF、版本标签、点验与签收记录；成熟度：DESIGN_COVERED_EVIDENCE_PENDING；证据状态：PENDING_EVIDENCE</w:t>
+                <w:rFonts w:ascii="宋体" w:hAnsi="宋体"/>
+                <w:b w:val="0"/>
+                <w:sz w:val="14"/>
+              </w:rPr>
+              <w:t>交付清单、源文件/PDF、版本标签、点验与签收记录；验证安排：实施阶段形成设计、测试与验收证据</w:t>
             </w:r>
           </w:p>
         </w:tc>
@@ -45861,11 +45947,11 @@
             </w:pPr>
             <w:r>
               <w:rPr>
-                <w:rFonts w:ascii="宋体" w:hAnsi="宋体" w:eastAsia="宋体"/>
-                <w:b w:val="0"/>
-                <w:sz w:val="14"/>
-              </w:rPr>
-              <w:t>CM-157／TB-OUT-001—005</w:t>
+                <w:rFonts w:ascii="宋体" w:hAnsi="宋体"/>
+                <w:b w:val="0"/>
+                <w:sz w:val="14"/>
+              </w:rPr>
+              <w:t>TB-OUT-001—005</w:t>
             </w:r>
           </w:p>
         </w:tc>
@@ -45941,11 +46027,11 @@
             </w:pPr>
             <w:r>
               <w:rPr>
-                <w:rFonts w:ascii="宋体" w:hAnsi="宋体" w:eastAsia="宋体"/>
-                <w:b w:val="0"/>
-                <w:sz w:val="14"/>
-              </w:rPr>
-              <w:t>配置库、Prompt/评审日志、提交物与评分核验记录；成熟度：PLANNED_INTEGRATION_EVIDENCE_PENDING；证据状态：PENDING_EVIDENCE</w:t>
+                <w:rFonts w:ascii="宋体" w:hAnsi="宋体"/>
+                <w:b w:val="0"/>
+                <w:sz w:val="14"/>
+              </w:rPr>
+              <w:t>技术文件、验证资料与交付清单；验证安排：实施阶段形成管理、联调与验收证据</w:t>
             </w:r>
           </w:p>
         </w:tc>
@@ -45983,11 +46069,11 @@
             </w:pPr>
             <w:r>
               <w:rPr>
-                <w:rFonts w:ascii="宋体" w:hAnsi="宋体" w:eastAsia="宋体"/>
-                <w:b w:val="0"/>
-                <w:sz w:val="14"/>
-              </w:rPr>
-              <w:t>CM-158／TB-QA-001</w:t>
+                <w:rFonts w:ascii="宋体" w:hAnsi="宋体"/>
+                <w:b w:val="0"/>
+                <w:sz w:val="14"/>
+              </w:rPr>
+              <w:t>TB-QA-001</w:t>
             </w:r>
           </w:p>
         </w:tc>
@@ -46063,11 +46149,11 @@
             </w:pPr>
             <w:r>
               <w:rPr>
-                <w:rFonts w:ascii="宋体" w:hAnsi="宋体" w:eastAsia="宋体"/>
-                <w:b w:val="0"/>
-                <w:sz w:val="14"/>
-              </w:rPr>
-              <w:t>配置库、Prompt/评审日志、提交物与评分核验记录；成熟度：PLANNED_INTEGRATION_EVIDENCE_PENDING；证据状态：PENDING_EVIDENCE</w:t>
+                <w:rFonts w:ascii="宋体" w:hAnsi="宋体"/>
+                <w:b w:val="0"/>
+                <w:sz w:val="14"/>
+              </w:rPr>
+              <w:t>技术文件、验证资料与交付清单；验证安排：实施阶段形成管理、联调与验收证据</w:t>
             </w:r>
           </w:p>
         </w:tc>
@@ -46105,11 +46191,11 @@
             </w:pPr>
             <w:r>
               <w:rPr>
-                <w:rFonts w:ascii="宋体" w:hAnsi="宋体" w:eastAsia="宋体"/>
-                <w:b w:val="0"/>
-                <w:sz w:val="14"/>
-              </w:rPr>
-              <w:t>CM-159／TB-QA-002</w:t>
+                <w:rFonts w:ascii="宋体" w:hAnsi="宋体"/>
+                <w:b w:val="0"/>
+                <w:sz w:val="14"/>
+              </w:rPr>
+              <w:t>TB-QA-002</w:t>
             </w:r>
           </w:p>
         </w:tc>
@@ -46185,11 +46271,11 @@
             </w:pPr>
             <w:r>
               <w:rPr>
-                <w:rFonts w:ascii="宋体" w:hAnsi="宋体" w:eastAsia="宋体"/>
-                <w:b w:val="0"/>
-                <w:sz w:val="14"/>
-              </w:rPr>
-              <w:t>配置库、Prompt/评审日志、提交物与评分核验记录；成熟度：PLANNED_INTEGRATION_EVIDENCE_PENDING；证据状态：PENDING_EVIDENCE</w:t>
+                <w:rFonts w:ascii="宋体" w:hAnsi="宋体"/>
+                <w:b w:val="0"/>
+                <w:sz w:val="14"/>
+              </w:rPr>
+              <w:t>技术文件、验证资料与交付清单；验证安排：实施阶段形成管理、联调与验收证据</w:t>
             </w:r>
           </w:p>
         </w:tc>
@@ -46227,11 +46313,11 @@
             </w:pPr>
             <w:r>
               <w:rPr>
-                <w:rFonts w:ascii="宋体" w:hAnsi="宋体" w:eastAsia="宋体"/>
-                <w:b w:val="0"/>
-                <w:sz w:val="14"/>
-              </w:rPr>
-              <w:t>CM-160／TB-QA-003</w:t>
+                <w:rFonts w:ascii="宋体" w:hAnsi="宋体"/>
+                <w:b w:val="0"/>
+                <w:sz w:val="14"/>
+              </w:rPr>
+              <w:t>TB-QA-003</w:t>
             </w:r>
           </w:p>
         </w:tc>
@@ -46307,11 +46393,11 @@
             </w:pPr>
             <w:r>
               <w:rPr>
-                <w:rFonts w:ascii="宋体" w:hAnsi="宋体" w:eastAsia="宋体"/>
-                <w:b w:val="0"/>
-                <w:sz w:val="14"/>
-              </w:rPr>
-              <w:t>配置库、Prompt/评审日志、提交物与评分核验记录；成熟度：PLANNED_INTEGRATION_EVIDENCE_PENDING；证据状态：PENDING_EVIDENCE</w:t>
+                <w:rFonts w:ascii="宋体" w:hAnsi="宋体"/>
+                <w:b w:val="0"/>
+                <w:sz w:val="14"/>
+              </w:rPr>
+              <w:t>技术文件、验证资料与交付清单；验证安排：实施阶段形成管理、联调与验收证据</w:t>
             </w:r>
           </w:p>
         </w:tc>
@@ -46349,11 +46435,11 @@
             </w:pPr>
             <w:r>
               <w:rPr>
-                <w:rFonts w:ascii="宋体" w:hAnsi="宋体" w:eastAsia="宋体"/>
-                <w:b w:val="0"/>
-                <w:sz w:val="14"/>
-              </w:rPr>
-              <w:t>CM-161／TB-GATE-001</w:t>
+                <w:rFonts w:ascii="宋体" w:hAnsi="宋体"/>
+                <w:b w:val="0"/>
+                <w:sz w:val="14"/>
+              </w:rPr>
+              <w:t>TB-GATE-001</w:t>
             </w:r>
           </w:p>
         </w:tc>
@@ -46429,11 +46515,11 @@
             </w:pPr>
             <w:r>
               <w:rPr>
-                <w:rFonts w:ascii="宋体" w:hAnsi="宋体" w:eastAsia="宋体"/>
-                <w:b w:val="0"/>
-                <w:sz w:val="14"/>
-              </w:rPr>
-              <w:t>配置库、Prompt/评审日志、提交物与评分核验记录；成熟度：PLANNED_INTEGRATION_EVIDENCE_PENDING；证据状态：PENDING_EVIDENCE</w:t>
+                <w:rFonts w:ascii="宋体" w:hAnsi="宋体"/>
+                <w:b w:val="0"/>
+                <w:sz w:val="14"/>
+              </w:rPr>
+              <w:t>技术文件、验证资料与交付清单；验证安排：实施阶段形成管理、联调与验收证据</w:t>
             </w:r>
           </w:p>
         </w:tc>
@@ -46471,11 +46557,11 @@
             </w:pPr>
             <w:r>
               <w:rPr>
-                <w:rFonts w:ascii="宋体" w:hAnsi="宋体" w:eastAsia="宋体"/>
-                <w:b w:val="0"/>
-                <w:sz w:val="14"/>
-              </w:rPr>
-              <w:t>CM-162／TB-GATE-002</w:t>
+                <w:rFonts w:ascii="宋体" w:hAnsi="宋体"/>
+                <w:b w:val="0"/>
+                <w:sz w:val="14"/>
+              </w:rPr>
+              <w:t>TB-GATE-002</w:t>
             </w:r>
           </w:p>
         </w:tc>
@@ -46551,11 +46637,11 @@
             </w:pPr>
             <w:r>
               <w:rPr>
-                <w:rFonts w:ascii="宋体" w:hAnsi="宋体" w:eastAsia="宋体"/>
-                <w:b w:val="0"/>
-                <w:sz w:val="14"/>
-              </w:rPr>
-              <w:t>配置库、Prompt/评审日志、提交物与评分核验记录；成熟度：PLANNED_INTEGRATION_EVIDENCE_PENDING；证据状态：PENDING_EVIDENCE</w:t>
+                <w:rFonts w:ascii="宋体" w:hAnsi="宋体"/>
+                <w:b w:val="0"/>
+                <w:sz w:val="14"/>
+              </w:rPr>
+              <w:t>技术文件、验证资料与交付清单；验证安排：实施阶段形成管理、联调与验收证据</w:t>
             </w:r>
           </w:p>
         </w:tc>
@@ -46593,11 +46679,11 @@
             </w:pPr>
             <w:r>
               <w:rPr>
-                <w:rFonts w:ascii="宋体" w:hAnsi="宋体" w:eastAsia="宋体"/>
-                <w:b w:val="0"/>
-                <w:sz w:val="14"/>
-              </w:rPr>
-              <w:t>CM-163／TB-GATE-003</w:t>
+                <w:rFonts w:ascii="宋体" w:hAnsi="宋体"/>
+                <w:b w:val="0"/>
+                <w:sz w:val="14"/>
+              </w:rPr>
+              <w:t>TB-GATE-003</w:t>
             </w:r>
           </w:p>
         </w:tc>
@@ -46673,11 +46759,11 @@
             </w:pPr>
             <w:r>
               <w:rPr>
-                <w:rFonts w:ascii="宋体" w:hAnsi="宋体" w:eastAsia="宋体"/>
-                <w:b w:val="0"/>
-                <w:sz w:val="14"/>
-              </w:rPr>
-              <w:t>配置库、Prompt/评审日志、提交物与评分核验记录；成熟度：PLANNED_INTEGRATION_EVIDENCE_PENDING；证据状态：PENDING_EVIDENCE</w:t>
+                <w:rFonts w:ascii="宋体" w:hAnsi="宋体"/>
+                <w:b w:val="0"/>
+                <w:sz w:val="14"/>
+              </w:rPr>
+              <w:t>技术文件、验证资料与交付清单；验证安排：实施阶段形成管理、联调与验收证据</w:t>
             </w:r>
           </w:p>
         </w:tc>
@@ -46715,11 +46801,11 @@
             </w:pPr>
             <w:r>
               <w:rPr>
-                <w:rFonts w:ascii="宋体" w:hAnsi="宋体" w:eastAsia="宋体"/>
-                <w:b w:val="0"/>
-                <w:sz w:val="14"/>
-              </w:rPr>
-              <w:t>CM-164／TB-GATE-004</w:t>
+                <w:rFonts w:ascii="宋体" w:hAnsi="宋体"/>
+                <w:b w:val="0"/>
+                <w:sz w:val="14"/>
+              </w:rPr>
+              <w:t>TB-GATE-004</w:t>
             </w:r>
           </w:p>
         </w:tc>
@@ -46795,11 +46881,11 @@
             </w:pPr>
             <w:r>
               <w:rPr>
-                <w:rFonts w:ascii="宋体" w:hAnsi="宋体" w:eastAsia="宋体"/>
-                <w:b w:val="0"/>
-                <w:sz w:val="14"/>
-              </w:rPr>
-              <w:t>配置库、Prompt/评审日志、提交物与评分核验记录；成熟度：PLANNED_INTEGRATION_EVIDENCE_PENDING；证据状态：PENDING_EVIDENCE</w:t>
+                <w:rFonts w:ascii="宋体" w:hAnsi="宋体"/>
+                <w:b w:val="0"/>
+                <w:sz w:val="14"/>
+              </w:rPr>
+              <w:t>技术文件、验证资料与交付清单；验证安排：实施阶段形成管理、联调与验收证据</w:t>
             </w:r>
           </w:p>
         </w:tc>
@@ -46837,11 +46923,11 @@
             </w:pPr>
             <w:r>
               <w:rPr>
-                <w:rFonts w:ascii="宋体" w:hAnsi="宋体" w:eastAsia="宋体"/>
-                <w:b w:val="0"/>
-                <w:sz w:val="14"/>
-              </w:rPr>
-              <w:t>CM-165／TB-SCORE-001</w:t>
+                <w:rFonts w:ascii="宋体" w:hAnsi="宋体"/>
+                <w:b w:val="0"/>
+                <w:sz w:val="14"/>
+              </w:rPr>
+              <w:t>TB-SCORE-001</w:t>
             </w:r>
           </w:p>
         </w:tc>
@@ -46917,11 +47003,11 @@
             </w:pPr>
             <w:r>
               <w:rPr>
-                <w:rFonts w:ascii="宋体" w:hAnsi="宋体" w:eastAsia="宋体"/>
-                <w:b w:val="0"/>
-                <w:sz w:val="14"/>
-              </w:rPr>
-              <w:t>配置库、Prompt/评审日志、提交物与评分核验记录；成熟度：PLANNED_INTEGRATION_EVIDENCE_PENDING；证据状态：PENDING_EVIDENCE</w:t>
+                <w:rFonts w:ascii="宋体" w:hAnsi="宋体"/>
+                <w:b w:val="0"/>
+                <w:sz w:val="14"/>
+              </w:rPr>
+              <w:t>技术文件、验证资料与交付清单；验证安排：实施阶段形成管理、联调与验收证据</w:t>
             </w:r>
           </w:p>
         </w:tc>
@@ -46959,11 +47045,11 @@
             </w:pPr>
             <w:r>
               <w:rPr>
-                <w:rFonts w:ascii="宋体" w:hAnsi="宋体" w:eastAsia="宋体"/>
-                <w:b w:val="0"/>
-                <w:sz w:val="14"/>
-              </w:rPr>
-              <w:t>CM-166／TB-SCORE-002</w:t>
+                <w:rFonts w:ascii="宋体" w:hAnsi="宋体"/>
+                <w:b w:val="0"/>
+                <w:sz w:val="14"/>
+              </w:rPr>
+              <w:t>TB-SCORE-002</w:t>
             </w:r>
           </w:p>
         </w:tc>
@@ -47039,11 +47125,11 @@
             </w:pPr>
             <w:r>
               <w:rPr>
-                <w:rFonts w:ascii="宋体" w:hAnsi="宋体" w:eastAsia="宋体"/>
-                <w:b w:val="0"/>
-                <w:sz w:val="14"/>
-              </w:rPr>
-              <w:t>配置库、Prompt/评审日志、提交物与评分核验记录；成熟度：PLANNED_INTEGRATION_EVIDENCE_PENDING；证据状态：PENDING_EVIDENCE</w:t>
+                <w:rFonts w:ascii="宋体" w:hAnsi="宋体"/>
+                <w:b w:val="0"/>
+                <w:sz w:val="14"/>
+              </w:rPr>
+              <w:t>技术文件、验证资料与交付清单；验证安排：实施阶段形成管理、联调与验收证据</w:t>
             </w:r>
           </w:p>
         </w:tc>
@@ -47081,11 +47167,11 @@
             </w:pPr>
             <w:r>
               <w:rPr>
-                <w:rFonts w:ascii="宋体" w:hAnsi="宋体" w:eastAsia="宋体"/>
-                <w:b w:val="0"/>
-                <w:sz w:val="14"/>
-              </w:rPr>
-              <w:t>CM-167／TB-SCORE-003</w:t>
+                <w:rFonts w:ascii="宋体" w:hAnsi="宋体"/>
+                <w:b w:val="0"/>
+                <w:sz w:val="14"/>
+              </w:rPr>
+              <w:t>TB-SCORE-003</w:t>
             </w:r>
           </w:p>
         </w:tc>
@@ -47161,11 +47247,11 @@
             </w:pPr>
             <w:r>
               <w:rPr>
-                <w:rFonts w:ascii="宋体" w:hAnsi="宋体" w:eastAsia="宋体"/>
-                <w:b w:val="0"/>
-                <w:sz w:val="14"/>
-              </w:rPr>
-              <w:t>配置库、Prompt/评审日志、提交物与评分核验记录；成熟度：PLANNED_INTEGRATION_EVIDENCE_PENDING；证据状态：PENDING_EVIDENCE</w:t>
+                <w:rFonts w:ascii="宋体" w:hAnsi="宋体"/>
+                <w:b w:val="0"/>
+                <w:sz w:val="14"/>
+              </w:rPr>
+              <w:t>技术文件、验证资料与交付清单；验证安排：实施阶段形成管理、联调与验收证据</w:t>
             </w:r>
           </w:p>
         </w:tc>
@@ -47203,31 +47289,31 @@
             </w:pPr>
             <w:r>
               <w:rPr>
-                <w:rFonts w:ascii="宋体" w:hAnsi="宋体" w:eastAsia="宋体"/>
-                <w:b w:val="0"/>
-                <w:sz w:val="14"/>
-              </w:rPr>
-              <w:t>CM-168／TB-AI-001—004</w:t>
-            </w:r>
-          </w:p>
-        </w:tc>
-        <w:tc>
-          <w:tcPr>
-            <w:tcW w:type="dxa" w:w="2561"/>
-            <w:vAlign w:val="center"/>
-          </w:tcPr>
-          <w:p>
-            <w:pPr>
-              <w:spacing w:after="0"/>
-              <w:ind w:firstLine="0"/>
-            </w:pPr>
-            <w:r>
-              <w:rPr>
-                <w:rFonts w:ascii="宋体" w:hAnsi="宋体" w:eastAsia="宋体"/>
-                <w:b w:val="0"/>
-                <w:sz w:val="14"/>
-              </w:rPr>
-              <w:t>★/数据/图表人工核验；矩阵逐条人工确认；留Prompt；可解释</w:t>
+                <w:rFonts w:ascii="宋体" w:hAnsi="宋体"/>
+                <w:b w:val="0"/>
+                <w:sz w:val="14"/>
+              </w:rPr>
+              <w:t>TB-AI-001—004</w:t>
+            </w:r>
+          </w:p>
+        </w:tc>
+        <w:tc>
+          <w:tcPr>
+            <w:tcW w:type="dxa" w:w="2561"/>
+            <w:vAlign w:val="center"/>
+          </w:tcPr>
+          <w:p>
+            <w:pPr>
+              <w:spacing w:after="0"/>
+              <w:ind w:firstLine="0"/>
+            </w:pPr>
+            <w:r>
+              <w:rPr>
+                <w:rFonts w:ascii="宋体" w:hAnsi="宋体"/>
+                <w:b w:val="0"/>
+                <w:sz w:val="14"/>
+              </w:rPr>
+              <w:t>★/数据/图表人工核验；矩阵逐条人工确认；留编制记录；可解释</w:t>
             </w:r>
           </w:p>
         </w:tc>
@@ -47283,11 +47369,11 @@
             </w:pPr>
             <w:r>
               <w:rPr>
-                <w:rFonts w:ascii="宋体" w:hAnsi="宋体" w:eastAsia="宋体"/>
-                <w:b w:val="0"/>
-                <w:sz w:val="14"/>
-              </w:rPr>
-              <w:t>配置库、Prompt/评审日志、提交物与评分核验记录；成熟度：PLANNED_INTEGRATION_EVIDENCE_PENDING；证据状态：PENDING_EVIDENCE</w:t>
+                <w:rFonts w:ascii="宋体" w:hAnsi="宋体"/>
+                <w:b w:val="0"/>
+                <w:sz w:val="14"/>
+              </w:rPr>
+              <w:t>技术文件、验证资料与交付清单；验证安排：实施阶段形成管理、联调与验收证据</w:t>
             </w:r>
           </w:p>
         </w:tc>
@@ -47331,7 +47417,8 @@
         <w:keepLines/>
       </w:pPr>
       <w:r>
-        <w:t>全部条款当前为无偏离响应，未提出优于需求的无依据承诺。PENDING_EVIDENCE表示设计或管理安排已经建立，但接口、环境、测试、试运行、签认或验收证据需要在后续里程碑形成。任何★条款出现负偏离、关键数字无来源或高影响问题未关闭时，项目不得冻结或提交竣工验收。</w:t>
+        <w:rPr/>
+        <w:t>全部条款均作无偏离响应，未提出无依据的优于需求承诺。接口、环境、测试、试运行、签认和验收资料将在相应实施阶段形成；任何实质性条款、关键指标或重大风险均按招标文件要求进行验证和闭环。</w:t>
       </w:r>
     </w:p>
     <w:p>
@@ -47339,8 +47426,8 @@
         <w:sectPr>
           <w:headerReference w:type="default" r:id="rId40"/>
           <w:footerReference w:type="default" r:id="rId41"/>
-          <w:pgSz w:w="16838" w:h="11906" w:orient="landscape"/>
-          <w:pgMar w:top="850" w:right="737" w:bottom="850" w:left="737" w:header="708" w:footer="708" w:gutter="0"/>
+          <w:pgSz w:w="11909" w:h="16834"/>
+          <w:pgMar w:top="1440" w:right="1440" w:bottom="1440" w:left="1440" w:header="720" w:footer="720" w:gutter="0"/>
           <w:cols w:space="720"/>
           <w:docGrid w:linePitch="360"/>
         </w:sectPr>
@@ -49132,11 +49219,11 @@
             </w:pPr>
             <w:r>
               <w:rPr>
-                <w:rFonts w:ascii="宋体" w:hAnsi="宋体" w:eastAsia="宋体"/>
-                <w:b w:val="0"/>
-                <w:sz w:val="18"/>
-              </w:rPr>
-              <w:t>PENDING_EVIDENCE</w:t>
+                <w:rFonts w:ascii="宋体" w:hAnsi="宋体"/>
+                <w:b w:val="0"/>
+                <w:sz w:val="18"/>
+              </w:rPr>
+              <w:t>实施阶段形成验证证据</w:t>
             </w:r>
           </w:p>
         </w:tc>
@@ -58773,11 +58860,11 @@
             </w:pPr>
             <w:r>
               <w:rPr>
-                <w:rFonts w:ascii="宋体" w:hAnsi="宋体" w:eastAsia="宋体"/>
-                <w:b w:val="0"/>
-                <w:sz w:val="18"/>
-              </w:rPr>
-              <w:t>第三至七章、G1-04</w:t>
+                <w:rFonts w:ascii="宋体" w:hAnsi="宋体"/>
+                <w:b w:val="0"/>
+                <w:sz w:val="18"/>
+              </w:rPr>
+              <w:t>第三至七章、技术方案</w:t>
             </w:r>
           </w:p>
         </w:tc>
@@ -58835,11 +58922,11 @@
             </w:pPr>
             <w:r>
               <w:rPr>
-                <w:rFonts w:ascii="宋体" w:hAnsi="宋体" w:eastAsia="宋体"/>
-                <w:b w:val="0"/>
-                <w:sz w:val="18"/>
-              </w:rPr>
-              <w:t>第八章、G1-06、G1-07</w:t>
+                <w:rFonts w:ascii="宋体" w:hAnsi="宋体"/>
+                <w:b w:val="0"/>
+                <w:sz w:val="18"/>
+              </w:rPr>
+              <w:t>第八章、项目实施计划、风险管理安排</w:t>
             </w:r>
           </w:p>
         </w:tc>
@@ -58959,11 +59046,11 @@
             </w:pPr>
             <w:r>
               <w:rPr>
-                <w:rFonts w:ascii="宋体" w:hAnsi="宋体" w:eastAsia="宋体"/>
-                <w:b w:val="0"/>
-                <w:sz w:val="18"/>
-              </w:rPr>
-              <w:t>第十一章、G1-05</w:t>
+                <w:rFonts w:ascii="宋体" w:hAnsi="宋体"/>
+                <w:b w:val="0"/>
+                <w:sz w:val="18"/>
+              </w:rPr>
+              <w:t>第十一章、技术规格响应</w:t>
             </w:r>
           </w:p>
         </w:tc>
@@ -59001,11 +59088,11 @@
             </w:pPr>
             <w:r>
               <w:rPr>
-                <w:rFonts w:ascii="宋体" w:hAnsi="宋体" w:eastAsia="宋体"/>
-                <w:b w:val="0"/>
-                <w:sz w:val="18"/>
-              </w:rPr>
-              <w:t>原始Prompt、人工复核、Git证据和可解释边界</w:t>
+                <w:rFonts w:ascii="宋体" w:hAnsi="宋体"/>
+                <w:b w:val="0"/>
+                <w:sz w:val="18"/>
+              </w:rPr>
+              <w:t>原始编制记录、人工复核、版本管理证据和可解释边界</w:t>
             </w:r>
           </w:p>
         </w:tc>
@@ -59021,11 +59108,11 @@
             </w:pPr>
             <w:r>
               <w:rPr>
-                <w:rFonts w:ascii="宋体" w:hAnsi="宋体" w:eastAsia="宋体"/>
-                <w:b w:val="0"/>
-                <w:sz w:val="18"/>
-              </w:rPr>
-              <w:t>governance与logs/prompts</w:t>
+                <w:rFonts w:ascii="宋体" w:hAnsi="宋体"/>
+                <w:b w:val="0"/>
+                <w:sz w:val="18"/>
+              </w:rPr>
+              <w:t>质量管理说明</w:t>
             </w:r>
           </w:p>
         </w:tc>
@@ -59907,14 +59994,15 @@
         <w:keepLines/>
       </w:pPr>
       <w:r>
-        <w:t>本技术标全文完。G1-08状态为REVIEW，等待B技术复核和C合规复核，不在本次自行标记DONE。</w:t>
+        <w:rPr/>
+        <w:t>本技术标全文完。</w:t>
       </w:r>
     </w:p>
     <w:sectPr>
       <w:headerReference w:type="default" r:id="rId42"/>
       <w:footerReference w:type="default" r:id="rId43"/>
-      <w:pgSz w:w="11906" w:h="16838"/>
-      <w:pgMar w:top="1247" w:right="1134" w:bottom="1134" w:left="1247" w:header="708" w:footer="708" w:gutter="0"/>
+      <w:pgSz w:w="11909" w:h="16834"/>
+      <w:pgMar w:top="1440" w:right="1440" w:bottom="1440" w:left="1440" w:header="720" w:footer="720" w:gutter="0"/>
       <w:cols w:space="720"/>
       <w:docGrid w:linePitch="360"/>
     </w:sectPr>
@@ -60823,54 +60911,42 @@
     <w:name w:val="heading 1"/>
     <w:uiPriority w:val="9"/>
     <w:qFormat/>
-    <w:pPr>
-      <w:keepNext/>
-      <w:spacing w:before="240" w:after="120"/>
-      <w:outlineLvl w:val="0"/>
-    </w:pPr>
     <w:rPr>
-      <w:rFonts w:ascii="Microsoft YaHei" w:hAnsi="Microsoft YaHei" w:eastAsia="Microsoft YaHei"/>
-      <w:b/>
-      <w:color w:val="1F4E79"/>
+      <w:color w:val="2E74B5"/>
       <w:sz w:val="32"/>
       <w:szCs w:val="32"/>
     </w:rPr>
+    <w:pPr>
+      <w:outlineLvl w:val="0"/>
+    </w:pPr>
   </w:style>
   <w:style w:type="paragraph" w:styleId="2">
     <w:name w:val="heading 2"/>
     <w:uiPriority w:val="9"/>
     <w:unhideWhenUsed/>
     <w:qFormat/>
+    <w:rPr>
+      <w:color w:val="2E74B5"/>
+      <w:sz w:val="26"/>
+      <w:szCs w:val="26"/>
+    </w:rPr>
     <w:pPr>
-      <w:keepNext/>
-      <w:spacing w:before="240" w:after="120"/>
       <w:outlineLvl w:val="1"/>
     </w:pPr>
-    <w:rPr>
-      <w:rFonts w:ascii="Microsoft YaHei" w:hAnsi="Microsoft YaHei" w:eastAsia="Microsoft YaHei"/>
-      <w:b/>
-      <w:color w:val="2F75B5"/>
-      <w:sz w:val="28"/>
-      <w:szCs w:val="26"/>
-    </w:rPr>
   </w:style>
   <w:style w:type="paragraph" w:styleId="3">
     <w:name w:val="heading 3"/>
     <w:uiPriority w:val="9"/>
     <w:unhideWhenUsed/>
     <w:qFormat/>
-    <w:pPr>
-      <w:keepNext/>
-      <w:spacing w:before="240" w:after="120"/>
-      <w:outlineLvl w:val="2"/>
-    </w:pPr>
     <w:rPr>
-      <w:rFonts w:ascii="Microsoft YaHei" w:hAnsi="Microsoft YaHei" w:eastAsia="Microsoft YaHei"/>
-      <w:b/>
-      <w:color w:val="365F91"/>
+      <w:color w:val="1F4D78"/>
       <w:sz w:val="24"/>
       <w:szCs w:val="24"/>
     </w:rPr>
+    <w:pPr>
+      <w:outlineLvl w:val="2"/>
+    </w:pPr>
   </w:style>
   <w:style w:type="paragraph" w:styleId="4">
     <w:name w:val="heading 4"/>

--- a/docs/deliverables/00-投标文件技术标.docx
+++ b/docs/deliverables/00-投标文件技术标.docx
@@ -44,13 +44,15 @@
           <w:rFonts w:ascii="宋体" w:hAnsi="宋体" w:eastAsia="宋体"/>
           <w:sz w:val="26"/>
         </w:rPr>
-        <w:t>项目编号：【待人工确认】</w:t>
+        <w:t>项目编号：03</w:t>
         <w:br/>
-        <w:t>投标人：【待人工确认】</w:t>
+        <w:t>投标人：严宇、何思源、任俊强</w:t>
         <w:br/>
-        <w:t>法定代表人或授权代表：【待人工确认】</w:t>
+        <w:t>法定代表人或授权代表：严宇</w:t>
         <w:br/>
-        <w:t>日期：【待人工确认】</w:t>
+        <w:t>日期：2026年9月10日</w:t>
+        <w:br/>
+        <w:t>用途：仅课程模拟</w:t>
       </w:r>
     </w:p>
     <w:p>
@@ -186,7 +188,7 @@
       </w:pPr>
       <w:r>
         <w:rPr/>
-        <w:t>本文件所述验证安排将在实施阶段形成可追溯的设计、测试、联调、试运行和验收资料。投标主体信息、人员履历及类似业绩等应按招标文件要求补充可核验材料。</w:t>
+        <w:t>文中“响应”表示方案已给出设计或管理安排，不等于现场实施和验收已经完成。接口连通、性能、安全、部署、演练和最终验收证据仍按项目计划形成，统一标记为实施阶段形成验证证据。本文件及十二项书面澄清仅用于课程模拟，不构成现实采购、合同或法人签发文件。</w:t>
       </w:r>
     </w:p>
     <w:p>
@@ -4145,11 +4147,6 @@
       </w:r>
     </w:p>
     <w:p>
-      <w:r>
-        <w:br w:type="page"/>
-      </w:r>
-    </w:p>
-    <w:p>
       <w:pPr>
         <w:pStyle w:val="3"/>
       </w:pPr>
@@ -4162,7 +4159,704 @@
         <w:keepLines/>
       </w:pPr>
       <w:r>
-        <w:t>甲方提供服务器、网络、域名证书、备份介质和后备电源。乙方提交最低配置、端口、域名、证书、时间同步、存储增长和备份要求。最终CPU、内存和存储数值根据甲方环境清单与容量测试固化，当前标记【待人工确认】。</w:t>
+        <w:t>甲方提供服务器、网络、域名证书、备份介质和后备电源。以下为投标阶段建议的初始资源基线，不替代甲方环境确认或容量测试；M2前按实际接口、数据增长和压测结果固化最低配置。</w:t>
+      </w:r>
+    </w:p>
+    <w:tbl>
+      <w:tblPr>
+        <w:tblW w:type="auto" w:w="0"/>
+        <w:tblLayout w:type="autofit"/>
+        <w:tblLook w:firstColumn="1" w:firstRow="1" w:lastColumn="0" w:lastRow="0" w:noHBand="0" w:noVBand="1" w:val="04A0"/>
+        <w:tblBorders>
+          <w:top w:val="single" w:sz="4" w:space="0" w:color="A6A6A6"/>
+          <w:left w:val="single" w:sz="4" w:space="0" w:color="A6A6A6"/>
+          <w:bottom w:val="single" w:sz="4" w:space="0" w:color="A6A6A6"/>
+          <w:right w:val="single" w:sz="4" w:space="0" w:color="A6A6A6"/>
+          <w:insideH w:val="single" w:sz="4" w:space="0" w:color="A6A6A6"/>
+          <w:insideV w:val="single" w:sz="4" w:space="0" w:color="A6A6A6"/>
+        </w:tblBorders>
+      </w:tblPr>
+      <w:tblGrid>
+        <w:gridCol w:w="2381"/>
+        <w:gridCol w:w="2381"/>
+        <w:gridCol w:w="2381"/>
+        <w:gridCol w:w="2381"/>
+      </w:tblGrid>
+      <w:tr>
+        <w:trPr>
+          <w:tblHeader w:val="true"/>
+        </w:trPr>
+        <w:tc>
+          <w:tcPr>
+            <w:tcW w:type="dxa" w:w="2381"/>
+            <w:vAlign w:val="center"/>
+            <w:shd w:fill="D9EAF7"/>
+          </w:tcPr>
+          <w:p>
+            <w:pPr>
+              <w:spacing w:after="0"/>
+              <w:ind w:firstLine="0"/>
+            </w:pPr>
+            <w:r>
+              <w:rPr>
+                <w:rFonts w:ascii="宋体" w:hAnsi="宋体" w:eastAsia="宋体"/>
+                <w:b/>
+                <w:sz w:val="18"/>
+              </w:rPr>
+              <w:t>资源角色</w:t>
+            </w:r>
+          </w:p>
+        </w:tc>
+        <w:tc>
+          <w:tcPr>
+            <w:tcW w:type="dxa" w:w="2381"/>
+            <w:vAlign w:val="center"/>
+            <w:shd w:fill="D9EAF7"/>
+          </w:tcPr>
+          <w:p>
+            <w:pPr>
+              <w:spacing w:after="0"/>
+              <w:ind w:firstLine="0"/>
+            </w:pPr>
+            <w:r>
+              <w:rPr>
+                <w:rFonts w:ascii="宋体" w:hAnsi="宋体" w:eastAsia="宋体"/>
+                <w:b/>
+                <w:sz w:val="18"/>
+              </w:rPr>
+              <w:t>建议初始配置</w:t>
+            </w:r>
+          </w:p>
+        </w:tc>
+        <w:tc>
+          <w:tcPr>
+            <w:tcW w:type="dxa" w:w="2381"/>
+            <w:vAlign w:val="center"/>
+            <w:shd w:fill="D9EAF7"/>
+          </w:tcPr>
+          <w:p>
+            <w:pPr>
+              <w:spacing w:after="0"/>
+              <w:ind w:firstLine="0"/>
+            </w:pPr>
+            <w:r>
+              <w:rPr>
+                <w:rFonts w:ascii="宋体" w:hAnsi="宋体" w:eastAsia="宋体"/>
+                <w:b/>
+                <w:sz w:val="18"/>
+              </w:rPr>
+              <w:t>部署与用途</w:t>
+            </w:r>
+          </w:p>
+        </w:tc>
+        <w:tc>
+          <w:tcPr>
+            <w:tcW w:type="dxa" w:w="2381"/>
+            <w:vAlign w:val="center"/>
+            <w:shd w:fill="D9EAF7"/>
+          </w:tcPr>
+          <w:p>
+            <w:pPr>
+              <w:spacing w:after="0"/>
+              <w:ind w:firstLine="0"/>
+            </w:pPr>
+            <w:r>
+              <w:rPr>
+                <w:rFonts w:ascii="宋体" w:hAnsi="宋体" w:eastAsia="宋体"/>
+                <w:b/>
+                <w:sz w:val="18"/>
+              </w:rPr>
+              <w:t>固化条件</w:t>
+            </w:r>
+          </w:p>
+        </w:tc>
+      </w:tr>
+      <w:tr>
+        <w:tc>
+          <w:tcPr>
+            <w:tcW w:type="dxa" w:w="2381"/>
+            <w:vAlign w:val="center"/>
+          </w:tcPr>
+          <w:p>
+            <w:pPr>
+              <w:spacing w:after="0"/>
+              <w:ind w:firstLine="0"/>
+            </w:pPr>
+            <w:r>
+              <w:rPr>
+                <w:rFonts w:ascii="宋体" w:hAnsi="宋体" w:eastAsia="宋体"/>
+                <w:b w:val="0"/>
+                <w:sz w:val="18"/>
+              </w:rPr>
+              <w:t>接入与应用节点</w:t>
+            </w:r>
+          </w:p>
+        </w:tc>
+        <w:tc>
+          <w:tcPr>
+            <w:tcW w:type="dxa" w:w="2381"/>
+            <w:vAlign w:val="center"/>
+          </w:tcPr>
+          <w:p>
+            <w:pPr>
+              <w:spacing w:after="0"/>
+              <w:ind w:firstLine="0"/>
+            </w:pPr>
+            <w:r>
+              <w:rPr>
+                <w:rFonts w:ascii="宋体" w:hAnsi="宋体" w:eastAsia="宋体"/>
+                <w:b w:val="0"/>
+                <w:sz w:val="18"/>
+              </w:rPr>
+              <w:t>2台，每台8 vCPU、16 GB内存、100 GB系统盘</w:t>
+            </w:r>
+          </w:p>
+        </w:tc>
+        <w:tc>
+          <w:tcPr>
+            <w:tcW w:type="dxa" w:w="2381"/>
+            <w:vAlign w:val="center"/>
+          </w:tcPr>
+          <w:p>
+            <w:pPr>
+              <w:spacing w:after="0"/>
+              <w:ind w:firstLine="0"/>
+            </w:pPr>
+            <w:r>
+              <w:rPr>
+                <w:rFonts w:ascii="宋体" w:hAnsi="宋体" w:eastAsia="宋体"/>
+                <w:b w:val="0"/>
+                <w:sz w:val="18"/>
+              </w:rPr>
+              <w:t>API入口、Web/H5业务服务和任务编排；支持节点级故障隔离</w:t>
+            </w:r>
+          </w:p>
+        </w:tc>
+        <w:tc>
+          <w:tcPr>
+            <w:tcW w:type="dxa" w:w="2381"/>
+            <w:vAlign w:val="center"/>
+          </w:tcPr>
+          <w:p>
+            <w:pPr>
+              <w:spacing w:after="0"/>
+              <w:ind w:firstLine="0"/>
+            </w:pPr>
+            <w:r>
+              <w:rPr>
+                <w:rFonts w:ascii="宋体" w:hAnsi="宋体" w:eastAsia="宋体"/>
+                <w:b w:val="0"/>
+                <w:sz w:val="18"/>
+              </w:rPr>
+              <w:t>峰值不少于100人及关键链路压测通过</w:t>
+            </w:r>
+          </w:p>
+        </w:tc>
+      </w:tr>
+      <w:tr>
+        <w:tc>
+          <w:tcPr>
+            <w:tcW w:type="dxa" w:w="2381"/>
+            <w:vAlign w:val="center"/>
+          </w:tcPr>
+          <w:p>
+            <w:pPr>
+              <w:spacing w:after="0"/>
+              <w:ind w:firstLine="0"/>
+            </w:pPr>
+            <w:r>
+              <w:rPr>
+                <w:rFonts w:ascii="宋体" w:hAnsi="宋体" w:eastAsia="宋体"/>
+                <w:b w:val="0"/>
+                <w:sz w:val="18"/>
+              </w:rPr>
+              <w:t>数据库节点</w:t>
+            </w:r>
+          </w:p>
+        </w:tc>
+        <w:tc>
+          <w:tcPr>
+            <w:tcW w:type="dxa" w:w="2381"/>
+            <w:vAlign w:val="center"/>
+          </w:tcPr>
+          <w:p>
+            <w:pPr>
+              <w:spacing w:after="0"/>
+              <w:ind w:firstLine="0"/>
+            </w:pPr>
+            <w:r>
+              <w:rPr>
+                <w:rFonts w:ascii="宋体" w:hAnsi="宋体" w:eastAsia="宋体"/>
+                <w:b w:val="0"/>
+                <w:sz w:val="18"/>
+              </w:rPr>
+              <w:t>1主1备，每台8 vCPU、32 GB内存、500 GB SSD数据盘</w:t>
+            </w:r>
+          </w:p>
+        </w:tc>
+        <w:tc>
+          <w:tcPr>
+            <w:tcW w:type="dxa" w:w="2381"/>
+            <w:vAlign w:val="center"/>
+          </w:tcPr>
+          <w:p>
+            <w:pPr>
+              <w:spacing w:after="0"/>
+              <w:ind w:firstLine="0"/>
+            </w:pPr>
+            <w:r>
+              <w:rPr>
+                <w:rFonts w:ascii="宋体" w:hAnsi="宋体" w:eastAsia="宋体"/>
+                <w:b w:val="0"/>
+                <w:sz w:val="18"/>
+              </w:rPr>
+              <w:t>事务数据、空间索引、状态历史和审计索引</w:t>
+            </w:r>
+          </w:p>
+        </w:tc>
+        <w:tc>
+          <w:tcPr>
+            <w:tcW w:type="dxa" w:w="2381"/>
+            <w:vAlign w:val="center"/>
+          </w:tcPr>
+          <w:p>
+            <w:pPr>
+              <w:spacing w:after="0"/>
+              <w:ind w:firstLine="0"/>
+            </w:pPr>
+            <w:r>
+              <w:rPr>
+                <w:rFonts w:ascii="宋体" w:hAnsi="宋体" w:eastAsia="宋体"/>
+                <w:b w:val="0"/>
+                <w:sz w:val="18"/>
+              </w:rPr>
+              <w:t>数据规模、连接池、慢查询和恢复演练通过</w:t>
+            </w:r>
+          </w:p>
+        </w:tc>
+      </w:tr>
+      <w:tr>
+        <w:tc>
+          <w:tcPr>
+            <w:tcW w:type="dxa" w:w="2381"/>
+            <w:vAlign w:val="center"/>
+          </w:tcPr>
+          <w:p>
+            <w:pPr>
+              <w:spacing w:after="0"/>
+              <w:ind w:firstLine="0"/>
+            </w:pPr>
+            <w:r>
+              <w:rPr>
+                <w:rFonts w:ascii="宋体" w:hAnsi="宋体" w:eastAsia="宋体"/>
+                <w:b w:val="0"/>
+                <w:sz w:val="18"/>
+              </w:rPr>
+              <w:t>缓存与消息节点</w:t>
+            </w:r>
+          </w:p>
+        </w:tc>
+        <w:tc>
+          <w:tcPr>
+            <w:tcW w:type="dxa" w:w="2381"/>
+            <w:vAlign w:val="center"/>
+          </w:tcPr>
+          <w:p>
+            <w:pPr>
+              <w:spacing w:after="0"/>
+              <w:ind w:firstLine="0"/>
+            </w:pPr>
+            <w:r>
+              <w:rPr>
+                <w:rFonts w:ascii="宋体" w:hAnsi="宋体" w:eastAsia="宋体"/>
+                <w:b w:val="0"/>
+                <w:sz w:val="18"/>
+              </w:rPr>
+              <w:t>2台，每台4 vCPU、8 GB内存、100 GB数据盘</w:t>
+            </w:r>
+          </w:p>
+        </w:tc>
+        <w:tc>
+          <w:tcPr>
+            <w:tcW w:type="dxa" w:w="2381"/>
+            <w:vAlign w:val="center"/>
+          </w:tcPr>
+          <w:p>
+            <w:pPr>
+              <w:spacing w:after="0"/>
+              <w:ind w:firstLine="0"/>
+            </w:pPr>
+            <w:r>
+              <w:rPr>
+                <w:rFonts w:ascii="宋体" w:hAnsi="宋体" w:eastAsia="宋体"/>
+                <w:b w:val="0"/>
+                <w:sz w:val="18"/>
+              </w:rPr>
+              <w:t>缓存、延迟任务、异步投递和重试队列</w:t>
+            </w:r>
+          </w:p>
+        </w:tc>
+        <w:tc>
+          <w:tcPr>
+            <w:tcW w:type="dxa" w:w="2381"/>
+            <w:vAlign w:val="center"/>
+          </w:tcPr>
+          <w:p>
+            <w:pPr>
+              <w:spacing w:after="0"/>
+              <w:ind w:firstLine="0"/>
+            </w:pPr>
+            <w:r>
+              <w:rPr>
+                <w:rFonts w:ascii="宋体" w:hAnsi="宋体" w:eastAsia="宋体"/>
+                <w:b w:val="0"/>
+                <w:sz w:val="18"/>
+              </w:rPr>
+              <w:t>队列积压、重复投递和节点切换测试通过</w:t>
+            </w:r>
+          </w:p>
+        </w:tc>
+      </w:tr>
+      <w:tr>
+        <w:tc>
+          <w:tcPr>
+            <w:tcW w:type="dxa" w:w="2381"/>
+            <w:vAlign w:val="center"/>
+          </w:tcPr>
+          <w:p>
+            <w:pPr>
+              <w:spacing w:after="0"/>
+              <w:ind w:firstLine="0"/>
+            </w:pPr>
+            <w:r>
+              <w:rPr>
+                <w:rFonts w:ascii="宋体" w:hAnsi="宋体" w:eastAsia="宋体"/>
+                <w:b w:val="0"/>
+                <w:sz w:val="18"/>
+              </w:rPr>
+              <w:t>文件与日志存储</w:t>
+            </w:r>
+          </w:p>
+        </w:tc>
+        <w:tc>
+          <w:tcPr>
+            <w:tcW w:type="dxa" w:w="2381"/>
+            <w:vAlign w:val="center"/>
+          </w:tcPr>
+          <w:p>
+            <w:pPr>
+              <w:spacing w:after="0"/>
+              <w:ind w:firstLine="0"/>
+            </w:pPr>
+            <w:r>
+              <w:rPr>
+                <w:rFonts w:ascii="宋体" w:hAnsi="宋体" w:eastAsia="宋体"/>
+                <w:b w:val="0"/>
+                <w:sz w:val="18"/>
+              </w:rPr>
+              <w:t>可用容量不少于2 TB</w:t>
+            </w:r>
+          </w:p>
+        </w:tc>
+        <w:tc>
+          <w:tcPr>
+            <w:tcW w:type="dxa" w:w="2381"/>
+            <w:vAlign w:val="center"/>
+          </w:tcPr>
+          <w:p>
+            <w:pPr>
+              <w:spacing w:after="0"/>
+              <w:ind w:firstLine="0"/>
+            </w:pPr>
+            <w:r>
+              <w:rPr>
+                <w:rFonts w:ascii="宋体" w:hAnsi="宋体" w:eastAsia="宋体"/>
+                <w:b w:val="0"/>
+                <w:sz w:val="18"/>
+              </w:rPr>
+              <w:t>附件、导出文件、运行日志和安全审计；不承担视频录像保存</w:t>
+            </w:r>
+          </w:p>
+        </w:tc>
+        <w:tc>
+          <w:tcPr>
+            <w:tcW w:type="dxa" w:w="2381"/>
+            <w:vAlign w:val="center"/>
+          </w:tcPr>
+          <w:p>
+            <w:pPr>
+              <w:spacing w:after="0"/>
+              <w:ind w:firstLine="0"/>
+            </w:pPr>
+            <w:r>
+              <w:rPr>
+                <w:rFonts w:ascii="宋体" w:hAnsi="宋体" w:eastAsia="宋体"/>
+                <w:b w:val="0"/>
+                <w:sz w:val="18"/>
+              </w:rPr>
+              <w:t>按保存周期、增长率和水位告警复核容量</w:t>
+            </w:r>
+          </w:p>
+        </w:tc>
+      </w:tr>
+      <w:tr>
+        <w:tc>
+          <w:tcPr>
+            <w:tcW w:type="dxa" w:w="2381"/>
+            <w:vAlign w:val="center"/>
+          </w:tcPr>
+          <w:p>
+            <w:pPr>
+              <w:spacing w:after="0"/>
+              <w:ind w:firstLine="0"/>
+            </w:pPr>
+            <w:r>
+              <w:rPr>
+                <w:rFonts w:ascii="宋体" w:hAnsi="宋体" w:eastAsia="宋体"/>
+                <w:b w:val="0"/>
+                <w:sz w:val="18"/>
+              </w:rPr>
+              <w:t>备份介质</w:t>
+            </w:r>
+          </w:p>
+        </w:tc>
+        <w:tc>
+          <w:tcPr>
+            <w:tcW w:type="dxa" w:w="2381"/>
+            <w:vAlign w:val="center"/>
+          </w:tcPr>
+          <w:p>
+            <w:pPr>
+              <w:spacing w:after="0"/>
+              <w:ind w:firstLine="0"/>
+            </w:pPr>
+            <w:r>
+              <w:rPr>
+                <w:rFonts w:ascii="宋体" w:hAnsi="宋体" w:eastAsia="宋体"/>
+                <w:b w:val="0"/>
+                <w:sz w:val="18"/>
+              </w:rPr>
+              <w:t>可用容量不少于4 TB，与生产存储隔离</w:t>
+            </w:r>
+          </w:p>
+        </w:tc>
+        <w:tc>
+          <w:tcPr>
+            <w:tcW w:type="dxa" w:w="2381"/>
+            <w:vAlign w:val="center"/>
+          </w:tcPr>
+          <w:p>
+            <w:pPr>
+              <w:spacing w:after="0"/>
+              <w:ind w:firstLine="0"/>
+            </w:pPr>
+            <w:r>
+              <w:rPr>
+                <w:rFonts w:ascii="宋体" w:hAnsi="宋体" w:eastAsia="宋体"/>
+                <w:b w:val="0"/>
+                <w:sz w:val="18"/>
+              </w:rPr>
+              <w:t>每日增量、每周全量备份及恢复演练</w:t>
+            </w:r>
+          </w:p>
+        </w:tc>
+        <w:tc>
+          <w:tcPr>
+            <w:tcW w:type="dxa" w:w="2381"/>
+            <w:vAlign w:val="center"/>
+          </w:tcPr>
+          <w:p>
+            <w:pPr>
+              <w:spacing w:after="0"/>
+              <w:ind w:firstLine="0"/>
+            </w:pPr>
+            <w:r>
+              <w:rPr>
+                <w:rFonts w:ascii="宋体" w:hAnsi="宋体" w:eastAsia="宋体"/>
+                <w:b w:val="0"/>
+                <w:sz w:val="18"/>
+              </w:rPr>
+              <w:t>恢复时间和数据一致性满足验收要求</w:t>
+            </w:r>
+          </w:p>
+        </w:tc>
+      </w:tr>
+      <w:tr>
+        <w:tc>
+          <w:tcPr>
+            <w:tcW w:type="dxa" w:w="2381"/>
+            <w:vAlign w:val="center"/>
+          </w:tcPr>
+          <w:p>
+            <w:pPr>
+              <w:spacing w:after="0"/>
+              <w:ind w:firstLine="0"/>
+            </w:pPr>
+            <w:r>
+              <w:rPr>
+                <w:rFonts w:ascii="宋体" w:hAnsi="宋体" w:eastAsia="宋体"/>
+                <w:b w:val="0"/>
+                <w:sz w:val="18"/>
+              </w:rPr>
+              <w:t>网络与安全域</w:t>
+            </w:r>
+          </w:p>
+        </w:tc>
+        <w:tc>
+          <w:tcPr>
+            <w:tcW w:type="dxa" w:w="2381"/>
+            <w:vAlign w:val="center"/>
+          </w:tcPr>
+          <w:p>
+            <w:pPr>
+              <w:spacing w:after="0"/>
+              <w:ind w:firstLine="0"/>
+            </w:pPr>
+            <w:r>
+              <w:rPr>
+                <w:rFonts w:ascii="宋体" w:hAnsi="宋体" w:eastAsia="宋体"/>
+                <w:b w:val="0"/>
+                <w:sz w:val="18"/>
+              </w:rPr>
+              <w:t>节点链路不低于1 Gbps；接入、应用、数据、运维分区</w:t>
+            </w:r>
+          </w:p>
+        </w:tc>
+        <w:tc>
+          <w:tcPr>
+            <w:tcW w:type="dxa" w:w="2381"/>
+            <w:vAlign w:val="center"/>
+          </w:tcPr>
+          <w:p>
+            <w:pPr>
+              <w:spacing w:after="0"/>
+              <w:ind w:firstLine="0"/>
+            </w:pPr>
+            <w:r>
+              <w:rPr>
+                <w:rFonts w:ascii="宋体" w:hAnsi="宋体" w:eastAsia="宋体"/>
+                <w:b w:val="0"/>
+                <w:sz w:val="18"/>
+              </w:rPr>
+              <w:t>域名/证书、NTP、DNS、访问控制、审计和必要端口</w:t>
+            </w:r>
+          </w:p>
+        </w:tc>
+        <w:tc>
+          <w:tcPr>
+            <w:tcW w:type="dxa" w:w="2381"/>
+            <w:vAlign w:val="center"/>
+          </w:tcPr>
+          <w:p>
+            <w:pPr>
+              <w:spacing w:after="0"/>
+              <w:ind w:firstLine="0"/>
+            </w:pPr>
+            <w:r>
+              <w:rPr>
+                <w:rFonts w:ascii="宋体" w:hAnsi="宋体" w:eastAsia="宋体"/>
+                <w:b w:val="0"/>
+                <w:sz w:val="18"/>
+              </w:rPr>
+              <w:t>甲方网络安全方案和端口审批确认</w:t>
+            </w:r>
+          </w:p>
+        </w:tc>
+      </w:tr>
+      <w:tr>
+        <w:tc>
+          <w:tcPr>
+            <w:tcW w:type="dxa" w:w="2381"/>
+            <w:vAlign w:val="center"/>
+          </w:tcPr>
+          <w:p>
+            <w:pPr>
+              <w:spacing w:after="0"/>
+              <w:ind w:firstLine="0"/>
+            </w:pPr>
+            <w:r>
+              <w:rPr>
+                <w:rFonts w:ascii="宋体" w:hAnsi="宋体" w:eastAsia="宋体"/>
+                <w:b w:val="0"/>
+                <w:sz w:val="18"/>
+              </w:rPr>
+              <w:t>操作系统与容器</w:t>
+            </w:r>
+          </w:p>
+        </w:tc>
+        <w:tc>
+          <w:tcPr>
+            <w:tcW w:type="dxa" w:w="2381"/>
+            <w:vAlign w:val="center"/>
+          </w:tcPr>
+          <w:p>
+            <w:pPr>
+              <w:spacing w:after="0"/>
+              <w:ind w:firstLine="0"/>
+            </w:pPr>
+            <w:r>
+              <w:rPr>
+                <w:rFonts w:ascii="宋体" w:hAnsi="宋体" w:eastAsia="宋体"/>
+                <w:b w:val="0"/>
+                <w:sz w:val="18"/>
+              </w:rPr>
+              <w:t>主流Linux或甲方认可国产操作系统；支持离线容器运行</w:t>
+            </w:r>
+          </w:p>
+        </w:tc>
+        <w:tc>
+          <w:tcPr>
+            <w:tcW w:type="dxa" w:w="2381"/>
+            <w:vAlign w:val="center"/>
+          </w:tcPr>
+          <w:p>
+            <w:pPr>
+              <w:spacing w:after="0"/>
+              <w:ind w:firstLine="0"/>
+            </w:pPr>
+            <w:r>
+              <w:rPr>
+                <w:rFonts w:ascii="宋体" w:hAnsi="宋体" w:eastAsia="宋体"/>
+                <w:b w:val="0"/>
+                <w:sz w:val="18"/>
+              </w:rPr>
+              <w:t>容器镜像、编排、健康检查、升级与回滚</w:t>
+            </w:r>
+          </w:p>
+        </w:tc>
+        <w:tc>
+          <w:tcPr>
+            <w:tcW w:type="dxa" w:w="2381"/>
+            <w:vAlign w:val="center"/>
+          </w:tcPr>
+          <w:p>
+            <w:pPr>
+              <w:spacing w:after="0"/>
+              <w:ind w:firstLine="0"/>
+            </w:pPr>
+            <w:r>
+              <w:rPr>
+                <w:rFonts w:ascii="宋体" w:hAnsi="宋体" w:eastAsia="宋体"/>
+                <w:b w:val="0"/>
+                <w:sz w:val="18"/>
+              </w:rPr>
+              <w:t>M2冻结兼容组合，M3前完成干净环境部署验证</w:t>
+            </w:r>
+          </w:p>
+        </w:tc>
+      </w:tr>
+    </w:tbl>
+    <w:p>
+      <w:pPr>
+        <w:spacing w:after="0"/>
+      </w:pPr>
+    </w:p>
+    <w:p>
+      <w:pPr>
+        <w:keepLines/>
+      </w:pPr>
+      <w:r>
+        <w:t>资源水位达到预警阈值时，先限制非关键报表刷新和大范围地图图层，再保护事件接报、预案启动、任务下达、告警接入和消息回执。扩容或限流动作、恢复条件与回退结果必须进入压测和运维记录。</w:t>
       </w:r>
     </w:p>
     <w:p>
@@ -5947,7 +6641,7 @@
         <w:keepLines/>
       </w:pPr>
       <w:r>
-        <w:t>上报或告警形成待核实事件，审批通过后转已确认。授权人员选择预案并启动，本地事务写入事件状态、预案快照、任务和待发送消息；异步投递处理通道波动。</w:t>
+        <w:t>上报或告警形成待核实事件，审批通过后转已确认。授权人员选择预案并启动，本地事务写入事件状态、预案快照、任务和待发送消息；异步投递处理通道波动。人员位置按“新鲜、过期、不可用”标识，新鲜度阈值在M2按定位源和业务场景配置；位置过期或不可用时，不自动形成基于邻近关系的调派结论，须由指挥人员核实后调派。</w:t>
       </w:r>
     </w:p>
     <w:p>
@@ -7706,40 +8400,11 @@
       </w:r>
     </w:p>
     <w:p>
+      <w:pPr>
+        <w:keepLines/>
+      </w:pPr>
       <w:r>
-        <w:br w:type="page"/>
-      </w:r>
-    </w:p>
-    <w:p>
-      <w:pPr>
-        <w:pStyle w:val="1"/>
-      </w:pPr>
-      <w:r>
-        <w:t>第四章 功能实现方案</w:t>
-      </w:r>
-    </w:p>
-    <w:p>
-      <w:pPr>
-        <w:pStyle w:val="2"/>
-      </w:pPr>
-      <w:r>
-        <w:t>4.1 F-01 应急预案管理</w:t>
-      </w:r>
-    </w:p>
-    <w:p>
-      <w:pPr>
-        <w:pStyle w:val="3"/>
-      </w:pPr>
-      <w:r>
-        <w:t>4.1.1 需求理解</w:t>
-      </w:r>
-    </w:p>
-    <w:p>
-      <w:pPr>
-        <w:keepLines/>
-      </w:pPr>
-      <w:r>
-        <w:t>把纸质预案转化为可发布、可版本化、可执行的数字预案。系统区分综合预案、专项预案和现场处置方案，并按区域、时段和风险情景细化。已发布版本在事件启动时形成不可变快照，防止后续修订改变历史处置依据。</w:t>
+        <w:t>外部条件在进入联调前按下表逐项确认；未取得资料或未完成连通验证的项目保持“待确认”，不得以假定可用替代证据，也不得据此宣称已经具备现场实施条件。</w:t>
       </w:r>
     </w:p>
     <w:tbl>
@@ -7783,7 +8448,7 @@
                 <w:b/>
                 <w:sz w:val="18"/>
               </w:rPr>
-              <w:t>需求</w:t>
+              <w:t>外部能力</w:t>
             </w:r>
           </w:p>
         </w:tc>
@@ -7804,7 +8469,7 @@
                 <w:b/>
                 <w:sz w:val="18"/>
               </w:rPr>
-              <w:t>★</w:t>
+              <w:t>责任方</w:t>
             </w:r>
           </w:p>
         </w:tc>
@@ -7825,7 +8490,7 @@
                 <w:b/>
                 <w:sz w:val="18"/>
               </w:rPr>
-              <w:t>实现响应</w:t>
+              <w:t>联调前必须确认</w:t>
             </w:r>
           </w:p>
         </w:tc>
@@ -7846,7 +8511,7 @@
                 <w:b/>
                 <w:sz w:val="18"/>
               </w:rPr>
-              <w:t>当前证据状态</w:t>
+              <w:t>当前状态与准入条件</w:t>
             </w:r>
           </w:p>
         </w:tc>
@@ -7868,67 +8533,67 @@
                 <w:b w:val="0"/>
                 <w:sz w:val="18"/>
               </w:rPr>
-              <w:t>FR-01.1</w:t>
-            </w:r>
-          </w:p>
-        </w:tc>
-        <w:tc>
-          <w:tcPr>
-            <w:tcW w:type="dxa" w:w="2381"/>
-            <w:vAlign w:val="center"/>
-          </w:tcPr>
-          <w:p>
-            <w:pPr>
-              <w:spacing w:after="0"/>
-              <w:ind w:firstLine="0"/>
-            </w:pPr>
-            <w:r>
-              <w:rPr>
-                <w:rFonts w:ascii="宋体" w:hAnsi="宋体" w:eastAsia="宋体"/>
-                <w:b w:val="0"/>
-                <w:sz w:val="18"/>
-              </w:rPr>
-              <w:t>★</w:t>
-            </w:r>
-          </w:p>
-        </w:tc>
-        <w:tc>
-          <w:tcPr>
-            <w:tcW w:type="dxa" w:w="2381"/>
-            <w:vAlign w:val="center"/>
-          </w:tcPr>
-          <w:p>
-            <w:pPr>
-              <w:spacing w:after="0"/>
-              <w:ind w:firstLine="0"/>
-            </w:pPr>
-            <w:r>
-              <w:rPr>
-                <w:rFonts w:ascii="宋体" w:hAnsi="宋体" w:eastAsia="宋体"/>
-                <w:b w:val="0"/>
-                <w:sz w:val="18"/>
-              </w:rPr>
-              <w:t>预案编制；综合/专项/现场分层；按分区、分时、分险细化</w:t>
-            </w:r>
-          </w:p>
-        </w:tc>
-        <w:tc>
-          <w:tcPr>
-            <w:tcW w:type="dxa" w:w="2381"/>
-            <w:vAlign w:val="center"/>
-          </w:tcPr>
-          <w:p>
-            <w:pPr>
-              <w:spacing w:after="0"/>
-              <w:ind w:firstLine="0"/>
-            </w:pPr>
-            <w:r>
-              <w:rPr>
-                <w:rFonts w:ascii="宋体" w:hAnsi="宋体" w:eastAsia="宋体"/>
-                <w:b w:val="0"/>
-                <w:sz w:val="18"/>
-              </w:rPr>
-              <w:t>设计覆盖；实施和测试证据待形成</w:t>
+              <w:t>统一身份、中台组织与权限</w:t>
+            </w:r>
+          </w:p>
+        </w:tc>
+        <w:tc>
+          <w:tcPr>
+            <w:tcW w:type="dxa" w:w="2381"/>
+            <w:vAlign w:val="center"/>
+          </w:tcPr>
+          <w:p>
+            <w:pPr>
+              <w:spacing w:after="0"/>
+              <w:ind w:firstLine="0"/>
+            </w:pPr>
+            <w:r>
+              <w:rPr>
+                <w:rFonts w:ascii="宋体" w:hAnsi="宋体" w:eastAsia="宋体"/>
+                <w:b w:val="0"/>
+                <w:sz w:val="18"/>
+              </w:rPr>
+              <w:t>甲方/系统责任方</w:t>
+            </w:r>
+          </w:p>
+        </w:tc>
+        <w:tc>
+          <w:tcPr>
+            <w:tcW w:type="dxa" w:w="2381"/>
+            <w:vAlign w:val="center"/>
+          </w:tcPr>
+          <w:p>
+            <w:pPr>
+              <w:spacing w:after="0"/>
+              <w:ind w:firstLine="0"/>
+            </w:pPr>
+            <w:r>
+              <w:rPr>
+                <w:rFonts w:ascii="宋体" w:hAnsi="宋体" w:eastAsia="宋体"/>
+                <w:b w:val="0"/>
+                <w:sz w:val="18"/>
+              </w:rPr>
+              <w:t>接口版本、认证方式、字段字典、测试账号、访问地址</w:t>
+            </w:r>
+          </w:p>
+        </w:tc>
+        <w:tc>
+          <w:tcPr>
+            <w:tcW w:type="dxa" w:w="2381"/>
+            <w:vAlign w:val="center"/>
+          </w:tcPr>
+          <w:p>
+            <w:pPr>
+              <w:spacing w:after="0"/>
+              <w:ind w:firstLine="0"/>
+            </w:pPr>
+            <w:r>
+              <w:rPr>
+                <w:rFonts w:ascii="宋体" w:hAnsi="宋体" w:eastAsia="宋体"/>
+                <w:b w:val="0"/>
+                <w:sz w:val="18"/>
+              </w:rPr>
+              <w:t>待确认；资料齐备并完成最小读写用例后准入</w:t>
             </w:r>
           </w:p>
         </w:tc>
@@ -7950,67 +8615,67 @@
                 <w:b w:val="0"/>
                 <w:sz w:val="18"/>
               </w:rPr>
-              <w:t>FR-01.2</w:t>
-            </w:r>
-          </w:p>
-        </w:tc>
-        <w:tc>
-          <w:tcPr>
-            <w:tcW w:type="dxa" w:w="2381"/>
-            <w:vAlign w:val="center"/>
-          </w:tcPr>
-          <w:p>
-            <w:pPr>
-              <w:spacing w:after="0"/>
-              <w:ind w:firstLine="0"/>
-            </w:pPr>
-            <w:r>
-              <w:rPr>
-                <w:rFonts w:ascii="宋体" w:hAnsi="宋体" w:eastAsia="宋体"/>
-                <w:b w:val="0"/>
-                <w:sz w:val="18"/>
-              </w:rPr>
-              <w:t>★</w:t>
-            </w:r>
-          </w:p>
-        </w:tc>
-        <w:tc>
-          <w:tcPr>
-            <w:tcW w:type="dxa" w:w="2381"/>
-            <w:vAlign w:val="center"/>
-          </w:tcPr>
-          <w:p>
-            <w:pPr>
-              <w:spacing w:after="0"/>
-              <w:ind w:firstLine="0"/>
-            </w:pPr>
-            <w:r>
-              <w:rPr>
-                <w:rFonts w:ascii="宋体" w:hAnsi="宋体" w:eastAsia="宋体"/>
-                <w:b w:val="0"/>
-                <w:sz w:val="18"/>
-              </w:rPr>
-              <w:t>配置流程、任务、会议群组、通知人与调派人员</w:t>
-            </w:r>
-          </w:p>
-        </w:tc>
-        <w:tc>
-          <w:tcPr>
-            <w:tcW w:type="dxa" w:w="2381"/>
-            <w:vAlign w:val="center"/>
-          </w:tcPr>
-          <w:p>
-            <w:pPr>
-              <w:spacing w:after="0"/>
-              <w:ind w:firstLine="0"/>
-            </w:pPr>
-            <w:r>
-              <w:rPr>
-                <w:rFonts w:ascii="宋体" w:hAnsi="宋体" w:eastAsia="宋体"/>
-                <w:b w:val="0"/>
-                <w:sz w:val="18"/>
-              </w:rPr>
-              <w:t>设计覆盖；实施和测试证据待形成</w:t>
+              <w:t>地图、楼层与空间数据</w:t>
+            </w:r>
+          </w:p>
+        </w:tc>
+        <w:tc>
+          <w:tcPr>
+            <w:tcW w:type="dxa" w:w="2381"/>
+            <w:vAlign w:val="center"/>
+          </w:tcPr>
+          <w:p>
+            <w:pPr>
+              <w:spacing w:after="0"/>
+              <w:ind w:firstLine="0"/>
+            </w:pPr>
+            <w:r>
+              <w:rPr>
+                <w:rFonts w:ascii="宋体" w:hAnsi="宋体" w:eastAsia="宋体"/>
+                <w:b w:val="0"/>
+                <w:sz w:val="18"/>
+              </w:rPr>
+              <w:t>甲方/系统责任方</w:t>
+            </w:r>
+          </w:p>
+        </w:tc>
+        <w:tc>
+          <w:tcPr>
+            <w:tcW w:type="dxa" w:w="2381"/>
+            <w:vAlign w:val="center"/>
+          </w:tcPr>
+          <w:p>
+            <w:pPr>
+              <w:spacing w:after="0"/>
+              <w:ind w:firstLine="0"/>
+            </w:pPr>
+            <w:r>
+              <w:rPr>
+                <w:rFonts w:ascii="宋体" w:hAnsi="宋体" w:eastAsia="宋体"/>
+                <w:b w:val="0"/>
+                <w:sz w:val="18"/>
+              </w:rPr>
+              <w:t>坐标系、楼栋楼层编码、服务版本、授权范围、更新机制</w:t>
+            </w:r>
+          </w:p>
+        </w:tc>
+        <w:tc>
+          <w:tcPr>
+            <w:tcW w:type="dxa" w:w="2381"/>
+            <w:vAlign w:val="center"/>
+          </w:tcPr>
+          <w:p>
+            <w:pPr>
+              <w:spacing w:after="0"/>
+              <w:ind w:firstLine="0"/>
+            </w:pPr>
+            <w:r>
+              <w:rPr>
+                <w:rFonts w:ascii="宋体" w:hAnsi="宋体" w:eastAsia="宋体"/>
+                <w:b w:val="0"/>
+                <w:sz w:val="18"/>
+              </w:rPr>
+              <w:t>待确认；样例数据校验通过后准入</w:t>
             </w:r>
           </w:p>
         </w:tc>
@@ -8032,67 +8697,67 @@
                 <w:b w:val="0"/>
                 <w:sz w:val="18"/>
               </w:rPr>
-              <w:t>FR-01.3</w:t>
-            </w:r>
-          </w:p>
-        </w:tc>
-        <w:tc>
-          <w:tcPr>
-            <w:tcW w:type="dxa" w:w="2381"/>
-            <w:vAlign w:val="center"/>
-          </w:tcPr>
-          <w:p>
-            <w:pPr>
-              <w:spacing w:after="0"/>
-              <w:ind w:firstLine="0"/>
-            </w:pPr>
-            <w:r>
-              <w:rPr>
-                <w:rFonts w:ascii="宋体" w:hAnsi="宋体" w:eastAsia="宋体"/>
-                <w:b w:val="0"/>
-                <w:sz w:val="18"/>
-              </w:rPr>
-              <w:t>★</w:t>
-            </w:r>
-          </w:p>
-        </w:tc>
-        <w:tc>
-          <w:tcPr>
-            <w:tcW w:type="dxa" w:w="2381"/>
-            <w:vAlign w:val="center"/>
-          </w:tcPr>
-          <w:p>
-            <w:pPr>
-              <w:spacing w:after="0"/>
-              <w:ind w:firstLine="0"/>
-            </w:pPr>
-            <w:r>
-              <w:rPr>
-                <w:rFonts w:ascii="宋体" w:hAnsi="宋体" w:eastAsia="宋体"/>
-                <w:b w:val="0"/>
-                <w:sz w:val="18"/>
-              </w:rPr>
-              <w:t>自定义任务并在预案启动时自动下发移动终端</w:t>
-            </w:r>
-          </w:p>
-        </w:tc>
-        <w:tc>
-          <w:tcPr>
-            <w:tcW w:type="dxa" w:w="2381"/>
-            <w:vAlign w:val="center"/>
-          </w:tcPr>
-          <w:p>
-            <w:pPr>
-              <w:spacing w:after="0"/>
-              <w:ind w:firstLine="0"/>
-            </w:pPr>
-            <w:r>
-              <w:rPr>
-                <w:rFonts w:ascii="宋体" w:hAnsi="宋体" w:eastAsia="宋体"/>
-                <w:b w:val="0"/>
-                <w:sz w:val="18"/>
-              </w:rPr>
-              <w:t>设计覆盖；实施和测试证据待形成</w:t>
+              <w:t>人员定位</w:t>
+            </w:r>
+          </w:p>
+        </w:tc>
+        <w:tc>
+          <w:tcPr>
+            <w:tcW w:type="dxa" w:w="2381"/>
+            <w:vAlign w:val="center"/>
+          </w:tcPr>
+          <w:p>
+            <w:pPr>
+              <w:spacing w:after="0"/>
+              <w:ind w:firstLine="0"/>
+            </w:pPr>
+            <w:r>
+              <w:rPr>
+                <w:rFonts w:ascii="宋体" w:hAnsi="宋体" w:eastAsia="宋体"/>
+                <w:b w:val="0"/>
+                <w:sz w:val="18"/>
+              </w:rPr>
+              <w:t>甲方/系统责任方</w:t>
+            </w:r>
+          </w:p>
+        </w:tc>
+        <w:tc>
+          <w:tcPr>
+            <w:tcW w:type="dxa" w:w="2381"/>
+            <w:vAlign w:val="center"/>
+          </w:tcPr>
+          <w:p>
+            <w:pPr>
+              <w:spacing w:after="0"/>
+              <w:ind w:firstLine="0"/>
+            </w:pPr>
+            <w:r>
+              <w:rPr>
+                <w:rFonts w:ascii="宋体" w:hAnsi="宋体" w:eastAsia="宋体"/>
+                <w:b w:val="0"/>
+                <w:sz w:val="18"/>
+              </w:rPr>
+              <w:t>定位接口、刷新周期、时间戳、误差口径、失联语义</w:t>
+            </w:r>
+          </w:p>
+        </w:tc>
+        <w:tc>
+          <w:tcPr>
+            <w:tcW w:type="dxa" w:w="2381"/>
+            <w:vAlign w:val="center"/>
+          </w:tcPr>
+          <w:p>
+            <w:pPr>
+              <w:spacing w:after="0"/>
+              <w:ind w:firstLine="0"/>
+            </w:pPr>
+            <w:r>
+              <w:rPr>
+                <w:rFonts w:ascii="宋体" w:hAnsi="宋体" w:eastAsia="宋体"/>
+                <w:b w:val="0"/>
+                <w:sz w:val="18"/>
+              </w:rPr>
+              <w:t>待确认；新鲜度与失联降级用例通过后准入</w:t>
             </w:r>
           </w:p>
         </w:tc>
@@ -8114,67 +8779,313 @@
                 <w:b w:val="0"/>
                 <w:sz w:val="18"/>
               </w:rPr>
-              <w:t>FR-01.4</w:t>
-            </w:r>
-          </w:p>
-        </w:tc>
-        <w:tc>
-          <w:tcPr>
-            <w:tcW w:type="dxa" w:w="2381"/>
-            <w:vAlign w:val="center"/>
-          </w:tcPr>
-          <w:p>
-            <w:pPr>
-              <w:spacing w:after="0"/>
-              <w:ind w:firstLine="0"/>
-            </w:pPr>
-            <w:r>
-              <w:rPr>
-                <w:rFonts w:ascii="宋体" w:hAnsi="宋体" w:eastAsia="宋体"/>
-                <w:b w:val="0"/>
-                <w:sz w:val="18"/>
-              </w:rPr>
-              <w:t>否</w:t>
-            </w:r>
-          </w:p>
-        </w:tc>
-        <w:tc>
-          <w:tcPr>
-            <w:tcW w:type="dxa" w:w="2381"/>
-            <w:vAlign w:val="center"/>
-          </w:tcPr>
-          <w:p>
-            <w:pPr>
-              <w:spacing w:after="0"/>
-              <w:ind w:firstLine="0"/>
-            </w:pPr>
-            <w:r>
-              <w:rPr>
-                <w:rFonts w:ascii="宋体" w:hAnsi="宋体" w:eastAsia="宋体"/>
-                <w:b w:val="0"/>
-                <w:sz w:val="18"/>
-              </w:rPr>
-              <w:t>附件、检索、修订、版本；宜提供标准示例模板</w:t>
-            </w:r>
-          </w:p>
-        </w:tc>
-        <w:tc>
-          <w:tcPr>
-            <w:tcW w:type="dxa" w:w="2381"/>
-            <w:vAlign w:val="center"/>
-          </w:tcPr>
-          <w:p>
-            <w:pPr>
-              <w:spacing w:after="0"/>
-              <w:ind w:firstLine="0"/>
-            </w:pPr>
-            <w:r>
-              <w:rPr>
-                <w:rFonts w:ascii="宋体" w:hAnsi="宋体" w:eastAsia="宋体"/>
-                <w:b w:val="0"/>
-                <w:sz w:val="18"/>
-              </w:rPr>
-              <w:t>设计覆盖；实施和测试证据待形成</w:t>
+              <w:t>视频平台</w:t>
+            </w:r>
+          </w:p>
+        </w:tc>
+        <w:tc>
+          <w:tcPr>
+            <w:tcW w:type="dxa" w:w="2381"/>
+            <w:vAlign w:val="center"/>
+          </w:tcPr>
+          <w:p>
+            <w:pPr>
+              <w:spacing w:after="0"/>
+              <w:ind w:firstLine="0"/>
+            </w:pPr>
+            <w:r>
+              <w:rPr>
+                <w:rFonts w:ascii="宋体" w:hAnsi="宋体" w:eastAsia="宋体"/>
+                <w:b w:val="0"/>
+                <w:sz w:val="18"/>
+              </w:rPr>
+              <w:t>甲方/系统责任方</w:t>
+            </w:r>
+          </w:p>
+        </w:tc>
+        <w:tc>
+          <w:tcPr>
+            <w:tcW w:type="dxa" w:w="2381"/>
+            <w:vAlign w:val="center"/>
+          </w:tcPr>
+          <w:p>
+            <w:pPr>
+              <w:spacing w:after="0"/>
+              <w:ind w:firstLine="0"/>
+            </w:pPr>
+            <w:r>
+              <w:rPr>
+                <w:rFonts w:ascii="宋体" w:hAnsi="宋体" w:eastAsia="宋体"/>
+                <w:b w:val="0"/>
+                <w:sz w:val="18"/>
+              </w:rPr>
+              <w:t>平台版本、设备编码、取流方式、回放能力、并发限制</w:t>
+            </w:r>
+          </w:p>
+        </w:tc>
+        <w:tc>
+          <w:tcPr>
+            <w:tcW w:type="dxa" w:w="2381"/>
+            <w:vAlign w:val="center"/>
+          </w:tcPr>
+          <w:p>
+            <w:pPr>
+              <w:spacing w:after="0"/>
+              <w:ind w:firstLine="0"/>
+            </w:pPr>
+            <w:r>
+              <w:rPr>
+                <w:rFonts w:ascii="宋体" w:hAnsi="宋体" w:eastAsia="宋体"/>
+                <w:b w:val="0"/>
+                <w:sz w:val="18"/>
+              </w:rPr>
+              <w:t>待确认；实时与回放链路均验证后准入</w:t>
+            </w:r>
+          </w:p>
+        </w:tc>
+      </w:tr>
+      <w:tr>
+        <w:tc>
+          <w:tcPr>
+            <w:tcW w:type="dxa" w:w="2381"/>
+            <w:vAlign w:val="center"/>
+          </w:tcPr>
+          <w:p>
+            <w:pPr>
+              <w:spacing w:after="0"/>
+              <w:ind w:firstLine="0"/>
+            </w:pPr>
+            <w:r>
+              <w:rPr>
+                <w:rFonts w:ascii="宋体" w:hAnsi="宋体" w:eastAsia="宋体"/>
+                <w:b w:val="0"/>
+                <w:sz w:val="18"/>
+              </w:rPr>
+              <w:t>统一消息与信息发布</w:t>
+            </w:r>
+          </w:p>
+        </w:tc>
+        <w:tc>
+          <w:tcPr>
+            <w:tcW w:type="dxa" w:w="2381"/>
+            <w:vAlign w:val="center"/>
+          </w:tcPr>
+          <w:p>
+            <w:pPr>
+              <w:spacing w:after="0"/>
+              <w:ind w:firstLine="0"/>
+            </w:pPr>
+            <w:r>
+              <w:rPr>
+                <w:rFonts w:ascii="宋体" w:hAnsi="宋体" w:eastAsia="宋体"/>
+                <w:b w:val="0"/>
+                <w:sz w:val="18"/>
+              </w:rPr>
+              <w:t>甲方/系统责任方</w:t>
+            </w:r>
+          </w:p>
+        </w:tc>
+        <w:tc>
+          <w:tcPr>
+            <w:tcW w:type="dxa" w:w="2381"/>
+            <w:vAlign w:val="center"/>
+          </w:tcPr>
+          <w:p>
+            <w:pPr>
+              <w:spacing w:after="0"/>
+              <w:ind w:firstLine="0"/>
+            </w:pPr>
+            <w:r>
+              <w:rPr>
+                <w:rFonts w:ascii="宋体" w:hAnsi="宋体" w:eastAsia="宋体"/>
+                <w:b w:val="0"/>
+                <w:sz w:val="18"/>
+              </w:rPr>
+              <w:t>通道类型、模板、回执层级、限流、重试与窗口</w:t>
+            </w:r>
+          </w:p>
+        </w:tc>
+        <w:tc>
+          <w:tcPr>
+            <w:tcW w:type="dxa" w:w="2381"/>
+            <w:vAlign w:val="center"/>
+          </w:tcPr>
+          <w:p>
+            <w:pPr>
+              <w:spacing w:after="0"/>
+              <w:ind w:firstLine="0"/>
+            </w:pPr>
+            <w:r>
+              <w:rPr>
+                <w:rFonts w:ascii="宋体" w:hAnsi="宋体" w:eastAsia="宋体"/>
+                <w:b w:val="0"/>
+                <w:sz w:val="18"/>
+              </w:rPr>
+              <w:t>待确认；送达、失败和补偿用例通过后准入</w:t>
+            </w:r>
+          </w:p>
+        </w:tc>
+      </w:tr>
+      <w:tr>
+        <w:tc>
+          <w:tcPr>
+            <w:tcW w:type="dxa" w:w="2381"/>
+            <w:vAlign w:val="center"/>
+          </w:tcPr>
+          <w:p>
+            <w:pPr>
+              <w:spacing w:after="0"/>
+              <w:ind w:firstLine="0"/>
+            </w:pPr>
+            <w:r>
+              <w:rPr>
+                <w:rFonts w:ascii="宋体" w:hAnsi="宋体" w:eastAsia="宋体"/>
+                <w:b w:val="0"/>
+                <w:sz w:val="18"/>
+              </w:rPr>
+              <w:t>安防、消防、门禁与物联网</w:t>
+            </w:r>
+          </w:p>
+        </w:tc>
+        <w:tc>
+          <w:tcPr>
+            <w:tcW w:type="dxa" w:w="2381"/>
+            <w:vAlign w:val="center"/>
+          </w:tcPr>
+          <w:p>
+            <w:pPr>
+              <w:spacing w:after="0"/>
+              <w:ind w:firstLine="0"/>
+            </w:pPr>
+            <w:r>
+              <w:rPr>
+                <w:rFonts w:ascii="宋体" w:hAnsi="宋体" w:eastAsia="宋体"/>
+                <w:b w:val="0"/>
+                <w:sz w:val="18"/>
+              </w:rPr>
+              <w:t>甲方/系统责任方</w:t>
+            </w:r>
+          </w:p>
+        </w:tc>
+        <w:tc>
+          <w:tcPr>
+            <w:tcW w:type="dxa" w:w="2381"/>
+            <w:vAlign w:val="center"/>
+          </w:tcPr>
+          <w:p>
+            <w:pPr>
+              <w:spacing w:after="0"/>
+              <w:ind w:firstLine="0"/>
+            </w:pPr>
+            <w:r>
+              <w:rPr>
+                <w:rFonts w:ascii="宋体" w:hAnsi="宋体" w:eastAsia="宋体"/>
+                <w:b w:val="0"/>
+                <w:sz w:val="18"/>
+              </w:rPr>
+              <w:t>协议、点位编码、读写边界、控制授权、错误语义</w:t>
+            </w:r>
+          </w:p>
+        </w:tc>
+        <w:tc>
+          <w:tcPr>
+            <w:tcW w:type="dxa" w:w="2381"/>
+            <w:vAlign w:val="center"/>
+          </w:tcPr>
+          <w:p>
+            <w:pPr>
+              <w:spacing w:after="0"/>
+              <w:ind w:firstLine="0"/>
+            </w:pPr>
+            <w:r>
+              <w:rPr>
+                <w:rFonts w:ascii="宋体" w:hAnsi="宋体" w:eastAsia="宋体"/>
+                <w:b w:val="0"/>
+                <w:sz w:val="18"/>
+              </w:rPr>
+              <w:t>待确认；只读能力先行，控制动作须专项授权和联动验证</w:t>
+            </w:r>
+          </w:p>
+        </w:tc>
+      </w:tr>
+      <w:tr>
+        <w:tc>
+          <w:tcPr>
+            <w:tcW w:type="dxa" w:w="2381"/>
+            <w:vAlign w:val="center"/>
+          </w:tcPr>
+          <w:p>
+            <w:pPr>
+              <w:spacing w:after="0"/>
+              <w:ind w:firstLine="0"/>
+            </w:pPr>
+            <w:r>
+              <w:rPr>
+                <w:rFonts w:ascii="宋体" w:hAnsi="宋体" w:eastAsia="宋体"/>
+                <w:b w:val="0"/>
+                <w:sz w:val="18"/>
+              </w:rPr>
+              <w:t>部署网络、证书与运维入口</w:t>
+            </w:r>
+          </w:p>
+        </w:tc>
+        <w:tc>
+          <w:tcPr>
+            <w:tcW w:type="dxa" w:w="2381"/>
+            <w:vAlign w:val="center"/>
+          </w:tcPr>
+          <w:p>
+            <w:pPr>
+              <w:spacing w:after="0"/>
+              <w:ind w:firstLine="0"/>
+            </w:pPr>
+            <w:r>
+              <w:rPr>
+                <w:rFonts w:ascii="宋体" w:hAnsi="宋体" w:eastAsia="宋体"/>
+                <w:b w:val="0"/>
+                <w:sz w:val="18"/>
+              </w:rPr>
+              <w:t>甲方/系统责任方</w:t>
+            </w:r>
+          </w:p>
+        </w:tc>
+        <w:tc>
+          <w:tcPr>
+            <w:tcW w:type="dxa" w:w="2381"/>
+            <w:vAlign w:val="center"/>
+          </w:tcPr>
+          <w:p>
+            <w:pPr>
+              <w:spacing w:after="0"/>
+              <w:ind w:firstLine="0"/>
+            </w:pPr>
+            <w:r>
+              <w:rPr>
+                <w:rFonts w:ascii="宋体" w:hAnsi="宋体" w:eastAsia="宋体"/>
+                <w:b w:val="0"/>
+                <w:sz w:val="18"/>
+              </w:rPr>
+              <w:t>网络区划、端口、域名证书、时间同步、日志与备份位置</w:t>
+            </w:r>
+          </w:p>
+        </w:tc>
+        <w:tc>
+          <w:tcPr>
+            <w:tcW w:type="dxa" w:w="2381"/>
+            <w:vAlign w:val="center"/>
+          </w:tcPr>
+          <w:p>
+            <w:pPr>
+              <w:spacing w:after="0"/>
+              <w:ind w:firstLine="0"/>
+            </w:pPr>
+            <w:r>
+              <w:rPr>
+                <w:rFonts w:ascii="宋体" w:hAnsi="宋体" w:eastAsia="宋体"/>
+                <w:b w:val="0"/>
+                <w:sz w:val="18"/>
+              </w:rPr>
+              <w:t>待确认；环境检查表签认并通过部署演练后准入</w:t>
             </w:r>
           </w:p>
         </w:tc>
@@ -8187,10 +9098,39 @@
     </w:p>
     <w:p>
       <w:pPr>
+        <w:keepLines/>
+      </w:pPr>
+      <w:r>
+        <w:t>上述确认项在M1形成责任清单，在M2冻结接口与环境版本；任何缺项均进入问题台账，并按列表降级、人工补录、延后联调或暂停高风险控制动作处理。</w:t>
+      </w:r>
+    </w:p>
+    <w:p>
+      <w:r>
+        <w:br w:type="page"/>
+      </w:r>
+    </w:p>
+    <w:p>
+      <w:pPr>
+        <w:pStyle w:val="1"/>
+      </w:pPr>
+      <w:r>
+        <w:t>第四章 功能实现方案</w:t>
+      </w:r>
+    </w:p>
+    <w:p>
+      <w:pPr>
+        <w:pStyle w:val="2"/>
+      </w:pPr>
+      <w:r>
+        <w:t>4.1 F-01 应急预案管理</w:t>
+      </w:r>
+    </w:p>
+    <w:p>
+      <w:pPr>
         <w:pStyle w:val="3"/>
       </w:pPr>
       <w:r>
-        <w:t>4.1.2 功能组成</w:t>
+        <w:t>4.1.1 需求理解</w:t>
       </w:r>
     </w:p>
     <w:p>
@@ -8198,127 +9138,7 @@
         <w:keepLines/>
       </w:pPr>
       <w:r>
-        <w:t>预案基本信息、分层分类、处置流程、任务模板、会议群组、紧急通知人、调派人员、附件、发布审批、版本比较和检索。</w:t>
-      </w:r>
-    </w:p>
-    <w:p>
-      <w:pPr>
-        <w:pStyle w:val="3"/>
-      </w:pPr>
-      <w:r>
-        <w:t>4.1.3 核心流程</w:t>
-      </w:r>
-    </w:p>
-    <w:p>
-      <w:pPr>
-        <w:keepLines/>
-      </w:pPr>
-      <w:r>
-        <w:t>编制人创建草稿并配置流程、任务和人员，提交审核后发布。事件核实通过时，授权指挥人员选择适用版本启动；系统在同一事务边界内生成预案快照、处置实例、任务台账和消息待发送记录。</w:t>
-      </w:r>
-    </w:p>
-    <w:p>
-      <w:pPr>
-        <w:pStyle w:val="3"/>
-      </w:pPr>
-      <w:r>
-        <w:t>4.1.4 数据与状态</w:t>
-      </w:r>
-    </w:p>
-    <w:p>
-      <w:pPr>
-        <w:keepLines/>
-      </w:pPr>
-      <w:r>
-        <w:t>核心对象为预案、版本、流程定义、节点、任务模板、人员组、附件和启动快照。状态采用草稿、审核中、已发布、已停用；已发布版本只允许通过新版本修订。</w:t>
-      </w:r>
-    </w:p>
-    <w:p>
-      <w:pPr>
-        <w:pStyle w:val="3"/>
-      </w:pPr>
-      <w:r>
-        <w:t>4.1.5 接口依赖</w:t>
-      </w:r>
-    </w:p>
-    <w:p>
-      <w:pPr>
-        <w:keepLines/>
-      </w:pPr>
-      <w:r>
-        <w:t>依赖中台身份、组织、权限、工作流和文件存储；启动后调用统一消息通道，并向事件、任务和指挥模块提供快照。</w:t>
-      </w:r>
-    </w:p>
-    <w:p>
-      <w:pPr>
-        <w:pStyle w:val="3"/>
-      </w:pPr>
-      <w:r>
-        <w:t>4.1.6 异常与降级</w:t>
-      </w:r>
-    </w:p>
-    <w:p>
-      <w:pPr>
-        <w:keepLines/>
-      </w:pPr>
-      <w:r>
-        <w:t>人员或群组失效时阻断发布并给出差异；消息通道故障不回滚已合法启动的事件，待发送记录进入重试和人工联系清单；附件服务不可用时禁止发布缺失强制附件的版本。</w:t>
-      </w:r>
-    </w:p>
-    <w:p>
-      <w:pPr>
-        <w:pStyle w:val="3"/>
-      </w:pPr>
-      <w:r>
-        <w:t>4.1.7 权限与审计</w:t>
-      </w:r>
-    </w:p>
-    <w:p>
-      <w:pPr>
-        <w:keepLines/>
-      </w:pPr>
-      <w:r>
-        <w:t>编制、审核、发布、停用和启动分权；发布与启动均记录操作者、时间、版本、理由和关联事件。普通查看者不得取得超出数据范围的联系人或附件。</w:t>
-      </w:r>
-    </w:p>
-    <w:p>
-      <w:pPr>
-        <w:pStyle w:val="3"/>
-      </w:pPr>
-      <w:r>
-        <w:t>4.1.8 验证方式</w:t>
-      </w:r>
-    </w:p>
-    <w:p>
-      <w:pPr>
-        <w:keepLines/>
-      </w:pPr>
-      <w:r>
-        <w:t>以综合、专项和现场三类样例走通编制、审核、发布、修订和启动。核对启动前后快照一致性，现场测量通知与任务入队不超过3秒，并留存回执和审计。</w:t>
-      </w:r>
-    </w:p>
-    <w:p>
-      <w:pPr>
-        <w:pStyle w:val="2"/>
-      </w:pPr>
-      <w:r>
-        <w:t>4.2 F-02 应急指挥中心</w:t>
-      </w:r>
-    </w:p>
-    <w:p>
-      <w:pPr>
-        <w:pStyle w:val="3"/>
-      </w:pPr>
-      <w:r>
-        <w:t>4.2.1 需求理解</w:t>
-      </w:r>
-    </w:p>
-    <w:p>
-      <w:pPr>
-        <w:keepLines/>
-      </w:pPr>
-      <w:r>
-        <w:t>围绕单一事件汇集续报、处置任务、人员位置、周边视频和物资站点，形成带时间含义的一张图和指挥工作台。界面明确区分事实、待确认信息、外部系统异常和人工处置记录。</w:t>
+        <w:t>把纸质预案转化为可发布、可版本化、可执行的数字预案。系统区分综合预案、专项预案和现场处置方案，并按区域、时段和风险情景细化。已发布版本在事件启动时形成不可变快照，防止后续修订改变历史处置依据。</w:t>
       </w:r>
     </w:p>
     <w:tbl>
@@ -8447,7 +9267,7 @@
                 <w:b w:val="0"/>
                 <w:sz w:val="18"/>
               </w:rPr>
-              <w:t>FR-02.1</w:t>
+              <w:t>FR-01.1</w:t>
             </w:r>
           </w:p>
         </w:tc>
@@ -8487,7 +9307,7 @@
                 <w:b w:val="0"/>
                 <w:sz w:val="18"/>
               </w:rPr>
-              <w:t>实时展示事件动态、续报、时间线、任务状态与处理人</w:t>
+              <w:t>预案编制；综合/专项/现场分层；按分区、分时、分险细化</w:t>
             </w:r>
           </w:p>
         </w:tc>
@@ -8529,7 +9349,7 @@
                 <w:b w:val="0"/>
                 <w:sz w:val="18"/>
               </w:rPr>
-              <w:t>FR-02.2</w:t>
+              <w:t>FR-01.2</w:t>
             </w:r>
           </w:p>
         </w:tc>
@@ -8569,7 +9389,7 @@
                 <w:b w:val="0"/>
                 <w:sz w:val="18"/>
               </w:rPr>
-              <w:t>地图展示周边人员动态、职责与就位；甲方提供定位基础设施和验收环境中的亚米级源数据，乙方负责接口、关联、≤2秒刷新与展示且不降低源精度</w:t>
+              <w:t>配置流程、任务、会议群组、通知人与调派人员</w:t>
             </w:r>
           </w:p>
         </w:tc>
@@ -8611,7 +9431,7 @@
                 <w:b w:val="0"/>
                 <w:sz w:val="18"/>
               </w:rPr>
-              <w:t>FR-02.3</w:t>
+              <w:t>FR-01.3</w:t>
             </w:r>
           </w:p>
         </w:tc>
@@ -8651,7 +9471,7 @@
                 <w:b w:val="0"/>
                 <w:sz w:val="18"/>
               </w:rPr>
-              <w:t>实时视频一键调阅、GB/T 28181；结合 P1 §3.3、§8.1及模拟裁决，历史录像回放按强制要求处理，既有视频系统负责存储及≥30天保存，乙方负责接口调阅、回放和验证</w:t>
+              <w:t>自定义任务并在预案启动时自动下发移动终端</w:t>
             </w:r>
           </w:p>
         </w:tc>
@@ -8693,7 +9513,7 @@
                 <w:b w:val="0"/>
                 <w:sz w:val="18"/>
               </w:rPr>
-              <w:t>FR-02.4</w:t>
+              <w:t>FR-01.4</w:t>
             </w:r>
           </w:p>
         </w:tc>
@@ -8733,7 +9553,7 @@
                 <w:b w:val="0"/>
                 <w:sz w:val="18"/>
               </w:rPr>
-              <w:t>地图展示物资站点、清单、数量和配置</w:t>
+              <w:t>附件、检索、修订、版本；宜提供标准示例模板</w:t>
             </w:r>
           </w:p>
         </w:tc>
@@ -8769,7 +9589,7 @@
         <w:pStyle w:val="3"/>
       </w:pPr>
       <w:r>
-        <w:t>4.2.2 功能组成</w:t>
+        <w:t>4.1.2 功能组成</w:t>
       </w:r>
     </w:p>
     <w:p>
@@ -8777,7 +9597,7 @@
         <w:keepLines/>
       </w:pPr>
       <w:r>
-        <w:t>事件总览、时间线、任务看板、人员定位、视频窗口、物资图层、指令下发、催办、联动状态和异常提示。</w:t>
+        <w:t>预案基本信息、分层分类、处置流程、任务模板、会议群组、紧急通知人、调派人员、附件、发布审批、版本比较和检索。</w:t>
       </w:r>
     </w:p>
     <w:p>
@@ -8785,7 +9605,7 @@
         <w:pStyle w:val="3"/>
       </w:pPr>
       <w:r>
-        <w:t>4.2.3 核心流程</w:t>
+        <w:t>4.1.3 核心流程</w:t>
       </w:r>
     </w:p>
     <w:p>
@@ -8793,7 +9613,7 @@
         <w:keepLines/>
       </w:pPr>
       <w:r>
-        <w:t>打开事件后加载事件快照和最新续报，再并行请求任务、人员位置、视频目录和物资站点。调度员选择对象下发指令；任务和消息回执持续更新。事件关闭前检查未完成任务和未处理联动异常。</w:t>
+        <w:t>编制人创建草稿并配置流程、任务和人员，提交审核后发布。事件核实通过时，授权指挥人员选择适用版本启动；系统在同一事务边界内生成预案快照、处置实例、任务台账和消息待发送记录。</w:t>
       </w:r>
     </w:p>
     <w:p>
@@ -8801,7 +9621,7 @@
         <w:pStyle w:val="3"/>
       </w:pPr>
       <w:r>
-        <w:t>4.2.4 数据与状态</w:t>
+        <w:t>4.1.4 数据与状态</w:t>
       </w:r>
     </w:p>
     <w:p>
@@ -8809,7 +9629,7 @@
         <w:keepLines/>
       </w:pPr>
       <w:r>
-        <w:t>事件、续报、任务、位置快照、视频通道引用、物资站点、指挥指令和联动日志通过event_id关联。位置和设备状态保留来源时间，避免旧数据被误认为实时。</w:t>
+        <w:t>核心对象为预案、版本、流程定义、节点、任务模板、人员组、附件和启动快照。状态采用草稿、审核中、已发布、已停用；已发布版本只允许通过新版本修订。</w:t>
       </w:r>
     </w:p>
     <w:p>
@@ -8817,7 +9637,7 @@
         <w:pStyle w:val="3"/>
       </w:pPr>
       <w:r>
-        <w:t>4.2.5 接口依赖</w:t>
+        <w:t>4.1.5 接口依赖</w:t>
       </w:r>
     </w:p>
     <w:p>
@@ -8825,7 +9645,7 @@
         <w:keepLines/>
       </w:pPr>
       <w:r>
-        <w:t>依赖地图、定位、视频、消息、中台组织权限和物资数据；历史录像由既有视频系统保存，本项目只调阅、回放和验证。</w:t>
+        <w:t>依赖中台身份、组织、权限、工作流和文件存储；启动后调用统一消息通道，并向事件、任务和指挥模块提供快照。</w:t>
       </w:r>
     </w:p>
     <w:p>
@@ -8833,7 +9653,7 @@
         <w:pStyle w:val="3"/>
       </w:pPr>
       <w:r>
-        <w:t>4.2.6 异常与降级</w:t>
+        <w:t>4.1.6 异常与降级</w:t>
       </w:r>
     </w:p>
     <w:p>
@@ -8841,7 +9661,7 @@
         <w:keepLines/>
       </w:pPr>
       <w:r>
-        <w:t>定位超时显示最后更新时间并降级到人工报位；视频断流允许切换备选通道并保留错误码；地图不可用时以列表和楼层文字继续指挥；外部回执失败进入告警。</w:t>
+        <w:t>人员或群组失效时阻断发布并给出差异；消息通道故障不回滚已合法启动的事件，待发送记录进入重试和人工联系清单；附件服务不可用时禁止发布缺失强制附件的版本。</w:t>
       </w:r>
     </w:p>
     <w:p>
@@ -8849,7 +9669,7 @@
         <w:pStyle w:val="3"/>
       </w:pPr>
       <w:r>
-        <w:t>4.2.7 权限与审计</w:t>
+        <w:t>4.1.7 权限与审计</w:t>
       </w:r>
     </w:p>
     <w:p>
@@ -8857,7 +9677,7 @@
         <w:keepLines/>
       </w:pPr>
       <w:r>
-        <w:t>指挥人员可下发和催办，安保和值班人员按授权查看，门禁指令需授权确认。所有指令、视频调阅和导出都进入审计。</w:t>
+        <w:t>编制、审核、发布、停用和启动分权；发布与启动均记录操作者、时间、版本、理由和关联事件。普通查看者不得取得超出数据范围的联系人或附件。</w:t>
       </w:r>
     </w:p>
     <w:p>
@@ -8865,7 +9685,7 @@
         <w:pStyle w:val="3"/>
       </w:pPr>
       <w:r>
-        <w:t>4.2.8 验证方式</w:t>
+        <w:t>4.1.8 验证方式</w:t>
       </w:r>
     </w:p>
     <w:p>
@@ -8873,7 +9693,7 @@
         <w:keepLines/>
       </w:pPr>
       <w:r>
-        <w:t>使用模拟火情和人员密集事件验证多源并发加载、时间线、定位不超过2秒刷新、视频首帧不超过3秒、物资图层与任务同步；注入断流和超时验证降级。</w:t>
+        <w:t>以综合、专项和现场三类样例走通编制、审核、发布、修订和启动。核对启动前后快照一致性，现场测量通知与任务入队不超过3秒，并留存回执和审计。</w:t>
       </w:r>
     </w:p>
     <w:p>
@@ -8881,7 +9701,7 @@
         <w:pStyle w:val="2"/>
       </w:pPr>
       <w:r>
-        <w:t>4.3 F-03 应急资源管理</w:t>
+        <w:t>4.2 F-02 应急指挥中心</w:t>
       </w:r>
     </w:p>
     <w:p>
@@ -8889,7 +9709,7 @@
         <w:pStyle w:val="3"/>
       </w:pPr>
       <w:r>
-        <w:t>4.3.1 需求理解</w:t>
+        <w:t>4.2.1 需求理解</w:t>
       </w:r>
     </w:p>
     <w:p>
@@ -8897,7 +9717,7 @@
         <w:keepLines/>
       </w:pPr>
       <w:r>
-        <w:t>建立人员、小组、职责、值班计划、物资站点和物资台账的可查询底账，使事件启动时能够按职责和空间快速调派，并通过盘点保证数量与有效期可控。</w:t>
+        <w:t>围绕单一事件汇集续报、处置任务、人员位置、周边视频和物资站点，形成带时间含义的一张图和指挥工作台。界面明确区分事实、待确认信息、外部系统异常和人工处置记录。</w:t>
       </w:r>
     </w:p>
     <w:tbl>
@@ -9026,7 +9846,7 @@
                 <w:b w:val="0"/>
                 <w:sz w:val="18"/>
               </w:rPr>
-              <w:t>FR-03.1</w:t>
+              <w:t>FR-02.1</w:t>
             </w:r>
           </w:p>
         </w:tc>
@@ -9066,7 +9886,7 @@
                 <w:b w:val="0"/>
                 <w:sz w:val="18"/>
               </w:rPr>
-              <w:t>人员档案、职责、小组和调派通知</w:t>
+              <w:t>实时展示事件动态、续报、时间线、任务状态与处理人</w:t>
             </w:r>
           </w:p>
         </w:tc>
@@ -9108,47 +9928,47 @@
                 <w:b w:val="0"/>
                 <w:sz w:val="18"/>
               </w:rPr>
-              <w:t>FR-03.2</w:t>
-            </w:r>
-          </w:p>
-        </w:tc>
-        <w:tc>
-          <w:tcPr>
-            <w:tcW w:type="dxa" w:w="2381"/>
-            <w:vAlign w:val="center"/>
-          </w:tcPr>
-          <w:p>
-            <w:pPr>
-              <w:spacing w:after="0"/>
-              <w:ind w:firstLine="0"/>
-            </w:pPr>
-            <w:r>
-              <w:rPr>
-                <w:rFonts w:ascii="宋体" w:hAnsi="宋体" w:eastAsia="宋体"/>
-                <w:b w:val="0"/>
-                <w:sz w:val="18"/>
-              </w:rPr>
-              <w:t>否</w:t>
-            </w:r>
-          </w:p>
-        </w:tc>
-        <w:tc>
-          <w:tcPr>
-            <w:tcW w:type="dxa" w:w="2381"/>
-            <w:vAlign w:val="center"/>
-          </w:tcPr>
-          <w:p>
-            <w:pPr>
-              <w:spacing w:after="0"/>
-              <w:ind w:firstLine="0"/>
-            </w:pPr>
-            <w:r>
-              <w:rPr>
-                <w:rFonts w:ascii="宋体" w:hAnsi="宋体" w:eastAsia="宋体"/>
-                <w:b w:val="0"/>
-                <w:sz w:val="18"/>
-              </w:rPr>
-              <w:t>值班计划与打卡联动，调整留痕</w:t>
+              <w:t>FR-02.2</w:t>
+            </w:r>
+          </w:p>
+        </w:tc>
+        <w:tc>
+          <w:tcPr>
+            <w:tcW w:type="dxa" w:w="2381"/>
+            <w:vAlign w:val="center"/>
+          </w:tcPr>
+          <w:p>
+            <w:pPr>
+              <w:spacing w:after="0"/>
+              <w:ind w:firstLine="0"/>
+            </w:pPr>
+            <w:r>
+              <w:rPr>
+                <w:rFonts w:ascii="宋体" w:hAnsi="宋体" w:eastAsia="宋体"/>
+                <w:b w:val="0"/>
+                <w:sz w:val="18"/>
+              </w:rPr>
+              <w:t>★</w:t>
+            </w:r>
+          </w:p>
+        </w:tc>
+        <w:tc>
+          <w:tcPr>
+            <w:tcW w:type="dxa" w:w="2381"/>
+            <w:vAlign w:val="center"/>
+          </w:tcPr>
+          <w:p>
+            <w:pPr>
+              <w:spacing w:after="0"/>
+              <w:ind w:firstLine="0"/>
+            </w:pPr>
+            <w:r>
+              <w:rPr>
+                <w:rFonts w:ascii="宋体" w:hAnsi="宋体" w:eastAsia="宋体"/>
+                <w:b w:val="0"/>
+                <w:sz w:val="18"/>
+              </w:rPr>
+              <w:t>地图展示周边人员动态、职责与就位；甲方提供定位基础设施和验收环境中的亚米级源数据，乙方负责接口、关联、≤2秒刷新与展示且不降低源精度</w:t>
             </w:r>
           </w:p>
         </w:tc>
@@ -9190,7 +10010,7 @@
                 <w:b w:val="0"/>
                 <w:sz w:val="18"/>
               </w:rPr>
-              <w:t>FR-03.3</w:t>
+              <w:t>FR-02.3</w:t>
             </w:r>
           </w:p>
         </w:tc>
@@ -9230,7 +10050,7 @@
                 <w:b w:val="0"/>
                 <w:sz w:val="18"/>
               </w:rPr>
-              <w:t>物资台账、数量、有效期与临期提醒；宜内置类别字典</w:t>
+              <w:t>实时视频一键调阅、GB/T 28181；结合 P1 §3.3、§8.1及模拟裁决，历史录像回放按强制要求处理，既有视频系统负责存储及≥30天保存，乙方负责接口调阅、回放和验证</w:t>
             </w:r>
           </w:p>
         </w:tc>
@@ -9272,47 +10092,47 @@
                 <w:b w:val="0"/>
                 <w:sz w:val="18"/>
               </w:rPr>
-              <w:t>FR-03.4</w:t>
-            </w:r>
-          </w:p>
-        </w:tc>
-        <w:tc>
-          <w:tcPr>
-            <w:tcW w:type="dxa" w:w="2381"/>
-            <w:vAlign w:val="center"/>
-          </w:tcPr>
-          <w:p>
-            <w:pPr>
-              <w:spacing w:after="0"/>
-              <w:ind w:firstLine="0"/>
-            </w:pPr>
-            <w:r>
-              <w:rPr>
-                <w:rFonts w:ascii="宋体" w:hAnsi="宋体" w:eastAsia="宋体"/>
-                <w:b w:val="0"/>
-                <w:sz w:val="18"/>
-              </w:rPr>
-              <w:t>★</w:t>
-            </w:r>
-          </w:p>
-        </w:tc>
-        <w:tc>
-          <w:tcPr>
-            <w:tcW w:type="dxa" w:w="2381"/>
-            <w:vAlign w:val="center"/>
-          </w:tcPr>
-          <w:p>
-            <w:pPr>
-              <w:spacing w:after="0"/>
-              <w:ind w:firstLine="0"/>
-            </w:pPr>
-            <w:r>
-              <w:rPr>
-                <w:rFonts w:ascii="宋体" w:hAnsi="宋体" w:eastAsia="宋体"/>
-                <w:b w:val="0"/>
-                <w:sz w:val="18"/>
-              </w:rPr>
-              <w:t>盘点计划、移动盘点、自动比对和差异标识</w:t>
+              <w:t>FR-02.4</w:t>
+            </w:r>
+          </w:p>
+        </w:tc>
+        <w:tc>
+          <w:tcPr>
+            <w:tcW w:type="dxa" w:w="2381"/>
+            <w:vAlign w:val="center"/>
+          </w:tcPr>
+          <w:p>
+            <w:pPr>
+              <w:spacing w:after="0"/>
+              <w:ind w:firstLine="0"/>
+            </w:pPr>
+            <w:r>
+              <w:rPr>
+                <w:rFonts w:ascii="宋体" w:hAnsi="宋体" w:eastAsia="宋体"/>
+                <w:b w:val="0"/>
+                <w:sz w:val="18"/>
+              </w:rPr>
+              <w:t>否</w:t>
+            </w:r>
+          </w:p>
+        </w:tc>
+        <w:tc>
+          <w:tcPr>
+            <w:tcW w:type="dxa" w:w="2381"/>
+            <w:vAlign w:val="center"/>
+          </w:tcPr>
+          <w:p>
+            <w:pPr>
+              <w:spacing w:after="0"/>
+              <w:ind w:firstLine="0"/>
+            </w:pPr>
+            <w:r>
+              <w:rPr>
+                <w:rFonts w:ascii="宋体" w:hAnsi="宋体" w:eastAsia="宋体"/>
+                <w:b w:val="0"/>
+                <w:sz w:val="18"/>
+              </w:rPr>
+              <w:t>地图展示物资站点、清单、数量和配置</w:t>
             </w:r>
           </w:p>
         </w:tc>
@@ -9348,7 +10168,7 @@
         <w:pStyle w:val="3"/>
       </w:pPr>
       <w:r>
-        <w:t>4.3.2 功能组成</w:t>
+        <w:t>4.2.2 功能组成</w:t>
       </w:r>
     </w:p>
     <w:p>
@@ -9356,7 +10176,7 @@
         <w:keepLines/>
       </w:pPr>
       <w:r>
-        <w:t>人员档案、应急小组、职责、调派通知、排班、站点、物资类别、物资台账、有效期提醒、盘点计划、盘点任务和差异处理。</w:t>
+        <w:t>事件总览、时间线、任务看板、人员定位、视频窗口、物资图层、指令下发、催办、联动状态和异常提示。</w:t>
       </w:r>
     </w:p>
     <w:p>
@@ -9364,7 +10184,7 @@
         <w:pStyle w:val="3"/>
       </w:pPr>
       <w:r>
-        <w:t>4.3.3 核心流程</w:t>
+        <w:t>4.2.3 核心流程</w:t>
       </w:r>
     </w:p>
     <w:p>
@@ -9372,7 +10192,7 @@
         <w:keepLines/>
       </w:pPr>
       <w:r>
-        <w:t>管理员维护人员、小组和值班计划；物资管理员维护站点和物资批次，生成盘点计划。盘点人移动执行后提交实盘数，系统计算账实差异，复核确认后更新数量并保留调整记录。</w:t>
+        <w:t>打开事件后加载事件快照和最新续报，再并行请求任务、人员位置、视频目录和物资站点。调度员选择对象下发指令；任务和消息回执持续更新。事件关闭前检查未完成任务和未处理联动异常。</w:t>
       </w:r>
     </w:p>
     <w:p>
@@ -9380,7 +10200,7 @@
         <w:pStyle w:val="3"/>
       </w:pPr>
       <w:r>
-        <w:t>4.3.4 数据与状态</w:t>
+        <w:t>4.2.4 数据与状态</w:t>
       </w:r>
     </w:p>
     <w:p>
@@ -9388,7 +10208,7 @@
         <w:keepLines/>
       </w:pPr>
       <w:r>
-        <w:t>人员、小组、职责、排班、站点、物资、批次、盘点计划、盘点明细和差异单。物资数量变更使用流水记录，有效期按批次管理。</w:t>
+        <w:t>事件、续报、任务、位置快照、视频通道引用、物资站点、指挥指令和联动日志通过event_id关联。位置和设备状态保留来源时间，避免旧数据被误认为实时。</w:t>
       </w:r>
     </w:p>
     <w:p>
@@ -9396,7 +10216,7 @@
         <w:pStyle w:val="3"/>
       </w:pPr>
       <w:r>
-        <w:t>4.3.5 接口依赖</w:t>
+        <w:t>4.2.5 接口依赖</w:t>
       </w:r>
     </w:p>
     <w:p>
@@ -9404,7 +10224,7 @@
         <w:keepLines/>
       </w:pPr>
       <w:r>
-        <w:t>依赖中台组织人员、地图点位、统一消息和H5盘点；甲方提供源数据并确认正确性，乙方负责模板、清洗映射、导入和技术校验。</w:t>
+        <w:t>依赖地图、定位、视频、消息、中台组织权限和物资数据；历史录像由既有视频系统保存，本项目只调阅、回放和验证。</w:t>
       </w:r>
     </w:p>
     <w:p>
@@ -9412,7 +10232,7 @@
         <w:pStyle w:val="3"/>
       </w:pPr>
       <w:r>
-        <w:t>4.3.6 异常与降级</w:t>
+        <w:t>4.2.6 异常与降级</w:t>
       </w:r>
     </w:p>
     <w:p>
@@ -9420,7 +10240,7 @@
         <w:keepLines/>
       </w:pPr>
       <w:r>
-        <w:t>停用人员从新任务候选中排除但保留历史；盘点重复提交以幂等键拒绝；过期物资不得作为可调派库存；数据校验失败形成错误清单而不静默丢弃。</w:t>
+        <w:t>定位超时显示最后更新时间并降级到人工报位；视频断流允许切换备选通道并保留错误码；地图不可用时以列表和楼层文字继续指挥；外部回执失败进入告警。</w:t>
       </w:r>
     </w:p>
     <w:p>
@@ -9428,7 +10248,7 @@
         <w:pStyle w:val="3"/>
       </w:pPr>
       <w:r>
-        <w:t>4.3.7 权限与审计</w:t>
+        <w:t>4.2.7 权限与审计</w:t>
       </w:r>
     </w:p>
     <w:p>
@@ -9436,7 +10256,7 @@
         <w:keepLines/>
       </w:pPr>
       <w:r>
-        <w:t>人员敏感字段按角色和组织范围查看；物资调整由盘点与复核角色分离；导入、导出、数量调整和有效期修改全部审计。</w:t>
+        <w:t>指挥人员可下发和催办，安保和值班人员按授权查看，门禁指令需授权确认。所有指令、视频调阅和导出都进入审计。</w:t>
       </w:r>
     </w:p>
     <w:p>
@@ -9444,7 +10264,7 @@
         <w:pStyle w:val="3"/>
       </w:pPr>
       <w:r>
-        <w:t>4.3.8 验证方式</w:t>
+        <w:t>4.2.8 验证方式</w:t>
       </w:r>
     </w:p>
     <w:p>
@@ -9452,7 +10272,7 @@
         <w:keepLines/>
       </w:pPr>
       <w:r>
-        <w:t>验证不少于300人、30个站点、1000项物资规模下的检索和调派；走通盘点计划、移动实盘、差异复核、临期提醒和导入对账。</w:t>
+        <w:t>使用模拟火情和人员密集事件验证多源并发加载、时间线、定位不超过2秒刷新、视频首帧不超过3秒、物资图层与任务同步；注入断流和超时验证降级。</w:t>
       </w:r>
     </w:p>
     <w:p>
@@ -9460,7 +10280,7 @@
         <w:pStyle w:val="2"/>
       </w:pPr>
       <w:r>
-        <w:t>4.4 F-04 应急演练管理</w:t>
+        <w:t>4.3 F-03 应急资源管理</w:t>
       </w:r>
     </w:p>
     <w:p>
@@ -9468,7 +10288,7 @@
         <w:pStyle w:val="3"/>
       </w:pPr>
       <w:r>
-        <w:t>4.4.1 需求理解</w:t>
+        <w:t>4.3.1 需求理解</w:t>
       </w:r>
     </w:p>
     <w:p>
@@ -9476,7 +10296,7 @@
         <w:keepLines/>
       </w:pPr>
       <w:r>
-        <w:t>把演练频次、计划、任务、执行、评估和改进纳入闭环，支持月、季、年周期，并满足人员密集场所每半年至少一次的监管频次要求。</w:t>
+        <w:t>建立人员、小组、职责、值班计划、物资站点和物资台账的可查询底账，使事件启动时能够按职责和空间快速调派，并通过盘点保证数量与有效期可控。</w:t>
       </w:r>
     </w:p>
     <w:tbl>
@@ -9605,7 +10425,7 @@
                 <w:b w:val="0"/>
                 <w:sz w:val="18"/>
               </w:rPr>
-              <w:t>FR-04.1</w:t>
+              <w:t>FR-03.1</w:t>
             </w:r>
           </w:p>
         </w:tc>
@@ -9645,7 +10465,7 @@
                 <w:b w:val="0"/>
                 <w:sz w:val="18"/>
               </w:rPr>
-              <w:t>月/季/年演练计划及监管频次</w:t>
+              <w:t>人员档案、职责、小组和调派通知</w:t>
             </w:r>
           </w:p>
         </w:tc>
@@ -9687,47 +10507,47 @@
                 <w:b w:val="0"/>
                 <w:sz w:val="18"/>
               </w:rPr>
-              <w:t>FR-04.2</w:t>
-            </w:r>
-          </w:p>
-        </w:tc>
-        <w:tc>
-          <w:tcPr>
-            <w:tcW w:type="dxa" w:w="2381"/>
-            <w:vAlign w:val="center"/>
-          </w:tcPr>
-          <w:p>
-            <w:pPr>
-              <w:spacing w:after="0"/>
-              <w:ind w:firstLine="0"/>
-            </w:pPr>
-            <w:r>
-              <w:rPr>
-                <w:rFonts w:ascii="宋体" w:hAnsi="宋体" w:eastAsia="宋体"/>
-                <w:b w:val="0"/>
-                <w:sz w:val="18"/>
-              </w:rPr>
-              <w:t>★</w:t>
-            </w:r>
-          </w:p>
-        </w:tc>
-        <w:tc>
-          <w:tcPr>
-            <w:tcW w:type="dxa" w:w="2381"/>
-            <w:vAlign w:val="center"/>
-          </w:tcPr>
-          <w:p>
-            <w:pPr>
-              <w:spacing w:after="0"/>
-              <w:ind w:firstLine="0"/>
-            </w:pPr>
-            <w:r>
-              <w:rPr>
-                <w:rFonts w:ascii="宋体" w:hAnsi="宋体" w:eastAsia="宋体"/>
-                <w:b w:val="0"/>
-                <w:sz w:val="18"/>
-              </w:rPr>
-              <w:t>周期到达自动下发演练任务并留痕</w:t>
+              <w:t>FR-03.2</w:t>
+            </w:r>
+          </w:p>
+        </w:tc>
+        <w:tc>
+          <w:tcPr>
+            <w:tcW w:type="dxa" w:w="2381"/>
+            <w:vAlign w:val="center"/>
+          </w:tcPr>
+          <w:p>
+            <w:pPr>
+              <w:spacing w:after="0"/>
+              <w:ind w:firstLine="0"/>
+            </w:pPr>
+            <w:r>
+              <w:rPr>
+                <w:rFonts w:ascii="宋体" w:hAnsi="宋体" w:eastAsia="宋体"/>
+                <w:b w:val="0"/>
+                <w:sz w:val="18"/>
+              </w:rPr>
+              <w:t>否</w:t>
+            </w:r>
+          </w:p>
+        </w:tc>
+        <w:tc>
+          <w:tcPr>
+            <w:tcW w:type="dxa" w:w="2381"/>
+            <w:vAlign w:val="center"/>
+          </w:tcPr>
+          <w:p>
+            <w:pPr>
+              <w:spacing w:after="0"/>
+              <w:ind w:firstLine="0"/>
+            </w:pPr>
+            <w:r>
+              <w:rPr>
+                <w:rFonts w:ascii="宋体" w:hAnsi="宋体" w:eastAsia="宋体"/>
+                <w:b w:val="0"/>
+                <w:sz w:val="18"/>
+              </w:rPr>
+              <w:t>值班计划与打卡联动，调整留痕</w:t>
             </w:r>
           </w:p>
         </w:tc>
@@ -9769,7 +10589,7 @@
                 <w:b w:val="0"/>
                 <w:sz w:val="18"/>
               </w:rPr>
-              <w:t>FR-04.3</w:t>
+              <w:t>FR-03.3</w:t>
             </w:r>
           </w:p>
         </w:tc>
@@ -9809,7 +10629,89 @@
                 <w:b w:val="0"/>
                 <w:sz w:val="18"/>
               </w:rPr>
-              <w:t>演练执行、模板评估、报告和持续改进</w:t>
+              <w:t>物资台账、数量、有效期与临期提醒；宜内置类别字典</w:t>
+            </w:r>
+          </w:p>
+        </w:tc>
+        <w:tc>
+          <w:tcPr>
+            <w:tcW w:type="dxa" w:w="2381"/>
+            <w:vAlign w:val="center"/>
+          </w:tcPr>
+          <w:p>
+            <w:pPr>
+              <w:spacing w:after="0"/>
+              <w:ind w:firstLine="0"/>
+            </w:pPr>
+            <w:r>
+              <w:rPr>
+                <w:rFonts w:ascii="宋体" w:hAnsi="宋体" w:eastAsia="宋体"/>
+                <w:b w:val="0"/>
+                <w:sz w:val="18"/>
+              </w:rPr>
+              <w:t>设计覆盖；实施和测试证据待形成</w:t>
+            </w:r>
+          </w:p>
+        </w:tc>
+      </w:tr>
+      <w:tr>
+        <w:tc>
+          <w:tcPr>
+            <w:tcW w:type="dxa" w:w="2381"/>
+            <w:vAlign w:val="center"/>
+          </w:tcPr>
+          <w:p>
+            <w:pPr>
+              <w:spacing w:after="0"/>
+              <w:ind w:firstLine="0"/>
+            </w:pPr>
+            <w:r>
+              <w:rPr>
+                <w:rFonts w:ascii="宋体" w:hAnsi="宋体" w:eastAsia="宋体"/>
+                <w:b w:val="0"/>
+                <w:sz w:val="18"/>
+              </w:rPr>
+              <w:t>FR-03.4</w:t>
+            </w:r>
+          </w:p>
+        </w:tc>
+        <w:tc>
+          <w:tcPr>
+            <w:tcW w:type="dxa" w:w="2381"/>
+            <w:vAlign w:val="center"/>
+          </w:tcPr>
+          <w:p>
+            <w:pPr>
+              <w:spacing w:after="0"/>
+              <w:ind w:firstLine="0"/>
+            </w:pPr>
+            <w:r>
+              <w:rPr>
+                <w:rFonts w:ascii="宋体" w:hAnsi="宋体" w:eastAsia="宋体"/>
+                <w:b w:val="0"/>
+                <w:sz w:val="18"/>
+              </w:rPr>
+              <w:t>★</w:t>
+            </w:r>
+          </w:p>
+        </w:tc>
+        <w:tc>
+          <w:tcPr>
+            <w:tcW w:type="dxa" w:w="2381"/>
+            <w:vAlign w:val="center"/>
+          </w:tcPr>
+          <w:p>
+            <w:pPr>
+              <w:spacing w:after="0"/>
+              <w:ind w:firstLine="0"/>
+            </w:pPr>
+            <w:r>
+              <w:rPr>
+                <w:rFonts w:ascii="宋体" w:hAnsi="宋体" w:eastAsia="宋体"/>
+                <w:b w:val="0"/>
+                <w:sz w:val="18"/>
+              </w:rPr>
+              <w:t>盘点计划、移动盘点、自动比对和差异标识</w:t>
             </w:r>
           </w:p>
         </w:tc>
@@ -9845,7 +10747,7 @@
         <w:pStyle w:val="3"/>
       </w:pPr>
       <w:r>
-        <w:t>4.4.2 功能组成</w:t>
+        <w:t>4.3.2 功能组成</w:t>
       </w:r>
     </w:p>
     <w:p>
@@ -9853,7 +10755,7 @@
         <w:keepLines/>
       </w:pPr>
       <w:r>
-        <w:t>演练计划、周期规则、参与人员、演练任务、执行记录、附件、评估模板、评估报告、问题项和改进跟踪。</w:t>
+        <w:t>人员档案、应急小组、职责、调派通知、排班、站点、物资类别、物资台账、有效期提醒、盘点计划、盘点任务和差异处理。</w:t>
       </w:r>
     </w:p>
     <w:p>
@@ -9861,7 +10763,7 @@
         <w:pStyle w:val="3"/>
       </w:pPr>
       <w:r>
-        <w:t>4.4.3 核心流程</w:t>
+        <w:t>4.3.3 核心流程</w:t>
       </w:r>
     </w:p>
     <w:p>
@@ -9869,7 +10771,7 @@
         <w:keepLines/>
       </w:pPr>
       <w:r>
-        <w:t>制定计划并选择预案版本，系统按周期生成任务并通知执行人。执行人按流程反馈，结束后依据条目化模板评分和记录问题，责任人制定改进措施并跟踪关闭。</w:t>
+        <w:t>管理员维护人员、小组和值班计划；物资管理员维护站点和物资批次，生成盘点计划。盘点人移动执行后提交实盘数，系统计算账实差异，复核确认后更新数量并保留调整记录。</w:t>
       </w:r>
     </w:p>
     <w:p>
@@ -9877,7 +10779,7 @@
         <w:pStyle w:val="3"/>
       </w:pPr>
       <w:r>
-        <w:t>4.4.4 数据与状态</w:t>
+        <w:t>4.3.4 数据与状态</w:t>
       </w:r>
     </w:p>
     <w:p>
@@ -9885,7 +10787,7 @@
         <w:keepLines/>
       </w:pPr>
       <w:r>
-        <w:t>演练计划、实例、任务、执行证据、评估答案、问题和改进措施均关联预案版本。状态为计划、已下发、执行中、待评估、改进中、已关闭。</w:t>
+        <w:t>人员、小组、职责、排班、站点、物资、批次、盘点计划、盘点明细和差异单。物资数量变更使用流水记录，有效期按批次管理。</w:t>
       </w:r>
     </w:p>
     <w:p>
@@ -9893,7 +10795,7 @@
         <w:pStyle w:val="3"/>
       </w:pPr>
       <w:r>
-        <w:t>4.4.5 接口依赖</w:t>
+        <w:t>4.3.5 接口依赖</w:t>
       </w:r>
     </w:p>
     <w:p>
@@ -9901,7 +10803,7 @@
         <w:keepLines/>
       </w:pPr>
       <w:r>
-        <w:t>依赖预案、任务、消息、H5、文件存储和中台工作流；真实联合演练需要甲方提供现场窗口和参与人员。</w:t>
+        <w:t>依赖中台组织人员、地图点位、统一消息和H5盘点；甲方提供源数据并确认正确性，乙方负责模板、清洗映射、导入和技术校验。</w:t>
       </w:r>
     </w:p>
     <w:p>
@@ -9909,7 +10811,7 @@
         <w:pStyle w:val="3"/>
       </w:pPr>
       <w:r>
-        <w:t>4.4.6 异常与降级</w:t>
+        <w:t>4.3.6 异常与降级</w:t>
       </w:r>
     </w:p>
     <w:p>
@@ -9917,7 +10819,7 @@
         <w:keepLines/>
       </w:pPr>
       <w:r>
-        <w:t>周期任务生成采用唯一周期键防止重复；参与人变更时形成替补或重新指派；移动网络中断允许本地暂存，恢复后按时间顺序补传并提示冲突。</w:t>
+        <w:t>停用人员从新任务候选中排除但保留历史；盘点重复提交以幂等键拒绝；过期物资不得作为可调派库存；数据校验失败形成错误清单而不静默丢弃。</w:t>
       </w:r>
     </w:p>
     <w:p>
@@ -9925,7 +10827,7 @@
         <w:pStyle w:val="3"/>
       </w:pPr>
       <w:r>
-        <w:t>4.4.7 权限与审计</w:t>
+        <w:t>4.3.7 权限与审计</w:t>
       </w:r>
     </w:p>
     <w:p>
@@ -9933,7 +10835,7 @@
         <w:keepLines/>
       </w:pPr>
       <w:r>
-        <w:t>计划审批、演练执行、评估和改进关闭分角色控制；演练证据和评分修改保留前后值。</w:t>
+        <w:t>人员敏感字段按角色和组织范围查看；物资调整由盘点与复核角色分离；导入、导出、数量调整和有效期修改全部审计。</w:t>
       </w:r>
     </w:p>
     <w:p>
@@ -9941,7 +10843,7 @@
         <w:pStyle w:val="3"/>
       </w:pPr>
       <w:r>
-        <w:t>4.4.8 验证方式</w:t>
+        <w:t>4.3.8 验证方式</w:t>
       </w:r>
     </w:p>
     <w:p>
@@ -9949,7 +10851,7 @@
         <w:keepLines/>
       </w:pPr>
       <w:r>
-        <w:t>以月度和半年度计划验证自动下发、移动执行、模板评估、问题整改和报告输出；检查重复调度、人员变更和离线补传。</w:t>
+        <w:t>验证不少于300人、30个站点、1000项物资规模下的检索和调派；走通盘点计划、移动实盘、差异复核、临期提醒和导入对账。</w:t>
       </w:r>
     </w:p>
     <w:p>
@@ -9957,7 +10859,7 @@
         <w:pStyle w:val="2"/>
       </w:pPr>
       <w:r>
-        <w:t>4.5 F-05 应急事件管理</w:t>
+        <w:t>4.4 F-04 应急演练管理</w:t>
       </w:r>
     </w:p>
     <w:p>
@@ -9965,7 +10867,7 @@
         <w:pStyle w:val="3"/>
       </w:pPr>
       <w:r>
-        <w:t>4.5.1 需求理解</w:t>
+        <w:t>4.4.1 需求理解</w:t>
       </w:r>
     </w:p>
     <w:p>
@@ -9973,7 +10875,7 @@
         <w:keepLines/>
       </w:pPr>
       <w:r>
-        <w:t>实现Web、H5和既有告警来源的统一接报，经过核实审批、预案启动、任务处置、关闭评估和事故调查形成完整生命周期。</w:t>
+        <w:t>把演练频次、计划、任务、执行、评估和改进纳入闭环，支持月、季、年周期，并满足人员密集场所每半年至少一次的监管频次要求。</w:t>
       </w:r>
     </w:p>
     <w:tbl>
@@ -10102,7 +11004,7 @@
                 <w:b w:val="0"/>
                 <w:sz w:val="18"/>
               </w:rPr>
-              <w:t>FR-05.1</w:t>
+              <w:t>FR-04.1</w:t>
             </w:r>
           </w:p>
         </w:tc>
@@ -10142,7 +11044,7 @@
                 <w:b w:val="0"/>
                 <w:sz w:val="18"/>
               </w:rPr>
-              <w:t>Web/移动发起事件并多条件检索</w:t>
+              <w:t>月/季/年演练计划及监管频次</w:t>
             </w:r>
           </w:p>
         </w:tc>
@@ -10184,7 +11086,7 @@
                 <w:b w:val="0"/>
                 <w:sz w:val="18"/>
               </w:rPr>
-              <w:t>FR-05.2</w:t>
+              <w:t>FR-04.2</w:t>
             </w:r>
           </w:p>
         </w:tc>
@@ -10224,7 +11126,7 @@
                 <w:b w:val="0"/>
                 <w:sz w:val="18"/>
               </w:rPr>
-              <w:t>核实审批、启动预案、生命周期跟踪和留痕</w:t>
+              <w:t>周期到达自动下发演练任务并留痕</w:t>
             </w:r>
           </w:p>
         </w:tc>
@@ -10266,7 +11168,7 @@
                 <w:b w:val="0"/>
                 <w:sz w:val="18"/>
               </w:rPr>
-              <w:t>FR-05.3</w:t>
+              <w:t>FR-04.3</w:t>
             </w:r>
           </w:p>
         </w:tc>
@@ -10306,89 +11208,7 @@
                 <w:b w:val="0"/>
                 <w:sz w:val="18"/>
               </w:rPr>
-              <w:t>自动下发任务，支持反馈、催办和临时任务</w:t>
-            </w:r>
-          </w:p>
-        </w:tc>
-        <w:tc>
-          <w:tcPr>
-            <w:tcW w:type="dxa" w:w="2381"/>
-            <w:vAlign w:val="center"/>
-          </w:tcPr>
-          <w:p>
-            <w:pPr>
-              <w:spacing w:after="0"/>
-              <w:ind w:firstLine="0"/>
-            </w:pPr>
-            <w:r>
-              <w:rPr>
-                <w:rFonts w:ascii="宋体" w:hAnsi="宋体" w:eastAsia="宋体"/>
-                <w:b w:val="0"/>
-                <w:sz w:val="18"/>
-              </w:rPr>
-              <w:t>设计覆盖；实施和测试证据待形成</w:t>
-            </w:r>
-          </w:p>
-        </w:tc>
-      </w:tr>
-      <w:tr>
-        <w:tc>
-          <w:tcPr>
-            <w:tcW w:type="dxa" w:w="2381"/>
-            <w:vAlign w:val="center"/>
-          </w:tcPr>
-          <w:p>
-            <w:pPr>
-              <w:spacing w:after="0"/>
-              <w:ind w:firstLine="0"/>
-            </w:pPr>
-            <w:r>
-              <w:rPr>
-                <w:rFonts w:ascii="宋体" w:hAnsi="宋体" w:eastAsia="宋体"/>
-                <w:b w:val="0"/>
-                <w:sz w:val="18"/>
-              </w:rPr>
-              <w:t>FR-05.4</w:t>
-            </w:r>
-          </w:p>
-        </w:tc>
-        <w:tc>
-          <w:tcPr>
-            <w:tcW w:type="dxa" w:w="2381"/>
-            <w:vAlign w:val="center"/>
-          </w:tcPr>
-          <w:p>
-            <w:pPr>
-              <w:spacing w:after="0"/>
-              <w:ind w:firstLine="0"/>
-            </w:pPr>
-            <w:r>
-              <w:rPr>
-                <w:rFonts w:ascii="宋体" w:hAnsi="宋体" w:eastAsia="宋体"/>
-                <w:b w:val="0"/>
-                <w:sz w:val="18"/>
-              </w:rPr>
-              <w:t>★</w:t>
-            </w:r>
-          </w:p>
-        </w:tc>
-        <w:tc>
-          <w:tcPr>
-            <w:tcW w:type="dxa" w:w="2381"/>
-            <w:vAlign w:val="center"/>
-          </w:tcPr>
-          <w:p>
-            <w:pPr>
-              <w:spacing w:after="0"/>
-              <w:ind w:firstLine="0"/>
-            </w:pPr>
-            <w:r>
-              <w:rPr>
-                <w:rFonts w:ascii="宋体" w:hAnsi="宋体" w:eastAsia="宋体"/>
-                <w:b w:val="0"/>
-                <w:sz w:val="18"/>
-              </w:rPr>
-              <w:t>关闭评估、事故调查、报告和知识沉淀</w:t>
+              <w:t>演练执行、模板评估、报告和持续改进</w:t>
             </w:r>
           </w:p>
         </w:tc>
@@ -10424,7 +11244,7 @@
         <w:pStyle w:val="3"/>
       </w:pPr>
       <w:r>
-        <w:t>4.5.2 功能组成</w:t>
+        <w:t>4.4.2 功能组成</w:t>
       </w:r>
     </w:p>
     <w:p>
@@ -10432,7 +11252,7 @@
         <w:keepLines/>
       </w:pPr>
       <w:r>
-        <w:t>事件上报、告警转事件、核实审批、事件列表、续报、预案启动、任务催办、临时任务、关闭评估、事故调查、报告和知识沉淀。</w:t>
+        <w:t>演练计划、周期规则、参与人员、演练任务、执行记录、附件、评估模板、评估报告、问题项和改进跟踪。</w:t>
       </w:r>
     </w:p>
     <w:p>
@@ -10440,7 +11260,7 @@
         <w:pStyle w:val="3"/>
       </w:pPr>
       <w:r>
-        <w:t>4.5.3 核心流程</w:t>
+        <w:t>4.4.3 核心流程</w:t>
       </w:r>
     </w:p>
     <w:p>
@@ -10448,7 +11268,7 @@
         <w:keepLines/>
       </w:pPr>
       <w:r>
-        <w:t>来源数据先形成待核实事件，审批通过后进入已确认状态；授权人员启动预案并下发任务。处置期间接收续报和反馈，满足关闭条件后评估关闭；需调查的事件生成调查任务和报告。</w:t>
+        <w:t>制定计划并选择预案版本，系统按周期生成任务并通知执行人。执行人按流程反馈，结束后依据条目化模板评分和记录问题，责任人制定改进措施并跟踪关闭。</w:t>
       </w:r>
     </w:p>
     <w:p>
@@ -10456,7 +11276,7 @@
         <w:pStyle w:val="3"/>
       </w:pPr>
       <w:r>
-        <w:t>4.5.4 数据与状态</w:t>
+        <w:t>4.4.4 数据与状态</w:t>
       </w:r>
     </w:p>
     <w:p>
@@ -10464,7 +11284,7 @@
         <w:keepLines/>
       </w:pPr>
       <w:r>
-        <w:t>事件主表保存当前状态，状态历史追加记录每次迁移；上报、告警原文、审批、预案快照、任务、消息、附件、评估和调查通过事件标识关联。</w:t>
+        <w:t>演练计划、实例、任务、执行证据、评估答案、问题和改进措施均关联预案版本。状态为计划、已下发、执行中、待评估、改进中、已关闭。</w:t>
       </w:r>
     </w:p>
     <w:p>
@@ -10472,7 +11292,7 @@
         <w:pStyle w:val="3"/>
       </w:pPr>
       <w:r>
-        <w:t>4.5.5 接口依赖</w:t>
+        <w:t>4.4.5 接口依赖</w:t>
       </w:r>
     </w:p>
     <w:p>
@@ -10480,7 +11300,7 @@
         <w:keepLines/>
       </w:pPr>
       <w:r>
-        <w:t>依赖物联网和安防消防告警、中台工作流、消息、文件、预案、任务和H5；报警接入不超过2秒，事件确认到任务下达不超过3分钟。</w:t>
+        <w:t>依赖预案、任务、消息、H5、文件存储和中台工作流；真实联合演练需要甲方提供现场窗口和参与人员。</w:t>
       </w:r>
     </w:p>
     <w:p>
@@ -10488,7 +11308,7 @@
         <w:pStyle w:val="3"/>
       </w:pPr>
       <w:r>
-        <w:t>4.5.6 异常与降级</w:t>
+        <w:t>4.4.6 异常与降级</w:t>
       </w:r>
     </w:p>
     <w:p>
@@ -10496,7 +11316,7 @@
         <w:keepLines/>
       </w:pPr>
       <w:r>
-        <w:t>重复告警按来源标识去重；审批超时催办；预案启动部分失败保留已完成步骤并补偿；关闭时存在未完成强制任务则阻断并说明原因。</w:t>
+        <w:t>周期任务生成采用唯一周期键防止重复；参与人变更时形成替补或重新指派；移动网络中断允许本地暂存，恢复后按时间顺序补传并提示冲突。</w:t>
       </w:r>
     </w:p>
     <w:p>
@@ -10504,7 +11324,7 @@
         <w:pStyle w:val="3"/>
       </w:pPr>
       <w:r>
-        <w:t>4.5.7 权限与审计</w:t>
+        <w:t>4.4.7 权限与审计</w:t>
       </w:r>
     </w:p>
     <w:p>
@@ -10512,7 +11332,7 @@
         <w:keepLines/>
       </w:pPr>
       <w:r>
-        <w:t>上报、核实、启动、关闭和调查具有独立权限；自动告警保留原始来源。状态回退、强制关闭和报告导出均审计。</w:t>
+        <w:t>计划审批、演练执行、评估和改进关闭分角色控制；演练证据和评分修改保留前后值。</w:t>
       </w:r>
     </w:p>
     <w:p>
@@ -10520,7 +11340,7 @@
         <w:pStyle w:val="3"/>
       </w:pPr>
       <w:r>
-        <w:t>4.5.8 验证方式</w:t>
+        <w:t>4.4.8 验证方式</w:t>
       </w:r>
     </w:p>
     <w:p>
@@ -10528,7 +11348,7 @@
         <w:keepLines/>
       </w:pPr>
       <w:r>
-        <w:t>分别用Web、H5和物联网告警走通全链路；测量告警接入和任务下达；验证非法迁移、重复告警、启动部分失败和关闭门禁。</w:t>
+        <w:t>以月度和半年度计划验证自动下发、移动执行、模板评估、问题整改和报告输出；检查重复调度、人员变更和离线补传。</w:t>
       </w:r>
     </w:p>
     <w:p>
@@ -10536,7 +11356,7 @@
         <w:pStyle w:val="2"/>
       </w:pPr>
       <w:r>
-        <w:t>4.6 F-06 应急值班管理</w:t>
+        <w:t>4.5 F-05 应急事件管理</w:t>
       </w:r>
     </w:p>
     <w:p>
@@ -10544,7 +11364,7 @@
         <w:pStyle w:val="3"/>
       </w:pPr>
       <w:r>
-        <w:t>4.6.1 需求理解</w:t>
+        <w:t>4.5.1 需求理解</w:t>
       </w:r>
     </w:p>
     <w:p>
@@ -10552,7 +11372,7 @@
         <w:keepLines/>
       </w:pPr>
       <w:r>
-        <w:t>将小组、时段、打卡点位和预警规则配置化，实现扫码打卡、范围校验、就位统计和缺卡提醒，为24小时值班与带班提供证据。</w:t>
+        <w:t>实现Web、H5和既有告警来源的统一接报，经过核实审批、预案启动、任务处置、关闭评估和事故调查形成完整生命周期。</w:t>
       </w:r>
     </w:p>
     <w:tbl>
@@ -10681,7 +11501,7 @@
                 <w:b w:val="0"/>
                 <w:sz w:val="18"/>
               </w:rPr>
-              <w:t>FR-06.1</w:t>
+              <w:t>FR-05.1</w:t>
             </w:r>
           </w:p>
         </w:tc>
@@ -10721,7 +11541,7 @@
                 <w:b w:val="0"/>
                 <w:sz w:val="18"/>
               </w:rPr>
-              <w:t>打卡小组、时段、点位和代执行留痕</w:t>
+              <w:t>Web/移动发起事件并多条件检索</w:t>
             </w:r>
           </w:p>
         </w:tc>
@@ -10763,7 +11583,7 @@
                 <w:b w:val="0"/>
                 <w:sz w:val="18"/>
               </w:rPr>
-              <w:t>FR-06.2</w:t>
+              <w:t>FR-05.2</w:t>
             </w:r>
           </w:p>
         </w:tc>
@@ -10803,7 +11623,7 @@
                 <w:b w:val="0"/>
                 <w:sz w:val="18"/>
               </w:rPr>
-              <w:t>点位维护、地图拾取、二维码和有效半径</w:t>
+              <w:t>核实审批、启动预案、生命周期跟踪和留痕</w:t>
             </w:r>
           </w:p>
         </w:tc>
@@ -10845,7 +11665,7 @@
                 <w:b w:val="0"/>
                 <w:sz w:val="18"/>
               </w:rPr>
-              <w:t>FR-06.3</w:t>
+              <w:t>FR-05.3</w:t>
             </w:r>
           </w:p>
         </w:tc>
@@ -10885,7 +11705,7 @@
                 <w:b w:val="0"/>
                 <w:sz w:val="18"/>
               </w:rPr>
-              <w:t>点位/小组/人员统计及明细导出</w:t>
+              <w:t>自动下发任务，支持反馈、催办和临时任务</w:t>
             </w:r>
           </w:p>
         </w:tc>
@@ -10927,7 +11747,7 @@
                 <w:b w:val="0"/>
                 <w:sz w:val="18"/>
               </w:rPr>
-              <w:t>FR-06.4</w:t>
+              <w:t>FR-05.4</w:t>
             </w:r>
           </w:p>
         </w:tc>
@@ -10967,7 +11787,7 @@
                 <w:b w:val="0"/>
                 <w:sz w:val="18"/>
               </w:rPr>
-              <w:t>缺卡/超时告警并经平台消息推送；甲方提供既有统一通道及短信账号/签名/配额，乙方负责调用、并发、重试、回执与留痕</w:t>
+              <w:t>关闭评估、事故调查、报告和知识沉淀</w:t>
             </w:r>
           </w:p>
         </w:tc>
@@ -11003,7 +11823,7 @@
         <w:pStyle w:val="3"/>
       </w:pPr>
       <w:r>
-        <w:t>4.6.2 功能组成</w:t>
+        <w:t>4.5.2 功能组成</w:t>
       </w:r>
     </w:p>
     <w:p>
@@ -11011,7 +11831,7 @@
         <w:keepLines/>
       </w:pPr>
       <w:r>
-        <w:t>打卡小组、班次、代执行、点位、地图拾取、二维码、有效半径、打卡任务、记录、统计、预警和明细导出。</w:t>
+        <w:t>事件上报、告警转事件、核实审批、事件列表、续报、预案启动、任务催办、临时任务、关闭评估、事故调查、报告和知识沉淀。</w:t>
       </w:r>
     </w:p>
     <w:p>
@@ -11019,7 +11839,7 @@
         <w:pStyle w:val="3"/>
       </w:pPr>
       <w:r>
-        <w:t>4.6.3 核心流程</w:t>
+        <w:t>4.5.3 核心流程</w:t>
       </w:r>
     </w:p>
     <w:p>
@@ -11027,7 +11847,7 @@
         <w:keepLines/>
       </w:pPr>
       <w:r>
-        <w:t>管理员配置小组、时段和点位，系统按计划生成任务。值班人员在H5扫码并提交位置，服务端校验身份、时段、点位和范围，写入记录；规则任务统计应到实到并发送提醒。</w:t>
+        <w:t>来源数据先形成待核实事件，审批通过后进入已确认状态；授权人员启动预案并下发任务。处置期间接收续报和反馈，满足关闭条件后评估关闭；需调查的事件生成调查任务和报告。</w:t>
       </w:r>
     </w:p>
     <w:p>
@@ -11035,7 +11855,7 @@
         <w:pStyle w:val="3"/>
       </w:pPr>
       <w:r>
-        <w:t>4.6.4 数据与状态</w:t>
+        <w:t>4.5.4 数据与状态</w:t>
       </w:r>
     </w:p>
     <w:p>
@@ -11043,7 +11863,7 @@
         <w:keepLines/>
       </w:pPr>
       <w:r>
-        <w:t>小组、成员、班次、点位、二维码版本、打卡任务、记录和预警。记录包含服务器时间、源定位、距离、终端和校验结论。</w:t>
+        <w:t>事件主表保存当前状态，状态历史追加记录每次迁移；上报、告警原文、审批、预案快照、任务、消息、附件、评估和调查通过事件标识关联。</w:t>
       </w:r>
     </w:p>
     <w:p>
@@ -11051,7 +11871,7 @@
         <w:pStyle w:val="3"/>
       </w:pPr>
       <w:r>
-        <w:t>4.6.5 接口依赖</w:t>
+        <w:t>4.5.5 接口依赖</w:t>
       </w:r>
     </w:p>
     <w:p>
@@ -11059,7 +11879,7 @@
         <w:keepLines/>
       </w:pPr>
       <w:r>
-        <w:t>依赖地图点位、H5扫码定位、中台组织身份和统一消息；甲方提供定位和宿主能力，乙方负责校验和留痕。</w:t>
+        <w:t>依赖物联网和安防消防告警、中台工作流、消息、文件、预案、任务和H5；报警接入不超过2秒，事件确认到任务下达不超过3分钟。</w:t>
       </w:r>
     </w:p>
     <w:p>
@@ -11067,7 +11887,7 @@
         <w:pStyle w:val="3"/>
       </w:pPr>
       <w:r>
-        <w:t>4.6.6 异常与降级</w:t>
+        <w:t>4.5.6 异常与降级</w:t>
       </w:r>
     </w:p>
     <w:p>
@@ -11075,7 +11895,7 @@
         <w:keepLines/>
       </w:pPr>
       <w:r>
-        <w:t>二维码过期、身份不匹配、超出时段或范围时拒绝并说明；定位不可用时不得伪造成功，可按授权人工补录并标记来源；重复提交幂等处理。</w:t>
+        <w:t>重复告警按来源标识去重；审批超时催办；预案启动部分失败保留已完成步骤并补偿；关闭时存在未完成强制任务则阻断并说明原因。</w:t>
       </w:r>
     </w:p>
     <w:p>
@@ -11083,7 +11903,7 @@
         <w:pStyle w:val="3"/>
       </w:pPr>
       <w:r>
-        <w:t>4.6.7 权限与审计</w:t>
+        <w:t>4.5.7 权限与审计</w:t>
       </w:r>
     </w:p>
     <w:p>
@@ -11091,7 +11911,7 @@
         <w:keepLines/>
       </w:pPr>
       <w:r>
-        <w:t>普通人员仅查看个人任务和记录；值班管理员配置计划；人工补录和代执行需专门权限并记录原因。</w:t>
+        <w:t>上报、核实、启动、关闭和调查具有独立权限；自动告警保留原始来源。状态回退、强制关闭和报告导出均审计。</w:t>
       </w:r>
     </w:p>
     <w:p>
@@ -11099,7 +11919,7 @@
         <w:pStyle w:val="3"/>
       </w:pPr>
       <w:r>
-        <w:t>4.6.8 验证方式</w:t>
+        <w:t>4.5.8 验证方式</w:t>
       </w:r>
     </w:p>
     <w:p>
@@ -11107,7 +11927,7 @@
         <w:keepLines/>
       </w:pPr>
       <w:r>
-        <w:t>验证扫码写入回传不超过1秒、点位/小组/人员三个统计维度、缺卡消息和明细导出；测试越界、过期码、重复提交和人工补录。</w:t>
+        <w:t>分别用Web、H5和物联网告警走通全链路；测量告警接入和任务下达；验证非法迁移、重复告警、启动部分失败和关闭门禁。</w:t>
       </w:r>
     </w:p>
     <w:p>
@@ -11115,7 +11935,7 @@
         <w:pStyle w:val="2"/>
       </w:pPr>
       <w:r>
-        <w:t>4.7 F-07 应急基础管理</w:t>
+        <w:t>4.6 F-06 应急值班管理</w:t>
       </w:r>
     </w:p>
     <w:p>
@@ -11123,7 +11943,7 @@
         <w:pStyle w:val="3"/>
       </w:pPr>
       <w:r>
-        <w:t>4.7.1 需求理解</w:t>
+        <w:t>4.6.1 需求理解</w:t>
       </w:r>
     </w:p>
     <w:p>
@@ -11131,7 +11951,7 @@
         <w:keepLines/>
       </w:pPr>
       <w:r>
-        <w:t>以受控配置支撑预案类型、事件类型、物资站点、评估模板和核实审批流程，使业务变化通过版本化配置落地。</w:t>
+        <w:t>将小组、时段、打卡点位和预警规则配置化，实现扫码打卡、范围校验、就位统计和缺卡提醒，为24小时值班与带班提供证据。</w:t>
       </w:r>
     </w:p>
     <w:tbl>
@@ -11260,47 +12080,47 @@
                 <w:b w:val="0"/>
                 <w:sz w:val="18"/>
               </w:rPr>
-              <w:t>FR-07.1</w:t>
-            </w:r>
-          </w:p>
-        </w:tc>
-        <w:tc>
-          <w:tcPr>
-            <w:tcW w:type="dxa" w:w="2381"/>
-            <w:vAlign w:val="center"/>
-          </w:tcPr>
-          <w:p>
-            <w:pPr>
-              <w:spacing w:after="0"/>
-              <w:ind w:firstLine="0"/>
-            </w:pPr>
-            <w:r>
-              <w:rPr>
-                <w:rFonts w:ascii="宋体" w:hAnsi="宋体" w:eastAsia="宋体"/>
-                <w:b w:val="0"/>
-                <w:sz w:val="18"/>
-              </w:rPr>
-              <w:t>否</w:t>
-            </w:r>
-          </w:p>
-        </w:tc>
-        <w:tc>
-          <w:tcPr>
-            <w:tcW w:type="dxa" w:w="2381"/>
-            <w:vAlign w:val="center"/>
-          </w:tcPr>
-          <w:p>
-            <w:pPr>
-              <w:spacing w:after="0"/>
-              <w:ind w:firstLine="0"/>
-            </w:pPr>
-            <w:r>
-              <w:rPr>
-                <w:rFonts w:ascii="宋体" w:hAnsi="宋体" w:eastAsia="宋体"/>
-                <w:b w:val="0"/>
-                <w:sz w:val="18"/>
-              </w:rPr>
-              <w:t>预案类型新增、修改、停用</w:t>
+              <w:t>FR-06.1</w:t>
+            </w:r>
+          </w:p>
+        </w:tc>
+        <w:tc>
+          <w:tcPr>
+            <w:tcW w:type="dxa" w:w="2381"/>
+            <w:vAlign w:val="center"/>
+          </w:tcPr>
+          <w:p>
+            <w:pPr>
+              <w:spacing w:after="0"/>
+              <w:ind w:firstLine="0"/>
+            </w:pPr>
+            <w:r>
+              <w:rPr>
+                <w:rFonts w:ascii="宋体" w:hAnsi="宋体" w:eastAsia="宋体"/>
+                <w:b w:val="0"/>
+                <w:sz w:val="18"/>
+              </w:rPr>
+              <w:t>★</w:t>
+            </w:r>
+          </w:p>
+        </w:tc>
+        <w:tc>
+          <w:tcPr>
+            <w:tcW w:type="dxa" w:w="2381"/>
+            <w:vAlign w:val="center"/>
+          </w:tcPr>
+          <w:p>
+            <w:pPr>
+              <w:spacing w:after="0"/>
+              <w:ind w:firstLine="0"/>
+            </w:pPr>
+            <w:r>
+              <w:rPr>
+                <w:rFonts w:ascii="宋体" w:hAnsi="宋体" w:eastAsia="宋体"/>
+                <w:b w:val="0"/>
+                <w:sz w:val="18"/>
+              </w:rPr>
+              <w:t>打卡小组、时段、点位和代执行留痕</w:t>
             </w:r>
           </w:p>
         </w:tc>
@@ -11342,7 +12162,7 @@
                 <w:b w:val="0"/>
                 <w:sz w:val="18"/>
               </w:rPr>
-              <w:t>FR-07.2</w:t>
+              <w:t>FR-06.2</w:t>
             </w:r>
           </w:p>
         </w:tc>
@@ -11382,7 +12202,7 @@
                 <w:b w:val="0"/>
                 <w:sz w:val="18"/>
               </w:rPr>
-              <w:t>事件类型维护；宜预置四大类</w:t>
+              <w:t>点位维护、地图拾取、二维码和有效半径</w:t>
             </w:r>
           </w:p>
         </w:tc>
@@ -11424,7 +12244,7 @@
                 <w:b w:val="0"/>
                 <w:sz w:val="18"/>
               </w:rPr>
-              <w:t>FR-07.3</w:t>
+              <w:t>FR-06.3</w:t>
             </w:r>
           </w:p>
         </w:tc>
@@ -11464,7 +12284,7 @@
                 <w:b w:val="0"/>
                 <w:sz w:val="18"/>
               </w:rPr>
-              <w:t>物资站点空间和地图位置配置</w:t>
+              <w:t>点位/小组/人员统计及明细导出</w:t>
             </w:r>
           </w:p>
         </w:tc>
@@ -11506,7 +12326,7 @@
                 <w:b w:val="0"/>
                 <w:sz w:val="18"/>
               </w:rPr>
-              <w:t>FR-07.4</w:t>
+              <w:t>FR-06.4</w:t>
             </w:r>
           </w:p>
         </w:tc>
@@ -11546,89 +12366,7 @@
                 <w:b w:val="0"/>
                 <w:sz w:val="18"/>
               </w:rPr>
-              <w:t>条目化、可复用评估模板</w:t>
-            </w:r>
-          </w:p>
-        </w:tc>
-        <w:tc>
-          <w:tcPr>
-            <w:tcW w:type="dxa" w:w="2381"/>
-            <w:vAlign w:val="center"/>
-          </w:tcPr>
-          <w:p>
-            <w:pPr>
-              <w:spacing w:after="0"/>
-              <w:ind w:firstLine="0"/>
-            </w:pPr>
-            <w:r>
-              <w:rPr>
-                <w:rFonts w:ascii="宋体" w:hAnsi="宋体" w:eastAsia="宋体"/>
-                <w:b w:val="0"/>
-                <w:sz w:val="18"/>
-              </w:rPr>
-              <w:t>设计覆盖；实施和测试证据待形成</w:t>
-            </w:r>
-          </w:p>
-        </w:tc>
-      </w:tr>
-      <w:tr>
-        <w:tc>
-          <w:tcPr>
-            <w:tcW w:type="dxa" w:w="2381"/>
-            <w:vAlign w:val="center"/>
-          </w:tcPr>
-          <w:p>
-            <w:pPr>
-              <w:spacing w:after="0"/>
-              <w:ind w:firstLine="0"/>
-            </w:pPr>
-            <w:r>
-              <w:rPr>
-                <w:rFonts w:ascii="宋体" w:hAnsi="宋体" w:eastAsia="宋体"/>
-                <w:b w:val="0"/>
-                <w:sz w:val="18"/>
-              </w:rPr>
-              <w:t>FR-07.5</w:t>
-            </w:r>
-          </w:p>
-        </w:tc>
-        <w:tc>
-          <w:tcPr>
-            <w:tcW w:type="dxa" w:w="2381"/>
-            <w:vAlign w:val="center"/>
-          </w:tcPr>
-          <w:p>
-            <w:pPr>
-              <w:spacing w:after="0"/>
-              <w:ind w:firstLine="0"/>
-            </w:pPr>
-            <w:r>
-              <w:rPr>
-                <w:rFonts w:ascii="宋体" w:hAnsi="宋体" w:eastAsia="宋体"/>
-                <w:b w:val="0"/>
-                <w:sz w:val="18"/>
-              </w:rPr>
-              <w:t>★</w:t>
-            </w:r>
-          </w:p>
-        </w:tc>
-        <w:tc>
-          <w:tcPr>
-            <w:tcW w:type="dxa" w:w="2381"/>
-            <w:vAlign w:val="center"/>
-          </w:tcPr>
-          <w:p>
-            <w:pPr>
-              <w:spacing w:after="0"/>
-              <w:ind w:firstLine="0"/>
-            </w:pPr>
-            <w:r>
-              <w:rPr>
-                <w:rFonts w:ascii="宋体" w:hAnsi="宋体" w:eastAsia="宋体"/>
-                <w:b w:val="0"/>
-                <w:sz w:val="18"/>
-              </w:rPr>
-              <w:t>自定义核实审批环节/人/时限，调整留痕</w:t>
+              <w:t>缺卡/超时告警并经平台消息推送；甲方提供既有统一通道及短信账号/签名/配额，乙方负责调用、并发、重试、回执与留痕</w:t>
             </w:r>
           </w:p>
         </w:tc>
@@ -11664,7 +12402,7 @@
         <w:pStyle w:val="3"/>
       </w:pPr>
       <w:r>
-        <w:t>4.7.2 功能组成</w:t>
+        <w:t>4.6.2 功能组成</w:t>
       </w:r>
     </w:p>
     <w:p>
@@ -11672,7 +12410,7 @@
         <w:keepLines/>
       </w:pPr>
       <w:r>
-        <w:t>类型字典、事件分级、站点空间配置、评估模板、流程设计、节点时限、启停、版本比较、发布审批和影响分析。</w:t>
+        <w:t>打卡小组、班次、代执行、点位、地图拾取、二维码、有效半径、打卡任务、记录、统计、预警和明细导出。</w:t>
       </w:r>
     </w:p>
     <w:p>
@@ -11680,7 +12418,7 @@
         <w:pStyle w:val="3"/>
       </w:pPr>
       <w:r>
-        <w:t>4.7.3 核心流程</w:t>
+        <w:t>4.6.3 核心流程</w:t>
       </w:r>
     </w:p>
     <w:p>
@@ -11688,7 +12426,7 @@
         <w:keepLines/>
       </w:pPr>
       <w:r>
-        <w:t>管理员创建或修订配置，系统校验引用完整性，经审批发布。新业务实例使用新版本，历史实例继续引用原版本；停用前检查仍在使用的对象。</w:t>
+        <w:t>管理员配置小组、时段和点位，系统按计划生成任务。值班人员在H5扫码并提交位置，服务端校验身份、时段、点位和范围，写入记录；规则任务统计应到实到并发送提醒。</w:t>
       </w:r>
     </w:p>
     <w:p>
@@ -11696,7 +12434,7 @@
         <w:pStyle w:val="3"/>
       </w:pPr>
       <w:r>
-        <w:t>4.7.4 数据与状态</w:t>
+        <w:t>4.6.4 数据与状态</w:t>
       </w:r>
     </w:p>
     <w:p>
@@ -11704,7 +12442,7 @@
         <w:keepLines/>
       </w:pPr>
       <w:r>
-        <w:t>字典、模板、流程定义、节点、规则、版本和引用关系。配置状态采用草稿、审核中、已发布、已停用。</w:t>
+        <w:t>小组、成员、班次、点位、二维码版本、打卡任务、记录和预警。记录包含服务器时间、源定位、距离、终端和校验结论。</w:t>
       </w:r>
     </w:p>
     <w:p>
@@ -11712,7 +12450,7 @@
         <w:pStyle w:val="3"/>
       </w:pPr>
       <w:r>
-        <w:t>4.7.5 接口依赖</w:t>
+        <w:t>4.6.5 接口依赖</w:t>
       </w:r>
     </w:p>
     <w:p>
@@ -11720,7 +12458,7 @@
         <w:keepLines/>
       </w:pPr>
       <w:r>
-        <w:t>依赖中台工作流、文件、身份权限和地图；向预案、事件、演练、物资模块提供只读发布版本。</w:t>
+        <w:t>依赖地图点位、H5扫码定位、中台组织身份和统一消息；甲方提供定位和宿主能力，乙方负责校验和留痕。</w:t>
       </w:r>
     </w:p>
     <w:p>
@@ -11728,7 +12466,7 @@
         <w:pStyle w:val="3"/>
       </w:pPr>
       <w:r>
-        <w:t>4.7.6 异常与降级</w:t>
+        <w:t>4.6.6 异常与降级</w:t>
       </w:r>
     </w:p>
     <w:p>
@@ -11736,7 +12474,7 @@
         <w:keepLines/>
       </w:pPr>
       <w:r>
-        <w:t>循环流程、缺少处理人、无时限或引用失效时禁止发布；发布失败回滚到上一稳定版；紧急修改须走书面变更和补审。</w:t>
+        <w:t>二维码过期、身份不匹配、超出时段或范围时拒绝并说明；定位不可用时不得伪造成功，可按授权人工补录并标记来源；重复提交幂等处理。</w:t>
       </w:r>
     </w:p>
     <w:p>
@@ -11744,7 +12482,7 @@
         <w:pStyle w:val="3"/>
       </w:pPr>
       <w:r>
-        <w:t>4.7.7 权限与审计</w:t>
+        <w:t>4.6.7 权限与审计</w:t>
       </w:r>
     </w:p>
     <w:p>
@@ -11752,7 +12490,7 @@
         <w:keepLines/>
       </w:pPr>
       <w:r>
-        <w:t>配置编辑、审核和发布分离；每次修改保留差异、操作者和批准记录。</w:t>
+        <w:t>普通人员仅查看个人任务和记录；值班管理员配置计划；人工补录和代执行需专门权限并记录原因。</w:t>
       </w:r>
     </w:p>
     <w:p>
@@ -11760,7 +12498,7 @@
         <w:pStyle w:val="3"/>
       </w:pPr>
       <w:r>
-        <w:t>4.7.8 验证方式</w:t>
+        <w:t>4.6.8 验证方式</w:t>
       </w:r>
     </w:p>
     <w:p>
@@ -11768,7 +12506,7 @@
         <w:keepLines/>
       </w:pPr>
       <w:r>
-        <w:t>建立四类事件、预案类型、站点、评估模板和多级核实流程，验证发布、引用、修订、停用和历史实例不受影响。</w:t>
+        <w:t>验证扫码写入回传不超过1秒、点位/小组/人员三个统计维度、缺卡消息和明细导出；测试越界、过期码、重复提交和人工补录。</w:t>
       </w:r>
     </w:p>
     <w:p>
@@ -11776,7 +12514,7 @@
         <w:pStyle w:val="2"/>
       </w:pPr>
       <w:r>
-        <w:t>4.8 F-08 应急管理移动端</w:t>
+        <w:t>4.7 F-07 应急基础管理</w:t>
       </w:r>
     </w:p>
     <w:p>
@@ -11784,7 +12522,7 @@
         <w:pStyle w:val="3"/>
       </w:pPr>
       <w:r>
-        <w:t>4.8.1 需求理解</w:t>
+        <w:t>4.7.1 需求理解</w:t>
       </w:r>
     </w:p>
     <w:p>
@@ -11792,7 +12530,7 @@
         <w:keepLines/>
       </w:pPr>
       <w:r>
-        <w:t>以H5嵌入甲方现有智慧管理APP，为现场人员提供事件、任务、知识库、演练、打卡和盘点六类能力，不另建原生APP。</w:t>
+        <w:t>以受控配置支撑预案类型、事件类型、物资站点、评估模板和核实审批流程，使业务变化通过版本化配置落地。</w:t>
       </w:r>
     </w:p>
     <w:tbl>
@@ -11921,47 +12659,47 @@
                 <w:b w:val="0"/>
                 <w:sz w:val="18"/>
               </w:rPr>
-              <w:t>FR-08.1</w:t>
-            </w:r>
-          </w:p>
-        </w:tc>
-        <w:tc>
-          <w:tcPr>
-            <w:tcW w:type="dxa" w:w="2381"/>
-            <w:vAlign w:val="center"/>
-          </w:tcPr>
-          <w:p>
-            <w:pPr>
-              <w:spacing w:after="0"/>
-              <w:ind w:firstLine="0"/>
-            </w:pPr>
-            <w:r>
-              <w:rPr>
-                <w:rFonts w:ascii="宋体" w:hAnsi="宋体" w:eastAsia="宋体"/>
-                <w:b w:val="0"/>
-                <w:sz w:val="18"/>
-              </w:rPr>
-              <w:t>★</w:t>
-            </w:r>
-          </w:p>
-        </w:tc>
-        <w:tc>
-          <w:tcPr>
-            <w:tcW w:type="dxa" w:w="2381"/>
-            <w:vAlign w:val="center"/>
-          </w:tcPr>
-          <w:p>
-            <w:pPr>
-              <w:spacing w:after="0"/>
-              <w:ind w:firstLine="0"/>
-            </w:pPr>
-            <w:r>
-              <w:rPr>
-                <w:rFonts w:ascii="宋体" w:hAnsi="宋体" w:eastAsia="宋体"/>
-                <w:b w:val="0"/>
-                <w:sz w:val="18"/>
-              </w:rPr>
-              <w:t>移动发起、拍照、查看个人事件</w:t>
+              <w:t>FR-07.1</w:t>
+            </w:r>
+          </w:p>
+        </w:tc>
+        <w:tc>
+          <w:tcPr>
+            <w:tcW w:type="dxa" w:w="2381"/>
+            <w:vAlign w:val="center"/>
+          </w:tcPr>
+          <w:p>
+            <w:pPr>
+              <w:spacing w:after="0"/>
+              <w:ind w:firstLine="0"/>
+            </w:pPr>
+            <w:r>
+              <w:rPr>
+                <w:rFonts w:ascii="宋体" w:hAnsi="宋体" w:eastAsia="宋体"/>
+                <w:b w:val="0"/>
+                <w:sz w:val="18"/>
+              </w:rPr>
+              <w:t>否</w:t>
+            </w:r>
+          </w:p>
+        </w:tc>
+        <w:tc>
+          <w:tcPr>
+            <w:tcW w:type="dxa" w:w="2381"/>
+            <w:vAlign w:val="center"/>
+          </w:tcPr>
+          <w:p>
+            <w:pPr>
+              <w:spacing w:after="0"/>
+              <w:ind w:firstLine="0"/>
+            </w:pPr>
+            <w:r>
+              <w:rPr>
+                <w:rFonts w:ascii="宋体" w:hAnsi="宋体" w:eastAsia="宋体"/>
+                <w:b w:val="0"/>
+                <w:sz w:val="18"/>
+              </w:rPr>
+              <w:t>预案类型新增、修改、停用</w:t>
             </w:r>
           </w:p>
         </w:tc>
@@ -12003,7 +12741,7 @@
                 <w:b w:val="0"/>
                 <w:sz w:val="18"/>
               </w:rPr>
-              <w:t>FR-08.2</w:t>
+              <w:t>FR-07.2</w:t>
             </w:r>
           </w:p>
         </w:tc>
@@ -12043,7 +12781,7 @@
                 <w:b w:val="0"/>
                 <w:sz w:val="18"/>
               </w:rPr>
-              <w:t>移动接收、确认、反馈、上传和完成任务；消息责任按 CLR-004 分工，在正常验收通道验证≥20路、≥99%</w:t>
+              <w:t>事件类型维护；宜预置四大类</w:t>
             </w:r>
           </w:p>
         </w:tc>
@@ -12085,47 +12823,47 @@
                 <w:b w:val="0"/>
                 <w:sz w:val="18"/>
               </w:rPr>
-              <w:t>FR-08.3</w:t>
-            </w:r>
-          </w:p>
-        </w:tc>
-        <w:tc>
-          <w:tcPr>
-            <w:tcW w:type="dxa" w:w="2381"/>
-            <w:vAlign w:val="center"/>
-          </w:tcPr>
-          <w:p>
-            <w:pPr>
-              <w:spacing w:after="0"/>
-              <w:ind w:firstLine="0"/>
-            </w:pPr>
-            <w:r>
-              <w:rPr>
-                <w:rFonts w:ascii="宋体" w:hAnsi="宋体" w:eastAsia="宋体"/>
-                <w:b w:val="0"/>
-                <w:sz w:val="18"/>
-              </w:rPr>
-              <w:t>否</w:t>
-            </w:r>
-          </w:p>
-        </w:tc>
-        <w:tc>
-          <w:tcPr>
-            <w:tcW w:type="dxa" w:w="2381"/>
-            <w:vAlign w:val="center"/>
-          </w:tcPr>
-          <w:p>
-            <w:pPr>
-              <w:spacing w:after="0"/>
-              <w:ind w:firstLine="0"/>
-            </w:pPr>
-            <w:r>
-              <w:rPr>
-                <w:rFonts w:ascii="宋体" w:hAnsi="宋体" w:eastAsia="宋体"/>
-                <w:b w:val="0"/>
-                <w:sz w:val="18"/>
-              </w:rPr>
-              <w:t>移动知识库分类和关键字检索</w:t>
+              <w:t>FR-07.3</w:t>
+            </w:r>
+          </w:p>
+        </w:tc>
+        <w:tc>
+          <w:tcPr>
+            <w:tcW w:type="dxa" w:w="2381"/>
+            <w:vAlign w:val="center"/>
+          </w:tcPr>
+          <w:p>
+            <w:pPr>
+              <w:spacing w:after="0"/>
+              <w:ind w:firstLine="0"/>
+            </w:pPr>
+            <w:r>
+              <w:rPr>
+                <w:rFonts w:ascii="宋体" w:hAnsi="宋体" w:eastAsia="宋体"/>
+                <w:b w:val="0"/>
+                <w:sz w:val="18"/>
+              </w:rPr>
+              <w:t>★</w:t>
+            </w:r>
+          </w:p>
+        </w:tc>
+        <w:tc>
+          <w:tcPr>
+            <w:tcW w:type="dxa" w:w="2381"/>
+            <w:vAlign w:val="center"/>
+          </w:tcPr>
+          <w:p>
+            <w:pPr>
+              <w:spacing w:after="0"/>
+              <w:ind w:firstLine="0"/>
+            </w:pPr>
+            <w:r>
+              <w:rPr>
+                <w:rFonts w:ascii="宋体" w:hAnsi="宋体" w:eastAsia="宋体"/>
+                <w:b w:val="0"/>
+                <w:sz w:val="18"/>
+              </w:rPr>
+              <w:t>物资站点空间和地图位置配置</w:t>
             </w:r>
           </w:p>
         </w:tc>
@@ -12167,7 +12905,7 @@
                 <w:b w:val="0"/>
                 <w:sz w:val="18"/>
               </w:rPr>
-              <w:t>FR-08.4</w:t>
+              <w:t>FR-07.4</w:t>
             </w:r>
           </w:p>
         </w:tc>
@@ -12207,7 +12945,7 @@
                 <w:b w:val="0"/>
                 <w:sz w:val="18"/>
               </w:rPr>
-              <w:t>移动查看并执行演练、提交结果</w:t>
+              <w:t>条目化、可复用评估模板</w:t>
             </w:r>
           </w:p>
         </w:tc>
@@ -12249,7 +12987,7 @@
                 <w:b w:val="0"/>
                 <w:sz w:val="18"/>
               </w:rPr>
-              <w:t>FR-08.5</w:t>
+              <w:t>FR-07.5</w:t>
             </w:r>
           </w:p>
         </w:tc>
@@ -12289,89 +13027,7 @@
                 <w:b w:val="0"/>
                 <w:sz w:val="18"/>
               </w:rPr>
-              <w:t>移动扫码打卡并校验身份/时段/范围</w:t>
-            </w:r>
-          </w:p>
-        </w:tc>
-        <w:tc>
-          <w:tcPr>
-            <w:tcW w:type="dxa" w:w="2381"/>
-            <w:vAlign w:val="center"/>
-          </w:tcPr>
-          <w:p>
-            <w:pPr>
-              <w:spacing w:after="0"/>
-              <w:ind w:firstLine="0"/>
-            </w:pPr>
-            <w:r>
-              <w:rPr>
-                <w:rFonts w:ascii="宋体" w:hAnsi="宋体" w:eastAsia="宋体"/>
-                <w:b w:val="0"/>
-                <w:sz w:val="18"/>
-              </w:rPr>
-              <w:t>设计覆盖；实施和测试证据待形成</w:t>
-            </w:r>
-          </w:p>
-        </w:tc>
-      </w:tr>
-      <w:tr>
-        <w:tc>
-          <w:tcPr>
-            <w:tcW w:type="dxa" w:w="2381"/>
-            <w:vAlign w:val="center"/>
-          </w:tcPr>
-          <w:p>
-            <w:pPr>
-              <w:spacing w:after="0"/>
-              <w:ind w:firstLine="0"/>
-            </w:pPr>
-            <w:r>
-              <w:rPr>
-                <w:rFonts w:ascii="宋体" w:hAnsi="宋体" w:eastAsia="宋体"/>
-                <w:b w:val="0"/>
-                <w:sz w:val="18"/>
-              </w:rPr>
-              <w:t>FR-08.6</w:t>
-            </w:r>
-          </w:p>
-        </w:tc>
-        <w:tc>
-          <w:tcPr>
-            <w:tcW w:type="dxa" w:w="2381"/>
-            <w:vAlign w:val="center"/>
-          </w:tcPr>
-          <w:p>
-            <w:pPr>
-              <w:spacing w:after="0"/>
-              <w:ind w:firstLine="0"/>
-            </w:pPr>
-            <w:r>
-              <w:rPr>
-                <w:rFonts w:ascii="宋体" w:hAnsi="宋体" w:eastAsia="宋体"/>
-                <w:b w:val="0"/>
-                <w:sz w:val="18"/>
-              </w:rPr>
-              <w:t>★</w:t>
-            </w:r>
-          </w:p>
-        </w:tc>
-        <w:tc>
-          <w:tcPr>
-            <w:tcW w:type="dxa" w:w="2381"/>
-            <w:vAlign w:val="center"/>
-          </w:tcPr>
-          <w:p>
-            <w:pPr>
-              <w:spacing w:after="0"/>
-              <w:ind w:firstLine="0"/>
-            </w:pPr>
-            <w:r>
-              <w:rPr>
-                <w:rFonts w:ascii="宋体" w:hAnsi="宋体" w:eastAsia="宋体"/>
-                <w:b w:val="0"/>
-                <w:sz w:val="18"/>
-              </w:rPr>
-              <w:t>移动盘点并更新现有数量</w:t>
+              <w:t>自定义核实审批环节/人/时限，调整留痕</w:t>
             </w:r>
           </w:p>
         </w:tc>
@@ -12407,7 +13063,7 @@
         <w:pStyle w:val="3"/>
       </w:pPr>
       <w:r>
-        <w:t>4.8.2 功能组成</w:t>
+        <w:t>4.7.2 功能组成</w:t>
       </w:r>
     </w:p>
     <w:p>
@@ -12415,7 +13071,7 @@
         <w:keepLines/>
       </w:pPr>
       <w:r>
-        <w:t>统一登录桥接、消息跳转、事件拍照上报、任务确认反馈、知识检索、演练执行、扫码定位打卡、物资盘点、离线暂存和上传队列。</w:t>
+        <w:t>类型字典、事件分级、站点空间配置、评估模板、流程设计、节点时限、启停、版本比较、发布审批和影响分析。</w:t>
       </w:r>
     </w:p>
     <w:p>
@@ -12423,7 +13079,7 @@
         <w:pStyle w:val="3"/>
       </w:pPr>
       <w:r>
-        <w:t>4.8.3 核心流程</w:t>
+        <w:t>4.7.3 核心流程</w:t>
       </w:r>
     </w:p>
     <w:p>
@@ -12431,7 +13087,7 @@
         <w:keepLines/>
       </w:pPr>
       <w:r>
-        <w:t>宿主提供登录态和设备能力，H5换取业务会话并加载个人待办。提交时生成客户端请求号，服务端幂等处理；弱网时保存待上传记录，恢复后重传并显示最终回执。</w:t>
+        <w:t>管理员创建或修订配置，系统校验引用完整性，经审批发布。新业务实例使用新版本，历史实例继续引用原版本；停用前检查仍在使用的对象。</w:t>
       </w:r>
     </w:p>
     <w:p>
@@ -12439,7 +13095,7 @@
         <w:pStyle w:val="3"/>
       </w:pPr>
       <w:r>
-        <w:t>4.8.4 数据与状态</w:t>
+        <w:t>4.7.4 数据与状态</w:t>
       </w:r>
     </w:p>
     <w:p>
@@ -12447,7 +13103,7 @@
         <w:keepLines/>
       </w:pPr>
       <w:r>
-        <w:t>移动会话、设备能力、事件草稿、任务反馈、附件上传、离线队列、打卡和盘点记录。敏感令牌不写入可持久明文存储。</w:t>
+        <w:t>字典、模板、流程定义、节点、规则、版本和引用关系。配置状态采用草稿、审核中、已发布、已停用。</w:t>
       </w:r>
     </w:p>
     <w:p>
@@ -12455,7 +13111,7 @@
         <w:pStyle w:val="3"/>
       </w:pPr>
       <w:r>
-        <w:t>4.8.5 接口依赖</w:t>
+        <w:t>4.7.5 接口依赖</w:t>
       </w:r>
     </w:p>
     <w:p>
@@ -12463,7 +13119,7 @@
         <w:keepLines/>
       </w:pPr>
       <w:r>
-        <w:t>依赖宿主APP登录、推送、定位、扫码、拍照、文件上传和网络；甲方负责宿主签名与发布，乙方提供H5包及适配说明。</w:t>
+        <w:t>依赖中台工作流、文件、身份权限和地图；向预案、事件、演练、物资模块提供只读发布版本。</w:t>
       </w:r>
     </w:p>
     <w:p>
@@ -12471,7 +13127,7 @@
         <w:pStyle w:val="3"/>
       </w:pPr>
       <w:r>
-        <w:t>4.8.6 异常与降级</w:t>
+        <w:t>4.7.6 异常与降级</w:t>
       </w:r>
     </w:p>
     <w:p>
@@ -12479,7 +13135,7 @@
         <w:keepLines/>
       </w:pPr>
       <w:r>
-        <w:t>宿主能力缺失时给出兼容提示；上传中断可续传或重试；重复点击不产生重复业务；定位权限被拒时按规则阻断或转人工。</w:t>
+        <w:t>循环流程、缺少处理人、无时限或引用失效时禁止发布；发布失败回滚到上一稳定版；紧急修改须走书面变更和补审。</w:t>
       </w:r>
     </w:p>
     <w:p>
@@ -12487,7 +13143,7 @@
         <w:pStyle w:val="3"/>
       </w:pPr>
       <w:r>
-        <w:t>4.8.7 权限与审计</w:t>
+        <w:t>4.7.7 权限与审计</w:t>
       </w:r>
     </w:p>
     <w:p>
@@ -12495,7 +13151,7 @@
         <w:keepLines/>
       </w:pPr>
       <w:r>
-        <w:t>功能和数据范围与中台身份一致；高风险操作需要再次确认。移动端操作保留用户、设备、时间和结果。</w:t>
+        <w:t>配置编辑、审核和发布分离；每次修改保留差异、操作者和批准记录。</w:t>
       </w:r>
     </w:p>
     <w:p>
@@ -12503,7 +13159,7 @@
         <w:pStyle w:val="3"/>
       </w:pPr>
       <w:r>
-        <w:t>4.8.8 验证方式</w:t>
+        <w:t>4.7.8 验证方式</w:t>
       </w:r>
     </w:p>
     <w:p>
@@ -12511,7 +13167,7 @@
         <w:keepLines/>
       </w:pPr>
       <w:r>
-        <w:t>在Android、iOS及目标宿主矩阵验证六类功能、消息深链、扫码、定位、拍照上传、弱网恢复和会话失效；最终版本【待人工确认】。</w:t>
+        <w:t>建立四类事件、预案类型、站点、评估模板和多级核实流程，验证发布、引用、修订、停用和历史实例不受影响。</w:t>
       </w:r>
     </w:p>
     <w:p>
@@ -12519,7 +13175,7 @@
         <w:pStyle w:val="2"/>
       </w:pPr>
       <w:r>
-        <w:t>4.9 F-09 应急信息视图</w:t>
+        <w:t>4.8 F-08 应急管理移动端</w:t>
       </w:r>
     </w:p>
     <w:p>
@@ -12527,7 +13183,7 @@
         <w:pStyle w:val="3"/>
       </w:pPr>
       <w:r>
-        <w:t>4.9.1 需求理解</w:t>
+        <w:t>4.8.1 需求理解</w:t>
       </w:r>
     </w:p>
     <w:p>
@@ -12535,7 +13191,7 @@
         <w:keepLines/>
       </w:pPr>
       <w:r>
-        <w:t>汇总事件、任务、资源、演练和值班指标，支持筛选、钻取和回到业务明细。统计结果注明时间范围、刷新时间和数据口径。</w:t>
+        <w:t>以H5嵌入甲方现有智慧管理APP，为现场人员提供事件、任务、知识库、演练、打卡和盘点六类能力，不另建原生APP。</w:t>
       </w:r>
     </w:p>
     <w:tbl>
@@ -12664,7 +13320,7 @@
                 <w:b w:val="0"/>
                 <w:sz w:val="18"/>
               </w:rPr>
-              <w:t>FR-09.1</w:t>
+              <w:t>FR-08.1</w:t>
             </w:r>
           </w:p>
         </w:tc>
@@ -12704,7 +13360,417 @@
                 <w:b w:val="0"/>
                 <w:sz w:val="18"/>
               </w:rPr>
-              <w:t>应急事件/监控/流程统计、筛选与钻取</w:t>
+              <w:t>移动发起、拍照、查看个人事件</w:t>
+            </w:r>
+          </w:p>
+        </w:tc>
+        <w:tc>
+          <w:tcPr>
+            <w:tcW w:type="dxa" w:w="2381"/>
+            <w:vAlign w:val="center"/>
+          </w:tcPr>
+          <w:p>
+            <w:pPr>
+              <w:spacing w:after="0"/>
+              <w:ind w:firstLine="0"/>
+            </w:pPr>
+            <w:r>
+              <w:rPr>
+                <w:rFonts w:ascii="宋体" w:hAnsi="宋体" w:eastAsia="宋体"/>
+                <w:b w:val="0"/>
+                <w:sz w:val="18"/>
+              </w:rPr>
+              <w:t>设计覆盖；实施和测试证据待形成</w:t>
+            </w:r>
+          </w:p>
+        </w:tc>
+      </w:tr>
+      <w:tr>
+        <w:tc>
+          <w:tcPr>
+            <w:tcW w:type="dxa" w:w="2381"/>
+            <w:vAlign w:val="center"/>
+          </w:tcPr>
+          <w:p>
+            <w:pPr>
+              <w:spacing w:after="0"/>
+              <w:ind w:firstLine="0"/>
+            </w:pPr>
+            <w:r>
+              <w:rPr>
+                <w:rFonts w:ascii="宋体" w:hAnsi="宋体" w:eastAsia="宋体"/>
+                <w:b w:val="0"/>
+                <w:sz w:val="18"/>
+              </w:rPr>
+              <w:t>FR-08.2</w:t>
+            </w:r>
+          </w:p>
+        </w:tc>
+        <w:tc>
+          <w:tcPr>
+            <w:tcW w:type="dxa" w:w="2381"/>
+            <w:vAlign w:val="center"/>
+          </w:tcPr>
+          <w:p>
+            <w:pPr>
+              <w:spacing w:after="0"/>
+              <w:ind w:firstLine="0"/>
+            </w:pPr>
+            <w:r>
+              <w:rPr>
+                <w:rFonts w:ascii="宋体" w:hAnsi="宋体" w:eastAsia="宋体"/>
+                <w:b w:val="0"/>
+                <w:sz w:val="18"/>
+              </w:rPr>
+              <w:t>★</w:t>
+            </w:r>
+          </w:p>
+        </w:tc>
+        <w:tc>
+          <w:tcPr>
+            <w:tcW w:type="dxa" w:w="2381"/>
+            <w:vAlign w:val="center"/>
+          </w:tcPr>
+          <w:p>
+            <w:pPr>
+              <w:spacing w:after="0"/>
+              <w:ind w:firstLine="0"/>
+            </w:pPr>
+            <w:r>
+              <w:rPr>
+                <w:rFonts w:ascii="宋体" w:hAnsi="宋体" w:eastAsia="宋体"/>
+                <w:b w:val="0"/>
+                <w:sz w:val="18"/>
+              </w:rPr>
+              <w:t>移动接收、确认、反馈、上传和完成任务；消息责任按 CLR-004 分工，在正常验收通道验证≥20路、≥99%</w:t>
+            </w:r>
+          </w:p>
+        </w:tc>
+        <w:tc>
+          <w:tcPr>
+            <w:tcW w:type="dxa" w:w="2381"/>
+            <w:vAlign w:val="center"/>
+          </w:tcPr>
+          <w:p>
+            <w:pPr>
+              <w:spacing w:after="0"/>
+              <w:ind w:firstLine="0"/>
+            </w:pPr>
+            <w:r>
+              <w:rPr>
+                <w:rFonts w:ascii="宋体" w:hAnsi="宋体" w:eastAsia="宋体"/>
+                <w:b w:val="0"/>
+                <w:sz w:val="18"/>
+              </w:rPr>
+              <w:t>设计覆盖；实施和测试证据待形成</w:t>
+            </w:r>
+          </w:p>
+        </w:tc>
+      </w:tr>
+      <w:tr>
+        <w:tc>
+          <w:tcPr>
+            <w:tcW w:type="dxa" w:w="2381"/>
+            <w:vAlign w:val="center"/>
+          </w:tcPr>
+          <w:p>
+            <w:pPr>
+              <w:spacing w:after="0"/>
+              <w:ind w:firstLine="0"/>
+            </w:pPr>
+            <w:r>
+              <w:rPr>
+                <w:rFonts w:ascii="宋体" w:hAnsi="宋体" w:eastAsia="宋体"/>
+                <w:b w:val="0"/>
+                <w:sz w:val="18"/>
+              </w:rPr>
+              <w:t>FR-08.3</w:t>
+            </w:r>
+          </w:p>
+        </w:tc>
+        <w:tc>
+          <w:tcPr>
+            <w:tcW w:type="dxa" w:w="2381"/>
+            <w:vAlign w:val="center"/>
+          </w:tcPr>
+          <w:p>
+            <w:pPr>
+              <w:spacing w:after="0"/>
+              <w:ind w:firstLine="0"/>
+            </w:pPr>
+            <w:r>
+              <w:rPr>
+                <w:rFonts w:ascii="宋体" w:hAnsi="宋体" w:eastAsia="宋体"/>
+                <w:b w:val="0"/>
+                <w:sz w:val="18"/>
+              </w:rPr>
+              <w:t>否</w:t>
+            </w:r>
+          </w:p>
+        </w:tc>
+        <w:tc>
+          <w:tcPr>
+            <w:tcW w:type="dxa" w:w="2381"/>
+            <w:vAlign w:val="center"/>
+          </w:tcPr>
+          <w:p>
+            <w:pPr>
+              <w:spacing w:after="0"/>
+              <w:ind w:firstLine="0"/>
+            </w:pPr>
+            <w:r>
+              <w:rPr>
+                <w:rFonts w:ascii="宋体" w:hAnsi="宋体" w:eastAsia="宋体"/>
+                <w:b w:val="0"/>
+                <w:sz w:val="18"/>
+              </w:rPr>
+              <w:t>移动知识库分类和关键字检索</w:t>
+            </w:r>
+          </w:p>
+        </w:tc>
+        <w:tc>
+          <w:tcPr>
+            <w:tcW w:type="dxa" w:w="2381"/>
+            <w:vAlign w:val="center"/>
+          </w:tcPr>
+          <w:p>
+            <w:pPr>
+              <w:spacing w:after="0"/>
+              <w:ind w:firstLine="0"/>
+            </w:pPr>
+            <w:r>
+              <w:rPr>
+                <w:rFonts w:ascii="宋体" w:hAnsi="宋体" w:eastAsia="宋体"/>
+                <w:b w:val="0"/>
+                <w:sz w:val="18"/>
+              </w:rPr>
+              <w:t>设计覆盖；实施和测试证据待形成</w:t>
+            </w:r>
+          </w:p>
+        </w:tc>
+      </w:tr>
+      <w:tr>
+        <w:tc>
+          <w:tcPr>
+            <w:tcW w:type="dxa" w:w="2381"/>
+            <w:vAlign w:val="center"/>
+          </w:tcPr>
+          <w:p>
+            <w:pPr>
+              <w:spacing w:after="0"/>
+              <w:ind w:firstLine="0"/>
+            </w:pPr>
+            <w:r>
+              <w:rPr>
+                <w:rFonts w:ascii="宋体" w:hAnsi="宋体" w:eastAsia="宋体"/>
+                <w:b w:val="0"/>
+                <w:sz w:val="18"/>
+              </w:rPr>
+              <w:t>FR-08.4</w:t>
+            </w:r>
+          </w:p>
+        </w:tc>
+        <w:tc>
+          <w:tcPr>
+            <w:tcW w:type="dxa" w:w="2381"/>
+            <w:vAlign w:val="center"/>
+          </w:tcPr>
+          <w:p>
+            <w:pPr>
+              <w:spacing w:after="0"/>
+              <w:ind w:firstLine="0"/>
+            </w:pPr>
+            <w:r>
+              <w:rPr>
+                <w:rFonts w:ascii="宋体" w:hAnsi="宋体" w:eastAsia="宋体"/>
+                <w:b w:val="0"/>
+                <w:sz w:val="18"/>
+              </w:rPr>
+              <w:t>★</w:t>
+            </w:r>
+          </w:p>
+        </w:tc>
+        <w:tc>
+          <w:tcPr>
+            <w:tcW w:type="dxa" w:w="2381"/>
+            <w:vAlign w:val="center"/>
+          </w:tcPr>
+          <w:p>
+            <w:pPr>
+              <w:spacing w:after="0"/>
+              <w:ind w:firstLine="0"/>
+            </w:pPr>
+            <w:r>
+              <w:rPr>
+                <w:rFonts w:ascii="宋体" w:hAnsi="宋体" w:eastAsia="宋体"/>
+                <w:b w:val="0"/>
+                <w:sz w:val="18"/>
+              </w:rPr>
+              <w:t>移动查看并执行演练、提交结果</w:t>
+            </w:r>
+          </w:p>
+        </w:tc>
+        <w:tc>
+          <w:tcPr>
+            <w:tcW w:type="dxa" w:w="2381"/>
+            <w:vAlign w:val="center"/>
+          </w:tcPr>
+          <w:p>
+            <w:pPr>
+              <w:spacing w:after="0"/>
+              <w:ind w:firstLine="0"/>
+            </w:pPr>
+            <w:r>
+              <w:rPr>
+                <w:rFonts w:ascii="宋体" w:hAnsi="宋体" w:eastAsia="宋体"/>
+                <w:b w:val="0"/>
+                <w:sz w:val="18"/>
+              </w:rPr>
+              <w:t>设计覆盖；实施和测试证据待形成</w:t>
+            </w:r>
+          </w:p>
+        </w:tc>
+      </w:tr>
+      <w:tr>
+        <w:tc>
+          <w:tcPr>
+            <w:tcW w:type="dxa" w:w="2381"/>
+            <w:vAlign w:val="center"/>
+          </w:tcPr>
+          <w:p>
+            <w:pPr>
+              <w:spacing w:after="0"/>
+              <w:ind w:firstLine="0"/>
+            </w:pPr>
+            <w:r>
+              <w:rPr>
+                <w:rFonts w:ascii="宋体" w:hAnsi="宋体" w:eastAsia="宋体"/>
+                <w:b w:val="0"/>
+                <w:sz w:val="18"/>
+              </w:rPr>
+              <w:t>FR-08.5</w:t>
+            </w:r>
+          </w:p>
+        </w:tc>
+        <w:tc>
+          <w:tcPr>
+            <w:tcW w:type="dxa" w:w="2381"/>
+            <w:vAlign w:val="center"/>
+          </w:tcPr>
+          <w:p>
+            <w:pPr>
+              <w:spacing w:after="0"/>
+              <w:ind w:firstLine="0"/>
+            </w:pPr>
+            <w:r>
+              <w:rPr>
+                <w:rFonts w:ascii="宋体" w:hAnsi="宋体" w:eastAsia="宋体"/>
+                <w:b w:val="0"/>
+                <w:sz w:val="18"/>
+              </w:rPr>
+              <w:t>★</w:t>
+            </w:r>
+          </w:p>
+        </w:tc>
+        <w:tc>
+          <w:tcPr>
+            <w:tcW w:type="dxa" w:w="2381"/>
+            <w:vAlign w:val="center"/>
+          </w:tcPr>
+          <w:p>
+            <w:pPr>
+              <w:spacing w:after="0"/>
+              <w:ind w:firstLine="0"/>
+            </w:pPr>
+            <w:r>
+              <w:rPr>
+                <w:rFonts w:ascii="宋体" w:hAnsi="宋体" w:eastAsia="宋体"/>
+                <w:b w:val="0"/>
+                <w:sz w:val="18"/>
+              </w:rPr>
+              <w:t>移动扫码打卡并校验身份/时段/范围</w:t>
+            </w:r>
+          </w:p>
+        </w:tc>
+        <w:tc>
+          <w:tcPr>
+            <w:tcW w:type="dxa" w:w="2381"/>
+            <w:vAlign w:val="center"/>
+          </w:tcPr>
+          <w:p>
+            <w:pPr>
+              <w:spacing w:after="0"/>
+              <w:ind w:firstLine="0"/>
+            </w:pPr>
+            <w:r>
+              <w:rPr>
+                <w:rFonts w:ascii="宋体" w:hAnsi="宋体" w:eastAsia="宋体"/>
+                <w:b w:val="0"/>
+                <w:sz w:val="18"/>
+              </w:rPr>
+              <w:t>设计覆盖；实施和测试证据待形成</w:t>
+            </w:r>
+          </w:p>
+        </w:tc>
+      </w:tr>
+      <w:tr>
+        <w:tc>
+          <w:tcPr>
+            <w:tcW w:type="dxa" w:w="2381"/>
+            <w:vAlign w:val="center"/>
+          </w:tcPr>
+          <w:p>
+            <w:pPr>
+              <w:spacing w:after="0"/>
+              <w:ind w:firstLine="0"/>
+            </w:pPr>
+            <w:r>
+              <w:rPr>
+                <w:rFonts w:ascii="宋体" w:hAnsi="宋体" w:eastAsia="宋体"/>
+                <w:b w:val="0"/>
+                <w:sz w:val="18"/>
+              </w:rPr>
+              <w:t>FR-08.6</w:t>
+            </w:r>
+          </w:p>
+        </w:tc>
+        <w:tc>
+          <w:tcPr>
+            <w:tcW w:type="dxa" w:w="2381"/>
+            <w:vAlign w:val="center"/>
+          </w:tcPr>
+          <w:p>
+            <w:pPr>
+              <w:spacing w:after="0"/>
+              <w:ind w:firstLine="0"/>
+            </w:pPr>
+            <w:r>
+              <w:rPr>
+                <w:rFonts w:ascii="宋体" w:hAnsi="宋体" w:eastAsia="宋体"/>
+                <w:b w:val="0"/>
+                <w:sz w:val="18"/>
+              </w:rPr>
+              <w:t>★</w:t>
+            </w:r>
+          </w:p>
+        </w:tc>
+        <w:tc>
+          <w:tcPr>
+            <w:tcW w:type="dxa" w:w="2381"/>
+            <w:vAlign w:val="center"/>
+          </w:tcPr>
+          <w:p>
+            <w:pPr>
+              <w:spacing w:after="0"/>
+              <w:ind w:firstLine="0"/>
+            </w:pPr>
+            <w:r>
+              <w:rPr>
+                <w:rFonts w:ascii="宋体" w:hAnsi="宋体" w:eastAsia="宋体"/>
+                <w:b w:val="0"/>
+                <w:sz w:val="18"/>
+              </w:rPr>
+              <w:t>移动盘点并更新现有数量</w:t>
             </w:r>
           </w:p>
         </w:tc>
@@ -12740,7 +13806,7 @@
         <w:pStyle w:val="3"/>
       </w:pPr>
       <w:r>
-        <w:t>4.9.2 功能组成</w:t>
+        <w:t>4.8.2 功能组成</w:t>
       </w:r>
     </w:p>
     <w:p>
@@ -12748,7 +13814,7 @@
         <w:keepLines/>
       </w:pPr>
       <w:r>
-        <w:t>事件趋势、事件分类、任务状态、处置时长、资源与值班、演练改进、筛选器、钻取和报表导出。</w:t>
+        <w:t>统一登录桥接、消息跳转、事件拍照上报、任务确认反馈、知识检索、演练执行、扫码定位打卡、物资盘点、离线暂存和上传队列。</w:t>
       </w:r>
     </w:p>
     <w:p>
@@ -12756,7 +13822,7 @@
         <w:pStyle w:val="3"/>
       </w:pPr>
       <w:r>
-        <w:t>4.9.3 核心流程</w:t>
+        <w:t>4.8.3 核心流程</w:t>
       </w:r>
     </w:p>
     <w:p>
@@ -12764,7 +13830,7 @@
         <w:keepLines/>
       </w:pPr>
       <w:r>
-        <w:t>用户选择时间和组织范围，服务端按统一口径查询聚合数据；点击指标下钻到明细并保留筛选条件。默认刷新不超过60秒，关键告警通过事件驱动局部更新。</w:t>
+        <w:t>宿主提供登录态和设备能力，H5换取业务会话并加载个人待办。提交时生成客户端请求号，服务端幂等处理；弱网时保存待上传记录，恢复后重传并显示最终回执。</w:t>
       </w:r>
     </w:p>
     <w:p>
@@ -12772,7 +13838,7 @@
         <w:pStyle w:val="3"/>
       </w:pPr>
       <w:r>
-        <w:t>4.9.4 数据与状态</w:t>
+        <w:t>4.8.4 数据与状态</w:t>
       </w:r>
     </w:p>
     <w:p>
@@ -12780,7 +13846,7 @@
         <w:keepLines/>
       </w:pPr>
       <w:r>
-        <w:t>使用业务明细、统计快照、指标定义和口径版本。报表保存生成时间、条件和操作者。</w:t>
+        <w:t>移动会话、设备能力、事件草稿、任务反馈、附件上传、离线队列、打卡和盘点记录。敏感令牌不写入可持久明文存储。</w:t>
       </w:r>
     </w:p>
     <w:p>
@@ -12788,7 +13854,7 @@
         <w:pStyle w:val="3"/>
       </w:pPr>
       <w:r>
-        <w:t>4.9.5 接口依赖</w:t>
+        <w:t>4.8.5 接口依赖</w:t>
       </w:r>
     </w:p>
     <w:p>
@@ -12796,7 +13862,7 @@
         <w:keepLines/>
       </w:pPr>
       <w:r>
-        <w:t>依赖事件、任务、资源、值班、演练和中台组织；可向统一数据汇聚接口提供受控指标。</w:t>
+        <w:t>依赖宿主APP登录、推送、定位、扫码、拍照、文件上传和网络；甲方负责宿主签名与发布，乙方提供H5包及适配说明。</w:t>
       </w:r>
     </w:p>
     <w:p>
@@ -12804,7 +13870,7 @@
         <w:pStyle w:val="3"/>
       </w:pPr>
       <w:r>
-        <w:t>4.9.6 异常与降级</w:t>
+        <w:t>4.8.6 异常与降级</w:t>
       </w:r>
     </w:p>
     <w:p>
@@ -12812,7 +13878,7 @@
         <w:keepLines/>
       </w:pPr>
       <w:r>
-        <w:t>部分数据源延迟时显示数据时间和缺失范围；大时间跨度采用异步生成；聚合失败不显示误导性零值。</w:t>
+        <w:t>宿主能力缺失时给出兼容提示；上传中断可续传或重试；重复点击不产生重复业务；定位权限被拒时按规则阻断或转人工。</w:t>
       </w:r>
     </w:p>
     <w:p>
@@ -12820,7 +13886,7 @@
         <w:pStyle w:val="3"/>
       </w:pPr>
       <w:r>
-        <w:t>4.9.7 权限与审计</w:t>
+        <w:t>4.8.7 权限与审计</w:t>
       </w:r>
     </w:p>
     <w:p>
@@ -12828,7 +13894,7 @@
         <w:keepLines/>
       </w:pPr>
       <w:r>
-        <w:t>按组织和角色限制统计与明细；导出需要权限并审计。</w:t>
+        <w:t>功能和数据范围与中台身份一致；高风险操作需要再次确认。移动端操作保留用户、设备、时间和结果。</w:t>
       </w:r>
     </w:p>
     <w:p>
@@ -12836,7 +13902,7 @@
         <w:pStyle w:val="3"/>
       </w:pPr>
       <w:r>
-        <w:t>4.9.8 验证方式</w:t>
+        <w:t>4.8.8 验证方式</w:t>
       </w:r>
     </w:p>
     <w:p>
@@ -12844,15 +13910,364 @@
         <w:keepLines/>
       </w:pPr>
       <w:r>
-        <w:t>验证筛选、钻取、口径一致性、默认刷新、年度报表不超过5秒和权限隔离；抽样以明细重新计算指标。</w:t>
+        <w:t>在以下兼容基线中验证六类功能、消息深链、扫码、定位、拍照上传、弱网恢复和会话失效；宿主APP生产版、候选升级版及接口版本在M2由甲方确认后冻结。</w:t>
       </w:r>
     </w:p>
+    <w:tbl>
+      <w:tblPr>
+        <w:tblW w:type="auto" w:w="0"/>
+        <w:tblLayout w:type="autofit"/>
+        <w:tblLook w:firstColumn="1" w:firstRow="1" w:lastColumn="0" w:lastRow="0" w:noHBand="0" w:noVBand="1" w:val="04A0"/>
+        <w:tblBorders>
+          <w:top w:val="single" w:sz="4" w:space="0" w:color="A6A6A6"/>
+          <w:left w:val="single" w:sz="4" w:space="0" w:color="A6A6A6"/>
+          <w:bottom w:val="single" w:sz="4" w:space="0" w:color="A6A6A6"/>
+          <w:right w:val="single" w:sz="4" w:space="0" w:color="A6A6A6"/>
+          <w:insideH w:val="single" w:sz="4" w:space="0" w:color="A6A6A6"/>
+          <w:insideV w:val="single" w:sz="4" w:space="0" w:color="A6A6A6"/>
+        </w:tblBorders>
+      </w:tblPr>
+      <w:tblGrid>
+        <w:gridCol w:w="3175"/>
+        <w:gridCol w:w="3175"/>
+        <w:gridCol w:w="3175"/>
+      </w:tblGrid>
+      <w:tr>
+        <w:trPr>
+          <w:tblHeader w:val="true"/>
+        </w:trPr>
+        <w:tc>
+          <w:tcPr>
+            <w:tcW w:type="dxa" w:w="3175"/>
+            <w:vAlign w:val="center"/>
+            <w:shd w:fill="D9EAF7"/>
+          </w:tcPr>
+          <w:p>
+            <w:pPr>
+              <w:spacing w:after="0"/>
+              <w:ind w:firstLine="0"/>
+            </w:pPr>
+            <w:r>
+              <w:rPr>
+                <w:rFonts w:ascii="宋体" w:hAnsi="宋体" w:eastAsia="宋体"/>
+                <w:b/>
+                <w:sz w:val="18"/>
+              </w:rPr>
+              <w:t>类别</w:t>
+            </w:r>
+          </w:p>
+        </w:tc>
+        <w:tc>
+          <w:tcPr>
+            <w:tcW w:type="dxa" w:w="3175"/>
+            <w:vAlign w:val="center"/>
+            <w:shd w:fill="D9EAF7"/>
+          </w:tcPr>
+          <w:p>
+            <w:pPr>
+              <w:spacing w:after="0"/>
+              <w:ind w:firstLine="0"/>
+            </w:pPr>
+            <w:r>
+              <w:rPr>
+                <w:rFonts w:ascii="宋体" w:hAnsi="宋体" w:eastAsia="宋体"/>
+                <w:b/>
+                <w:sz w:val="18"/>
+              </w:rPr>
+              <w:t>验证基线</w:t>
+            </w:r>
+          </w:p>
+        </w:tc>
+        <w:tc>
+          <w:tcPr>
+            <w:tcW w:type="dxa" w:w="3175"/>
+            <w:vAlign w:val="center"/>
+            <w:shd w:fill="D9EAF7"/>
+          </w:tcPr>
+          <w:p>
+            <w:pPr>
+              <w:spacing w:after="0"/>
+              <w:ind w:firstLine="0"/>
+            </w:pPr>
+            <w:r>
+              <w:rPr>
+                <w:rFonts w:ascii="宋体" w:hAnsi="宋体" w:eastAsia="宋体"/>
+                <w:b/>
+                <w:sz w:val="18"/>
+              </w:rPr>
+              <w:t>重点</w:t>
+            </w:r>
+          </w:p>
+        </w:tc>
+      </w:tr>
+      <w:tr>
+        <w:tc>
+          <w:tcPr>
+            <w:tcW w:type="dxa" w:w="3175"/>
+            <w:vAlign w:val="center"/>
+          </w:tcPr>
+          <w:p>
+            <w:pPr>
+              <w:spacing w:after="0"/>
+              <w:ind w:firstLine="0"/>
+            </w:pPr>
+            <w:r>
+              <w:rPr>
+                <w:rFonts w:ascii="宋体" w:hAnsi="宋体" w:eastAsia="宋体"/>
+                <w:b w:val="0"/>
+                <w:sz w:val="18"/>
+              </w:rPr>
+              <w:t>Android</w:t>
+            </w:r>
+          </w:p>
+        </w:tc>
+        <w:tc>
+          <w:tcPr>
+            <w:tcW w:type="dxa" w:w="3175"/>
+            <w:vAlign w:val="center"/>
+          </w:tcPr>
+          <w:p>
+            <w:pPr>
+              <w:spacing w:after="0"/>
+              <w:ind w:firstLine="0"/>
+            </w:pPr>
+            <w:r>
+              <w:rPr>
+                <w:rFonts w:ascii="宋体" w:hAnsi="宋体" w:eastAsia="宋体"/>
+                <w:b w:val="0"/>
+                <w:sz w:val="18"/>
+              </w:rPr>
+              <w:t>Android 10及以上；目标机型的系统WebView</w:t>
+            </w:r>
+          </w:p>
+        </w:tc>
+        <w:tc>
+          <w:tcPr>
+            <w:tcW w:type="dxa" w:w="3175"/>
+            <w:vAlign w:val="center"/>
+          </w:tcPr>
+          <w:p>
+            <w:pPr>
+              <w:spacing w:after="0"/>
+              <w:ind w:firstLine="0"/>
+            </w:pPr>
+            <w:r>
+              <w:rPr>
+                <w:rFonts w:ascii="宋体" w:hAnsi="宋体" w:eastAsia="宋体"/>
+                <w:b w:val="0"/>
+                <w:sz w:val="18"/>
+              </w:rPr>
+              <w:t>登录桥接、深链、扫码、定位、拍照、上传、权限与弱网恢复</w:t>
+            </w:r>
+          </w:p>
+        </w:tc>
+      </w:tr>
+      <w:tr>
+        <w:tc>
+          <w:tcPr>
+            <w:tcW w:type="dxa" w:w="3175"/>
+            <w:vAlign w:val="center"/>
+          </w:tcPr>
+          <w:p>
+            <w:pPr>
+              <w:spacing w:after="0"/>
+              <w:ind w:firstLine="0"/>
+            </w:pPr>
+            <w:r>
+              <w:rPr>
+                <w:rFonts w:ascii="宋体" w:hAnsi="宋体" w:eastAsia="宋体"/>
+                <w:b w:val="0"/>
+                <w:sz w:val="18"/>
+              </w:rPr>
+              <w:t>iOS</w:t>
+            </w:r>
+          </w:p>
+        </w:tc>
+        <w:tc>
+          <w:tcPr>
+            <w:tcW w:type="dxa" w:w="3175"/>
+            <w:vAlign w:val="center"/>
+          </w:tcPr>
+          <w:p>
+            <w:pPr>
+              <w:spacing w:after="0"/>
+              <w:ind w:firstLine="0"/>
+            </w:pPr>
+            <w:r>
+              <w:rPr>
+                <w:rFonts w:ascii="宋体" w:hAnsi="宋体" w:eastAsia="宋体"/>
+                <w:b w:val="0"/>
+                <w:sz w:val="18"/>
+              </w:rPr>
+              <w:t>iOS 15及以上；WKWebView</w:t>
+            </w:r>
+          </w:p>
+        </w:tc>
+        <w:tc>
+          <w:tcPr>
+            <w:tcW w:type="dxa" w:w="3175"/>
+            <w:vAlign w:val="center"/>
+          </w:tcPr>
+          <w:p>
+            <w:pPr>
+              <w:spacing w:after="0"/>
+              <w:ind w:firstLine="0"/>
+            </w:pPr>
+            <w:r>
+              <w:rPr>
+                <w:rFonts w:ascii="宋体" w:hAnsi="宋体" w:eastAsia="宋体"/>
+                <w:b w:val="0"/>
+                <w:sz w:val="18"/>
+              </w:rPr>
+              <w:t>登录桥接、深链、定位、拍照、上传、会话与后台恢复</w:t>
+            </w:r>
+          </w:p>
+        </w:tc>
+      </w:tr>
+      <w:tr>
+        <w:tc>
+          <w:tcPr>
+            <w:tcW w:type="dxa" w:w="3175"/>
+            <w:vAlign w:val="center"/>
+          </w:tcPr>
+          <w:p>
+            <w:pPr>
+              <w:spacing w:after="0"/>
+              <w:ind w:firstLine="0"/>
+            </w:pPr>
+            <w:r>
+              <w:rPr>
+                <w:rFonts w:ascii="宋体" w:hAnsi="宋体" w:eastAsia="宋体"/>
+                <w:b w:val="0"/>
+                <w:sz w:val="18"/>
+              </w:rPr>
+              <w:t>宿主APP</w:t>
+            </w:r>
+          </w:p>
+        </w:tc>
+        <w:tc>
+          <w:tcPr>
+            <w:tcW w:type="dxa" w:w="3175"/>
+            <w:vAlign w:val="center"/>
+          </w:tcPr>
+          <w:p>
+            <w:pPr>
+              <w:spacing w:after="0"/>
+              <w:ind w:firstLine="0"/>
+            </w:pPr>
+            <w:r>
+              <w:rPr>
+                <w:rFonts w:ascii="宋体" w:hAnsi="宋体" w:eastAsia="宋体"/>
+                <w:b w:val="0"/>
+                <w:sz w:val="18"/>
+              </w:rPr>
+              <w:t>当前生产版及拟升级版</w:t>
+            </w:r>
+          </w:p>
+        </w:tc>
+        <w:tc>
+          <w:tcPr>
+            <w:tcW w:type="dxa" w:w="3175"/>
+            <w:vAlign w:val="center"/>
+          </w:tcPr>
+          <w:p>
+            <w:pPr>
+              <w:spacing w:after="0"/>
+              <w:ind w:firstLine="0"/>
+            </w:pPr>
+            <w:r>
+              <w:rPr>
+                <w:rFonts w:ascii="宋体" w:hAnsi="宋体" w:eastAsia="宋体"/>
+                <w:b w:val="0"/>
+                <w:sz w:val="18"/>
+              </w:rPr>
+              <w:t>H5入口、令牌交换、消息跳转、能力检测和版本协商</w:t>
+            </w:r>
+          </w:p>
+        </w:tc>
+      </w:tr>
+      <w:tr>
+        <w:tc>
+          <w:tcPr>
+            <w:tcW w:type="dxa" w:w="3175"/>
+            <w:vAlign w:val="center"/>
+          </w:tcPr>
+          <w:p>
+            <w:pPr>
+              <w:spacing w:after="0"/>
+              <w:ind w:firstLine="0"/>
+            </w:pPr>
+            <w:r>
+              <w:rPr>
+                <w:rFonts w:ascii="宋体" w:hAnsi="宋体" w:eastAsia="宋体"/>
+                <w:b w:val="0"/>
+                <w:sz w:val="18"/>
+              </w:rPr>
+              <w:t>Web管理端</w:t>
+            </w:r>
+          </w:p>
+        </w:tc>
+        <w:tc>
+          <w:tcPr>
+            <w:tcW w:type="dxa" w:w="3175"/>
+            <w:vAlign w:val="center"/>
+          </w:tcPr>
+          <w:p>
+            <w:pPr>
+              <w:spacing w:after="0"/>
+              <w:ind w:firstLine="0"/>
+            </w:pPr>
+            <w:r>
+              <w:rPr>
+                <w:rFonts w:ascii="宋体" w:hAnsi="宋体" w:eastAsia="宋体"/>
+                <w:b w:val="0"/>
+                <w:sz w:val="18"/>
+              </w:rPr>
+              <w:t>Chrome、Edge最新两个稳定版本</w:t>
+            </w:r>
+          </w:p>
+        </w:tc>
+        <w:tc>
+          <w:tcPr>
+            <w:tcW w:type="dxa" w:w="3175"/>
+            <w:vAlign w:val="center"/>
+          </w:tcPr>
+          <w:p>
+            <w:pPr>
+              <w:spacing w:after="0"/>
+              <w:ind w:firstLine="0"/>
+            </w:pPr>
+            <w:r>
+              <w:rPr>
+                <w:rFonts w:ascii="宋体" w:hAnsi="宋体" w:eastAsia="宋体"/>
+                <w:b w:val="0"/>
+                <w:sz w:val="18"/>
+              </w:rPr>
+              <w:t>页面、地图、上传下载、打印和无障碍提示</w:t>
+            </w:r>
+          </w:p>
+        </w:tc>
+      </w:tr>
+    </w:tbl>
+    <w:p>
+      <w:pPr>
+        <w:spacing w:after="0"/>
+      </w:pPr>
+    </w:p>
+    <w:p>
+      <w:pPr>
+        <w:keepLines/>
+      </w:pPr>
+      <w:r>
+        <w:t>宿主接口清单包括：单点登录与令牌交换、用户/组织/权限范围、H5入口与深链、消息推送与点击回跳、定位、扫码、拍照与文件上传、设备与网络状态、会话刷新与退出、能力检测，以及宿主签名和发布协作。每项接口在M2记录提供方、版本、鉴权、错误码、回调语义和降级方式。</w:t>
+      </w:r>
+    </w:p>
     <w:p>
       <w:pPr>
         <w:pStyle w:val="2"/>
       </w:pPr>
       <w:r>
-        <w:t>4.10 F-10 综合安防视图</w:t>
+        <w:t>4.9 F-09 应急信息视图</w:t>
       </w:r>
     </w:p>
     <w:p>
@@ -12860,7 +14275,7 @@
         <w:pStyle w:val="3"/>
       </w:pPr>
       <w:r>
-        <w:t>4.10.1 需求理解</w:t>
+        <w:t>4.9.1 需求理解</w:t>
       </w:r>
     </w:p>
     <w:p>
@@ -12868,7 +14283,7 @@
         <w:keepLines/>
       </w:pPr>
       <w:r>
-        <w:t>集中展示安防终端在线状态和告警统计，并从告警定位到地图或既有系统页面。该视图消费既有系统数据，不替代安防子系统。</w:t>
+        <w:t>汇总事件、任务、资源、演练和值班指标，支持筛选、钻取和回到业务明细。统计结果注明时间范围、刷新时间和数据口径。</w:t>
       </w:r>
     </w:p>
     <w:tbl>
@@ -12997,7 +14412,7 @@
                 <w:b w:val="0"/>
                 <w:sz w:val="18"/>
               </w:rPr>
-              <w:t>FR-10.1</w:t>
+              <w:t>FR-09.1</w:t>
             </w:r>
           </w:p>
         </w:tc>
@@ -13037,7 +14452,7 @@
                 <w:b w:val="0"/>
                 <w:sz w:val="18"/>
               </w:rPr>
-              <w:t>安防终端在线与告警统计、定位和跳转</w:t>
+              <w:t>应急事件/监控/流程统计、筛选与钻取</w:t>
             </w:r>
           </w:p>
         </w:tc>
@@ -13073,7 +14488,7 @@
         <w:pStyle w:val="3"/>
       </w:pPr>
       <w:r>
-        <w:t>4.10.2 功能组成</w:t>
+        <w:t>4.9.2 功能组成</w:t>
       </w:r>
     </w:p>
     <w:p>
@@ -13081,7 +14496,7 @@
         <w:keepLines/>
       </w:pPr>
       <w:r>
-        <w:t>设备分类统计、在线离线、告警趋势、告警列表、地图定位、事件关联、外部跳转、接口健康和数据时间提示。</w:t>
+        <w:t>事件趋势、事件分类、任务状态、处置时长、资源与值班、演练改进、筛选器、钻取和报表导出。</w:t>
       </w:r>
     </w:p>
     <w:p>
@@ -13089,7 +14504,7 @@
         <w:pStyle w:val="3"/>
       </w:pPr>
       <w:r>
-        <w:t>4.10.3 核心流程</w:t>
+        <w:t>4.9.3 核心流程</w:t>
       </w:r>
     </w:p>
     <w:p>
@@ -13097,7 +14512,7 @@
         <w:keepLines/>
       </w:pPr>
       <w:r>
-        <w:t>适配层接收或轮询设备与告警数据，统一编码后更新视图。用户从统计下钻到设备或告警，再选择转事件或跳转既有系统。</w:t>
+        <w:t>用户选择时间和组织范围，服务端按统一口径查询聚合数据；点击指标下钻到明细并保留筛选条件。默认刷新不超过60秒，关键告警通过事件驱动局部更新。</w:t>
       </w:r>
     </w:p>
     <w:p>
@@ -13105,7 +14520,7 @@
         <w:pStyle w:val="3"/>
       </w:pPr>
       <w:r>
-        <w:t>4.10.4 数据与状态</w:t>
+        <w:t>4.9.4 数据与状态</w:t>
       </w:r>
     </w:p>
     <w:p>
@@ -13113,7 +14528,7 @@
         <w:keepLines/>
       </w:pPr>
       <w:r>
-        <w:t>设备引用、状态快照、告警原文、标准告警、事件关联和接口健康记录。原始来源标识保留用于对账。</w:t>
+        <w:t>使用业务明细、统计快照、指标定义和口径版本。报表保存生成时间、条件和操作者。</w:t>
       </w:r>
     </w:p>
     <w:p>
@@ -13121,7 +14536,7 @@
         <w:pStyle w:val="3"/>
       </w:pPr>
       <w:r>
-        <w:t>4.10.5 接口依赖</w:t>
+        <w:t>4.9.5 接口依赖</w:t>
       </w:r>
     </w:p>
     <w:p>
@@ -13129,7 +14544,7 @@
         <w:keepLines/>
       </w:pPr>
       <w:r>
-        <w:t>依赖物联网、入侵、消防、门禁、视频及地图；综合视图刷新不超过30秒。</w:t>
+        <w:t>依赖事件、任务、资源、值班、演练和中台组织；可向统一数据汇聚接口提供受控指标。</w:t>
       </w:r>
     </w:p>
     <w:p>
@@ -13137,7 +14552,7 @@
         <w:pStyle w:val="3"/>
       </w:pPr>
       <w:r>
-        <w:t>4.10.6 异常与降级</w:t>
+        <w:t>4.9.6 异常与降级</w:t>
       </w:r>
     </w:p>
     <w:p>
@@ -13145,7 +14560,7 @@
         <w:keepLines/>
       </w:pPr>
       <w:r>
-        <w:t>接口断连时保留最后成功时间并告警，恢复后补传或对账；未知设备进入待映射清单；跳转失败保留原告警信息。</w:t>
+        <w:t>部分数据源延迟时显示数据时间和缺失范围；大时间跨度采用异步生成；聚合失败不显示误导性零值。</w:t>
       </w:r>
     </w:p>
     <w:p>
@@ -13153,7 +14568,7 @@
         <w:pStyle w:val="3"/>
       </w:pPr>
       <w:r>
-        <w:t>4.10.7 权限与审计</w:t>
+        <w:t>4.9.7 权限与审计</w:t>
       </w:r>
     </w:p>
     <w:p>
@@ -13161,7 +14576,7 @@
         <w:keepLines/>
       </w:pPr>
       <w:r>
-        <w:t>安保和指挥角色按范围查看；告警转事件、门禁联动和导出具有独立权限。</w:t>
+        <w:t>按组织和角色限制统计与明细；导出需要权限并审计。</w:t>
       </w:r>
     </w:p>
     <w:p>
@@ -13169,7 +14584,7 @@
         <w:pStyle w:val="3"/>
       </w:pPr>
       <w:r>
-        <w:t>4.10.8 验证方式</w:t>
+        <w:t>4.9.8 验证方式</w:t>
       </w:r>
     </w:p>
     <w:p>
@@ -13177,7 +14592,7 @@
         <w:keepLines/>
       </w:pPr>
       <w:r>
-        <w:t>模拟在线、离线和多类告警，验证不超过30秒刷新、定位、下钻、转事件、断连重试补传和数据对账。</w:t>
+        <w:t>验证筛选、钻取、口径一致性、默认刷新、年度报表不超过5秒和权限隔离；抽样以明细重新计算指标。</w:t>
       </w:r>
     </w:p>
     <w:p>
@@ -13185,7 +14600,7 @@
         <w:pStyle w:val="2"/>
       </w:pPr>
       <w:r>
-        <w:t>4.11 F-11 数据接口</w:t>
+        <w:t>4.10 F-10 综合安防视图</w:t>
       </w:r>
     </w:p>
     <w:p>
@@ -13193,7 +14608,7 @@
         <w:pStyle w:val="3"/>
       </w:pPr>
       <w:r>
-        <w:t>4.11.1 需求理解</w:t>
+        <w:t>4.10.1 需求理解</w:t>
       </w:r>
     </w:p>
     <w:p>
@@ -13201,7 +14616,7 @@
         <w:keepLines/>
       </w:pPr>
       <w:r>
-        <w:t>以统一适配层连接中台、物联网、视频、信息发布、消息、定位、门禁和安防消防，隔离厂商差异并形成可监测、可降级、可审计的集成边界。</w:t>
+        <w:t>集中展示安防终端在线状态和告警统计，并从告警定位到地图或既有系统页面。该视图消费既有系统数据，不替代安防子系统。</w:t>
       </w:r>
     </w:p>
     <w:tbl>
@@ -13330,7 +14745,7 @@
                 <w:b w:val="0"/>
                 <w:sz w:val="18"/>
               </w:rPr>
-              <w:t>FR-11.1</w:t>
+              <w:t>FR-10.1</w:t>
             </w:r>
           </w:p>
         </w:tc>
@@ -13370,171 +14785,7 @@
                 <w:b w:val="0"/>
                 <w:sz w:val="18"/>
               </w:rPr>
-              <w:t>物联网告警/客流、告警转事件、断连重试补传</w:t>
-            </w:r>
-          </w:p>
-        </w:tc>
-        <w:tc>
-          <w:tcPr>
-            <w:tcW w:type="dxa" w:w="2381"/>
-            <w:vAlign w:val="center"/>
-          </w:tcPr>
-          <w:p>
-            <w:pPr>
-              <w:spacing w:after="0"/>
-              <w:ind w:firstLine="0"/>
-            </w:pPr>
-            <w:r>
-              <w:rPr>
-                <w:rFonts w:ascii="宋体" w:hAnsi="宋体" w:eastAsia="宋体"/>
-                <w:b w:val="0"/>
-                <w:sz w:val="18"/>
-              </w:rPr>
-              <w:t>设计覆盖；实施和测试证据待形成</w:t>
-            </w:r>
-          </w:p>
-        </w:tc>
-      </w:tr>
-      <w:tr>
-        <w:tc>
-          <w:tcPr>
-            <w:tcW w:type="dxa" w:w="2381"/>
-            <w:vAlign w:val="center"/>
-          </w:tcPr>
-          <w:p>
-            <w:pPr>
-              <w:spacing w:after="0"/>
-              <w:ind w:firstLine="0"/>
-            </w:pPr>
-            <w:r>
-              <w:rPr>
-                <w:rFonts w:ascii="宋体" w:hAnsi="宋体" w:eastAsia="宋体"/>
-                <w:b w:val="0"/>
-                <w:sz w:val="18"/>
-              </w:rPr>
-              <w:t>FR-11.2</w:t>
-            </w:r>
-          </w:p>
-        </w:tc>
-        <w:tc>
-          <w:tcPr>
-            <w:tcW w:type="dxa" w:w="2381"/>
-            <w:vAlign w:val="center"/>
-          </w:tcPr>
-          <w:p>
-            <w:pPr>
-              <w:spacing w:after="0"/>
-              <w:ind w:firstLine="0"/>
-            </w:pPr>
-            <w:r>
-              <w:rPr>
-                <w:rFonts w:ascii="宋体" w:hAnsi="宋体" w:eastAsia="宋体"/>
-                <w:b w:val="0"/>
-                <w:sz w:val="18"/>
-              </w:rPr>
-              <w:t>★</w:t>
-            </w:r>
-          </w:p>
-        </w:tc>
-        <w:tc>
-          <w:tcPr>
-            <w:tcW w:type="dxa" w:w="2381"/>
-            <w:vAlign w:val="center"/>
-          </w:tcPr>
-          <w:p>
-            <w:pPr>
-              <w:spacing w:after="0"/>
-              <w:ind w:firstLine="0"/>
-            </w:pPr>
-            <w:r>
-              <w:rPr>
-                <w:rFonts w:ascii="宋体" w:hAnsi="宋体" w:eastAsia="宋体"/>
-                <w:b w:val="0"/>
-                <w:sz w:val="18"/>
-              </w:rPr>
-              <w:t>中台提供身份、组织、权限、消息、工作流、文件存储、门户和数据汇聚；乙方只做应急业务适配，不重复建设通用平台能力</w:t>
-            </w:r>
-          </w:p>
-        </w:tc>
-        <w:tc>
-          <w:tcPr>
-            <w:tcW w:type="dxa" w:w="2381"/>
-            <w:vAlign w:val="center"/>
-          </w:tcPr>
-          <w:p>
-            <w:pPr>
-              <w:spacing w:after="0"/>
-              <w:ind w:firstLine="0"/>
-            </w:pPr>
-            <w:r>
-              <w:rPr>
-                <w:rFonts w:ascii="宋体" w:hAnsi="宋体" w:eastAsia="宋体"/>
-                <w:b w:val="0"/>
-                <w:sz w:val="18"/>
-              </w:rPr>
-              <w:t>设计覆盖；实施和测试证据待形成</w:t>
-            </w:r>
-          </w:p>
-        </w:tc>
-      </w:tr>
-      <w:tr>
-        <w:tc>
-          <w:tcPr>
-            <w:tcW w:type="dxa" w:w="2381"/>
-            <w:vAlign w:val="center"/>
-          </w:tcPr>
-          <w:p>
-            <w:pPr>
-              <w:spacing w:after="0"/>
-              <w:ind w:firstLine="0"/>
-            </w:pPr>
-            <w:r>
-              <w:rPr>
-                <w:rFonts w:ascii="宋体" w:hAnsi="宋体" w:eastAsia="宋体"/>
-                <w:b w:val="0"/>
-                <w:sz w:val="18"/>
-              </w:rPr>
-              <w:t>FR-11.3</w:t>
-            </w:r>
-          </w:p>
-        </w:tc>
-        <w:tc>
-          <w:tcPr>
-            <w:tcW w:type="dxa" w:w="2381"/>
-            <w:vAlign w:val="center"/>
-          </w:tcPr>
-          <w:p>
-            <w:pPr>
-              <w:spacing w:after="0"/>
-              <w:ind w:firstLine="0"/>
-            </w:pPr>
-            <w:r>
-              <w:rPr>
-                <w:rFonts w:ascii="宋体" w:hAnsi="宋体" w:eastAsia="宋体"/>
-                <w:b w:val="0"/>
-                <w:sz w:val="18"/>
-              </w:rPr>
-              <w:t>★</w:t>
-            </w:r>
-          </w:p>
-        </w:tc>
-        <w:tc>
-          <w:tcPr>
-            <w:tcW w:type="dxa" w:w="2381"/>
-            <w:vAlign w:val="center"/>
-          </w:tcPr>
-          <w:p>
-            <w:pPr>
-              <w:spacing w:after="0"/>
-              <w:ind w:firstLine="0"/>
-            </w:pPr>
-            <w:r>
-              <w:rPr>
-                <w:rFonts w:ascii="宋体" w:hAnsi="宋体" w:eastAsia="宋体"/>
-                <w:b w:val="0"/>
-                <w:sz w:val="18"/>
-              </w:rPr>
-              <w:t>视频调阅与历史回放按强制要求处理；疏散门禁联动采用“应支持”，由授权人员确认后下发开启指令，服从既有门禁安全联锁，失败时告警并人工降级</w:t>
+              <w:t>安防终端在线与告警统计、定位和跳转</w:t>
             </w:r>
           </w:p>
         </w:tc>
@@ -13570,7 +14821,7 @@
         <w:pStyle w:val="3"/>
       </w:pPr>
       <w:r>
-        <w:t>4.11.2 功能组成</w:t>
+        <w:t>4.10.2 功能组成</w:t>
       </w:r>
     </w:p>
     <w:p>
@@ -13578,7 +14829,7 @@
         <w:keepLines/>
       </w:pPr>
       <w:r>
-        <w:t>API网关、认证适配、字段映射、协议适配、幂等、超时重试、熔断、回执、补传、对账、健康检查、版本管理和审计。</w:t>
+        <w:t>设备分类统计、在线离线、告警趋势、告警列表、地图定位、事件关联、外部跳转、接口健康和数据时间提示。</w:t>
       </w:r>
     </w:p>
     <w:p>
@@ -13586,7 +14837,7 @@
         <w:pStyle w:val="3"/>
       </w:pPr>
       <w:r>
-        <w:t>4.11.3 核心流程</w:t>
+        <w:t>4.10.3 核心流程</w:t>
       </w:r>
     </w:p>
     <w:p>
@@ -13594,7 +14845,7 @@
         <w:keepLines/>
       </w:pPr>
       <w:r>
-        <w:t>接口先完成契约、账号、环境和窗口登记，再进行连通、正常、异常、性能和恢复验证。运行时请求带关联标识，适配器把外部响应转换为内部统一状态。</w:t>
+        <w:t>适配层接收或轮询设备与告警数据，统一编码后更新视图。用户从统计下钻到设备或告警，再选择转事件或跳转既有系统。</w:t>
       </w:r>
     </w:p>
     <w:p>
@@ -13602,7 +14853,7 @@
         <w:pStyle w:val="3"/>
       </w:pPr>
       <w:r>
-        <w:t>4.11.4 数据与状态</w:t>
+        <w:t>4.10.4 数据与状态</w:t>
       </w:r>
     </w:p>
     <w:p>
@@ -13610,7 +14861,7 @@
         <w:keepLines/>
       </w:pPr>
       <w:r>
-        <w:t>接口目录、契约版本、调用记录、请求摘要、响应码、耗时、重试次数、业务关联、回执和对账差异。敏感报文按规则脱敏。</w:t>
+        <w:t>设备引用、状态快照、告警原文、标准告警、事件关联和接口健康记录。原始来源标识保留用于对账。</w:t>
       </w:r>
     </w:p>
     <w:p>
@@ -13618,7 +14869,7 @@
         <w:pStyle w:val="3"/>
       </w:pPr>
       <w:r>
-        <w:t>4.11.5 接口依赖</w:t>
+        <w:t>4.10.5 接口依赖</w:t>
       </w:r>
     </w:p>
     <w:p>
@@ -13626,7 +14877,7 @@
         <w:keepLines/>
       </w:pPr>
       <w:r>
-        <w:t>甲方提供或协调资料、账号、授权、环境和窗口；乙方逐接口适配验证。视频和消息在M2前完成真实连通性验证。</w:t>
+        <w:t>依赖物联网、入侵、消防、门禁、视频及地图；综合视图刷新不超过30秒。</w:t>
       </w:r>
     </w:p>
     <w:p>
@@ -13634,7 +14885,7 @@
         <w:pStyle w:val="3"/>
       </w:pPr>
       <w:r>
-        <w:t>4.11.6 异常与降级</w:t>
+        <w:t>4.10.6 异常与降级</w:t>
       </w:r>
     </w:p>
     <w:p>
@@ -13642,7 +14893,7 @@
         <w:keepLines/>
       </w:pPr>
       <w:r>
-        <w:t>超时采用有限重试和熔断；写操作使用幂等键；断连期间可排队数据保留待补传，控制指令立即告警并转人工。</w:t>
+        <w:t>接口断连时保留最后成功时间并告警，恢复后补传或对账；未知设备进入待映射清单；跳转失败保留原告警信息。</w:t>
       </w:r>
     </w:p>
     <w:p>
@@ -13650,7 +14901,7 @@
         <w:pStyle w:val="3"/>
       </w:pPr>
       <w:r>
-        <w:t>4.11.7 权限与审计</w:t>
+        <w:t>4.10.7 权限与审计</w:t>
       </w:r>
     </w:p>
     <w:p>
@@ -13658,7 +14909,7 @@
         <w:keepLines/>
       </w:pPr>
       <w:r>
-        <w:t>服务账号最小权限，密钥与配置分离；高风险门禁指令保留授权人和回执。接口调用和配置变更纳入审计。</w:t>
+        <w:t>安保和指挥角色按范围查看；告警转事件、门禁联动和导出具有独立权限。</w:t>
       </w:r>
     </w:p>
     <w:p>
@@ -13666,7 +14917,7 @@
         <w:pStyle w:val="3"/>
       </w:pPr>
       <w:r>
-        <w:t>4.11.8 验证方式</w:t>
+        <w:t>4.10.8 验证方式</w:t>
       </w:r>
     </w:p>
     <w:p>
@@ -13674,7 +14925,7 @@
         <w:keepLines/>
       </w:pPr>
       <w:r>
-        <w:t>逐接口执行鉴权、字段映射、正常、异常、超时、重复、断连恢复、性能和降级测试；形成契约、日志、联调报告和问题关闭证据。</w:t>
+        <w:t>模拟在线、离线和多类告警，验证不超过30秒刷新、定位、下钻、转事件、断连重试补传和数据对账。</w:t>
       </w:r>
     </w:p>
     <w:p>
@@ -13682,71 +14933,23 @@
         <w:pStyle w:val="2"/>
       </w:pPr>
       <w:r>
-        <w:t>4.12 界面清单与导航结构</w:t>
+        <w:t>4.11 F-11 数据接口</w:t>
       </w:r>
     </w:p>
     <w:p>
       <w:pPr>
+        <w:pStyle w:val="3"/>
+      </w:pPr>
+      <w:r>
+        <w:t>4.11.1 需求理解</w:t>
+      </w:r>
+    </w:p>
+    <w:p>
+      <w:pPr>
         <w:keepLines/>
       </w:pPr>
       <w:r>
-        <w:t>Web一级入口包括应急工作台、预案、事件、指挥、资源、演练、值班、基础配置、统计视图、综合安防和系统运维。H5一级入口包括事件、任务、知识库、演练、打卡和盘点。关键操作从首页或工作台不超过3次页面跳转可达。事件详情作为跨模块上下文入口，避免用户在多个菜单重复查找。</w:t>
-      </w:r>
-    </w:p>
-    <w:p>
-      <w:pPr>
-        <w:pStyle w:val="2"/>
-      </w:pPr>
-      <w:r>
-        <w:t>4.13 异常处理与降级设计</w:t>
-      </w:r>
-    </w:p>
-    <w:p>
-      <w:pPr>
-        <w:keepLines/>
-      </w:pPr>
-      <w:r>
-        <w:t>异常分为业务校验、权限拒绝、外部接口、数据质量、资源容量和基础环境六类。客户端展示用户可行动的提示，服务端记录结构化错误码、关联标识和上下文。外部能力失败时按可重试、不可重试和需人工处理分类；控制类指令失败不得静默重试造成重复动作。</w:t>
-      </w:r>
-    </w:p>
-    <w:p>
-      <w:pPr>
-        <w:pStyle w:val="2"/>
-      </w:pPr>
-      <w:r>
-        <w:t>4.14 浏览器、H5兼容与界面规范</w:t>
-      </w:r>
-    </w:p>
-    <w:p>
-      <w:pPr>
-        <w:keepLines/>
-      </w:pPr>
-      <w:r>
-        <w:t>Web支持Chrome和Edge最新两个稳定版本；H5在甲方目标Android、iOS和宿主APP版本矩阵中验证。表单提供明确必填和错误定位；状态使用文字与颜色共同表达；时间统一采用北京时间并在接口中使用明确时区。最终宿主和终端版本【待人工确认】。</w:t>
-      </w:r>
-    </w:p>
-    <w:p>
-      <w:pPr>
-        <w:pStyle w:val="2"/>
-      </w:pPr>
-      <w:r>
-        <w:t>4.15 数据初始化与预置内容</w:t>
-      </w:r>
-    </w:p>
-    <w:p>
-      <w:pPr>
-        <w:keepLines/>
-      </w:pPr>
-      <w:r>
-        <w:t>乙方提供人员、组织、预案、物资、站点、点位、字典和模板的导入模板，执行格式、必填、引用、重复和业务规则检查。甲方提供真实源数据并确认业务正确性。乙方保留映射、清洗、导入、失败和对账记录，最终成果双方确认。</w:t>
-      </w:r>
-    </w:p>
-    <w:p>
-      <w:pPr>
-        <w:pStyle w:val="2"/>
-      </w:pPr>
-      <w:r>
-        <w:t>4.16 角色—功能—数据权限矩阵</w:t>
+        <w:t>以统一适配层连接中台、物联网、视频、信息发布、消息、定位、门禁和安防消防，隔离厂商差异并形成可监测、可降级、可审计的集成边界。</w:t>
       </w:r>
     </w:p>
     <w:tbl>
@@ -13790,6 +14993,551 @@
                 <w:b/>
                 <w:sz w:val="18"/>
               </w:rPr>
+              <w:t>需求</w:t>
+            </w:r>
+          </w:p>
+        </w:tc>
+        <w:tc>
+          <w:tcPr>
+            <w:tcW w:type="dxa" w:w="2381"/>
+            <w:vAlign w:val="center"/>
+            <w:shd w:fill="D9EAF7"/>
+          </w:tcPr>
+          <w:p>
+            <w:pPr>
+              <w:spacing w:after="0"/>
+              <w:ind w:firstLine="0"/>
+            </w:pPr>
+            <w:r>
+              <w:rPr>
+                <w:rFonts w:ascii="宋体" w:hAnsi="宋体" w:eastAsia="宋体"/>
+                <w:b/>
+                <w:sz w:val="18"/>
+              </w:rPr>
+              <w:t>★</w:t>
+            </w:r>
+          </w:p>
+        </w:tc>
+        <w:tc>
+          <w:tcPr>
+            <w:tcW w:type="dxa" w:w="2381"/>
+            <w:vAlign w:val="center"/>
+            <w:shd w:fill="D9EAF7"/>
+          </w:tcPr>
+          <w:p>
+            <w:pPr>
+              <w:spacing w:after="0"/>
+              <w:ind w:firstLine="0"/>
+            </w:pPr>
+            <w:r>
+              <w:rPr>
+                <w:rFonts w:ascii="宋体" w:hAnsi="宋体" w:eastAsia="宋体"/>
+                <w:b/>
+                <w:sz w:val="18"/>
+              </w:rPr>
+              <w:t>实现响应</w:t>
+            </w:r>
+          </w:p>
+        </w:tc>
+        <w:tc>
+          <w:tcPr>
+            <w:tcW w:type="dxa" w:w="2381"/>
+            <w:vAlign w:val="center"/>
+            <w:shd w:fill="D9EAF7"/>
+          </w:tcPr>
+          <w:p>
+            <w:pPr>
+              <w:spacing w:after="0"/>
+              <w:ind w:firstLine="0"/>
+            </w:pPr>
+            <w:r>
+              <w:rPr>
+                <w:rFonts w:ascii="宋体" w:hAnsi="宋体" w:eastAsia="宋体"/>
+                <w:b/>
+                <w:sz w:val="18"/>
+              </w:rPr>
+              <w:t>当前证据状态</w:t>
+            </w:r>
+          </w:p>
+        </w:tc>
+      </w:tr>
+      <w:tr>
+        <w:tc>
+          <w:tcPr>
+            <w:tcW w:type="dxa" w:w="2381"/>
+            <w:vAlign w:val="center"/>
+          </w:tcPr>
+          <w:p>
+            <w:pPr>
+              <w:spacing w:after="0"/>
+              <w:ind w:firstLine="0"/>
+            </w:pPr>
+            <w:r>
+              <w:rPr>
+                <w:rFonts w:ascii="宋体" w:hAnsi="宋体" w:eastAsia="宋体"/>
+                <w:b w:val="0"/>
+                <w:sz w:val="18"/>
+              </w:rPr>
+              <w:t>FR-11.1</w:t>
+            </w:r>
+          </w:p>
+        </w:tc>
+        <w:tc>
+          <w:tcPr>
+            <w:tcW w:type="dxa" w:w="2381"/>
+            <w:vAlign w:val="center"/>
+          </w:tcPr>
+          <w:p>
+            <w:pPr>
+              <w:spacing w:after="0"/>
+              <w:ind w:firstLine="0"/>
+            </w:pPr>
+            <w:r>
+              <w:rPr>
+                <w:rFonts w:ascii="宋体" w:hAnsi="宋体" w:eastAsia="宋体"/>
+                <w:b w:val="0"/>
+                <w:sz w:val="18"/>
+              </w:rPr>
+              <w:t>★</w:t>
+            </w:r>
+          </w:p>
+        </w:tc>
+        <w:tc>
+          <w:tcPr>
+            <w:tcW w:type="dxa" w:w="2381"/>
+            <w:vAlign w:val="center"/>
+          </w:tcPr>
+          <w:p>
+            <w:pPr>
+              <w:spacing w:after="0"/>
+              <w:ind w:firstLine="0"/>
+            </w:pPr>
+            <w:r>
+              <w:rPr>
+                <w:rFonts w:ascii="宋体" w:hAnsi="宋体" w:eastAsia="宋体"/>
+                <w:b w:val="0"/>
+                <w:sz w:val="18"/>
+              </w:rPr>
+              <w:t>物联网告警/客流、告警转事件、断连重试补传</w:t>
+            </w:r>
+          </w:p>
+        </w:tc>
+        <w:tc>
+          <w:tcPr>
+            <w:tcW w:type="dxa" w:w="2381"/>
+            <w:vAlign w:val="center"/>
+          </w:tcPr>
+          <w:p>
+            <w:pPr>
+              <w:spacing w:after="0"/>
+              <w:ind w:firstLine="0"/>
+            </w:pPr>
+            <w:r>
+              <w:rPr>
+                <w:rFonts w:ascii="宋体" w:hAnsi="宋体" w:eastAsia="宋体"/>
+                <w:b w:val="0"/>
+                <w:sz w:val="18"/>
+              </w:rPr>
+              <w:t>设计覆盖；实施和测试证据待形成</w:t>
+            </w:r>
+          </w:p>
+        </w:tc>
+      </w:tr>
+      <w:tr>
+        <w:tc>
+          <w:tcPr>
+            <w:tcW w:type="dxa" w:w="2381"/>
+            <w:vAlign w:val="center"/>
+          </w:tcPr>
+          <w:p>
+            <w:pPr>
+              <w:spacing w:after="0"/>
+              <w:ind w:firstLine="0"/>
+            </w:pPr>
+            <w:r>
+              <w:rPr>
+                <w:rFonts w:ascii="宋体" w:hAnsi="宋体" w:eastAsia="宋体"/>
+                <w:b w:val="0"/>
+                <w:sz w:val="18"/>
+              </w:rPr>
+              <w:t>FR-11.2</w:t>
+            </w:r>
+          </w:p>
+        </w:tc>
+        <w:tc>
+          <w:tcPr>
+            <w:tcW w:type="dxa" w:w="2381"/>
+            <w:vAlign w:val="center"/>
+          </w:tcPr>
+          <w:p>
+            <w:pPr>
+              <w:spacing w:after="0"/>
+              <w:ind w:firstLine="0"/>
+            </w:pPr>
+            <w:r>
+              <w:rPr>
+                <w:rFonts w:ascii="宋体" w:hAnsi="宋体" w:eastAsia="宋体"/>
+                <w:b w:val="0"/>
+                <w:sz w:val="18"/>
+              </w:rPr>
+              <w:t>★</w:t>
+            </w:r>
+          </w:p>
+        </w:tc>
+        <w:tc>
+          <w:tcPr>
+            <w:tcW w:type="dxa" w:w="2381"/>
+            <w:vAlign w:val="center"/>
+          </w:tcPr>
+          <w:p>
+            <w:pPr>
+              <w:spacing w:after="0"/>
+              <w:ind w:firstLine="0"/>
+            </w:pPr>
+            <w:r>
+              <w:rPr>
+                <w:rFonts w:ascii="宋体" w:hAnsi="宋体" w:eastAsia="宋体"/>
+                <w:b w:val="0"/>
+                <w:sz w:val="18"/>
+              </w:rPr>
+              <w:t>中台提供身份、组织、权限、消息、工作流、文件存储、门户和数据汇聚；乙方只做应急业务适配，不重复建设通用平台能力</w:t>
+            </w:r>
+          </w:p>
+        </w:tc>
+        <w:tc>
+          <w:tcPr>
+            <w:tcW w:type="dxa" w:w="2381"/>
+            <w:vAlign w:val="center"/>
+          </w:tcPr>
+          <w:p>
+            <w:pPr>
+              <w:spacing w:after="0"/>
+              <w:ind w:firstLine="0"/>
+            </w:pPr>
+            <w:r>
+              <w:rPr>
+                <w:rFonts w:ascii="宋体" w:hAnsi="宋体" w:eastAsia="宋体"/>
+                <w:b w:val="0"/>
+                <w:sz w:val="18"/>
+              </w:rPr>
+              <w:t>设计覆盖；实施和测试证据待形成</w:t>
+            </w:r>
+          </w:p>
+        </w:tc>
+      </w:tr>
+      <w:tr>
+        <w:tc>
+          <w:tcPr>
+            <w:tcW w:type="dxa" w:w="2381"/>
+            <w:vAlign w:val="center"/>
+          </w:tcPr>
+          <w:p>
+            <w:pPr>
+              <w:spacing w:after="0"/>
+              <w:ind w:firstLine="0"/>
+            </w:pPr>
+            <w:r>
+              <w:rPr>
+                <w:rFonts w:ascii="宋体" w:hAnsi="宋体" w:eastAsia="宋体"/>
+                <w:b w:val="0"/>
+                <w:sz w:val="18"/>
+              </w:rPr>
+              <w:t>FR-11.3</w:t>
+            </w:r>
+          </w:p>
+        </w:tc>
+        <w:tc>
+          <w:tcPr>
+            <w:tcW w:type="dxa" w:w="2381"/>
+            <w:vAlign w:val="center"/>
+          </w:tcPr>
+          <w:p>
+            <w:pPr>
+              <w:spacing w:after="0"/>
+              <w:ind w:firstLine="0"/>
+            </w:pPr>
+            <w:r>
+              <w:rPr>
+                <w:rFonts w:ascii="宋体" w:hAnsi="宋体" w:eastAsia="宋体"/>
+                <w:b w:val="0"/>
+                <w:sz w:val="18"/>
+              </w:rPr>
+              <w:t>★</w:t>
+            </w:r>
+          </w:p>
+        </w:tc>
+        <w:tc>
+          <w:tcPr>
+            <w:tcW w:type="dxa" w:w="2381"/>
+            <w:vAlign w:val="center"/>
+          </w:tcPr>
+          <w:p>
+            <w:pPr>
+              <w:spacing w:after="0"/>
+              <w:ind w:firstLine="0"/>
+            </w:pPr>
+            <w:r>
+              <w:rPr>
+                <w:rFonts w:ascii="宋体" w:hAnsi="宋体" w:eastAsia="宋体"/>
+                <w:b w:val="0"/>
+                <w:sz w:val="18"/>
+              </w:rPr>
+              <w:t>视频调阅与历史回放按强制要求处理；疏散门禁联动采用“应支持”，由授权人员确认后下发开启指令，服从既有门禁安全联锁，失败时告警并人工降级</w:t>
+            </w:r>
+          </w:p>
+        </w:tc>
+        <w:tc>
+          <w:tcPr>
+            <w:tcW w:type="dxa" w:w="2381"/>
+            <w:vAlign w:val="center"/>
+          </w:tcPr>
+          <w:p>
+            <w:pPr>
+              <w:spacing w:after="0"/>
+              <w:ind w:firstLine="0"/>
+            </w:pPr>
+            <w:r>
+              <w:rPr>
+                <w:rFonts w:ascii="宋体" w:hAnsi="宋体" w:eastAsia="宋体"/>
+                <w:b w:val="0"/>
+                <w:sz w:val="18"/>
+              </w:rPr>
+              <w:t>设计覆盖；实施和测试证据待形成</w:t>
+            </w:r>
+          </w:p>
+        </w:tc>
+      </w:tr>
+    </w:tbl>
+    <w:p>
+      <w:pPr>
+        <w:spacing w:after="0"/>
+      </w:pPr>
+    </w:p>
+    <w:p>
+      <w:pPr>
+        <w:pStyle w:val="3"/>
+      </w:pPr>
+      <w:r>
+        <w:t>4.11.2 功能组成</w:t>
+      </w:r>
+    </w:p>
+    <w:p>
+      <w:pPr>
+        <w:keepLines/>
+      </w:pPr>
+      <w:r>
+        <w:t>API网关、认证适配、字段映射、协议适配、幂等、超时重试、熔断、回执、补传、对账、健康检查、版本管理和审计。</w:t>
+      </w:r>
+    </w:p>
+    <w:p>
+      <w:pPr>
+        <w:pStyle w:val="3"/>
+      </w:pPr>
+      <w:r>
+        <w:t>4.11.3 核心流程</w:t>
+      </w:r>
+    </w:p>
+    <w:p>
+      <w:pPr>
+        <w:keepLines/>
+      </w:pPr>
+      <w:r>
+        <w:t>接口先完成契约、账号、环境和窗口登记，再进行连通、正常、异常、性能和恢复验证。运行时请求带关联标识，适配器把外部响应转换为内部统一状态。</w:t>
+      </w:r>
+    </w:p>
+    <w:p>
+      <w:pPr>
+        <w:pStyle w:val="3"/>
+      </w:pPr>
+      <w:r>
+        <w:t>4.11.4 数据与状态</w:t>
+      </w:r>
+    </w:p>
+    <w:p>
+      <w:pPr>
+        <w:keepLines/>
+      </w:pPr>
+      <w:r>
+        <w:t>接口目录、契约版本、调用记录、请求摘要、响应码、耗时、重试次数、业务关联、回执和对账差异。敏感报文按规则脱敏。</w:t>
+      </w:r>
+    </w:p>
+    <w:p>
+      <w:pPr>
+        <w:pStyle w:val="3"/>
+      </w:pPr>
+      <w:r>
+        <w:t>4.11.5 接口依赖</w:t>
+      </w:r>
+    </w:p>
+    <w:p>
+      <w:pPr>
+        <w:keepLines/>
+      </w:pPr>
+      <w:r>
+        <w:t>甲方提供或协调资料、账号、授权、环境和窗口；乙方逐接口适配验证。视频和消息在M2前完成真实连通性验证。</w:t>
+      </w:r>
+    </w:p>
+    <w:p>
+      <w:pPr>
+        <w:pStyle w:val="3"/>
+      </w:pPr>
+      <w:r>
+        <w:t>4.11.6 异常与降级</w:t>
+      </w:r>
+    </w:p>
+    <w:p>
+      <w:pPr>
+        <w:keepLines/>
+      </w:pPr>
+      <w:r>
+        <w:t>超时采用有限重试和熔断；写操作使用幂等键；断连期间可排队数据保留待补传，控制指令立即告警并转人工。</w:t>
+      </w:r>
+    </w:p>
+    <w:p>
+      <w:pPr>
+        <w:pStyle w:val="3"/>
+      </w:pPr>
+      <w:r>
+        <w:t>4.11.7 权限与审计</w:t>
+      </w:r>
+    </w:p>
+    <w:p>
+      <w:pPr>
+        <w:keepLines/>
+      </w:pPr>
+      <w:r>
+        <w:t>服务账号最小权限，密钥与配置分离；高风险门禁指令保留授权人和回执。接口调用和配置变更纳入审计。</w:t>
+      </w:r>
+    </w:p>
+    <w:p>
+      <w:pPr>
+        <w:pStyle w:val="3"/>
+      </w:pPr>
+      <w:r>
+        <w:t>4.11.8 验证方式</w:t>
+      </w:r>
+    </w:p>
+    <w:p>
+      <w:pPr>
+        <w:keepLines/>
+      </w:pPr>
+      <w:r>
+        <w:t>逐接口执行鉴权、字段映射、正常、异常、超时、重复、断连恢复、性能和降级测试；形成契约、日志、联调报告和问题关闭证据。</w:t>
+      </w:r>
+    </w:p>
+    <w:p>
+      <w:pPr>
+        <w:pStyle w:val="2"/>
+      </w:pPr>
+      <w:r>
+        <w:t>4.12 界面清单与导航结构</w:t>
+      </w:r>
+    </w:p>
+    <w:p>
+      <w:pPr>
+        <w:keepLines/>
+      </w:pPr>
+      <w:r>
+        <w:t>Web一级入口包括应急工作台、预案、事件、指挥、资源、演练、值班、基础配置、统计视图、综合安防和系统运维。H5一级入口包括事件、任务、知识库、演练、打卡和盘点。关键操作从首页或工作台不超过3次页面跳转可达。事件详情作为跨模块上下文入口，避免用户在多个菜单重复查找。</w:t>
+      </w:r>
+    </w:p>
+    <w:p>
+      <w:pPr>
+        <w:pStyle w:val="2"/>
+      </w:pPr>
+      <w:r>
+        <w:t>4.13 异常处理与降级设计</w:t>
+      </w:r>
+    </w:p>
+    <w:p>
+      <w:pPr>
+        <w:keepLines/>
+      </w:pPr>
+      <w:r>
+        <w:t>异常分为业务校验、权限拒绝、外部接口、数据质量、资源容量和基础环境六类。客户端展示用户可行动的提示，服务端记录结构化错误码、关联标识和上下文。外部能力失败时按可重试、不可重试和需人工处理分类；控制类指令失败不得静默重试造成重复动作。</w:t>
+      </w:r>
+    </w:p>
+    <w:p>
+      <w:pPr>
+        <w:pStyle w:val="2"/>
+      </w:pPr>
+      <w:r>
+        <w:t>4.14 浏览器、H5兼容与界面规范</w:t>
+      </w:r>
+    </w:p>
+    <w:p>
+      <w:pPr>
+        <w:keepLines/>
+      </w:pPr>
+      <w:r>
+        <w:t>Web支持Chrome和Edge最新两个稳定版本；H5按第4.8.8节版本矩阵验证。表单提供明确必填和错误定位；状态使用文字与颜色共同表达；时间统一采用北京时间并在接口中使用明确时区。兼容基线在M2随甲方宿主生产版、候选升级版和目标终端清单冻结；版本变化触发回归测试。</w:t>
+      </w:r>
+    </w:p>
+    <w:p>
+      <w:pPr>
+        <w:pStyle w:val="2"/>
+      </w:pPr>
+      <w:r>
+        <w:t>4.15 数据初始化与预置内容</w:t>
+      </w:r>
+    </w:p>
+    <w:p>
+      <w:pPr>
+        <w:keepLines/>
+      </w:pPr>
+      <w:r>
+        <w:t>乙方提供人员、组织、预案、物资、站点、点位、字典和模板的导入模板，执行格式、必填、引用、重复和业务规则检查。甲方提供真实源数据并确认业务正确性。乙方保留映射、清洗、导入、失败和对账记录，最终成果双方确认。</w:t>
+      </w:r>
+    </w:p>
+    <w:p>
+      <w:pPr>
+        <w:pStyle w:val="2"/>
+      </w:pPr>
+      <w:r>
+        <w:t>4.16 角色—功能—数据权限矩阵</w:t>
+      </w:r>
+    </w:p>
+    <w:tbl>
+      <w:tblPr>
+        <w:tblW w:type="auto" w:w="0"/>
+        <w:tblLayout w:type="autofit"/>
+        <w:tblLook w:firstColumn="1" w:firstRow="1" w:lastColumn="0" w:lastRow="0" w:noHBand="0" w:noVBand="1" w:val="04A0"/>
+        <w:tblBorders>
+          <w:top w:val="single" w:sz="4" w:space="0" w:color="A6A6A6"/>
+          <w:left w:val="single" w:sz="4" w:space="0" w:color="A6A6A6"/>
+          <w:bottom w:val="single" w:sz="4" w:space="0" w:color="A6A6A6"/>
+          <w:right w:val="single" w:sz="4" w:space="0" w:color="A6A6A6"/>
+          <w:insideH w:val="single" w:sz="4" w:space="0" w:color="A6A6A6"/>
+          <w:insideV w:val="single" w:sz="4" w:space="0" w:color="A6A6A6"/>
+        </w:tblBorders>
+      </w:tblPr>
+      <w:tblGrid>
+        <w:gridCol w:w="2381"/>
+        <w:gridCol w:w="2381"/>
+        <w:gridCol w:w="2381"/>
+        <w:gridCol w:w="2381"/>
+      </w:tblGrid>
+      <w:tr>
+        <w:trPr>
+          <w:tblHeader w:val="true"/>
+        </w:trPr>
+        <w:tc>
+          <w:tcPr>
+            <w:tcW w:type="dxa" w:w="2381"/>
+            <w:vAlign w:val="center"/>
+            <w:shd w:fill="D9EAF7"/>
+          </w:tcPr>
+          <w:p>
+            <w:pPr>
+              <w:spacing w:after="0"/>
+              <w:ind w:firstLine="0"/>
+            </w:pPr>
+            <w:r>
+              <w:rPr>
+                <w:rFonts w:ascii="宋体" w:hAnsi="宋体" w:eastAsia="宋体"/>
+                <w:b/>
+                <w:sz w:val="18"/>
+              </w:rPr>
               <w:t>角色</w:t>
             </w:r>
           </w:p>
@@ -14430,7 +16178,6 @@
         <w:keepLines/>
       </w:pPr>
       <w:r>
-        <w:rPr/>
         <w:t>以预案发布版本为基线，压测启动至任务受理的端到端时延；重复启动仅产生一次任务快照，并核对回滚后的待处置清单。</w:t>
       </w:r>
     </w:p>
@@ -14515,7 +16262,6 @@
         <w:keepLines/>
       </w:pPr>
       <w:r>
-        <w:rPr/>
         <w:t>以通道受理、发送、到达和业务确认四类回执核对消息状态；模拟回执缺失时验证重试节奏、去重键和人工催办入口。</w:t>
       </w:r>
     </w:p>
@@ -14624,7 +16370,6 @@
         <w:keepLines/>
       </w:pPr>
       <w:r>
-        <w:rPr/>
         <w:t>对并发催办、临时任务插入和关闭竞争进行状态迁移测试；核查非法迁移被拒绝且全过程保留审计轨迹。</w:t>
       </w:r>
     </w:p>
@@ -14709,7 +16454,6 @@
         <w:keepLines/>
       </w:pPr>
       <w:r>
-        <w:rPr/>
         <w:t>以同一事件的时间线、地图图层和任务状态为对照，验证多源时间戳排序；地图服务不可用时保留列表态势与最后有效位置。</w:t>
       </w:r>
     </w:p>
@@ -14734,7 +16478,7 @@
         <w:keepLines/>
       </w:pPr>
       <w:r>
-        <w:t>定位源由甲方提供。适配层接收人员标识、坐标、楼层、精度和源时间，完成身份与楼层映射后推送前端。缓存只用于削峰并保留过期时间；展示必须标出最后更新时间。异常包括人员无法关联、坐标越界、楼层未知和源中断。验收对比源与展示时间戳和控制点误差，确认刷新不超过2秒且不降低源精度。</w:t>
+        <w:t>定位源由甲方提供。适配层接收人员标识、坐标、楼层、精度和源时间，完成身份与楼层映射后推送前端。每条位置记录保存源时间、接收时间、最后有效时间和新鲜度状态；新鲜度状态分为新鲜、过期、不可用，失效阈值在M2按定位源与业务场景配置。缓存只用于削峰，展示必须标出最后更新时间。异常包括人员无法关联、坐标越界、楼层未知和源中断。位置过期或不可用时，仅可作为带时间标识的历史参考，不得自动用于邻近调派或就位判定；系统要求人工核实。验收对比源与展示时间戳和控制点误差，确认刷新不超过2秒且不降低源精度。</w:t>
       </w:r>
     </w:p>
     <w:p>
@@ -14766,8 +16510,7 @@
         <w:keepLines/>
       </w:pPr>
       <w:r>
-        <w:rPr/>
-        <w:t>使用甲方提供的定位源数据测量刷新间隔、楼层映射和源精度保持；定位流中断时显示最后更新时间并停止将旧位置表述为实时位置。</w:t>
+        <w:t>使用甲方提供的定位源数据测量刷新间隔、楼层映射和源精度保持；覆盖新鲜、过期、不可用三类状态及阈值边界。定位流中断时显示最后更新时间并停止将旧位置表述为实时位置；验证过期位置不能自动生成邻近调派或就位结论，人工核实后方可继续。</w:t>
       </w:r>
     </w:p>
     <w:p>
@@ -14859,7 +16602,6 @@
         <w:keepLines/>
       </w:pPr>
       <w:r>
-        <w:rPr/>
         <w:t>以授权设备的实时调阅、历史检索和首帧时间为用例；信令或码流异常时记录失败原因、保留事件时间线并提供重新调阅入口。</w:t>
       </w:r>
     </w:p>
@@ -14916,7 +16658,6 @@
         <w:keepLines/>
       </w:pPr>
       <w:r>
-        <w:rPr/>
         <w:t>在授权、二次确认和安全联锁条件下验证指令下发、回执与审计；无回执或联锁拒绝时立即告警并转入人工处置，不以界面状态替代执行结果。</w:t>
       </w:r>
     </w:p>
@@ -14973,7 +16714,6 @@
         <w:keepLines/>
       </w:pPr>
       <w:r>
-        <w:rPr/>
         <w:t>对身份、组织、权限、消息和流程能力分别进行契约校验；中台能力不可用时拒绝越权操作，保存待补偿请求并提示责任人员。</w:t>
       </w:r>
     </w:p>
@@ -15058,7 +16798,6 @@
         <w:keepLines/>
       </w:pPr>
       <w:r>
-        <w:rPr/>
         <w:t>在目标宿主、登录态过期、深链唤起和弱网恢复场景下验证 H5 行为；宿主桥接不可用时提供受控的 Web 访问提示，不绕过身份与权限校验。</w:t>
       </w:r>
     </w:p>
@@ -15143,7 +16882,6 @@
         <w:keepLines/>
       </w:pPr>
       <w:r>
-        <w:rPr/>
         <w:t>对审批节点、时限和人员变更后的新旧版本进行运行快照核验；配置发布失败时保持已发布版本继续可用，并记录待处理差异。</w:t>
       </w:r>
     </w:p>
@@ -15168,7 +16906,7 @@
         <w:keepLines/>
       </w:pPr>
       <w:r>
-        <w:t>适配器为每类外部系统设置独立连接池、超时、有限重试、熔断、限流和健康检查。读接口可降级到最后成功数据并标时间；可补传写接口进入待处理队列；控制类写接口失败立即告警。验证通过故障注入检查故障不向核心事件事务扩散，恢复后能够对账。</w:t>
+        <w:t>适配器为每类外部系统设置独立连接池、超时、有限重试、熔断、限流和健康检查。事件、任务、消息与外部调用使用统一trace_id关联，写请求另设稳定business_key作为幂等键。读接口可降级到最后成功数据并标时间；通知、数据上报等可重放动作进入待处理队列；门禁开启等控制动作以及无法证明幂等的调用禁止自动重放，必须人工确认。补偿顺序为先查询外部最终状态并对账，再补偿可重放请求，最后由人工处理不可重放或状态不明项。</w:t>
       </w:r>
     </w:p>
     <w:p>
@@ -15200,8 +16938,7 @@
         <w:keepLines/>
       </w:pPr>
       <w:r>
-        <w:rPr/>
-        <w:t>按接口类别验证超时、幂等重试、熔断和限流；外部服务不可用时切换为明确的人工操作指引，并在恢复后按顺序补偿可重放请求。</w:t>
+        <w:t>按接口类别验证超时、幂等重试、熔断和限流；覆盖重复回执、乱序回执、进程重启、恢复后对账和重复请求。外部服务恢复后先查询结果，再按业务顺序补偿可重放请求；不可重放动作进入人工确认清单，验证同一business_key不产生重复业务结果。</w:t>
       </w:r>
     </w:p>
     <w:p>
@@ -15257,8 +16994,670 @@
         <w:keepLines/>
       </w:pPr>
       <w:r>
-        <w:rPr/>
         <w:t>在约定并发和容量边界下测量响应时间、队列积压与资源水位；达到阈值时优先保障事件、任务和告警链路，并输出压测记录与调优结论。</w:t>
+      </w:r>
+    </w:p>
+    <w:p>
+      <w:pPr>
+        <w:pStyle w:val="3"/>
+      </w:pPr>
+      <w:r>
+        <w:t>5.12.4 容量预算与压测准出矩阵</w:t>
+      </w:r>
+    </w:p>
+    <w:tbl>
+      <w:tblPr>
+        <w:tblW w:type="auto" w:w="0"/>
+        <w:tblLayout w:type="autofit"/>
+        <w:tblLook w:firstColumn="1" w:firstRow="1" w:lastColumn="0" w:lastRow="0" w:noHBand="0" w:noVBand="1" w:val="04A0"/>
+        <w:tblBorders>
+          <w:top w:val="single" w:sz="4" w:space="0" w:color="A6A6A6"/>
+          <w:left w:val="single" w:sz="4" w:space="0" w:color="A6A6A6"/>
+          <w:bottom w:val="single" w:sz="4" w:space="0" w:color="A6A6A6"/>
+          <w:right w:val="single" w:sz="4" w:space="0" w:color="A6A6A6"/>
+          <w:insideH w:val="single" w:sz="4" w:space="0" w:color="A6A6A6"/>
+          <w:insideV w:val="single" w:sz="4" w:space="0" w:color="A6A6A6"/>
+        </w:tblBorders>
+      </w:tblPr>
+      <w:tblGrid>
+        <w:gridCol w:w="1905"/>
+        <w:gridCol w:w="1905"/>
+        <w:gridCol w:w="1905"/>
+        <w:gridCol w:w="1905"/>
+        <w:gridCol w:w="1905"/>
+      </w:tblGrid>
+      <w:tr>
+        <w:trPr>
+          <w:tblHeader w:val="true"/>
+        </w:trPr>
+        <w:tc>
+          <w:tcPr>
+            <w:tcW w:type="dxa" w:w="1905"/>
+            <w:vAlign w:val="center"/>
+            <w:shd w:fill="D9EAF7"/>
+          </w:tcPr>
+          <w:p>
+            <w:pPr>
+              <w:spacing w:after="0"/>
+              <w:ind w:firstLine="0"/>
+            </w:pPr>
+            <w:r>
+              <w:rPr>
+                <w:rFonts w:ascii="宋体" w:hAnsi="宋体" w:eastAsia="宋体"/>
+                <w:b/>
+                <w:sz w:val="18"/>
+              </w:rPr>
+              <w:t>负荷场景</w:t>
+            </w:r>
+          </w:p>
+        </w:tc>
+        <w:tc>
+          <w:tcPr>
+            <w:tcW w:type="dxa" w:w="1905"/>
+            <w:vAlign w:val="center"/>
+            <w:shd w:fill="D9EAF7"/>
+          </w:tcPr>
+          <w:p>
+            <w:pPr>
+              <w:spacing w:after="0"/>
+              <w:ind w:firstLine="0"/>
+            </w:pPr>
+            <w:r>
+              <w:rPr>
+                <w:rFonts w:ascii="宋体" w:hAnsi="宋体" w:eastAsia="宋体"/>
+                <w:b/>
+                <w:sz w:val="18"/>
+              </w:rPr>
+              <w:t>关键组件</w:t>
+            </w:r>
+          </w:p>
+        </w:tc>
+        <w:tc>
+          <w:tcPr>
+            <w:tcW w:type="dxa" w:w="1905"/>
+            <w:vAlign w:val="center"/>
+            <w:shd w:fill="D9EAF7"/>
+          </w:tcPr>
+          <w:p>
+            <w:pPr>
+              <w:spacing w:after="0"/>
+              <w:ind w:firstLine="0"/>
+            </w:pPr>
+            <w:r>
+              <w:rPr>
+                <w:rFonts w:ascii="宋体" w:hAnsi="宋体" w:eastAsia="宋体"/>
+                <w:b/>
+                <w:sz w:val="18"/>
+              </w:rPr>
+              <w:t>观察项</w:t>
+            </w:r>
+          </w:p>
+        </w:tc>
+        <w:tc>
+          <w:tcPr>
+            <w:tcW w:type="dxa" w:w="1905"/>
+            <w:vAlign w:val="center"/>
+            <w:shd w:fill="D9EAF7"/>
+          </w:tcPr>
+          <w:p>
+            <w:pPr>
+              <w:spacing w:after="0"/>
+              <w:ind w:firstLine="0"/>
+            </w:pPr>
+            <w:r>
+              <w:rPr>
+                <w:rFonts w:ascii="宋体" w:hAnsi="宋体" w:eastAsia="宋体"/>
+                <w:b/>
+                <w:sz w:val="18"/>
+              </w:rPr>
+              <w:t>触发动作</w:t>
+            </w:r>
+          </w:p>
+        </w:tc>
+        <w:tc>
+          <w:tcPr>
+            <w:tcW w:type="dxa" w:w="1905"/>
+            <w:vAlign w:val="center"/>
+            <w:shd w:fill="D9EAF7"/>
+          </w:tcPr>
+          <w:p>
+            <w:pPr>
+              <w:spacing w:after="0"/>
+              <w:ind w:firstLine="0"/>
+            </w:pPr>
+            <w:r>
+              <w:rPr>
+                <w:rFonts w:ascii="宋体" w:hAnsi="宋体" w:eastAsia="宋体"/>
+                <w:b/>
+                <w:sz w:val="18"/>
+              </w:rPr>
+              <w:t>恢复判据</w:t>
+            </w:r>
+          </w:p>
+        </w:tc>
+      </w:tr>
+      <w:tr>
+        <w:tc>
+          <w:tcPr>
+            <w:tcW w:type="dxa" w:w="1905"/>
+            <w:vAlign w:val="center"/>
+          </w:tcPr>
+          <w:p>
+            <w:pPr>
+              <w:spacing w:after="0"/>
+              <w:ind w:firstLine="0"/>
+            </w:pPr>
+            <w:r>
+              <w:rPr>
+                <w:rFonts w:ascii="宋体" w:hAnsi="宋体" w:eastAsia="宋体"/>
+                <w:b w:val="0"/>
+                <w:sz w:val="18"/>
+              </w:rPr>
+              <w:t>不少于100人并发访问</w:t>
+            </w:r>
+          </w:p>
+        </w:tc>
+        <w:tc>
+          <w:tcPr>
+            <w:tcW w:type="dxa" w:w="1905"/>
+            <w:vAlign w:val="center"/>
+          </w:tcPr>
+          <w:p>
+            <w:pPr>
+              <w:spacing w:after="0"/>
+              <w:ind w:firstLine="0"/>
+            </w:pPr>
+            <w:r>
+              <w:rPr>
+                <w:rFonts w:ascii="宋体" w:hAnsi="宋体" w:eastAsia="宋体"/>
+                <w:b w:val="0"/>
+                <w:sz w:val="18"/>
+              </w:rPr>
+              <w:t>API入口、应用服务、数据库连接池</w:t>
+            </w:r>
+          </w:p>
+        </w:tc>
+        <w:tc>
+          <w:tcPr>
+            <w:tcW w:type="dxa" w:w="1905"/>
+            <w:vAlign w:val="center"/>
+          </w:tcPr>
+          <w:p>
+            <w:pPr>
+              <w:spacing w:after="0"/>
+              <w:ind w:firstLine="0"/>
+            </w:pPr>
+            <w:r>
+              <w:rPr>
+                <w:rFonts w:ascii="宋体" w:hAnsi="宋体" w:eastAsia="宋体"/>
+                <w:b w:val="0"/>
+                <w:sz w:val="18"/>
+              </w:rPr>
+              <w:t>P95/P99、错误率、CPU/内存、连接等待</w:t>
+            </w:r>
+          </w:p>
+        </w:tc>
+        <w:tc>
+          <w:tcPr>
+            <w:tcW w:type="dxa" w:w="1905"/>
+            <w:vAlign w:val="center"/>
+          </w:tcPr>
+          <w:p>
+            <w:pPr>
+              <w:spacing w:after="0"/>
+              <w:ind w:firstLine="0"/>
+            </w:pPr>
+            <w:r>
+              <w:rPr>
+                <w:rFonts w:ascii="宋体" w:hAnsi="宋体" w:eastAsia="宋体"/>
+                <w:b w:val="0"/>
+                <w:sz w:val="18"/>
+              </w:rPr>
+              <w:t>限制非关键查询，扩展无状态应用节点</w:t>
+            </w:r>
+          </w:p>
+        </w:tc>
+        <w:tc>
+          <w:tcPr>
+            <w:tcW w:type="dxa" w:w="1905"/>
+            <w:vAlign w:val="center"/>
+          </w:tcPr>
+          <w:p>
+            <w:pPr>
+              <w:spacing w:after="0"/>
+              <w:ind w:firstLine="0"/>
+            </w:pPr>
+            <w:r>
+              <w:rPr>
+                <w:rFonts w:ascii="宋体" w:hAnsi="宋体" w:eastAsia="宋体"/>
+                <w:b w:val="0"/>
+                <w:sz w:val="18"/>
+              </w:rPr>
+              <w:t>关键接口连续稳定且无连接积压</w:t>
+            </w:r>
+          </w:p>
+        </w:tc>
+      </w:tr>
+      <w:tr>
+        <w:tc>
+          <w:tcPr>
+            <w:tcW w:type="dxa" w:w="1905"/>
+            <w:vAlign w:val="center"/>
+          </w:tcPr>
+          <w:p>
+            <w:pPr>
+              <w:spacing w:after="0"/>
+              <w:ind w:firstLine="0"/>
+            </w:pPr>
+            <w:r>
+              <w:rPr>
+                <w:rFonts w:ascii="宋体" w:hAnsi="宋体" w:eastAsia="宋体"/>
+                <w:b w:val="0"/>
+                <w:sz w:val="18"/>
+              </w:rPr>
+              <w:t>预案启动与不少于20路消息并行</w:t>
+            </w:r>
+          </w:p>
+        </w:tc>
+        <w:tc>
+          <w:tcPr>
+            <w:tcW w:type="dxa" w:w="1905"/>
+            <w:vAlign w:val="center"/>
+          </w:tcPr>
+          <w:p>
+            <w:pPr>
+              <w:spacing w:after="0"/>
+              <w:ind w:firstLine="0"/>
+            </w:pPr>
+            <w:r>
+              <w:rPr>
+                <w:rFonts w:ascii="宋体" w:hAnsi="宋体" w:eastAsia="宋体"/>
+                <w:b w:val="0"/>
+                <w:sz w:val="18"/>
+              </w:rPr>
+              <w:t>任务编排、消息队列、通道适配</w:t>
+            </w:r>
+          </w:p>
+        </w:tc>
+        <w:tc>
+          <w:tcPr>
+            <w:tcW w:type="dxa" w:w="1905"/>
+            <w:vAlign w:val="center"/>
+          </w:tcPr>
+          <w:p>
+            <w:pPr>
+              <w:spacing w:after="0"/>
+              <w:ind w:firstLine="0"/>
+            </w:pPr>
+            <w:r>
+              <w:rPr>
+                <w:rFonts w:ascii="宋体" w:hAnsi="宋体" w:eastAsia="宋体"/>
+                <w:b w:val="0"/>
+                <w:sz w:val="18"/>
+              </w:rPr>
+              <w:t>启动时延、队列深度、重试率、回执延迟</w:t>
+            </w:r>
+          </w:p>
+        </w:tc>
+        <w:tc>
+          <w:tcPr>
+            <w:tcW w:type="dxa" w:w="1905"/>
+            <w:vAlign w:val="center"/>
+          </w:tcPr>
+          <w:p>
+            <w:pPr>
+              <w:spacing w:after="0"/>
+              <w:ind w:firstLine="0"/>
+            </w:pPr>
+            <w:r>
+              <w:rPr>
+                <w:rFonts w:ascii="宋体" w:hAnsi="宋体" w:eastAsia="宋体"/>
+                <w:b w:val="0"/>
+                <w:sz w:val="18"/>
+              </w:rPr>
+              <w:t>保留关键消息并发窗口，暂停低优先级批量通知</w:t>
+            </w:r>
+          </w:p>
+        </w:tc>
+        <w:tc>
+          <w:tcPr>
+            <w:tcW w:type="dxa" w:w="1905"/>
+            <w:vAlign w:val="center"/>
+          </w:tcPr>
+          <w:p>
+            <w:pPr>
+              <w:spacing w:after="0"/>
+              <w:ind w:firstLine="0"/>
+            </w:pPr>
+            <w:r>
+              <w:rPr>
+                <w:rFonts w:ascii="宋体" w:hAnsi="宋体" w:eastAsia="宋体"/>
+                <w:b w:val="0"/>
+                <w:sz w:val="18"/>
+              </w:rPr>
+              <w:t>队列回落至稳定水位且回执对账完成</w:t>
+            </w:r>
+          </w:p>
+        </w:tc>
+      </w:tr>
+      <w:tr>
+        <w:tc>
+          <w:tcPr>
+            <w:tcW w:type="dxa" w:w="1905"/>
+            <w:vAlign w:val="center"/>
+          </w:tcPr>
+          <w:p>
+            <w:pPr>
+              <w:spacing w:after="0"/>
+              <w:ind w:firstLine="0"/>
+            </w:pPr>
+            <w:r>
+              <w:rPr>
+                <w:rFonts w:ascii="宋体" w:hAnsi="宋体" w:eastAsia="宋体"/>
+                <w:b w:val="0"/>
+                <w:sz w:val="18"/>
+              </w:rPr>
+              <w:t>地图、定位与视频同时使用</w:t>
+            </w:r>
+          </w:p>
+        </w:tc>
+        <w:tc>
+          <w:tcPr>
+            <w:tcW w:type="dxa" w:w="1905"/>
+            <w:vAlign w:val="center"/>
+          </w:tcPr>
+          <w:p>
+            <w:pPr>
+              <w:spacing w:after="0"/>
+              <w:ind w:firstLine="0"/>
+            </w:pPr>
+            <w:r>
+              <w:rPr>
+                <w:rFonts w:ascii="宋体" w:hAnsi="宋体" w:eastAsia="宋体"/>
+                <w:b w:val="0"/>
+                <w:sz w:val="18"/>
+              </w:rPr>
+              <w:t>地图服务、定位适配、视频会话、网络</w:t>
+            </w:r>
+          </w:p>
+        </w:tc>
+        <w:tc>
+          <w:tcPr>
+            <w:tcW w:type="dxa" w:w="1905"/>
+            <w:vAlign w:val="center"/>
+          </w:tcPr>
+          <w:p>
+            <w:pPr>
+              <w:spacing w:after="0"/>
+              <w:ind w:firstLine="0"/>
+            </w:pPr>
+            <w:r>
+              <w:rPr>
+                <w:rFonts w:ascii="宋体" w:hAnsi="宋体" w:eastAsia="宋体"/>
+                <w:b w:val="0"/>
+                <w:sz w:val="18"/>
+              </w:rPr>
+              <w:t>刷新时延、会话数、带宽、失败率</w:t>
+            </w:r>
+          </w:p>
+        </w:tc>
+        <w:tc>
+          <w:tcPr>
+            <w:tcW w:type="dxa" w:w="1905"/>
+            <w:vAlign w:val="center"/>
+          </w:tcPr>
+          <w:p>
+            <w:pPr>
+              <w:spacing w:after="0"/>
+              <w:ind w:firstLine="0"/>
+            </w:pPr>
+            <w:r>
+              <w:rPr>
+                <w:rFonts w:ascii="宋体" w:hAnsi="宋体" w:eastAsia="宋体"/>
+                <w:b w:val="0"/>
+                <w:sz w:val="18"/>
+              </w:rPr>
+              <w:t>降低非关键图层刷新，限制非事件视频会话</w:t>
+            </w:r>
+          </w:p>
+        </w:tc>
+        <w:tc>
+          <w:tcPr>
+            <w:tcW w:type="dxa" w:w="1905"/>
+            <w:vAlign w:val="center"/>
+          </w:tcPr>
+          <w:p>
+            <w:pPr>
+              <w:spacing w:after="0"/>
+              <w:ind w:firstLine="0"/>
+            </w:pPr>
+            <w:r>
+              <w:rPr>
+                <w:rFonts w:ascii="宋体" w:hAnsi="宋体" w:eastAsia="宋体"/>
+                <w:b w:val="0"/>
+                <w:sz w:val="18"/>
+              </w:rPr>
+              <w:t>事件态势和定位刷新恢复目标，失败会话已释放</w:t>
+            </w:r>
+          </w:p>
+        </w:tc>
+      </w:tr>
+      <w:tr>
+        <w:tc>
+          <w:tcPr>
+            <w:tcW w:type="dxa" w:w="1905"/>
+            <w:vAlign w:val="center"/>
+          </w:tcPr>
+          <w:p>
+            <w:pPr>
+              <w:spacing w:after="0"/>
+              <w:ind w:firstLine="0"/>
+            </w:pPr>
+            <w:r>
+              <w:rPr>
+                <w:rFonts w:ascii="宋体" w:hAnsi="宋体" w:eastAsia="宋体"/>
+                <w:b w:val="0"/>
+                <w:sz w:val="18"/>
+              </w:rPr>
+              <w:t>年度统计与附件导出</w:t>
+            </w:r>
+          </w:p>
+        </w:tc>
+        <w:tc>
+          <w:tcPr>
+            <w:tcW w:type="dxa" w:w="1905"/>
+            <w:vAlign w:val="center"/>
+          </w:tcPr>
+          <w:p>
+            <w:pPr>
+              <w:spacing w:after="0"/>
+              <w:ind w:firstLine="0"/>
+            </w:pPr>
+            <w:r>
+              <w:rPr>
+                <w:rFonts w:ascii="宋体" w:hAnsi="宋体" w:eastAsia="宋体"/>
+                <w:b w:val="0"/>
+                <w:sz w:val="18"/>
+              </w:rPr>
+              <w:t>查询服务、数据库、文件存储</w:t>
+            </w:r>
+          </w:p>
+        </w:tc>
+        <w:tc>
+          <w:tcPr>
+            <w:tcW w:type="dxa" w:w="1905"/>
+            <w:vAlign w:val="center"/>
+          </w:tcPr>
+          <w:p>
+            <w:pPr>
+              <w:spacing w:after="0"/>
+              <w:ind w:firstLine="0"/>
+            </w:pPr>
+            <w:r>
+              <w:rPr>
+                <w:rFonts w:ascii="宋体" w:hAnsi="宋体" w:eastAsia="宋体"/>
+                <w:b w:val="0"/>
+                <w:sz w:val="18"/>
+              </w:rPr>
+              <w:t>查询耗时、I/O、临时空间、业务接口影响</w:t>
+            </w:r>
+          </w:p>
+        </w:tc>
+        <w:tc>
+          <w:tcPr>
+            <w:tcW w:type="dxa" w:w="1905"/>
+            <w:vAlign w:val="center"/>
+          </w:tcPr>
+          <w:p>
+            <w:pPr>
+              <w:spacing w:after="0"/>
+              <w:ind w:firstLine="0"/>
+            </w:pPr>
+            <w:r>
+              <w:rPr>
+                <w:rFonts w:ascii="宋体" w:hAnsi="宋体" w:eastAsia="宋体"/>
+                <w:b w:val="0"/>
+                <w:sz w:val="18"/>
+              </w:rPr>
+              <w:t>转异步任务，错峰执行并限制并发</w:t>
+            </w:r>
+          </w:p>
+        </w:tc>
+        <w:tc>
+          <w:tcPr>
+            <w:tcW w:type="dxa" w:w="1905"/>
+            <w:vAlign w:val="center"/>
+          </w:tcPr>
+          <w:p>
+            <w:pPr>
+              <w:spacing w:after="0"/>
+              <w:ind w:firstLine="0"/>
+            </w:pPr>
+            <w:r>
+              <w:rPr>
+                <w:rFonts w:ascii="宋体" w:hAnsi="宋体" w:eastAsia="宋体"/>
+                <w:b w:val="0"/>
+                <w:sz w:val="18"/>
+              </w:rPr>
+              <w:t>关键业务不受影响且导出任务完成或可重试</w:t>
+            </w:r>
+          </w:p>
+        </w:tc>
+      </w:tr>
+      <w:tr>
+        <w:tc>
+          <w:tcPr>
+            <w:tcW w:type="dxa" w:w="1905"/>
+            <w:vAlign w:val="center"/>
+          </w:tcPr>
+          <w:p>
+            <w:pPr>
+              <w:spacing w:after="0"/>
+              <w:ind w:firstLine="0"/>
+            </w:pPr>
+            <w:r>
+              <w:rPr>
+                <w:rFonts w:ascii="宋体" w:hAnsi="宋体" w:eastAsia="宋体"/>
+                <w:b w:val="0"/>
+                <w:sz w:val="18"/>
+              </w:rPr>
+              <w:t>外部系统波动或断连</w:t>
+            </w:r>
+          </w:p>
+        </w:tc>
+        <w:tc>
+          <w:tcPr>
+            <w:tcW w:type="dxa" w:w="1905"/>
+            <w:vAlign w:val="center"/>
+          </w:tcPr>
+          <w:p>
+            <w:pPr>
+              <w:spacing w:after="0"/>
+              <w:ind w:firstLine="0"/>
+            </w:pPr>
+            <w:r>
+              <w:rPr>
+                <w:rFonts w:ascii="宋体" w:hAnsi="宋体" w:eastAsia="宋体"/>
+                <w:b w:val="0"/>
+                <w:sz w:val="18"/>
+              </w:rPr>
+              <w:t>各适配器、重试队列、熔断器</w:t>
+            </w:r>
+          </w:p>
+        </w:tc>
+        <w:tc>
+          <w:tcPr>
+            <w:tcW w:type="dxa" w:w="1905"/>
+            <w:vAlign w:val="center"/>
+          </w:tcPr>
+          <w:p>
+            <w:pPr>
+              <w:spacing w:after="0"/>
+              <w:ind w:firstLine="0"/>
+            </w:pPr>
+            <w:r>
+              <w:rPr>
+                <w:rFonts w:ascii="宋体" w:hAnsi="宋体" w:eastAsia="宋体"/>
+                <w:b w:val="0"/>
+                <w:sz w:val="18"/>
+              </w:rPr>
+              <w:t>超时率、熔断状态、积压量、对账差异</w:t>
+            </w:r>
+          </w:p>
+        </w:tc>
+        <w:tc>
+          <w:tcPr>
+            <w:tcW w:type="dxa" w:w="1905"/>
+            <w:vAlign w:val="center"/>
+          </w:tcPr>
+          <w:p>
+            <w:pPr>
+              <w:spacing w:after="0"/>
+              <w:ind w:firstLine="0"/>
+            </w:pPr>
+            <w:r>
+              <w:rPr>
+                <w:rFonts w:ascii="宋体" w:hAnsi="宋体" w:eastAsia="宋体"/>
+                <w:b w:val="0"/>
+                <w:sz w:val="18"/>
+              </w:rPr>
+              <w:t>熔断故障接口，启用人工降级和受控补偿</w:t>
+            </w:r>
+          </w:p>
+        </w:tc>
+        <w:tc>
+          <w:tcPr>
+            <w:tcW w:type="dxa" w:w="1905"/>
+            <w:vAlign w:val="center"/>
+          </w:tcPr>
+          <w:p>
+            <w:pPr>
+              <w:spacing w:after="0"/>
+              <w:ind w:firstLine="0"/>
+            </w:pPr>
+            <w:r>
+              <w:rPr>
+                <w:rFonts w:ascii="宋体" w:hAnsi="宋体" w:eastAsia="宋体"/>
+                <w:b w:val="0"/>
+                <w:sz w:val="18"/>
+              </w:rPr>
+              <w:t>健康检查稳定、对账完成且积压清零</w:t>
+            </w:r>
+          </w:p>
+        </w:tc>
+      </w:tr>
+    </w:tbl>
+    <w:p>
+      <w:pPr>
+        <w:spacing w:after="0"/>
+      </w:pPr>
+    </w:p>
+    <w:p>
+      <w:pPr>
+        <w:keepLines/>
+      </w:pPr>
+      <w:r>
+        <w:t>压测报告必须绑定第3.7.1节环境清单，记录服务实例、连接池、队列、数据库、地图/视频会话和资源水位。建议配置仅在上述场景通过后转为实施最低配置；未通过时调整资源或参数并复测，不降低招标指标。</w:t>
       </w:r>
     </w:p>
     <w:p>
@@ -15342,7 +17741,6 @@
         <w:keepLines/>
       </w:pPr>
       <w:r>
-        <w:rPr/>
         <w:t>演练单节点故障、服务重启和备份恢复，核对恢复时间、数据点和审计连续性；恢复未完成前启用受控人工登记，恢复后按记录完成补录与核验。</w:t>
       </w:r>
     </w:p>
@@ -18414,7 +20812,7 @@
       <w:r>
         <w:drawing>
           <wp:inline xmlns:a="http://schemas.openxmlformats.org/drawingml/2006/main" xmlns:pic="http://schemas.openxmlformats.org/drawingml/2006/picture">
-            <wp:extent cx="5577840" cy="4183380"/>
+            <wp:extent cx="5577840" cy="3137535"/>
             <wp:docPr id="9" name="Picture 9"/>
             <wp:cNvGraphicFramePr>
               <a:graphicFrameLocks noChangeAspect="1"/>
@@ -18435,7 +20833,7 @@
                   <pic:spPr>
                     <a:xfrm>
                       <a:off x="0" y="0"/>
-                      <a:ext cx="5577840" cy="4183380"/>
+                      <a:ext cx="5577840" cy="3137535"/>
                     </a:xfrm>
                     <a:prstGeom prst="rect"/>
                   </pic:spPr>
@@ -47635,7 +50033,7 @@
                 <w:b w:val="0"/>
                 <w:sz w:val="18"/>
               </w:rPr>
-              <w:t>【待人工确认】</w:t>
+              <w:t>严宇</w:t>
             </w:r>
           </w:p>
         </w:tc>
@@ -47717,7 +50115,7 @@
                 <w:b w:val="0"/>
                 <w:sz w:val="18"/>
               </w:rPr>
-              <w:t>【待人工确认】</w:t>
+              <w:t>何思源</w:t>
             </w:r>
           </w:p>
         </w:tc>
@@ -47799,7 +50197,7 @@
                 <w:b w:val="0"/>
                 <w:sz w:val="18"/>
               </w:rPr>
-              <w:t>【待人工确认】</w:t>
+              <w:t>任俊强</w:t>
             </w:r>
           </w:p>
         </w:tc>
@@ -47881,7 +50279,7 @@
                 <w:b w:val="0"/>
                 <w:sz w:val="18"/>
               </w:rPr>
-              <w:t>【待人工确认】</w:t>
+              <w:t>何思源（兼岗）</w:t>
             </w:r>
           </w:p>
         </w:tc>
@@ -47963,7 +50361,7 @@
                 <w:b w:val="0"/>
                 <w:sz w:val="18"/>
               </w:rPr>
-              <w:t>【待人工确认】</w:t>
+              <w:t>何思源（兼岗）</w:t>
             </w:r>
           </w:p>
         </w:tc>
@@ -48045,7 +50443,7 @@
                 <w:b w:val="0"/>
                 <w:sz w:val="18"/>
               </w:rPr>
-              <w:t>【待人工确认】</w:t>
+              <w:t>何思源（兼岗）</w:t>
             </w:r>
           </w:p>
         </w:tc>
@@ -48127,7 +50525,7 @@
                 <w:b w:val="0"/>
                 <w:sz w:val="18"/>
               </w:rPr>
-              <w:t>【待人工确认】</w:t>
+              <w:t>任俊强（兼岗）</w:t>
             </w:r>
           </w:p>
         </w:tc>
@@ -48209,7 +50607,7 @@
                 <w:b w:val="0"/>
                 <w:sz w:val="18"/>
               </w:rPr>
-              <w:t>【待人工确认】</w:t>
+              <w:t>严宇（兼岗），何思源技术支持</w:t>
             </w:r>
           </w:p>
         </w:tc>
@@ -48225,71 +50623,376 @@
         <w:pStyle w:val="2"/>
       </w:pPr>
       <w:r>
-        <w:t>12.2 拟投入关键人员简历</w:t>
+        <w:t>12.2 人员方案</w:t>
       </w:r>
     </w:p>
-    <w:p>
-      <w:pPr>
-        <w:pStyle w:val="3"/>
+    <w:tbl>
+      <w:tblPr>
+        <w:tblW w:type="auto" w:w="0"/>
+        <w:tblLayout w:type="autofit"/>
+        <w:tblLook w:firstColumn="1" w:firstRow="1" w:lastColumn="0" w:lastRow="0" w:noHBand="0" w:noVBand="1" w:val="04A0"/>
+        <w:tblBorders>
+          <w:top w:val="single" w:sz="4" w:space="0" w:color="A6A6A6"/>
+          <w:left w:val="single" w:sz="4" w:space="0" w:color="A6A6A6"/>
+          <w:bottom w:val="single" w:sz="4" w:space="0" w:color="A6A6A6"/>
+          <w:right w:val="single" w:sz="4" w:space="0" w:color="A6A6A6"/>
+          <w:insideH w:val="single" w:sz="4" w:space="0" w:color="A6A6A6"/>
+          <w:insideV w:val="single" w:sz="4" w:space="0" w:color="A6A6A6"/>
+        </w:tblBorders>
+      </w:tblPr>
+      <w:tblGrid>
+        <w:gridCol w:w="2381"/>
+        <w:gridCol w:w="2381"/>
+        <w:gridCol w:w="2381"/>
+        <w:gridCol w:w="2381"/>
+      </w:tblGrid>
+      <w:tr>
+        <w:trPr>
+          <w:tblHeader w:val="true"/>
+        </w:trPr>
+        <w:tc>
+          <w:tcPr>
+            <w:tcW w:type="dxa" w:w="2381"/>
+            <w:vAlign w:val="center"/>
+            <w:shd w:fill="D9EAF7"/>
+          </w:tcPr>
+          <w:p>
+            <w:pPr>
+              <w:spacing w:after="0"/>
+              <w:ind w:firstLine="0"/>
+            </w:pPr>
+            <w:r>
+              <w:rPr>
+                <w:rFonts w:ascii="宋体" w:hAnsi="宋体" w:eastAsia="宋体"/>
+                <w:b/>
+                <w:sz w:val="18"/>
+              </w:rPr>
+              <w:t>姓名</w:t>
+            </w:r>
+          </w:p>
+        </w:tc>
+        <w:tc>
+          <w:tcPr>
+            <w:tcW w:type="dxa" w:w="2381"/>
+            <w:vAlign w:val="center"/>
+            <w:shd w:fill="D9EAF7"/>
+          </w:tcPr>
+          <w:p>
+            <w:pPr>
+              <w:spacing w:after="0"/>
+              <w:ind w:firstLine="0"/>
+            </w:pPr>
+            <w:r>
+              <w:rPr>
+                <w:rFonts w:ascii="宋体" w:hAnsi="宋体" w:eastAsia="宋体"/>
+                <w:b/>
+                <w:sz w:val="18"/>
+              </w:rPr>
+              <w:t>学历</w:t>
+            </w:r>
+          </w:p>
+        </w:tc>
+        <w:tc>
+          <w:tcPr>
+            <w:tcW w:type="dxa" w:w="2381"/>
+            <w:vAlign w:val="center"/>
+            <w:shd w:fill="D9EAF7"/>
+          </w:tcPr>
+          <w:p>
+            <w:pPr>
+              <w:spacing w:after="0"/>
+              <w:ind w:firstLine="0"/>
+            </w:pPr>
+            <w:r>
+              <w:rPr>
+                <w:rFonts w:ascii="宋体" w:hAnsi="宋体" w:eastAsia="宋体"/>
+                <w:b/>
+                <w:sz w:val="18"/>
+              </w:rPr>
+              <w:t>主要角色</w:t>
+            </w:r>
+          </w:p>
+        </w:tc>
+        <w:tc>
+          <w:tcPr>
+            <w:tcW w:type="dxa" w:w="2381"/>
+            <w:vAlign w:val="center"/>
+            <w:shd w:fill="D9EAF7"/>
+          </w:tcPr>
+          <w:p>
+            <w:pPr>
+              <w:spacing w:after="0"/>
+              <w:ind w:firstLine="0"/>
+            </w:pPr>
+            <w:r>
+              <w:rPr>
+                <w:rFonts w:ascii="宋体" w:hAnsi="宋体" w:eastAsia="宋体"/>
+                <w:b/>
+                <w:sz w:val="18"/>
+              </w:rPr>
+              <w:t>工作协调</w:t>
+            </w:r>
+          </w:p>
+        </w:tc>
+      </w:tr>
+      <w:tr>
+        <w:tc>
+          <w:tcPr>
+            <w:tcW w:type="dxa" w:w="2381"/>
+            <w:vAlign w:val="center"/>
+          </w:tcPr>
+          <w:p>
+            <w:pPr>
+              <w:spacing w:after="0"/>
+              <w:ind w:firstLine="0"/>
+            </w:pPr>
+            <w:r>
+              <w:rPr>
+                <w:rFonts w:ascii="宋体" w:hAnsi="宋体" w:eastAsia="宋体"/>
+                <w:b w:val="0"/>
+                <w:sz w:val="18"/>
+              </w:rPr>
+              <w:t>严宇</w:t>
+            </w:r>
+          </w:p>
+        </w:tc>
+        <w:tc>
+          <w:tcPr>
+            <w:tcW w:type="dxa" w:w="2381"/>
+            <w:vAlign w:val="center"/>
+          </w:tcPr>
+          <w:p>
+            <w:pPr>
+              <w:spacing w:after="0"/>
+              <w:ind w:firstLine="0"/>
+            </w:pPr>
+            <w:r>
+              <w:rPr>
+                <w:rFonts w:ascii="宋体" w:hAnsi="宋体" w:eastAsia="宋体"/>
+                <w:b w:val="0"/>
+                <w:sz w:val="18"/>
+              </w:rPr>
+              <w:t>本科生</w:t>
+            </w:r>
+          </w:p>
+        </w:tc>
+        <w:tc>
+          <w:tcPr>
+            <w:tcW w:type="dxa" w:w="2381"/>
+            <w:vAlign w:val="center"/>
+          </w:tcPr>
+          <w:p>
+            <w:pPr>
+              <w:spacing w:after="0"/>
+              <w:ind w:firstLine="0"/>
+            </w:pPr>
+            <w:r>
+              <w:rPr>
+                <w:rFonts w:ascii="宋体" w:hAnsi="宋体" w:eastAsia="宋体"/>
+                <w:b w:val="0"/>
+                <w:sz w:val="18"/>
+              </w:rPr>
+              <w:t>项目经理、技术标总编、实施与运维负责人、课程模拟授权代表</w:t>
+            </w:r>
+          </w:p>
+        </w:tc>
+        <w:tc>
+          <w:tcPr>
+            <w:tcW w:type="dxa" w:w="2381"/>
+            <w:vAlign w:val="center"/>
+          </w:tcPr>
+          <w:p>
+            <w:pPr>
+              <w:spacing w:after="0"/>
+              <w:ind w:firstLine="0"/>
+            </w:pPr>
+            <w:r>
+              <w:rPr>
+                <w:rFonts w:ascii="宋体" w:hAnsi="宋体" w:eastAsia="宋体"/>
+                <w:b w:val="0"/>
+                <w:sz w:val="18"/>
+              </w:rPr>
+              <w:t>负责范围与计划、评审组织、对外协调、部署培训、试运行和交付签认；不兼任自身交付物的独立复核</w:t>
+            </w:r>
+          </w:p>
+        </w:tc>
+      </w:tr>
+      <w:tr>
+        <w:tc>
+          <w:tcPr>
+            <w:tcW w:type="dxa" w:w="2381"/>
+            <w:vAlign w:val="center"/>
+          </w:tcPr>
+          <w:p>
+            <w:pPr>
+              <w:spacing w:after="0"/>
+              <w:ind w:firstLine="0"/>
+            </w:pPr>
+            <w:r>
+              <w:rPr>
+                <w:rFonts w:ascii="宋体" w:hAnsi="宋体" w:eastAsia="宋体"/>
+                <w:b w:val="0"/>
+                <w:sz w:val="18"/>
+              </w:rPr>
+              <w:t>何思源</w:t>
+            </w:r>
+          </w:p>
+        </w:tc>
+        <w:tc>
+          <w:tcPr>
+            <w:tcW w:type="dxa" w:w="2381"/>
+            <w:vAlign w:val="center"/>
+          </w:tcPr>
+          <w:p>
+            <w:pPr>
+              <w:spacing w:after="0"/>
+              <w:ind w:firstLine="0"/>
+            </w:pPr>
+            <w:r>
+              <w:rPr>
+                <w:rFonts w:ascii="宋体" w:hAnsi="宋体" w:eastAsia="宋体"/>
+                <w:b w:val="0"/>
+                <w:sz w:val="18"/>
+              </w:rPr>
+              <w:t>本科生</w:t>
+            </w:r>
+          </w:p>
+        </w:tc>
+        <w:tc>
+          <w:tcPr>
+            <w:tcW w:type="dxa" w:w="2381"/>
+            <w:vAlign w:val="center"/>
+          </w:tcPr>
+          <w:p>
+            <w:pPr>
+              <w:spacing w:after="0"/>
+              <w:ind w:firstLine="0"/>
+            </w:pPr>
+            <w:r>
+              <w:rPr>
+                <w:rFonts w:ascii="宋体" w:hAnsi="宋体" w:eastAsia="宋体"/>
+                <w:b w:val="0"/>
+                <w:sz w:val="18"/>
+              </w:rPr>
+              <w:t>技术负责人、架构师、Web/H5、后端/数据、接口/GIS工程师</w:t>
+            </w:r>
+          </w:p>
+        </w:tc>
+        <w:tc>
+          <w:tcPr>
+            <w:tcW w:type="dxa" w:w="2381"/>
+            <w:vAlign w:val="center"/>
+          </w:tcPr>
+          <w:p>
+            <w:pPr>
+              <w:spacing w:after="0"/>
+              <w:ind w:firstLine="0"/>
+            </w:pPr>
+            <w:r>
+              <w:rPr>
+                <w:rFonts w:ascii="宋体" w:hAnsi="宋体" w:eastAsia="宋体"/>
+                <w:b w:val="0"/>
+                <w:sz w:val="18"/>
+              </w:rPr>
+              <w:t>负责总体与详细设计、开发集成、数据初始化、接口联调、性能调优和技术验证；关键技术产物由严宇复核</w:t>
+            </w:r>
+          </w:p>
+        </w:tc>
+      </w:tr>
+      <w:tr>
+        <w:tc>
+          <w:tcPr>
+            <w:tcW w:type="dxa" w:w="2381"/>
+            <w:vAlign w:val="center"/>
+          </w:tcPr>
+          <w:p>
+            <w:pPr>
+              <w:spacing w:after="0"/>
+              <w:ind w:firstLine="0"/>
+            </w:pPr>
+            <w:r>
+              <w:rPr>
+                <w:rFonts w:ascii="宋体" w:hAnsi="宋体" w:eastAsia="宋体"/>
+                <w:b w:val="0"/>
+                <w:sz w:val="18"/>
+              </w:rPr>
+              <w:t>任俊强</w:t>
+            </w:r>
+          </w:p>
+        </w:tc>
+        <w:tc>
+          <w:tcPr>
+            <w:tcW w:type="dxa" w:w="2381"/>
+            <w:vAlign w:val="center"/>
+          </w:tcPr>
+          <w:p>
+            <w:pPr>
+              <w:spacing w:after="0"/>
+              <w:ind w:firstLine="0"/>
+            </w:pPr>
+            <w:r>
+              <w:rPr>
+                <w:rFonts w:ascii="宋体" w:hAnsi="宋体" w:eastAsia="宋体"/>
+                <w:b w:val="0"/>
+                <w:sz w:val="18"/>
+              </w:rPr>
+              <w:t>本科生</w:t>
+            </w:r>
+          </w:p>
+        </w:tc>
+        <w:tc>
+          <w:tcPr>
+            <w:tcW w:type="dxa" w:w="2381"/>
+            <w:vAlign w:val="center"/>
+          </w:tcPr>
+          <w:p>
+            <w:pPr>
+              <w:spacing w:after="0"/>
+              <w:ind w:firstLine="0"/>
+            </w:pPr>
+            <w:r>
+              <w:rPr>
+                <w:rFonts w:ascii="宋体" w:hAnsi="宋体" w:eastAsia="宋体"/>
+                <w:b w:val="0"/>
+                <w:sz w:val="18"/>
+              </w:rPr>
+              <w:t>需求与合规负责人、测试/安全工程师</w:t>
+            </w:r>
+          </w:p>
+        </w:tc>
+        <w:tc>
+          <w:tcPr>
+            <w:tcW w:type="dxa" w:w="2381"/>
+            <w:vAlign w:val="center"/>
+          </w:tcPr>
+          <w:p>
+            <w:pPr>
+              <w:spacing w:after="0"/>
+              <w:ind w:firstLine="0"/>
+            </w:pPr>
+            <w:r>
+              <w:rPr>
+                <w:rFonts w:ascii="宋体" w:hAnsi="宋体" w:eastAsia="宋体"/>
+                <w:b w:val="0"/>
+                <w:sz w:val="18"/>
+              </w:rPr>
+              <w:t>负责需求追踪、条款与关键数字、测试设计、功能验收追踪和安全检查；项目计划与总编产物由其复核</w:t>
+            </w:r>
+          </w:p>
+        </w:tc>
+      </w:tr>
+    </w:tbl>
+    <w:p>
+      <w:pPr>
+        <w:spacing w:after="0"/>
+      </w:pPr>
+    </w:p>
+    <w:p>
+      <w:pPr>
+        <w:keepLines/>
       </w:pPr>
       <w:r>
-        <w:t>12.2.1 项目经理</w:t>
-      </w:r>
-    </w:p>
-    <w:p>
-      <w:pPr>
-        <w:keepLines/>
-      </w:pPr>
-      <w:r>
-        <w:t>姓名、学历、资格、相关经验、在本项目职责和可投入时间均为【待人工确认】。提交前须附可核验材料并取得本人授权。</w:t>
-      </w:r>
-    </w:p>
-    <w:p>
-      <w:pPr>
-        <w:pStyle w:val="3"/>
-      </w:pPr>
-      <w:r>
-        <w:t>12.2.2 技术负责人/架构师</w:t>
-      </w:r>
-    </w:p>
-    <w:p>
-      <w:pPr>
-        <w:keepLines/>
-      </w:pPr>
-      <w:r>
-        <w:t>姓名、架构与集成经验、证书、项目证明和投入承诺均为【待人工确认】。</w:t>
-      </w:r>
-    </w:p>
-    <w:p>
-      <w:pPr>
-        <w:pStyle w:val="3"/>
-      </w:pPr>
-      <w:r>
-        <w:t>12.2.3 开发与接口人员</w:t>
-      </w:r>
-    </w:p>
-    <w:p>
-      <w:pPr>
-        <w:keepLines/>
-      </w:pPr>
-      <w:r>
-        <w:t>Web、H5、后端、数据、GIS和接口人员姓名、技能证据及投入均为【待人工确认】。</w:t>
-      </w:r>
-    </w:p>
-    <w:p>
-      <w:pPr>
-        <w:pStyle w:val="3"/>
-      </w:pPr>
-      <w:r>
-        <w:t>12.2.4 测试、安全、实施与运维人员</w:t>
-      </w:r>
-    </w:p>
-    <w:p>
-      <w:pPr>
-        <w:keepLines/>
-      </w:pPr>
-      <w:r>
-        <w:t>人员姓名、测试或安全能力证明、部署与培训经验均为【待人工确认】。</w:t>
+        <w:t>本次课程模拟允许兼岗。执行时按阶段门禁安排工作：任俊强先固化需求与验收口径，何思源据此完成设计、实现与技术验证，严宇组织评审和交付；同一产物的主责与复核保持分离。人员方案不附证书、履历或其他证明材料。</w:t>
       </w:r>
     </w:p>
     <w:p>
@@ -48305,7 +51008,7 @@
         <w:keepLines/>
       </w:pPr>
       <w:r>
-        <w:t>具体人数、人月和到岗日期没有真实依据，统一标记【待人工确认】。项目计划仅冻结A/B/C在课程第一关的职责，不应被解释为合同实施团队规模。</w:t>
+        <w:t>三名成员覆盖全周期，允许一人兼任多个岗位。M1至M2以任俊强的需求与合规工作、何思源的设计与接口验证为主；M3前由何思源完成开发集成和部署候选，任俊强同步测试；M3至M5由严宇组织初验、培训、试运行和竣工交付，何思源处理技术问题，任俊强复核测试与符合性。若兼岗任务发生前置依赖，同一成员按WBS日级顺序执行，不以名义并行掩盖资源冲突。</w:t>
       </w:r>
     </w:p>
     <w:p>
@@ -48334,55 +51037,7 @@
         <w:keepLines/>
       </w:pPr>
       <w:r>
-        <w:t>当前资料未提供投标人真实名称、合同、验收报告或客户证明，本章不得引用教学案例中的虚构业绩。以下字段保留给人工补充，未补充时不作业绩主张。</w:t>
-      </w:r>
-    </w:p>
-    <w:p>
-      <w:pPr>
-        <w:pStyle w:val="3"/>
-      </w:pPr>
-      <w:r>
-        <w:t>13.1.1 类似应急管理系统业绩</w:t>
-      </w:r>
-    </w:p>
-    <w:p>
-      <w:pPr>
-        <w:keepLines/>
-      </w:pPr>
-      <w:r>
-        <w:t>项目名称、客户、合同时间、范围、金额、验收情况、联系人及证明材料：【待人工确认】。</w:t>
-      </w:r>
-    </w:p>
-    <w:p>
-      <w:pPr>
-        <w:pStyle w:val="3"/>
-      </w:pPr>
-      <w:r>
-        <w:t>13.1.2 博物馆或人员密集场所集成业绩</w:t>
-      </w:r>
-    </w:p>
-    <w:p>
-      <w:pPr>
-        <w:keepLines/>
-      </w:pPr>
-      <w:r>
-        <w:t>项目名称、视频、门禁、消防、消息和中台集成范围及验收证明：【待人工确认】。</w:t>
-      </w:r>
-    </w:p>
-    <w:p>
-      <w:pPr>
-        <w:pStyle w:val="3"/>
-      </w:pPr>
-      <w:r>
-        <w:t>13.1.3 私有化部署与安全交付业绩</w:t>
-      </w:r>
-    </w:p>
-    <w:p>
-      <w:pPr>
-        <w:keepLines/>
-      </w:pPr>
-      <w:r>
-        <w:t>项目名称、容器化、隔离环境、安全测试和运维移交证明：【待人工确认】。</w:t>
+        <w:t>本次课程模拟不主张类似项目业绩，不提交业绩评分材料，也不引用教学案例中的项目名称、客户、合同、金额或验收事实。方案能力以本技术标的设计、实施计划和后续验证证据说明。</w:t>
       </w:r>
     </w:p>
     <w:p>
@@ -49272,7 +51927,7 @@
         <w:keepLines/>
       </w:pPr>
       <w:r>
-        <w:t>报文仅展示语义，字段和地址在M2接口契约评审时冻结。示例中的标识为虚构测试值，不代表真实数据。</w:t>
+        <w:t>本附录仅为乙方设计示例，不构成甲方既有接口事实或冻结契约。报文只展示语义，字段、地址、鉴权、错误码和状态枚举在M2接口契约评审时由双方确认并冻结。示例标识均为虚构测试值，不包含真实敏感数据。</w:t>
       </w:r>
     </w:p>
     <w:p>
@@ -55470,6 +58125,14 @@
     </w:p>
     <w:p>
       <w:pPr>
+        <w:keepLines/>
+      </w:pPr>
+      <w:r>
+        <w:t>本附录为逻辑数据设计节选，不代表甲方已确认的数据字典或生产表结构。字段类型、枚举、长度、敏感级别和映射规则在M2设计评审及接口契约确认后冻结。</w:t>
+      </w:r>
+    </w:p>
+    <w:p>
+      <w:pPr>
         <w:pStyle w:val="2"/>
       </w:pPr>
       <w:r>
@@ -57084,6 +59747,68 @@
                 <w:b w:val="0"/>
                 <w:sz w:val="18"/>
               </w:rPr>
+              <w:t>business_key/replay_policy</w:t>
+            </w:r>
+          </w:p>
+        </w:tc>
+        <w:tc>
+          <w:tcPr>
+            <w:tcW w:type="dxa" w:w="3175"/>
+            <w:vAlign w:val="center"/>
+          </w:tcPr>
+          <w:p>
+            <w:pPr>
+              <w:spacing w:after="0"/>
+              <w:ind w:firstLine="0"/>
+            </w:pPr>
+            <w:r>
+              <w:rPr>
+                <w:rFonts w:ascii="宋体" w:hAnsi="宋体" w:eastAsia="宋体"/>
+                <w:b w:val="0"/>
+                <w:sz w:val="18"/>
+              </w:rPr>
+              <w:t>接口调用</w:t>
+            </w:r>
+          </w:p>
+        </w:tc>
+        <w:tc>
+          <w:tcPr>
+            <w:tcW w:type="dxa" w:w="3175"/>
+            <w:vAlign w:val="center"/>
+          </w:tcPr>
+          <w:p>
+            <w:pPr>
+              <w:spacing w:after="0"/>
+              <w:ind w:firstLine="0"/>
+            </w:pPr>
+            <w:r>
+              <w:rPr>
+                <w:rFonts w:ascii="宋体" w:hAnsi="宋体" w:eastAsia="宋体"/>
+                <w:b w:val="0"/>
+                <w:sz w:val="18"/>
+              </w:rPr>
+              <w:t>业务幂等键及自动重放、人工确认策略</w:t>
+            </w:r>
+          </w:p>
+        </w:tc>
+      </w:tr>
+      <w:tr>
+        <w:tc>
+          <w:tcPr>
+            <w:tcW w:type="dxa" w:w="3175"/>
+            <w:vAlign w:val="center"/>
+          </w:tcPr>
+          <w:p>
+            <w:pPr>
+              <w:spacing w:after="0"/>
+              <w:ind w:firstLine="0"/>
+            </w:pPr>
+            <w:r>
+              <w:rPr>
+                <w:rFonts w:ascii="宋体" w:hAnsi="宋体" w:eastAsia="宋体"/>
+                <w:b w:val="0"/>
+                <w:sz w:val="18"/>
+              </w:rPr>
               <w:t>request_digest/response_code</w:t>
             </w:r>
           </w:p>
@@ -59134,6 +61859,15 @@
       </w:pPr>
       <w:r>
         <w:t>附录G 交付物清单</w:t>
+      </w:r>
+    </w:p>
+    <w:p>
+      <w:pPr>
+        <w:keepLines/>
+      </w:pPr>
+      <w:r>
+        <w:rPr/>
+        <w:t>本次课程模拟提交包以项目编号03归档。技术标提供DOCX与PDF，配套提交可编辑电子文档、图形源文件、项目建议书、项目计划、风险登记册、合规矩阵及编制记录/评审/版本管理过程证据。课程模拟不要求现实签字盖章、法人授权书、人员资质附件、业绩附件、报价或商务卷；如转用于现实采购，必须另按正式招标文件补齐，不能直接签发本课程稿。</w:t>
       </w:r>
     </w:p>
     <w:tbl>

--- a/docs/deliverables/00-投标文件技术标.docx
+++ b/docs/deliverables/00-投标文件技术标.docx
@@ -217,7 +217,8 @@
         <w:keepLines/>
       </w:pPr>
       <w:r>
-        <w:t>我方已按冻结基线理解本项目的范围、39条功能需求、34条带★功能条款、5项非功能或部署类★条款、20项法规标准和全部实施、服务、验收要求。本方案对上述要求均作响应，未提出正偏离或负偏离。历史录像回放、人员定位、疏散门禁、统一消息、中台、地图、H5、部署环境、基础数据、外部接口和应用安全均按12项课程模拟甲方书面澄清执行。</w:t>
+        <w:rPr/>
+        <w:t>我方已按冻结基线理解本项目的范围、39条功能需求、34条带★功能条款、5项非功能或部署类★条款、20项法规标准和全部实施、服务、验收要求。本方案对上述要求均作响应，未提出正偏离或负偏离。历史录像回放、人员定位、疏散门禁、统一消息、中台、地图、H5、部署环境、基础数据、外部接口和应用安全均参考12项课程模拟甲方/招标人书面澄清组织方案；原始需求书的明确强制要求始终优先。</w:t>
       </w:r>
     </w:p>
     <w:p>
@@ -2784,7 +2785,8 @@
         <w:keepLines/>
       </w:pPr>
       <w:r>
-        <w:t>十二项澄清是本课程模拟中已经确定的甲方解释，用于解决真实需求书中的歧义并冻结当前编标口径。它们不代表现实单位签章或法律文件，也不证明接口和指标已现场验收。</w:t>
+        <w:rPr/>
+        <w:t>十二项澄清是本课程模拟中已经确定的甲方/招标人解释，用于解决真实需求书中的歧义并冻结当前编标口径。它们不代表现实单位签章或法律文件，也不证明接口和指标已现场验收。澄清不得覆盖原始需求书的明确强制要求；凡涉及既有系统存储、基础环境、地图生产、宿主发布或第三方测评等范围及责任分配，均为课程模拟实施边界，须在现实采购或实施前取得教师/模拟甲方的确认后方可作为实际责任划分依据。</w:t>
       </w:r>
     </w:p>
     <w:tbl>
@@ -2885,11 +2887,11 @@
             </w:pPr>
             <w:r>
               <w:rPr>
-                <w:rFonts w:ascii="宋体" w:hAnsi="宋体" w:eastAsia="宋体"/>
-                <w:b w:val="0"/>
-                <w:sz w:val="18"/>
-              </w:rPr>
-              <w:t>历史回放强制；既有视频系统负责录像与不少于30天保存，本项目负责调阅、回放和验证</w:t>
+                <w:rFonts w:ascii="宋体" w:hAnsi="宋体"/>
+                <w:b w:val="0"/>
+                <w:sz w:val="18"/>
+              </w:rPr>
+              <w:t>课程模拟澄清：既有视频系统负责录像与不少于30天保存；本项目负责调阅、回放和验证。该责任分配不覆盖原始需求书明确强制要求，现实采购或实施前待教师/模拟甲方确认。</w:t>
             </w:r>
           </w:p>
         </w:tc>
@@ -10046,11 +10048,11 @@
             </w:pPr>
             <w:r>
               <w:rPr>
-                <w:rFonts w:ascii="宋体" w:hAnsi="宋体" w:eastAsia="宋体"/>
-                <w:b w:val="0"/>
-                <w:sz w:val="18"/>
-              </w:rPr>
-              <w:t>实时视频一键调阅、GB/T 28181；结合 P1 §3.3、§8.1及模拟裁决，历史录像回放按强制要求处理，既有视频系统负责存储及≥30天保存，乙方负责接口调阅、回放和验证</w:t>
+                <w:rFonts w:ascii="宋体" w:hAnsi="宋体"/>
+                <w:b w:val="0"/>
+                <w:sz w:val="18"/>
+              </w:rPr>
+              <w:t>本条整体为★：实时视频一键调阅、GB/T 28181；其中“历史回放”子句为“宜支持”。但原始需求书 §8.1(1) 接口要求及 FR-11.3 对录像检索/历史回放提出强制接口响应，故本方案实施调阅、回放和验证；既有视频系统存储及≥30天保存的课程模拟责任边界待教师/模拟甲方确认</w:t>
             </w:r>
           </w:p>
         </w:tc>
@@ -11268,7 +11270,7 @@
         <w:keepLines/>
       </w:pPr>
       <w:r>
-        <w:t>制定计划并选择预案版本，系统按周期生成任务并通知执行人。执行人按流程反馈，结束后依据条目化模板评分和记录问题，责任人制定改进措施并跟踪关闭。</w:t>
+        <w:t>制定计划并选择预案版本，系统按周期生成任务并通知执行人。对适用每半年至少一次的对象，系统以滚动六个月窗口统计具备执行证据的已关闭实例；临近届满提示责任人，届满未达标标记逾期并进入整改或补演跟踪。频次统计、提醒、豁免说明和报告均可回溯至计划与实例。</w:t>
       </w:r>
     </w:p>
     <w:p>
@@ -16218,7 +16220,8 @@
         <w:keepLines/>
       </w:pPr>
       <w:r>
-        <w:t>指标保障： 在甲方提供的正常可用验收通道内支持不少于 20 路并行，终端到达率不低于 99%（KN-006、KN-007）。</w:t>
+        <w:rPr/>
+        <w:t>指标保障： PE-04 消息推送不少于 20 路并行、终端到达率不低于 99%（内部台账 KN-006、KN-007）；在甲方提供的正常可用验收通道内验证。</w:t>
       </w:r>
     </w:p>
     <w:p>
@@ -16410,7 +16413,8 @@
         <w:keepLines/>
       </w:pPr>
       <w:r>
-        <w:t>指标保障： 地图常规操作不超过 2 秒（KN-035），人员位置刷新不超过 2 秒/次且不降低甲方亚米级源精度（KN-008、KN-009），综合安防视图刷新不超过 30 秒（KN-016），应急信息视图默认不超过 60 秒（KN-017）。</w:t>
+        <w:rPr/>
+        <w:t>指标保障： PE-08 地图常规操作不超过 2 秒（内部台账 KN-035）；PE-05 人员位置刷新不超过 2 秒/次且不降低甲方亚米级源精度（内部台账 KN-008、KN-009）；PE-10 综合安防视图刷新不超过 30 秒、应急信息视图默认不超过 60 秒（内部台账 KN-016、KN-017）。</w:t>
       </w:r>
     </w:p>
     <w:p>
@@ -16550,7 +16554,8 @@
         <w:keepLines/>
       </w:pPr>
       <w:r>
-        <w:t>指标保障： 报警/告警输入响应不超过 2 秒（KN-011）；视频首帧不超过 3 秒（KN-010）；竣工验收完成视频、信息发布、物联网和中台四系统端到端联动（KN-064）。</w:t>
+        <w:rPr/>
+        <w:t>指标保障： PE-02 报警/告警输入响应不超过 2 秒（内部台账 KN-011）；PE-06 视频首帧不超过 3 秒（内部台账 KN-010）；竣工验收完成视频、信息发布、物联网和中台四系统端到端联动（内部台账 KN-064）。</w:t>
       </w:r>
     </w:p>
     <w:p>
@@ -16754,7 +16759,8 @@
         <w:keepLines/>
       </w:pPr>
       <w:r>
-        <w:t>指标保障： 扫码打卡写入/回传不超过 1 秒（KN-036）；位置刷新不超过 2 秒/次且不降低源精度（KN-008、KN-009）。</w:t>
+        <w:rPr/>
+        <w:t>指标保障： PE-09 扫码打卡写入/回传不超过 1 秒（内部台账 KN-036）；PE-05 位置刷新不超过 2 秒/次且不降低源精度（内部台账 KN-008、KN-009）。</w:t>
       </w:r>
     </w:p>
     <w:p>
@@ -16949,6 +16955,569 @@
         <w:t>5.12 性能与容量</w:t>
       </w:r>
     </w:p>
+    <w:p>
+      <w:r>
+        <w:t>性能条款在正式响应中以原始需求书的 PE 编号为主，KN 仅用于内部控制台账。PE-01—PE-12 的逐项阈值、测试方法和证据索引如下；正文引用单项指标时同步标注对应 PE 编号。</w:t>
+      </w:r>
+    </w:p>
+    <w:tbl>
+      <w:tblPr>
+        <w:tblW w:type="auto" w:w="0"/>
+        <w:tblLook w:firstColumn="1" w:firstRow="1" w:lastColumn="0" w:lastRow="0" w:noHBand="0" w:noVBand="1" w:val="04A0"/>
+      </w:tblPr>
+      <w:tblGrid>
+        <w:gridCol w:w="2257"/>
+        <w:gridCol w:w="2257"/>
+        <w:gridCol w:w="2257"/>
+        <w:gridCol w:w="2257"/>
+      </w:tblGrid>
+      <w:tr>
+        <w:tc>
+          <w:tcPr>
+            <w:tcW w:type="dxa" w:w="2257"/>
+          </w:tcPr>
+          <w:p>
+            <w:r>
+              <w:t>PE 编号</w:t>
+            </w:r>
+          </w:p>
+        </w:tc>
+        <w:tc>
+          <w:tcPr>
+            <w:tcW w:type="dxa" w:w="2257"/>
+          </w:tcPr>
+          <w:p>
+            <w:r>
+              <w:t>对外响应指标</w:t>
+            </w:r>
+          </w:p>
+        </w:tc>
+        <w:tc>
+          <w:tcPr>
+            <w:tcW w:type="dxa" w:w="2257"/>
+          </w:tcPr>
+          <w:p>
+            <w:r>
+              <w:t>验证要点</w:t>
+            </w:r>
+          </w:p>
+        </w:tc>
+        <w:tc>
+          <w:tcPr>
+            <w:tcW w:type="dxa" w:w="2257"/>
+          </w:tcPr>
+          <w:p>
+            <w:r>
+              <w:t>内部台账</w:t>
+            </w:r>
+          </w:p>
+        </w:tc>
+      </w:tr>
+      <w:tr>
+        <w:tc>
+          <w:tcPr>
+            <w:tcW w:type="dxa" w:w="2257"/>
+          </w:tcPr>
+          <w:p>
+            <w:r>
+              <w:t>PE-01</w:t>
+            </w:r>
+          </w:p>
+        </w:tc>
+        <w:tc>
+          <w:tcPr>
+            <w:tcW w:type="dxa" w:w="2257"/>
+          </w:tcPr>
+          <w:p>
+            <w:r>
+              <w:t>预案启动通知/任务下发 ≤3秒</w:t>
+            </w:r>
+          </w:p>
+        </w:tc>
+        <w:tc>
+          <w:tcPr>
+            <w:tcW w:type="dxa" w:w="2257"/>
+          </w:tcPr>
+          <w:p>
+            <w:r>
+              <w:t>服务端启动、任务与消息时间戳</w:t>
+            </w:r>
+          </w:p>
+        </w:tc>
+        <w:tc>
+          <w:tcPr>
+            <w:tcW w:type="dxa" w:w="2257"/>
+          </w:tcPr>
+          <w:p>
+            <w:r>
+              <w:t>KN-003</w:t>
+            </w:r>
+          </w:p>
+        </w:tc>
+      </w:tr>
+      <w:tr>
+        <w:tc>
+          <w:tcPr>
+            <w:tcW w:type="dxa" w:w="2257"/>
+          </w:tcPr>
+          <w:p>
+            <w:r>
+              <w:t>PE-02</w:t>
+            </w:r>
+          </w:p>
+        </w:tc>
+        <w:tc>
+          <w:tcPr>
+            <w:tcW w:type="dxa" w:w="2257"/>
+          </w:tcPr>
+          <w:p>
+            <w:r>
+              <w:t>报警/告警输入响应 ≤2秒</w:t>
+            </w:r>
+          </w:p>
+        </w:tc>
+        <w:tc>
+          <w:tcPr>
+            <w:tcW w:type="dxa" w:w="2257"/>
+          </w:tcPr>
+          <w:p>
+            <w:r>
+              <w:t>告警源与事件时间戳</w:t>
+            </w:r>
+          </w:p>
+        </w:tc>
+        <w:tc>
+          <w:tcPr>
+            <w:tcW w:type="dxa" w:w="2257"/>
+          </w:tcPr>
+          <w:p>
+            <w:r>
+              <w:t>KN-011</w:t>
+            </w:r>
+          </w:p>
+        </w:tc>
+      </w:tr>
+      <w:tr>
+        <w:tc>
+          <w:tcPr>
+            <w:tcW w:type="dxa" w:w="2257"/>
+          </w:tcPr>
+          <w:p>
+            <w:r>
+              <w:t>PE-03</w:t>
+            </w:r>
+          </w:p>
+        </w:tc>
+        <w:tc>
+          <w:tcPr>
+            <w:tcW w:type="dxa" w:w="2257"/>
+          </w:tcPr>
+          <w:p>
+            <w:r>
+              <w:t>事件确认至处置任务下达 ≤3分钟</w:t>
+            </w:r>
+          </w:p>
+        </w:tc>
+        <w:tc>
+          <w:tcPr>
+            <w:tcW w:type="dxa" w:w="2257"/>
+          </w:tcPr>
+          <w:p>
+            <w:r>
+              <w:t>审批与任务时间线</w:t>
+            </w:r>
+          </w:p>
+        </w:tc>
+        <w:tc>
+          <w:tcPr>
+            <w:tcW w:type="dxa" w:w="2257"/>
+          </w:tcPr>
+          <w:p>
+            <w:r>
+              <w:t>KN-012</w:t>
+            </w:r>
+          </w:p>
+        </w:tc>
+      </w:tr>
+      <w:tr>
+        <w:tc>
+          <w:tcPr>
+            <w:tcW w:type="dxa" w:w="2257"/>
+          </w:tcPr>
+          <w:p>
+            <w:r>
+              <w:t>PE-04</w:t>
+            </w:r>
+          </w:p>
+        </w:tc>
+        <w:tc>
+          <w:tcPr>
+            <w:tcW w:type="dxa" w:w="2257"/>
+          </w:tcPr>
+          <w:p>
+            <w:r>
+              <w:t>消息 ≥20路并行、到达率 ≥99%</w:t>
+            </w:r>
+          </w:p>
+        </w:tc>
+        <w:tc>
+          <w:tcPr>
+            <w:tcW w:type="dxa" w:w="2257"/>
+          </w:tcPr>
+          <w:p>
+            <w:r>
+              <w:t>正常验收通道发送与回执</w:t>
+            </w:r>
+          </w:p>
+        </w:tc>
+        <w:tc>
+          <w:tcPr>
+            <w:tcW w:type="dxa" w:w="2257"/>
+          </w:tcPr>
+          <w:p>
+            <w:r>
+              <w:t>KN-006、KN-007</w:t>
+            </w:r>
+          </w:p>
+        </w:tc>
+      </w:tr>
+      <w:tr>
+        <w:tc>
+          <w:tcPr>
+            <w:tcW w:type="dxa" w:w="2257"/>
+          </w:tcPr>
+          <w:p>
+            <w:r>
+              <w:t>PE-05</w:t>
+            </w:r>
+          </w:p>
+        </w:tc>
+        <w:tc>
+          <w:tcPr>
+            <w:tcW w:type="dxa" w:w="2257"/>
+          </w:tcPr>
+          <w:p>
+            <w:r>
+              <w:t>人员位置刷新 ≤2秒/次、源精度亚米级且不降低</w:t>
+            </w:r>
+          </w:p>
+        </w:tc>
+        <w:tc>
+          <w:tcPr>
+            <w:tcW w:type="dxa" w:w="2257"/>
+          </w:tcPr>
+          <w:p>
+            <w:r>
+              <w:t>源与展示坐标、时间戳</w:t>
+            </w:r>
+          </w:p>
+        </w:tc>
+        <w:tc>
+          <w:tcPr>
+            <w:tcW w:type="dxa" w:w="2257"/>
+          </w:tcPr>
+          <w:p>
+            <w:r>
+              <w:t>KN-008、KN-009</w:t>
+            </w:r>
+          </w:p>
+        </w:tc>
+      </w:tr>
+      <w:tr>
+        <w:tc>
+          <w:tcPr>
+            <w:tcW w:type="dxa" w:w="2257"/>
+          </w:tcPr>
+          <w:p>
+            <w:r>
+              <w:t>PE-06</w:t>
+            </w:r>
+          </w:p>
+        </w:tc>
+        <w:tc>
+          <w:tcPr>
+            <w:tcW w:type="dxa" w:w="2257"/>
+          </w:tcPr>
+          <w:p>
+            <w:r>
+              <w:t>视频调阅首帧 ≤3秒</w:t>
+            </w:r>
+          </w:p>
+        </w:tc>
+        <w:tc>
+          <w:tcPr>
+            <w:tcW w:type="dxa" w:w="2257"/>
+          </w:tcPr>
+          <w:p>
+            <w:r>
+              <w:t>请求、取流与首帧时间</w:t>
+            </w:r>
+          </w:p>
+        </w:tc>
+        <w:tc>
+          <w:tcPr>
+            <w:tcW w:type="dxa" w:w="2257"/>
+          </w:tcPr>
+          <w:p>
+            <w:r>
+              <w:t>KN-010</w:t>
+            </w:r>
+          </w:p>
+        </w:tc>
+      </w:tr>
+      <w:tr>
+        <w:tc>
+          <w:tcPr>
+            <w:tcW w:type="dxa" w:w="2257"/>
+          </w:tcPr>
+          <w:p>
+            <w:r>
+              <w:t>PE-07</w:t>
+            </w:r>
+          </w:p>
+        </w:tc>
+        <w:tc>
+          <w:tcPr>
+            <w:tcW w:type="dxa" w:w="2257"/>
+          </w:tcPr>
+          <w:p>
+            <w:r>
+              <w:t>Web 普通业务页面 95%请求 ≤3秒</w:t>
+            </w:r>
+          </w:p>
+        </w:tc>
+        <w:tc>
+          <w:tcPr>
+            <w:tcW w:type="dxa" w:w="2257"/>
+          </w:tcPr>
+          <w:p>
+            <w:r>
+              <w:t>分位数、采样与资源水位</w:t>
+            </w:r>
+          </w:p>
+        </w:tc>
+        <w:tc>
+          <w:tcPr>
+            <w:tcW w:type="dxa" w:w="2257"/>
+          </w:tcPr>
+          <w:p>
+            <w:r>
+              <w:t>KN-034</w:t>
+            </w:r>
+          </w:p>
+        </w:tc>
+      </w:tr>
+      <w:tr>
+        <w:tc>
+          <w:tcPr>
+            <w:tcW w:type="dxa" w:w="2257"/>
+          </w:tcPr>
+          <w:p>
+            <w:r>
+              <w:t>PE-08</w:t>
+            </w:r>
+          </w:p>
+        </w:tc>
+        <w:tc>
+          <w:tcPr>
+            <w:tcW w:type="dxa" w:w="2257"/>
+          </w:tcPr>
+          <w:p>
+            <w:r>
+              <w:t>地图常规操作 ≤2秒</w:t>
+            </w:r>
+          </w:p>
+        </w:tc>
+        <w:tc>
+          <w:tcPr>
+            <w:tcW w:type="dxa" w:w="2257"/>
+          </w:tcPr>
+          <w:p>
+            <w:r>
+              <w:t>视口操作、时间戳与资源水位</w:t>
+            </w:r>
+          </w:p>
+        </w:tc>
+        <w:tc>
+          <w:tcPr>
+            <w:tcW w:type="dxa" w:w="2257"/>
+          </w:tcPr>
+          <w:p>
+            <w:r>
+              <w:t>KN-035</w:t>
+            </w:r>
+          </w:p>
+        </w:tc>
+      </w:tr>
+      <w:tr>
+        <w:tc>
+          <w:tcPr>
+            <w:tcW w:type="dxa" w:w="2257"/>
+          </w:tcPr>
+          <w:p>
+            <w:r>
+              <w:t>PE-09</w:t>
+            </w:r>
+          </w:p>
+        </w:tc>
+        <w:tc>
+          <w:tcPr>
+            <w:tcW w:type="dxa" w:w="2257"/>
+          </w:tcPr>
+          <w:p>
+            <w:r>
+              <w:t>移动端扫码打卡写入/回传 ≤1秒</w:t>
+            </w:r>
+          </w:p>
+        </w:tc>
+        <w:tc>
+          <w:tcPr>
+            <w:tcW w:type="dxa" w:w="2257"/>
+          </w:tcPr>
+          <w:p>
+            <w:r>
+              <w:t>客户端、服务端与回执时间戳</w:t>
+            </w:r>
+          </w:p>
+        </w:tc>
+        <w:tc>
+          <w:tcPr>
+            <w:tcW w:type="dxa" w:w="2257"/>
+          </w:tcPr>
+          <w:p>
+            <w:r>
+              <w:t>KN-036</w:t>
+            </w:r>
+          </w:p>
+        </w:tc>
+      </w:tr>
+      <w:tr>
+        <w:tc>
+          <w:tcPr>
+            <w:tcW w:type="dxa" w:w="2257"/>
+          </w:tcPr>
+          <w:p>
+            <w:r>
+              <w:t>PE-10</w:t>
+            </w:r>
+          </w:p>
+        </w:tc>
+        <w:tc>
+          <w:tcPr>
+            <w:tcW w:type="dxa" w:w="2257"/>
+          </w:tcPr>
+          <w:p>
+            <w:r>
+              <w:t>综合安防视图 ≤30秒、应急信息视图默认 ≤60秒</w:t>
+            </w:r>
+          </w:p>
+        </w:tc>
+        <w:tc>
+          <w:tcPr>
+            <w:tcW w:type="dxa" w:w="2257"/>
+          </w:tcPr>
+          <w:p>
+            <w:r>
+              <w:t>视图刷新与来源时间</w:t>
+            </w:r>
+          </w:p>
+        </w:tc>
+        <w:tc>
+          <w:tcPr>
+            <w:tcW w:type="dxa" w:w="2257"/>
+          </w:tcPr>
+          <w:p>
+            <w:r>
+              <w:t>KN-016、KN-017</w:t>
+            </w:r>
+          </w:p>
+        </w:tc>
+      </w:tr>
+      <w:tr>
+        <w:tc>
+          <w:tcPr>
+            <w:tcW w:type="dxa" w:w="2257"/>
+          </w:tcPr>
+          <w:p>
+            <w:r>
+              <w:t>PE-11</w:t>
+            </w:r>
+          </w:p>
+        </w:tc>
+        <w:tc>
+          <w:tcPr>
+            <w:tcW w:type="dxa" w:w="2257"/>
+          </w:tcPr>
+          <w:p>
+            <w:r>
+              <w:t>应急峰值并发在线用户 ≥100人</w:t>
+            </w:r>
+          </w:p>
+        </w:tc>
+        <w:tc>
+          <w:tcPr>
+            <w:tcW w:type="dxa" w:w="2257"/>
+          </w:tcPr>
+          <w:p>
+            <w:r>
+              <w:t>并发负荷、错误率和资源水位</w:t>
+            </w:r>
+          </w:p>
+        </w:tc>
+        <w:tc>
+          <w:tcPr>
+            <w:tcW w:type="dxa" w:w="2257"/>
+          </w:tcPr>
+          <w:p>
+            <w:r>
+              <w:t>KN-028</w:t>
+            </w:r>
+          </w:p>
+        </w:tc>
+      </w:tr>
+      <w:tr>
+        <w:tc>
+          <w:tcPr>
+            <w:tcW w:type="dxa" w:w="2257"/>
+          </w:tcPr>
+          <w:p>
+            <w:r>
+              <w:t>PE-12</w:t>
+            </w:r>
+          </w:p>
+        </w:tc>
+        <w:tc>
+          <w:tcPr>
+            <w:tcW w:type="dxa" w:w="2257"/>
+          </w:tcPr>
+          <w:p>
+            <w:r>
+              <w:t>一年期统计报表生成 ≤5秒</w:t>
+            </w:r>
+          </w:p>
+        </w:tc>
+        <w:tc>
+          <w:tcPr>
+            <w:tcW w:type="dxa" w:w="2257"/>
+          </w:tcPr>
+          <w:p>
+            <w:r>
+              <w:t>统计请求、结果与资源水位</w:t>
+            </w:r>
+          </w:p>
+        </w:tc>
+        <w:tc>
+          <w:tcPr>
+            <w:tcW w:type="dxa" w:w="2257"/>
+          </w:tcPr>
+          <w:p>
+            <w:r>
+              <w:t>KN-037</w:t>
+            </w:r>
+          </w:p>
+        </w:tc>
+      </w:tr>
+    </w:tbl>
     <w:p>
       <w:pPr>
         <w:pStyle w:val="3"/>
